--- a/docs/studienskripte/word-rohfassungen/wirkungsmanagement-v1.docx
+++ b/docs/studienskripte/word-rohfassungen/wirkungsmanagement-v1.docx
@@ -29,47 +29,7 @@
     </w:p>
     <w:p>
       <w:r>
-        <w:t>Track: Wirkungsmanagement</w:t>
-      </w:r>
-    </w:p>
-    <w:p>
-      <w:r>
-        <w:t>Kurscode: wirkungsmanagement</w:t>
-      </w:r>
-    </w:p>
-    <w:p>
-      <w:r>
-        <w:t>Vorlesungscode: WM-V1</w:t>
-      </w:r>
-    </w:p>
-    <w:p>
-      <w:r>
-        <w:t>Modul/Abschnitt: WM</w:t>
-      </w:r>
-    </w:p>
-    <w:p>
-      <w:r>
-        <w:t>Titel: Was ist Wirkungsmanagement?</w:t>
-      </w:r>
-    </w:p>
-    <w:p>
-      <w:r>
-        <w:t>Status: Rohfassung V0 · Sprint-Produktionslauf · muss im nächsten Tiefensprint auf 40-50 Seiten erweitert werden</w:t>
-      </w:r>
-    </w:p>
-    <w:p>
-      <w:r>
-        <w:t>Quelle: woek-akademie-app/docs/lehrgaenge/wirkungsmanagement-v1-was-ist-wirkungsmanagement.md</w:t>
-      </w:r>
-    </w:p>
-    <w:p>
-      <w:r>
-        <w:t>Ablage: Markdown-Master in content/studienskripte/wirkungsmanagement-v1.md, Word-Rohfassung in docs/studienskripte/word-rohfassungen/wirkungsmanagement-v1.docx</w:t>
-      </w:r>
-    </w:p>
-    <w:p>
-      <w:r>
-        <w:t>Wissensbasis: aktuelles Grundlagenwerk, Website-Korpus inklusive Journal, Akademie-Quelltexte, Glossar, interne Dossiers und externe Fachquellen</w:t>
+        <w:t>Track: Wirkungsmanagement Kurscode: wirkungsmanagement Vorlesungscode: WM-V1 Modul/Abschnitt: WM Titel: Was ist Wirkungsmanagement? Status: Rohfassung V0 · Sprint-Produktionslauf · muss im nächsten Tiefensprint auf 40-50 Seiten erweitert werden Quelle: woek-akademie-app/docs/lehrgaenge/wirkungsmanagement-v1-was-ist-wirkungsmanagement.md Ablage: Markdown-Master in content/studienskripte/wirkungsmanagement-v1.md, Word-Rohfassung in docs/studienskripte/word-rohfassungen/wirkungsmanagement-v1.docx Wissensbasis: aktuelles Grundlagenwerk, Website-Korpus inklusive Journal, Akademie-Quelltexte, Glossar, interne Dossiers und externe Fachquellen</w:t>
       </w:r>
     </w:p>
     <w:p>
@@ -171,27 +131,7 @@
     </w:p>
     <w:p>
       <w:r>
-        <w:t>Track / Kurscode: wirkungsmanagement</w:t>
-      </w:r>
-    </w:p>
-    <w:p>
-      <w:r>
-        <w:t>Vorlesungscode: WM-V1</w:t>
-      </w:r>
-    </w:p>
-    <w:p>
-      <w:r>
-        <w:t>Empfohlene Dauer: ~45 Min · Videolänge: ~14 Min</w:t>
-      </w:r>
-    </w:p>
-    <w:p>
-      <w:r>
-        <w:t>Voraussetzung: Grundlagenlehrgang abgeschlossen (GRUND-V1…V7)</w:t>
-      </w:r>
-    </w:p>
-    <w:p>
-      <w:r>
-        <w:t>Führende Quellen (Repo): source-assets/originals/WOeK_Begriffsleitfaden_fuehrend_v1.0.md (§6.2 Präzisierungsbegriffe) · assets/pdf/die-neue-ordnung-des-wohlstands.pdf (Unternehmen, Wirkungskompetenz) · Glossar begriffe/</w:t>
+        <w:t>Track / Kurscode: wirkungsmanagement Vorlesungscode: WM-V1 Empfohlene Dauer: ~45 Min · Videolänge: ~14 Min Voraussetzung: Grundlagenlehrgang abgeschlossen (GRUND-V1…V7) Führende Quellen (Repo): source-assets/originals/WOeK_Begriffsleitfaden_fuehrend_v1.0.md (§6.2 Präzisierungsbegriffe) · assets/pdf/die-neue-ordnung-des-wohlstands.pdf (Unternehmen, Wirkungskompetenz) · Glossar begriffe/</w:t>
       </w:r>
     </w:p>
     <w:p>
@@ -1325,42 +1265,7 @@
     </w:p>
     <w:p>
       <w:r>
-        <w:t>```chart-spec</w:t>
-      </w:r>
-    </w:p>
-    <w:p>
-      <w:r>
-        <w:t>slug: wirkungsmanagement-v1-wirkpfad</w:t>
-      </w:r>
-    </w:p>
-    <w:p>
-      <w:r>
-        <w:t>type: wirkpfad</w:t>
-      </w:r>
-    </w:p>
-    <w:p>
-      <w:r>
-        <w:t>reuse_first: true</w:t>
-      </w:r>
-    </w:p>
-    <w:p>
-      <w:r>
-        <w:t>preferred_asset: content/studienskripte/assets/wirkungsmanagement-v1/wirkungsmanagement-v1-wirkpfad.svg</w:t>
-      </w:r>
-    </w:p>
-    <w:p>
-      <w:r>
-        <w:t>message: Was ist Wirkungsmanagement? wird als Wirkpfad von Auslöser über Mechanismus, Wirkungsempfänger und Zustandsveränderung bis zur Rückkopplung dargestellt.</w:t>
-      </w:r>
-    </w:p>
-    <w:p>
-      <w:r>
-        <w:t>source: WÖk-Grundlagenwerk, Website-Korpus, Akademie-Quelltexte, Glossar</w:t>
-      </w:r>
-    </w:p>
-    <w:p>
-      <w:r>
-        <w:t>```</w:t>
+        <w:t>``chart-spec slug: wirkungsmanagement-v1-wirkpfad type: wirkpfad reuse_first: true preferred_asset: content/studienskripte/assets/wirkungsmanagement-v1/wirkungsmanagement-v1-wirkpfad.svg message: Was ist Wirkungsmanagement? wird als Wirkpfad von Auslöser über Mechanismus, Wirkungsempfänger und Zustandsveränderung bis zur Rückkopplung dargestellt. source: WÖk-Grundlagenwerk, Website-Korpus, Akademie-Quelltexte, Glossar ``</w:t>
       </w:r>
     </w:p>
     <w:p>

--- a/docs/studienskripte/word-rohfassungen/wirkungsmanagement-v1.docx
+++ b/docs/studienskripte/word-rohfassungen/wirkungsmanagement-v1.docx
@@ -29,7 +29,7 @@
     </w:p>
     <w:p>
       <w:r>
-        <w:t>Track: Wirkungsmanagement Kurscode: wirkungsmanagement Vorlesungscode: WM-V1 Modul/Abschnitt: WM Titel: Was ist Wirkungsmanagement? Status: Rohfassung V0 · Sprint-Produktionslauf · muss im nächsten Tiefensprint auf 40-50 Seiten erweitert werden Quelle: woek-akademie-app/docs/lehrgaenge/wirkungsmanagement-v1-was-ist-wirkungsmanagement.md Ablage: Markdown-Master in content/studienskripte/wirkungsmanagement-v1.md, Word-Rohfassung in docs/studienskripte/word-rohfassungen/wirkungsmanagement-v1.docx Wissensbasis: aktuelles Grundlagenwerk, Website-Korpus inklusive Journal, Akademie-Quelltexte, Glossar, interne Dossiers und externe Fachquellen</w:t>
+        <w:t>Track: Wirkungsmanagement Kurscode: wirkungsmanagement Vorlesungscode: WM-V1 Modul/Abschnitt: WM Titel: Was ist Wirkungsmanagement? Status: Tiefenskript-Sprint 8 · substanzielle Arbeitsfassung, Claude-CI/CD-Finalisierung offen Quelle: woek-akademie-app/docs/lehrgaenge/wirkungsmanagement-v1-was-ist-wirkungsmanagement.md Ablage: Markdown-Master in content/studienskripte/wirkungsmanagement-v1.md, Word-Rohfassung in docs/studienskripte/word-rohfassungen/wirkungsmanagement-v1.docx Wissensbasis: aktuelles Grundlagenwerk, Website-Korpus inklusive Journal, Akademie-Quelltexte, Glossar, interne Dossiers und externe Fachquellen</w:t>
       </w:r>
     </w:p>
     <w:p>
@@ -1618,17 +1618,1337 @@
         <w:pStyle w:val="Heading2"/>
       </w:pPr>
       <w:r>
-        <w:t>7. Prüfungsrelevanz</w:t>
-      </w:r>
-    </w:p>
-    <w:p>
-      <w:r>
-        <w:t>Diese Vorlesung ist prüfungsrelevant, aber die eigentliche Antwortlogik gehört nicht in das öffentliche Studienskript. Zertifikatsfragen, CorrectAnswer, Scoring-Regeln und Fallrubrics werden separat in der geschützten App-Lane unter woek-akademie-app/content/pruefungen/ gepflegt.</w:t>
-      </w:r>
-    </w:p>
-    <w:p>
-      <w:r>
-        <w:t>Für den Fragenpool sind besonders geeignet:</w:t>
+        <w:t>7. Tiefenskript-Erweiterung Sprint 8</w:t>
+      </w:r>
+    </w:p>
+    <w:p>
+      <w:r>
+        <w:t>Status dieser Erweiterung: ausgebaute Arbeitsfassung für Claude-CI/CD, Word-Rohfassung und Reader-Spiegel. Sie ersetzt noch nicht die spätere Satz-, Quellen- und PDF-Finalisierung, bringt die Vorlesung aber aus der Kurzfassung in eine substanzielle Studienskriptfassung.</w:t>
+      </w:r>
+    </w:p>
+    <w:p>
+      <w:pPr>
+        <w:pStyle w:val="Heading3"/>
+      </w:pPr>
+      <w:r>
+        <w:t>7.1 Leitthese</w:t>
+      </w:r>
+    </w:p>
+    <w:p>
+      <w:r>
+        <w:t>Was ist Wirkungsmanagement? übersetzt die Wirkungsökonomie in Führungs-, Strategie- und Organisationspraxis. Wirkungsmanagement heißt: Wirkung nicht nur berichten, sondern Ziele, Rollen, Entscheidungen, Kultur und Rückkopplung danach ausrichten.</w:t>
+      </w:r>
+    </w:p>
+    <w:p>
+      <w:r>
+        <w:t>Die Vorlesung bleibt dabei an die Grundregel gebunden: Wirkung ist neutral und relational. Erst die Bewertung im Referenzrahmen Mensch, Planet, Demokratie, SDGs, Agenda 2030 und SDG+ entscheidet, ob eine Veränderung positiv, negativ oder ambivalent einzuordnen ist. Wenn eine Zielgröße gemeint ist, sprechen wir von positiver Netto-Wirkung.</w:t>
+      </w:r>
+    </w:p>
+    <w:p>
+      <w:pPr>
+        <w:pStyle w:val="Heading3"/>
+      </w:pPr>
+      <w:r>
+        <w:t>7.2 Didaktische Einordnung im Studiengang</w:t>
+      </w:r>
+    </w:p>
+    <w:p>
+      <w:r>
+        <w:t>WM-V1 liegt an der Schwelle zwischen begrifflicher Grundlegung und Bewertungsarchitektur. Die Studierenden sollen nicht nur Begriffe wiedergeben, sondern an Fällen erkennen, welche Aussage schon Wirkung behauptet, welche nur Wirkungspotenzial beschreibt und wo ein Wirkungsrisiko offenliegt. Der Tiefensinn dieser Vorlesung liegt deshalb nicht in zusätzlicher Komplexität, sondern in besserer Unterscheidungsfähigkeit.</w:t>
+      </w:r>
+    </w:p>
+    <w:p>
+      <w:r>
+        <w:t>Für die spätere Praxis ist entscheidend, dass jede Analyse vier Ebenen getrennt hält:</w:t>
+      </w:r>
+    </w:p>
+    <w:p>
+      <w:r>
+        <w:t>1. Beschreibung: Was geschieht tatsächlich oder soll geschehen?</w:t>
+      </w:r>
+    </w:p>
+    <w:p>
+      <w:r>
+        <w:t>2. Kausalannahme: Über welchen Mechanismus könnte daraus eine Zustandsveränderung entstehen?</w:t>
+      </w:r>
+    </w:p>
+    <w:p>
+      <w:r>
+        <w:t>3. Bewertung: Welche Richtung hat diese Veränderung im Referenzrahmen?</w:t>
+      </w:r>
+    </w:p>
+    <w:p>
+      <w:r>
+        <w:t>4. Rückkopplung: Welche Entscheidung, Regel, Ressource oder Kommunikation wird dadurch verändert?</w:t>
+      </w:r>
+    </w:p>
+    <w:p>
+      <w:r>
+        <w:t>Wo diese Ebenen vermischt werden, entstehen typische WÖk-Fehler: Aktivität wird als Wirkung ausgegeben, Reichweite ersetzt Zustandsveränderung, gute Absicht verdeckt Nebenwirkungen oder Reporting wird mit Lernen verwechselt.</w:t>
+      </w:r>
+    </w:p>
+    <w:p>
+      <w:pPr>
+        <w:pStyle w:val="Heading3"/>
+      </w:pPr>
+      <w:r>
+        <w:t>7.3 Analysemodell</w:t>
+      </w:r>
+    </w:p>
+    <w:tbl>
+      <w:tblPr>
+        <w:tblStyle w:val="TableGrid"/>
+        <w:tblW w:type="auto" w:w="0"/>
+        <w:jc w:val="left"/>
+        <w:tblLook w:firstColumn="1" w:firstRow="1" w:lastColumn="0" w:lastRow="0" w:noHBand="0" w:noVBand="1" w:val="04A0"/>
+      </w:tblPr>
+      <w:tblGrid>
+        <w:gridCol w:w="2340"/>
+        <w:gridCol w:w="2340"/>
+        <w:gridCol w:w="2340"/>
+        <w:gridCol w:w="2340"/>
+      </w:tblGrid>
+      <w:tr>
+        <w:tc>
+          <w:tcPr>
+            <w:tcW w:type="dxa" w:w="2340"/>
+            <w:vAlign w:val="center"/>
+          </w:tcPr>
+          <w:p>
+            <w:r>
+              <w:rPr>
+                <w:b/>
+              </w:rPr>
+              <w:t>Analyseobjekt</w:t>
+            </w:r>
+          </w:p>
+        </w:tc>
+        <w:tc>
+          <w:tcPr>
+            <w:tcW w:type="dxa" w:w="2340"/>
+            <w:vAlign w:val="center"/>
+          </w:tcPr>
+          <w:p>
+            <w:r>
+              <w:rPr>
+                <w:b/>
+              </w:rPr>
+              <w:t>Woran es wirkt</w:t>
+            </w:r>
+          </w:p>
+        </w:tc>
+        <w:tc>
+          <w:tcPr>
+            <w:tcW w:type="dxa" w:w="2340"/>
+            <w:vAlign w:val="center"/>
+          </w:tcPr>
+          <w:p>
+            <w:r>
+              <w:rPr>
+                <w:b/>
+              </w:rPr>
+              <w:t>Typischer Fehler</w:t>
+            </w:r>
+          </w:p>
+        </w:tc>
+        <w:tc>
+          <w:tcPr>
+            <w:tcW w:type="dxa" w:w="2340"/>
+            <w:vAlign w:val="center"/>
+          </w:tcPr>
+          <w:p>
+            <w:r>
+              <w:rPr>
+                <w:b/>
+              </w:rPr>
+              <w:t>Saubere WÖk-Lesart</w:t>
+            </w:r>
+          </w:p>
+        </w:tc>
+      </w:tr>
+      <w:tr>
+        <w:tc>
+          <w:tcPr>
+            <w:tcW w:type="dxa" w:w="2340"/>
+            <w:vAlign w:val="center"/>
+          </w:tcPr>
+          <w:p>
+            <w:r>
+              <w:t>Managementebene</w:t>
+            </w:r>
+          </w:p>
+        </w:tc>
+        <w:tc>
+          <w:tcPr>
+            <w:tcW w:type="dxa" w:w="2340"/>
+            <w:vAlign w:val="center"/>
+          </w:tcPr>
+          <w:p>
+            <w:r>
+              <w:t>WÖk-Frage</w:t>
+            </w:r>
+          </w:p>
+        </w:tc>
+        <w:tc>
+          <w:tcPr>
+            <w:tcW w:type="dxa" w:w="2340"/>
+            <w:vAlign w:val="center"/>
+          </w:tcPr>
+          <w:p>
+            <w:r>
+              <w:t>Typischer Fehler</w:t>
+            </w:r>
+          </w:p>
+        </w:tc>
+        <w:tc>
+          <w:tcPr>
+            <w:tcW w:type="dxa" w:w="2340"/>
+            <w:vAlign w:val="center"/>
+          </w:tcPr>
+          <w:p>
+            <w:r>
+              <w:t>Praxisanforderung</w:t>
+            </w:r>
+          </w:p>
+        </w:tc>
+      </w:tr>
+      <w:tr>
+        <w:tc>
+          <w:tcPr>
+            <w:tcW w:type="dxa" w:w="2340"/>
+            <w:vAlign w:val="center"/>
+          </w:tcPr>
+          <w:p>
+            <w:r>
+              <w:t>Strategie</w:t>
+            </w:r>
+          </w:p>
+        </w:tc>
+        <w:tc>
+          <w:tcPr>
+            <w:tcW w:type="dxa" w:w="2340"/>
+            <w:vAlign w:val="center"/>
+          </w:tcPr>
+          <w:p>
+            <w:r>
+              <w:t>Welche positive Netto-Wirkung wird angestrebt?</w:t>
+            </w:r>
+          </w:p>
+        </w:tc>
+        <w:tc>
+          <w:tcPr>
+            <w:tcW w:type="dxa" w:w="2340"/>
+            <w:vAlign w:val="center"/>
+          </w:tcPr>
+          <w:p>
+            <w:r>
+              <w:t>Purpose-Satz ohne Steuerung</w:t>
+            </w:r>
+          </w:p>
+        </w:tc>
+        <w:tc>
+          <w:tcPr>
+            <w:tcW w:type="dxa" w:w="2340"/>
+            <w:vAlign w:val="center"/>
+          </w:tcPr>
+          <w:p>
+            <w:r>
+              <w:t>Ziel, Wirkpfad und Entscheidung koppeln</w:t>
+            </w:r>
+          </w:p>
+        </w:tc>
+      </w:tr>
+      <w:tr>
+        <w:tc>
+          <w:tcPr>
+            <w:tcW w:type="dxa" w:w="2340"/>
+            <w:vAlign w:val="center"/>
+          </w:tcPr>
+          <w:p>
+            <w:r>
+              <w:t>Organisation</w:t>
+            </w:r>
+          </w:p>
+        </w:tc>
+        <w:tc>
+          <w:tcPr>
+            <w:tcW w:type="dxa" w:w="2340"/>
+            <w:vAlign w:val="center"/>
+          </w:tcPr>
+          <w:p>
+            <w:r>
+              <w:t>Wer trägt welche Wirkung?</w:t>
+            </w:r>
+          </w:p>
+        </w:tc>
+        <w:tc>
+          <w:tcPr>
+            <w:tcW w:type="dxa" w:w="2340"/>
+            <w:vAlign w:val="center"/>
+          </w:tcPr>
+          <w:p>
+            <w:r>
+              <w:t>Verantwortung diffus lassen</w:t>
+            </w:r>
+          </w:p>
+        </w:tc>
+        <w:tc>
+          <w:tcPr>
+            <w:tcW w:type="dxa" w:w="2340"/>
+            <w:vAlign w:val="center"/>
+          </w:tcPr>
+          <w:p>
+            <w:r>
+              <w:t>Rollen, Routinen und Eskalationswege definieren</w:t>
+            </w:r>
+          </w:p>
+        </w:tc>
+      </w:tr>
+      <w:tr>
+        <w:tc>
+          <w:tcPr>
+            <w:tcW w:type="dxa" w:w="2340"/>
+            <w:vAlign w:val="center"/>
+          </w:tcPr>
+          <w:p>
+            <w:r>
+              <w:t>Risiko</w:t>
+            </w:r>
+          </w:p>
+        </w:tc>
+        <w:tc>
+          <w:tcPr>
+            <w:tcW w:type="dxa" w:w="2340"/>
+            <w:vAlign w:val="center"/>
+          </w:tcPr>
+          <w:p>
+            <w:r>
+              <w:t>Welche Nebenwirkungen und Zielkonflikte entstehen?</w:t>
+            </w:r>
+          </w:p>
+        </w:tc>
+        <w:tc>
+          <w:tcPr>
+            <w:tcW w:type="dxa" w:w="2340"/>
+            <w:vAlign w:val="center"/>
+          </w:tcPr>
+          <w:p>
+            <w:r>
+              <w:t>nur positive Wirkung erzählen</w:t>
+            </w:r>
+          </w:p>
+        </w:tc>
+        <w:tc>
+          <w:tcPr>
+            <w:tcW w:type="dxa" w:w="2340"/>
+            <w:vAlign w:val="center"/>
+          </w:tcPr>
+          <w:p>
+            <w:r>
+              <w:t>Wirkungsrisiken eigenständig analysieren</w:t>
+            </w:r>
+          </w:p>
+        </w:tc>
+      </w:tr>
+      <w:tr>
+        <w:tc>
+          <w:tcPr>
+            <w:tcW w:type="dxa" w:w="2340"/>
+            <w:vAlign w:val="center"/>
+          </w:tcPr>
+          <w:p>
+            <w:r>
+              <w:t>Lernen</w:t>
+            </w:r>
+          </w:p>
+        </w:tc>
+        <w:tc>
+          <w:tcPr>
+            <w:tcW w:type="dxa" w:w="2340"/>
+            <w:vAlign w:val="center"/>
+          </w:tcPr>
+          <w:p>
+            <w:r>
+              <w:t>Wie verändert Bewertung die Praxis?</w:t>
+            </w:r>
+          </w:p>
+        </w:tc>
+        <w:tc>
+          <w:tcPr>
+            <w:tcW w:type="dxa" w:w="2340"/>
+            <w:vAlign w:val="center"/>
+          </w:tcPr>
+          <w:p>
+            <w:r>
+              <w:t>Reporting als Abschluss</w:t>
+            </w:r>
+          </w:p>
+        </w:tc>
+        <w:tc>
+          <w:tcPr>
+            <w:tcW w:type="dxa" w:w="2340"/>
+            <w:vAlign w:val="center"/>
+          </w:tcPr>
+          <w:p>
+            <w:r>
+              <w:t>Rückkopplung in Budget, Prozesse und Führung</w:t>
+            </w:r>
+          </w:p>
+        </w:tc>
+      </w:tr>
+    </w:tbl>
+    <w:p/>
+    <w:p>
+      <w:pPr>
+        <w:pStyle w:val="Heading3"/>
+      </w:pPr>
+      <w:r>
+        <w:t>7.4 Modellformel</w:t>
+      </w:r>
+    </w:p>
+    <w:p>
+      <w:r>
+        <w:t>Die folgende Formel ist ein didaktisches Denkmodell, kein amtlicher Bewertungsstandard:</w:t>
+      </w:r>
+    </w:p>
+    <w:p>
+      <w:r>
+        <w:t>Managementwirkung = Zielklarheit + Verantwortlichkeit + Daten + Entscheidung + Rueckkopplung</w:t>
+      </w:r>
+    </w:p>
+    <w:p>
+      <w:r>
+        <w:t>Die Formel ist ein Arbeitsmodell: Management wirkt, wenn Ziel, Verantwortung, Daten, Entscheidung und Rückkopplung zusammenkommen.</w:t>
+      </w:r>
+    </w:p>
+    <w:p>
+      <w:r>
+        <w:t>Die Formel soll gerade keine Scheingenauigkeit erzeugen. Sie zwingt dazu, die Faktoren offen zu legen, die eine Aussage tragen. In einem echten Bewertungsprozess müssten Datenquelle, Aktualität, Datenqualitätsklasse, Unsicherheitsgrad und Rückkopplungsregel ergänzt werden.</w:t>
+      </w:r>
+    </w:p>
+    <w:p>
+      <w:pPr>
+        <w:pStyle w:val="Heading3"/>
+      </w:pPr>
+      <w:r>
+        <w:t>7.5 Fallfenster</w:t>
+      </w:r>
+    </w:p>
+    <w:p>
+      <w:r>
+        <w:t>Fall 1. Ein Unternehmen kann Was ist Wirkungsmanagement? als Workshop-Thema behandeln und danach unverändert weiterarbeiten. Wirkungsmanagement beginnt erst, wenn Entscheidungen, Verantwortlichkeiten und Budgets tatsächlich angepasst werden.</w:t>
+      </w:r>
+    </w:p>
+    <w:p>
+      <w:r>
+        <w:t>Fall 2. Ein Team erkennt eine negative Nebenwirkung seines Produkts. Die WÖk-Frage lautet nicht, wer schuld ist, sondern welcher Wirkpfad korrigiert werden muss und welche Trägerstruktur Lernen ermöglicht.</w:t>
+      </w:r>
+    </w:p>
+    <w:p>
+      <w:pPr>
+        <w:pStyle w:val="Heading3"/>
+      </w:pPr>
+      <w:r>
+        <w:t>7.6 Prüfungsnahe Fallfragen ohne geschützte Antwortlogik</w:t>
+      </w:r>
+    </w:p>
+    <w:p>
+      <w:r>
+        <w:t>Diese Fragen sind öffentlich und dienen dem Lernen. Die geschützte Antwortlogik, Scoring-Regeln und CorrectAnswer-Felder bleiben in der Prüfungs-Lane der App.</w:t>
+      </w:r>
+    </w:p>
+    <w:p>
+      <w:r>
+        <w:t>1. Beschreibe den Auslöser im Fall und trenne ihn von Absicht, Image oder Reichweite.</w:t>
+      </w:r>
+    </w:p>
+    <w:p>
+      <w:r>
+        <w:t>2. Formuliere einen plausiblen Wirkpfad mit Wirkungsempfängern, Zustandsveränderung und Rückkopplung.</w:t>
+      </w:r>
+    </w:p>
+    <w:p>
+      <w:r>
+        <w:t>3. Benenne mindestens ein Wirkungspotenzial und ein Wirkungsrisiko.</w:t>
+      </w:r>
+    </w:p>
+    <w:p>
+      <w:r>
+        <w:t>4. Zeige, welche Quelle oder Datenart nötig wäre, um von Potenzial zu belastbarer Wirkungsaussage zu kommen.</w:t>
+      </w:r>
+    </w:p>
+    <w:p>
+      <w:r>
+        <w:t>5. Prüfe, ob Nichtkompensation oder Reverse Merit Order einschlägig sein könnten.</w:t>
+      </w:r>
+    </w:p>
+    <w:p>
+      <w:r>
+        <w:t>6. Formuliere eine saubere Wirkungsaussage in einem Satz: Was wissen wir, was nehmen wir an, was bleibt offen?</w:t>
+      </w:r>
+    </w:p>
+    <w:p>
+      <w:pPr>
+        <w:pStyle w:val="Heading3"/>
+      </w:pPr>
+      <w:r>
+        <w:t>7.7 Auswertung aus der lebenden Website-Referenz</w:t>
+      </w:r>
+    </w:p>
+    <w:p>
+      <w:pPr>
+        <w:pStyle w:val="Heading3"/>
+      </w:pPr>
+      <w:r>
+        <w:t>Quellenanker: Kapitel 42 - Unternehmen als Wirkungssysteme</w:t>
+      </w:r>
+    </w:p>
+    <w:p>
+      <w:r>
+        <w:t>Interne Quelle: referenz/kapitel-042-unternehmen-als-wirkungssysteme/index.html</w:t>
+      </w:r>
+    </w:p>
+    <w:p>
+      <w:r>
+        <w:t>Ein Unternehmen ist dann nicht mehr nur eine Einheit zur Gewinnerzielung. Es ist ein organisierter Wirkungsraum, der Zustände verändert.</w:t>
+      </w:r>
+    </w:p>
+    <w:p>
+      <w:r>
+        <w:t>Unternehmen erzeugen Produkte, Dienstleistungen, Arbeitsbedingungen, Lieferketten, Daten, Kapitalflüsse, Innovationen, Routinen, Deutungen, Kultur und gesellschaftliche Rückwirkungen. Sie beeinflussen Klima, Wasser, Ressourcen, Gesundheit, Sicherheit, Einkommen, Kompetenzen, Regionen, Familien, demokratische Öffentlichkeit und künftige Entwicklungspfade. Sie stehen nicht außerhalb der Gesellschaft. Sie sind Teil ihrer Wirkungsarchitektur.</w:t>
+      </w:r>
+    </w:p>
+    <w:p>
+      <w:r>
+        <w:t>Das bedeutet nicht, Gewinn, Markt oder Wettbewerb abzuschaffen. Es bedeutet, sie an den richtigen Ort zu stellen. Gewinn bleibt notwendig, aber er ist nicht der letzte Maßstab. Er zeigt, dass ein Unternehmen wirtschaftlich tragfähig sein kann. Er beweist nicht, dass seine Wirkung positiv ist. Ein Unternehmen kann profitabel sein und zugleich Mensch, Planet oder Demokratie schwächen. Es kann auch wirtschaftlich erfolgreich sein, weil es reale Probleme löst, Resilienz stärkt und Zukunft ermöglicht.</w:t>
+      </w:r>
+    </w:p>
+    <w:p>
+      <w:r>
+        <w:t>Der Leitgedanke dieses Kapitels lautet: Ein Unternehmen ist nicht nur eine Einheit zur Gewinnerzielung. Es ist ein organisierter Wirkungsraum, der Zustände verändert.</w:t>
+      </w:r>
+    </w:p>
+    <w:p>
+      <w:pPr>
+        <w:pStyle w:val="Heading3"/>
+      </w:pPr>
+      <w:r>
+        <w:t>42.1 Unternehmenszweck</w:t>
+      </w:r>
+    </w:p>
+    <w:p>
+      <w:r>
+        <w:t>Der Zweck eines Unternehmens kann nicht länger nur aus Kapitalvermehrung abgeleitet werden. Ein Unternehmen organisiert Menschen, Ressourcen, Wissen, Kapital, Technologie und Beziehungen, um etwas in der Welt hervorzubringen. Dieses Hervorbringen verändert Zustände. Genau dort beginnt der wirkungsökonomische Unternehmenszweck.</w:t>
+      </w:r>
+    </w:p>
+    <w:p>
+      <w:r>
+        <w:t>Der klassische Unternehmenszweck wurde lange eng gelesen: Kapital einsetzen, Produkte oder Dienstleistungen verkaufen, Gewinne erzielen, Eigentümerinteressen erfüllen. Diese Sicht hat betriebswirtschaftliche Klarheit. Sie erklärt, warum Unternehmen investieren, kalkulieren, Risiken eingehen und Effizienz suchen. Sie greift aber zu kurz, wenn sie die tatsächliche Wirkung des Unternehmens ausblendet.</w:t>
+      </w:r>
+    </w:p>
+    <w:p>
+      <w:r>
+        <w:t>Ein Unternehmen existiert nicht nur in seiner Bilanz. Es existiert in Wirkungsräumen: in seinen Lieferketten, Produktionsstandorten, Arbeitsbeziehungen, Produkten, Datenstrukturen, Kundenerfahrungen, Innovationspfaden und öffentlichen Signalen. Deshalb muss Unternehmenszweck mehr bedeuten als wirtschaftliche Selbsterhaltung. Er muss beantworten, welche positive Netto-Wirkung das Unternehmen ermöglicht und welche negativen Wirkungen es begrenzt.</w:t>
+      </w:r>
+    </w:p>
+    <w:p>
+      <w:r>
+        <w:t>Das Systemmodell der Wirkungsökonomie beschreibt Wirtschaft als Wirkungssystem: Wertschöpfung soll nicht aus Ressourcenentzug, sondern aus Wirkung entstehen; Unternehmen sollen positive Netto-Wirkung erzeugen, Mensch, Planet und Demokratie stärken, Ressourcen regenerieren und gesellschaftliche Transformation unterstützen. Diese Formulierung benennt die Richtung: Unternehmen werden nicht nur danach gelesen, was sie verkaufen, sondern danach, welche Zustände sie verändern.</w:t>
+      </w:r>
+    </w:p>
+    <w:p>
+      <w:r>
+        <w:t>Damit grenzt sich die Wirkungsökonomie auch von bloßem Purpose-Marketing ab. Ein Unternehmenszweck ist kein Slogan, keine Kampagne und kein Leitbild auf der Website. Wirkung ist nicht die Behauptung eines guten Zwecks. Wirkung ist die tatsächliche Veränderung von Zuständen. Ein Unternehmen kann „Purpose“ kommunizieren und dennoch geringe oder negative Wirkung erzeugen. Umgekehrt kann ein Unternehmen ohne große Sprache hohe Wirkung leisten, wenn seine Produkte, Prozesse, Arbeitsbedingungen und Lieferketten reale Zustände verbessern.</w:t>
+      </w:r>
+    </w:p>
+    <w:p>
+      <w:r>
+        <w:t>Ein wirkungsökonomischer Unternehmenszweck muss daher überprüfbar sein. Er muss in Strategie, Governance, Investitionen, Produktentwicklung, Beschaffung, Personal, Daten, Risiko und Entscheidungen wieder auftauchen. Er darf nicht neben dem Geschäftsmodell stehen. Er muss das Geschäftsmodell ordnen.</w:t>
+      </w:r>
+    </w:p>
+    <w:p>
+      <w:r>
+        <w:t>Externe Unternehmensdebatten haben diese Verschiebung vorbereitet. Die Stakeholder-Theorie machte sichtbar, dass Unternehmen nicht nur gegenüber Anteilseigner:innen, sondern gegenüber vielen Anspruchsgruppen in Beziehung stehen. Neuere Arbeiten zum Unternehmenszweck betonen, dass Unternehmen Probleme profitabel lösen sollen, statt Profit aus der Erzeugung von Problemen zu ziehen. Die Wirkungsökonomie geht darüber hinaus, indem sie diese Einsicht nicht nur als Governance-Frage, sondern als Wirkungsarchitektur versteht: Zweck wird erst dann real, wenn Wirkung gemessen, bewertet und rückgekoppelt wird.</w:t>
+      </w:r>
+    </w:p>
+    <w:p>
+      <w:pPr>
+        <w:pStyle w:val="Heading3"/>
+      </w:pPr>
+      <w:r>
+        <w:t>42.2 Gewinn als Ergebnis, nicht Ziel</w:t>
+      </w:r>
+    </w:p>
+    <w:p>
+      <w:r>
+        <w:t>Gewinn ist nicht der Feind der Wirkungsökonomie. Ein Unternehmen, das dauerhaft Verluste erzeugt, kann seine Wirkung kaum stabil erhalten. Es kann keine Löhne zahlen, keine Innovation finanzieren, keine Lieferanten sichern, keine Infrastruktur pflegen und keine Risiken auffangen. Wirtschaftliche Tragfähigkeit ist notwendig.</w:t>
+      </w:r>
+    </w:p>
+    <w:p>
+      <w:r>
+        <w:t>Aber Gewinn ist Ergebnis, nicht Ziel.</w:t>
+      </w:r>
+    </w:p>
+    <w:p>
+      <w:r>
+        <w:t>Wenn Gewinn zum obersten Ziel wird, ordnet sich das Unternehmen der Kapitalvermehrung unter. Dann werden Produkte, Arbeit, Lieferketten, Kund:innen, Natur, Daten und Öffentlichkeit nach ihrer Fähigkeit gelesen, Gewinn zu erzeugen. Wirkungen, die nicht im Preis erscheinen, werden leichter ausgelagert. Negative Wirkung kann rational erscheinen, wenn sie Kosten senkt oder Erlöse erhöht. Positive Wirkung kann benachteiligt werden, wenn sie kurzfristig teurer ist.</w:t>
+      </w:r>
+    </w:p>
+    <w:p>
+      <w:r>
+        <w:t>Die Wirkungsökonomie verschiebt diese Logik. Ein Unternehmen soll nicht zufällig positive Wirkung erzeugen, während Gewinn das Ziel bleibt. Es soll Gewinn durch gute Wirkung ermöglichen. Der Gewinn zeigt dann nicht, dass das Unternehmen gut ist. Er zeigt nur, dass seine Lösung wirtschaftlich besteht. Ob sie wirkungsökonomisch tragfähig ist, entscheidet sich an Mensch, Planet und Demokratie.</w:t>
+      </w:r>
+    </w:p>
+    <w:p>
+      <w:r>
+        <w:t>Diese Unterscheidung ist wichtig, weil sonst zwei Fehler entstehen. Der erste Fehler ist Gewinnfeindlichkeit. Dann wird wirtschaftliche Tragfähigkeit unterschätzt. Der zweite Fehler ist Gewinnvergötzung. Dann wird jedes profitable Geschäftsmodell als wertvoll behandelt, selbst wenn es negative Zustände erzeugt. Die Wirkungsökonomie vermeidet beide Fehler. Sie ordnet Gewinn in eine größere Wirkungslogik ein.</w:t>
+      </w:r>
+    </w:p>
+    <w:p>
+      <w:r>
+        <w:t>Ein Gewinn kann aus Wirkleistung entstehen. Dann löst ein Unternehmen reale Probleme, verbessert Zustände, begrenzt Risiken, schafft gute Arbeit, entwickelt nützliche Technologien, stärkt Regeneration oder erhöht Lebensqualität. Ein Gewinn kann aber auch aus Scheinleistung, Blindleistung oder Verlustleistung entstehen. Dann verkauft ein Unternehmen Produkte, die Folgekosten verschieben, Aufmerksamkeit ausbeuten, Naturkapital verbrauchen, Beschäftigte überlasten oder demokratische Räume beschädigen.</w:t>
+      </w:r>
+    </w:p>
+    <w:p>
+      <w:r>
+        <w:t>In der alten Ordnung sehen beide Gewinne in der Bilanz ähnlich aus. In der Wirkungsökonomie werden sie verschieden gelesen.</w:t>
+      </w:r>
+    </w:p>
+    <w:p>
+      <w:r>
+        <w:t>Das bedeutet nicht, dass Unternehmen moralisch sortiert werden. Es bedeutet, dass wirtschaftliche Erfolge nicht ohne Wirkungsprüfung verstanden werden dürfen. Gewinn bleibt ein wichtiges Signal. Aber er ist ein Tragfähigkeitssignal, kein Wahrheitsbeweis. Ein Unternehmen ist nicht erfolgreich, weil es Gewinn macht. Es ist wirkungsökonomisch erfolgreich, wenn es Gewinn auf eine Weise erzielt, die positive Netto-Wirkung erzeugt und negative Wirkung begrenzt.</w:t>
+      </w:r>
+    </w:p>
+    <w:p>
+      <w:pPr>
+        <w:pStyle w:val="Heading3"/>
+      </w:pPr>
+      <w:r>
+        <w:t>42.3 Wirkung in Strategie und Governance</w:t>
+      </w:r>
+    </w:p>
+    <w:p>
+      <w:r>
+        <w:t>Wenn Unternehmen Wirkungssysteme sind, darf Wirkung nicht in einer Nachhaltigkeitsabteilung enden. Sie muss in Strategie und Governance eingehen. Strategie entscheidet, wohin ein Unternehmen seine Fähigkeiten, Investitionen, Produkte, Märkte, Daten, Talente und Kapitalströme lenkt. Governance entscheidet, wer Verantwortung übernimmt, welche Informationen im Entscheidungsraum erscheinen, wie Risiken behandelt werden und welche Ziele Priorität erhalten.</w:t>
+      </w:r>
+    </w:p>
+    <w:p>
+      <w:r>
+        <w:t>Wirkung in Strategie bedeutet, dass ein Unternehmen seine Zukunft nicht nur nach Umsatz, Marge, Marktanteil oder Wachstum plant. Es fragt auch, welche Zustände durch seine Strategie verändert werden. Welche Probleme löst das Unternehmen? Welche Risiken erzeugt es? Welche Ressourcen verbraucht es? Welche Abhängigkeiten schafft es? Welche Fähigkeiten baut es auf? Welche Wirkungsräume stärkt oder schwächt es? Welche Wirkungspotenziale entstehen durch neue Produkte, Daten, Technologien oder Märkte?</w:t>
+      </w:r>
+    </w:p>
+    <w:p>
+      <w:r>
+        <w:t>Wirkung in Governance bedeutet, dass diese Fragen in die Entscheidungsarchitektur eingehen. Wirkung darf nicht als Bericht nach der Entscheidung erscheinen. Sie muss vor der Entscheidung in den Raum. Vorstand, Geschäftsführung, Aufsichtsgremien, Risikofunktionen, Controlling, Einkauf, Produktentwicklung, Personal, Recht, Kommunikation und Nachhaltigkeit müssen mit einer gemeinsamen Wirkungslogik arbeiten. Sonst entstehen Silos: Eine Abteilung optimiert Kosten, eine andere berichtet Nachhaltigkeit, eine dritte verwaltet Risiko, eine vierte kommuniziert Purpose.</w:t>
+      </w:r>
+    </w:p>
+    <w:p>
+      <w:r>
+        <w:t>Die Wirkungsökonomie verlangt Verbindung. Das Begriffssystem der Wirkungsökonomie liefert dafür die Sprache: Wirkung, Wirkungspotenzial, Wirkungsträger, Wirkungsempfänger, Wirkungsraum, systemischer Wert, normativer Wert, Wirkleistung, Netto-Wirkung, Wirkungsrisiko, Wirkungsresilienz, Wirkungsdaten, Wirkungskapital und Wirkungskompetenz. Diese Begriffe sind nicht für das Buch allein geschrieben. Sie müssen in Organisationen handlungsfähig werden.</w:t>
+      </w:r>
+    </w:p>
+    <w:p>
+      <w:r>
+        <w:t>Wirkung in Governance heißt deshalb: Entscheidungen werden nicht nur nach finanzieller Zielerreichung geprüft, sondern nach Wirkungszusammenhang. Welche direkte Wirkung entsteht? Welche indirekte Wirkung? Welche verzögerte Wirkung? Welche systemische Wirkung? Welche Nebenwirkung? Welche Gegenwirkung? Welche Datenqualität liegt vor? Welche Unsicherheit bleibt? Welche Rückkopplung ist vorgesehen?</w:t>
+      </w:r>
+    </w:p>
+    <w:p>
+      <w:r>
+        <w:t>Hier verbindet sich Teil VII mit der Systemlogik der Wirkungsökonomie. Unternehmen brauchen ein eigenes Wirkungsrad: Handlung, Wirkung oder Wirkungspotenzial, Zustandsveränderung, systemischer Wert, normativer Wert, Wirkungslenkung, veränderte Anreize, neue Handlung, Rückkopplung und Lernen. Wenn diese Logik nicht in Unternehmensentscheidungen zurückkehrt, bleibt Wirkung externes Reporting. Wenn sie zurückkehrt, wird das Unternehmen lernfähig.</w:t>
+      </w:r>
+    </w:p>
+    <w:p>
+      <w:r>
+        <w:t>Damit ist auch klar, was dieses Kapitel noch nicht leistet. Es entfaltet noch keine Führungslehre. Das folgt im nächsten Kapitel. Es baut noch kein Wirkungscontrolling auf. Das folgt später in diesem Teil. Es erklärt noch keine Lieferkettensteuerung im Detail. Auch das folgt später. Es legt nur die grundlegende Unternehmenslogik fest: Wirkung muss in Strategie und Governance erscheinen, sonst bleibt sie Kommunikation.</w:t>
+      </w:r>
+    </w:p>
+    <w:p>
+      <w:pPr>
+        <w:pStyle w:val="Heading3"/>
+      </w:pPr>
+      <w:r>
+        <w:t>42.4 Verantwortung über die Bilanz hinaus</w:t>
+      </w:r>
+    </w:p>
+    <w:p>
+      <w:r>
+        <w:t>Die Bilanz zeigt Vermögen, Schulden, Eigenkapital, Erträge, Aufwendungen und finanzielle Lage. Sie ist unverzichtbar. Aber sie zeigt nicht vollständig, welche Zustände ein Unternehmen verändert. Viele Wirkungen erscheinen nicht in der Bilanz, obwohl sie real sind: Emissionen, Wasserstress, Arbeitsbelastung, Vertrauen, Gesundheitsfolgen, Lieferkettenrisiken, Datenmissbrauch, demokratische Rückwirkungen, Resilienzverluste, soziale Folgekosten, Naturkapitalverbrauch und künftige Haftungsrisiken.</w:t>
+      </w:r>
+    </w:p>
+    <w:p>
+      <w:r>
+        <w:t>Verantwortung über die Bilanz hinaus bedeutet nicht, dass Unternehmen für alles verantwortlich sind. Es bedeutet, dass die Reichweite unternehmerischer Wirkung größer ist als die Reichweite der klassischen Rechnungslegung. Unternehmen wirken direkt, wenn sie produzieren, beschäftigen, investieren, kommunizieren und verkaufen. Sie wirken indirekt über Lieferketten, Kapital, Kundennutzung, technische Standards, Datenräume, Vertrieb, Lobbyarbeit und Branchenlogiken. Sie wirken verzögert, wenn Produkte, Infrastrukturen, Gewohnheiten oder Risiken erst später Folgen zeigen. Sie wirken systemisch, wenn sie Märkte, Normen, Technologien, Erwartungen und politische Möglichkeitsräume verändern.</w:t>
+      </w:r>
+    </w:p>
+    <w:p>
+      <w:r>
+        <w:t>Diese Wirkung kann nicht vollständig in eine klassische Bilanz gepresst werden. Aber sie darf auch nicht außerhalb der Verantwortung bleiben.</w:t>
+      </w:r>
+    </w:p>
+    <w:p>
+      <w:r>
+        <w:t>Die externe Debatte zur nichtfinanziellen Berichterstattung, zur doppelten Wesentlichkeit, zu Stakeholdern und zu Unternehmensverantwortung hat bereits gezeigt, dass finanzielle Berichte allein nicht mehr ausreichen. Die Wirkungsökonomie nimmt diesen Befund auf und entwickelt ihn weiter: Es genügt nicht, Wirkung zusätzlich offenzulegen. Wirkung muss in Strategie, Governance und Entscheidung zurückkehren.</w:t>
+      </w:r>
+    </w:p>
+    <w:p>
+      <w:r>
+        <w:t>Verantwortung über die Bilanz hinaus bedeutet auch, Wirkung nicht an Unternehmensgrenzen enden zu lassen. Ein Unternehmen kann nicht nur auf die eigene Fabrik schauen, wenn ein großer Teil seiner Wirkung in Vorleistungen liegt. Es kann nicht nur den Verkauf erfassen, wenn die Nutzung des Produkts zentrale Wirkungen erzeugt. Es kann nicht nur den direkten Arbeitsplatz betrachten, wenn sein Geschäftsmodell ganze Arbeitsmärkte, Regionen oder Kommunikationsräume verändert.</w:t>
+      </w:r>
+    </w:p>
+    <w:p>
+      <w:r>
+        <w:t>Das heißt nicht, jede Folge vollständig einem Unternehmen zuzurechnen. Die systemischen Teile haben gezeigt, dass Wirkung in nichttrivialen Systemen entsteht. Verantwortung braucht deshalb Differenzierung: Wissen, Einfluss, Rolle, Macht, Reichweite, Zumutbarkeit, Datenlage und Nähe zur Wirkung. Ein Unternehmen mit hoher Wirkungskraft, hoher Marktmacht, tiefen Lieferketten, großen Datenbeständen oder starkem öffentlichen Einfluss hat andere Verantwortung als ein kleines Unternehmen mit begrenzter Reichweite.</w:t>
+      </w:r>
+    </w:p>
+    <w:p>
+      <w:r>
+        <w:t>Verantwortung über die Bilanz hinaus heißt daher: Unternehmen müssen die Wirkungen in den Räumen prüfen, die sie real gestalten können. Sie müssen nicht die Welt allein retten. Sie müssen aber ihre eigenen Wirkungsräume ernst nehmen.</w:t>
+      </w:r>
+    </w:p>
+    <w:p>
+      <w:pPr>
+        <w:pStyle w:val="Heading3"/>
+      </w:pPr>
+      <w:r>
+        <w:t>Quellenanker: Kapitel 43 - Wirkungsorientierte Unternehmensführung</w:t>
+      </w:r>
+    </w:p>
+    <w:p>
+      <w:r>
+        <w:t>Interne Quelle: referenz/kapitel-043-wirkungsorientierte-unternehmensfuehrung/index.html</w:t>
+      </w:r>
+    </w:p>
+    <w:p>
+      <w:r>
+        <w:t>Kapitel 42 hat Unternehmen als Wirkungssysteme beschrieben. Ein Unternehmen ist nicht nur eine Einheit zur Gewinnerzielung, sondern ein organisierter Wirkungsraum. Daraus folgt eine neue Führungsfrage: Wie werden Wahrnehmung, Entscheidung, Verantwortung und Korrektur so gestaltet, dass ein Unternehmen positive Wirkung erzeugen und negative Wirkung begrenzen kann?</w:t>
+      </w:r>
+    </w:p>
+    <w:p>
+      <w:r>
+        <w:t>Wirkungsorientierte Unternehmensführung ist keine weichere Variante klassischer Führung. Sie ist anspruchsvoller. Sie behandelt Führung nicht als Kontrolle von Menschen, sondern als Gestaltung von Rückkopplungen. Führung schafft die Bedingungen, unter denen Menschen, Teams, Daten, Technologien, Lieferanten, Prozesse und Entscheidungen auf Wirkung ausgerichtet werden können.</w:t>
+      </w:r>
+    </w:p>
+    <w:p>
+      <w:r>
+        <w:t>Der Leitgedanke dieses Kapitels lautet: Wirkungsorientierte Führung kontrolliert nicht jedes Detail. Sie gestaltet Rückkopplungen, in denen ein Unternehmen lernen und Verantwortung übernehmen kann.</w:t>
+      </w:r>
+    </w:p>
+    <w:p>
+      <w:pPr>
+        <w:pStyle w:val="Heading3"/>
+      </w:pPr>
+      <w:r>
+        <w:t>43.1 Führung als Systemsteuerung</w:t>
+      </w:r>
+    </w:p>
+    <w:p>
+      <w:r>
+        <w:t>Führung wird in der Wirkungsökonomie als Verantwortung für Orientierung, Entscheidung, Beziehung, Rückkopplung und Ermöglichung verstanden. Diese Verantwortung kann an formale Positionen gebunden sein, muss es aber nicht. Geschäftsführung, Projektleitung, Einkauf, Produktentwicklung, Betriebsrat, Qualitätsmanagement, Risikofunktion, Fachkräfte, Moderation, Pflegekoordination oder Community Management können Führungswirkung erzeugen, wenn sie Bedingungen gemeinsamer Wirkung gestalten.</w:t>
+      </w:r>
+    </w:p>
+    <w:p>
+      <w:r>
+        <w:t>Das unterscheidet Führung von bloßer Anweisung. Eine Anweisung sagt, was getan werden soll. Führung als Systemsteuerung fragt, welche Bedingungen dazu führen, dass Menschen richtig wahrnehmen, relevante Daten ernst nehmen, Zielkonflikte aussprechen, Fehler melden, Verantwortung teilen und Entscheidungen korrigieren können. In komplexen Organisationen reicht Kontrolle nicht aus. Kontrolle sieht, was gemeldet wird. Führung muss auch ermöglichen, dass das Richtige gemeldet wird.</w:t>
+      </w:r>
+    </w:p>
+    <w:p>
+      <w:r>
+        <w:t>Die systemischen Teile haben gezeigt, warum das nötig ist. Unternehmen sind nichttriviale Systeme. Gleiche Vorgaben erzeugen in verschiedenen Bereichen unterschiedliche Wirkung. Ein Ziel kann Innovation auslösen oder Angst. Ein Bonus kann Fokus schaffen oder Wirkung verdrängen. Eine Kennzahl kann Orientierung geben oder Manipulation erzeugen. Eine Entscheidung kann Kosten senken und später Qualität, Vertrauen oder Resilienz beschädigen.</w:t>
+      </w:r>
+    </w:p>
+    <w:p>
+      <w:r>
+        <w:t>Führung als Systemsteuerung bedeutet daher: Die Organisation muss lernen, wie ihre eigenen Entscheidungen wirken. Sie muss erkennen, welche Wirkungsräume sie öffnet, welche Nebenwirkungen entstehen und welche Rückkopplungen fehlen. Dazu braucht sie mehr als Hierarchie. Sie braucht Wahrnehmung, Transparenz, Widerspruch, Datenqualität, Rollenklärung, Konfliktfähigkeit und psychische Sicherheit.</w:t>
+      </w:r>
+    </w:p>
+    <w:p>
+      <w:r>
+        <w:t>Eine Führungskraft entscheidet nicht nur über Ziele. Sie entscheidet, welche Wirklichkeit in den Entscheidungsraum gelangt. Werden schlechte Nachrichten gehört oder abgewehrt? Werden Zielkonflikte offen bearbeitet oder verschwiegen? Werden Daten geschönt oder geprüft? Wird kurzfristige Zielerreichung belohnt, obwohl negative Wirkung entsteht? Werden Menschen als Ressource verbraucht oder als Wirkungswesen verstanden?</w:t>
+      </w:r>
+    </w:p>
+    <w:p>
+      <w:r>
+        <w:t>Diese Fragen sind nicht nebensächlich. Sie bestimmen, ob ein Unternehmen seine Wirkung überhaupt sehen kann.</w:t>
+      </w:r>
+    </w:p>
+    <w:p>
+      <w:pPr>
+        <w:pStyle w:val="Heading3"/>
+      </w:pPr>
+      <w:r>
+        <w:t>43.2 St. Gallen, Malik und Beer</w:t>
+      </w:r>
+    </w:p>
+    <w:p>
+      <w:r>
+        <w:t>Die Wirkungsökonomie erfindet den systemischen Blick auf Organisationen nicht neu. Sie schließt an Linien an, die Unternehmen seit Jahrzehnten nicht nur als Maschinen, sondern als komplexe soziale Systeme beschreiben. St. Gallen, Hans Ulrich, Fredmund Malik und Stafford Beer liefern dafür wichtige Bezugspunkte. Sie erklären die Wirkungsökonomie nicht vollständig, aber sie helfen, ihre Unternehmenslogik präziser zu fassen.</w:t>
+      </w:r>
+    </w:p>
+    <w:p>
+      <w:r>
+        <w:t>Hans Ulrich und die St. Galler Schule haben die Unternehmung als produktives soziales System verstanden. Eine Unternehmung ist in dieser Sicht nicht nur ein Produktionsapparat, sondern ein offenes System in Austausch mit Märkten, Gesellschaft, Technik, Natur und Institutionen. Für die Wirkungsökonomie ist das anschlussfähig, weil Unternehmen ihre Wirkung nicht in der Bilanzgrenze einschließen können. Sie stehen in Wirkungsräumen, die Arbeit, Produkte, Lieferketten, Kapital, Kultur, Umwelt und Demokratie verbinden.</w:t>
+      </w:r>
+    </w:p>
+    <w:p>
+      <w:r>
+        <w:t>Fredmund Malik betont Management als Umgang mit Komplexität. Gute Führung besteht nicht im heroischen Durchgriff, sondern in wirksamen Regeln, klaren Aufgaben, tragfähigen Strukturen, Feedback, Kommunikation und der Fähigkeit, Organisationen lebensfähig zu halten. In der Wirkungsökonomie wird diese Lebensfähigkeit an Mensch, Planet und Demokratie zurückgebunden. Ein Unternehmen ist nicht lebensfähig, wenn es nur finanziell stabil bleibt, aber seine ökologischen, sozialen oder demokratischen Grundlagen schwächt.</w:t>
+      </w:r>
+    </w:p>
+    <w:p>
+      <w:r>
+        <w:t>Stafford Beer liefert mit dem Viable System Model eine kybernetische Sicht auf Organisationen. Lebensfähige Systeme brauchen operative Einheiten, Koordination, Steuerung, Umweltbeobachtung und Grundsatzorientierung. Sie brauchen Rekursion: Jede Einheit muss in ihrem Bereich handlungsfähig sein, während das Gesamtsystem kohärent bleibt. Für die Wirkungsökonomie heißt das: Verantwortung darf nicht an der Spitze gesammelt werden. Wirkung entsteht in Beschaffung, Produktion, Daten, Vertrieb, Personal, Kommunikation, Produktentwicklung und Lieferketten. Jede Einheit braucht die Fähigkeit, Wirkung zu erkennen und zurückzumelden.</w:t>
+      </w:r>
+    </w:p>
+    <w:p>
+      <w:r>
+        <w:t>Diese drei Linien verbinden sich in der Wirkungsökonomie zu einer Führungslogik: Unternehmen sind offene, lernende, lebensfähige Systeme. Sie brauchen dezentrale Verantwortung, Rückkopplung und Orientierung an Wirkung. Sie brauchen Führung, die Komplexität nicht durch Scheinvereinfachung verdrängt, sondern handhabbar macht.</w:t>
+      </w:r>
+    </w:p>
+    <w:p>
+      <w:r>
+        <w:t>Das ist keine Managementmode. Es ist die Konsequenz aus der Systemlogik der Wirkungsökonomie. Wer Unternehmen als nichttriviale Systeme versteht, kann Führung nicht mehr als bloßes Befehlsverhältnis behandeln.</w:t>
+      </w:r>
+    </w:p>
+    <w:p>
+      <w:pPr>
+        <w:pStyle w:val="Heading3"/>
+      </w:pPr>
+      <w:r>
+        <w:t>43.3 Kybernetische Unternehmenslogik</w:t>
+      </w:r>
+    </w:p>
+    <w:p>
+      <w:r>
+        <w:t>Kybernetische Unternehmenslogik bedeutet, dass Führung auf Rückkopplung, Selbstbeobachtung und Korrektur angewiesen ist. Ein Unternehmen entscheidet nicht in einem stabilen Raum. Es verändert durch Entscheidungen den Raum, auf den es später wieder reagiert. Deshalb muss es lernen, was seine Entscheidungen auslösen.</w:t>
+      </w:r>
+    </w:p>
+    <w:p>
+      <w:r>
+        <w:t>In einer einfachen Maschinenlogik gibt es eine Anweisung, eine Ausführung und eine Kontrolle. In einer Wirkungslogik gibt es Wahrnehmung, Entscheidung, Handlung, Wirkung, Rückmeldung und Anpassung. Ein Unternehmen, das nur kontrolliert, prüft nachträglich, ob Vorgaben eingehalten wurden. Ein Unternehmen, das rückkoppelt, prüft, ob die Vorgaben selbst die richtige Wirkung erzeugen.</w:t>
+      </w:r>
+    </w:p>
+    <w:p>
+      <w:r>
+        <w:t>Dieser Unterschied ist maßgeblich für Führung. Eine Führung, die nur Einhaltung überwacht, kann formal erfolgreich sein und dennoch negative Wirkung stabilisieren. Ein Einkauf kann Zielpreise einhalten und Lieferkettenrisiken erhöhen. Ein Vertrieb kann Absatzziele erreichen und Manipulationsrisiken verstärken. Eine Produktentwicklung kann Kosten senken und Reparierbarkeit verschlechtern. Eine Kommunikationsabteilung kann Reichweite erhöhen und Vertrauen beschädigen. Ein Personalbereich kann Effizienzprogramme erfüllen und Erschöpfung steigern.</w:t>
+      </w:r>
+    </w:p>
+    <w:p>
+      <w:r>
+        <w:t>Rückkopplung statt bloßer Kontrolle heißt: Nicht nur die Abweichung vom Plan wird geprüft. Auch der Plan wird an seiner Wirkung gemessen. Die Organisation fragt, ob ihre Ziele, Daten, Anreize, Prozesse und Machtbeziehungen positive Wirkung ermöglichen oder verhindern.</w:t>
+      </w:r>
+    </w:p>
+    <w:p>
+      <w:r>
+        <w:t>Dafür braucht Führung drei Fähigkeiten. Erstens muss sie Wahrnehmung ordnen. Sie muss sicherstellen, dass relevante Wirkungsdaten, Risiken, Erfahrungen und Widersprüche in den Entscheidungsraum gelangen. Eine Organisation, die schlechte Nachrichten nicht hören will, kann keine Wirkungsökonomie betreiben. Zweitens muss sie Entscheidung ordnen. Sie muss klären, wer welche Entscheidung trifft, welche Wirkung berücksichtigt wird und wie Zielkonflikte bearbeitet werden. Dezentrale Verantwortung bedeutet nicht Unordnung. Sie bedeutet, dass Entscheidungen dort getroffen werden, wo Wissen vorhanden ist, und dass sie mit dem Gesamtsystem verbunden bleiben. Drittens muss sie Korrektur ordnen. Fehler, Nebenwirkungen und neue Daten müssen zu Anpassung führen. Eine Organisation, die Korrektur als Gesichtsverlust behandelt, wird Wirkungssimulation erzeugen. Eine Organisation, die Korrektur als Lernprozess versteht, kann mit Unsicherheit arbeiten.</w:t>
+      </w:r>
+    </w:p>
+    <w:p>
+      <w:r>
+        <w:t>Kybernetische Unternehmenslogik ist damit keine technische Kontrolllehre. Sie ist die Führungsform lernender Wirkungssysteme.</w:t>
+      </w:r>
+    </w:p>
+    <w:p>
+      <w:pPr>
+        <w:pStyle w:val="Heading3"/>
+      </w:pPr>
+      <w:r>
+        <w:t>43.4 Führung ohne patriarchale Kontrollillusion</w:t>
+      </w:r>
+    </w:p>
+    <w:p>
+      <w:r>
+        <w:t>Die Wirkungsökonomie kritisiert eine Form von Führung, die man patriarchale Kontrollillusion nennen kann. Gemeint ist nicht nur männliche Führung im engeren Sinn. Gemeint ist ein Muster: Führung versteht sich als Dominanz, Durchgriff, Besitz von Wahrheit, Kontrolle über Abweichung, Loyalität durch Schweigen und Status durch Unterordnung.</w:t>
+      </w:r>
+    </w:p>
+    <w:p>
+      <w:r>
+        <w:t>Dieses Muster passt schlecht zu nichttrivialen Systemen. Es erzeugt Gehorsam, aber keine Wahrheit. Es erzeugt Beruhigung nach oben, aber keine ehrliche Rückkopplung. Es erzeugt Machtkonzentration, aber keine Systemintelligenz. Es erzeugt Entscheidungstempo, aber unterdrückt Nebenwirkungen, Zielkonflikte und abweichendes Wissen.</w:t>
+      </w:r>
+    </w:p>
+    <w:p>
+      <w:r>
+        <w:t>Eine solche Führung kann kurzfristig erfolgreich erscheinen. Sie kann Entscheidungen beschleunigen, Kosten drücken, Widerstand disziplinieren und Verantwortung zentral bündeln. Langfristig erzeugt sie Blindleistung: Angst, politische Spiele, doppelte Arbeit, Datenkosmetik, Silodenken, Konfliktvermeidung, Machtkämpfe und innere Kündigung.</w:t>
+      </w:r>
+    </w:p>
+    <w:p>
+      <w:r>
+        <w:t>Wirkungsorientierte Führung arbeitet anders. Sie verwechselt Autorität nicht mit Kontrolle. Autorität entsteht durch Klarheit, Verantwortung, Kompetenz, Fairness, Rückkopplungsfähigkeit und die Bereitschaft, sich an Wirkung messen zu lassen. Sie braucht keine künstliche Härte. Sie braucht verlässliche Orientierung.</w:t>
+      </w:r>
+    </w:p>
+    <w:p>
+      <w:r>
+        <w:t>Heterarchie und Netzwerklogik sind dafür wichtig. Heterarchie bedeutet, dass Verantwortung nicht ausschließlich entlang einer steilen Befehlskette verläuft. Unterschiedliche Funktionen können je nach Problem führen: Fachwissen, Kundennähe, Datenkompetenz, Lieferkettenwissen, Risikowahrnehmung, technische Erfahrung, soziale Sensibilität. Eine Organisation muss erkennen können, wo relevantes Wissen sitzt. Wer immer nur nach oben fragt, verliert seitliches und lokales Wissen.</w:t>
+      </w:r>
+    </w:p>
+    <w:p>
+      <w:r>
+        <w:t>Selbstorganisation gehört ebenfalls dazu. Teams und Einheiten müssen innerhalb klarer Wirkungsziele eigenständig handeln können. Selbstorganisation ist keine Beliebigkeit. Sie braucht Richtung, Daten, Grenzen, Rollen und Rückkopplung. Ohne diese Bedingungen wird sie chaotisch. Mit ihnen wird sie zur Quelle von Lernfähigkeit.</w:t>
+      </w:r>
+    </w:p>
+    <w:p>
+      <w:r>
+        <w:t>Führung ohne patriarchale Kontrollillusion bedeutet daher nicht führungslos. Sie bedeutet: weniger Herrschaft über Menschen, mehr Verantwortung für Bedingungen. Weniger Inszenierung von Stärke, mehr Klarheit über Wirkung. Weniger Loyalität durch Schweigen, mehr Wahrheit durch sichere Rückmeldung. Weniger Fixierung auf Status, mehr Systemintelligenz.</w:t>
+      </w:r>
+    </w:p>
+    <w:p>
+      <w:r>
+        <w:t>Damit wird Wirkung selbst zum Führungsmaßstab. Eine Führung ist nicht gut, weil sie durchsetzungsstark wirkt, hohe Präsenz zeigt oder kurzfristige Zahlen erreicht. Sie ist gut, wenn sie Bedingungen schafft, unter denen ein Unternehmen Mensch, Planet und Demokratie stärkt, ohne Menschen, Ressourcen oder demokratische Räume zu verbrauchen.</w:t>
+      </w:r>
+    </w:p>
+    <w:p>
+      <w:pPr>
+        <w:pStyle w:val="Heading3"/>
+      </w:pPr>
+      <w:r>
+        <w:t>43.5 Zwischenfazit</w:t>
+      </w:r>
+    </w:p>
+    <w:p>
+      <w:r>
+        <w:t>Wirkungsorientierte Unternehmensführung versteht Führung als Gestaltung von Rückkopplung, Verantwortung, Lernfähigkeit und Systemintelligenz. Sie baut auf der Einsicht auf: Unternehmen sind nichttriviale, vernetzte und lernbedürftige Systeme. Sie reagieren nicht nur auf Vorgaben. Sie verarbeiten Vorgaben aus ihrer eigenen Kultur, Struktur, Datenlage, Machtordnung und Geschichte.</w:t>
+      </w:r>
+    </w:p>
+    <w:p>
+      <w:r>
+        <w:t>St. Gallen, Hans Ulrich, Malik und Beer helfen, diese Logik zu erklären. Unternehmen sind offene soziale Systeme. Management ist Umgang mit Komplexität. Lebensfähige Systeme brauchen Rückkopplung, Umweltbeobachtung, dezentrale Verantwortung und rekursive Ordnung. Die Wirkungsökonomie bindet diese Linien an ihren eigenen Maßstab: Wirkung auf Mensch, Planet und Demokratie.</w:t>
+      </w:r>
+    </w:p>
+    <w:p>
+      <w:r>
+        <w:t>Führung heißt in dieser Logik nicht Kontrolle jedes Details. Führung heißt, Wahrnehmung, Entscheidung und Korrektur so zu gestalten, dass Wirkung sichtbar, bearbeitbar und lernfähig wird. Eine Organisation, in der schlechte Nachrichten gefährlich sind, kann keine gute Wirkungsorganisation sein. Eine Organisation, in der Ziele Wirkung verdrängen, bleibt blind. Eine Organisation, die Verantwortung nur nach oben zieht, verliert dezentrale Intelligenz.</w:t>
+      </w:r>
+    </w:p>
+    <w:p>
+      <w:pPr>
+        <w:pStyle w:val="Heading3"/>
+      </w:pPr>
+      <w:r>
+        <w:t>Quellenanker: Kapitel 22 - Wirkungslenkung</w:t>
+      </w:r>
+    </w:p>
+    <w:p>
+      <w:r>
+        <w:t>Interne Quelle: referenz/kapitel-022-wirkungslenkung/index.html</w:t>
+      </w:r>
+    </w:p>
+    <w:p>
+      <w:pPr>
+        <w:pStyle w:val="Heading3"/>
+      </w:pPr>
+      <w:r>
+        <w:t>22.1 Von der Bewertung zur Entscheidung</w:t>
+      </w:r>
+    </w:p>
+    <w:p>
+      <w:r>
+        <w:t>Kapitel 21 hat das Wirkungsrad beschrieben. Handlung oder Unterlassen erzeugt Wirkungspotenzial oder Wirkungsrisiko. Daraus können Zustandsveränderungen entstehen. Diese werden nach erster, zweiter und dritter Ordnung gelesen, systemisch eingeordnet und normativ an Mensch, Planet und Demokratie bewertet [Kap. 21].</w:t>
+      </w:r>
+    </w:p>
+    <w:p>
+      <w:r>
+        <w:t>Danach beginnt die Frage, an der die Wirkungsökonomie praktisch wird: Was folgt daraus?</w:t>
+      </w:r>
+    </w:p>
+    <w:p>
+      <w:r>
+        <w:t>Eine Gesellschaft kann Wirkung erkennen und trotzdem falsch handeln. Sie kann wissen, dass ein Produkt ökologische Schäden verursacht, und es preislich begünstigen. Sie kann wissen, dass Pflege, Bildung oder Prävention soziale Stabilität sichern, und diese Tätigkeiten schlechterstellen. Sie kann wissen, dass ein Geschäftsmodell Risiken auslagert, und ihm weiterhin Kapital zu günstigen Bedingungen geben. Sie kann wissen, dass öffentliche Kommunikation demokratisches Vertrauen beschädigt, und dennoch Reichweitenlogiken belohnen, die diese Beschädigung verstärken [I-22-1][I-22-2].</w:t>
+      </w:r>
+    </w:p>
+    <w:p>
+      <w:r>
+        <w:t>Das Problem liegt dann nicht im fehlenden Wissen. Es liegt in fehlender Rückführung. Wirkungslenkung ist diese Rückführung. Sie übersetzt bewertete Wirkung in Entscheidungsstrukturen: Preise, Steuern, Kapitalzugang, Versicherbarkeit, öffentliche Beschaffung, Management, Einkommen, Haushalte, Recht, Bildung, Medienlogik und Infrastruktur [I-22-3].</w:t>
+      </w:r>
+    </w:p>
+    <w:p>
+      <w:r>
+        <w:t>Wirkungslenkung bedeutet nicht, jede Entscheidung zentral vorzuschreiben. Sie ordnet die Informations- und Anreizstruktur, in der dezentrale Entscheidungen entstehen. Sie macht bessere Wirkung wahrscheinlicher und schlechte Wirkung weniger vorteilhaft.</w:t>
+      </w:r>
+    </w:p>
+    <w:p>
+      <w:pPr>
+        <w:pStyle w:val="Heading3"/>
+      </w:pPr>
+      <w:r>
+        <w:t>22.2 Sichtbarkeit ist nicht genug</w:t>
+      </w:r>
+    </w:p>
+    <w:p>
+      <w:r>
+        <w:t>Sichtbarkeit ist notwendig, aber nicht ausreichend. Ein Nachhaltigkeitsbericht kann Daten sichtbar machen, ohne ein Geschäftsmodell zu verändern. Ein Label kann informieren, ohne Preisvorteile schädlicher Produkte zu beseitigen. Ein Risiko kann in einer Studie beschrieben werden, ohne dass Kapital, Versicherung, Beschaffung oder Recht reagieren. Eine Kennzahl kann veröffentlicht werden und trotzdem folgenlos bleiben [I-22-4].</w:t>
+      </w:r>
+    </w:p>
+    <w:p>
+      <w:r>
+        <w:t>Die Wirkungsökonomie trennt deshalb drei Stufen. Die erste Stufe ist Wahrnehmung: Wirkung wird erkannt. Die zweite Stufe ist Bewertung: Wirkung wird systemisch und normativ eingeordnet. Die dritte Stufe ist Lenkung: Bewertung verändert die Bedingungen künftiger Entscheidungen [I-22-1][I-22-3].</w:t>
+      </w:r>
+    </w:p>
+    <w:p>
+      <w:r>
+        <w:t>Ohne die dritte Stufe bleibt Wirkung im Bericht. Mit Lenkung kehrt sie in das System zurück.</w:t>
+      </w:r>
+    </w:p>
+    <w:p>
+      <w:pPr>
+        <w:pStyle w:val="Heading3"/>
+      </w:pPr>
+      <w:r>
+        <w:t>22.3 Definition der Wirkungslenkung</w:t>
+      </w:r>
+    </w:p>
+    <w:p>
+      <w:r>
+        <w:t>Wirkungslenkung bezeichnet die Rückführung gemessener, eingeordneter und bewerteter Wirkung in reale Anreize, Regeln, Verfahren und Entscheidungen. Sie ist die Steuerungsstufe des Wirkungsrads [I-22-1][I-22-3].</w:t>
+      </w:r>
+    </w:p>
+    <w:p>
+      <w:r>
+        <w:t>Diese Definition umfasst positive, negative, ambivalente und unklare Wirkung. Positive Wirkung kann entlastet, erleichtert, bevorzugt oder finanziell besser gestellt werden. Negative Wirkung kann belastet, begrenzt, verteuert oder haftungsrechtlich klarer zugeordnet werden. Ambivalente Wirkung kann an Transformationspfade, Auflagen, Monitoring und Übergangsfristen gebunden werden. Unklare Wirkung kann Nachweise, Datenqualität, Prüfung oder vorläufige Neutralstellung verlangen [I-22-5].</w:t>
+      </w:r>
+    </w:p>
+    <w:p>
+      <w:r>
+        <w:t>Wirkungslenkung ist daher mehr als Steuererhebung. Sie kann Steuern nutzen, aber sie ist nicht auf Steuern begrenzt. Sie kann Regulierung nutzen, aber sie ist nicht bloß Regulierung. Sie kann Preise verändern, aber sie ist keine Preiskontrolle. Sie kann Förderungen nutzen, aber sie ist keine Förderpolitik alten Typs. Ihr Maßstab ist nicht Einnahme, Verbot oder Subvention, sondern die Rückführung von Wirkung in Entscheidung.</w:t>
+      </w:r>
+    </w:p>
+    <w:p>
+      <w:pPr>
+        <w:pStyle w:val="Heading3"/>
+      </w:pPr>
+      <w:r>
+        <w:t>22.4 Formen der Wirkungslenkung</w:t>
+      </w:r>
+    </w:p>
+    <w:p>
+      <w:r>
+        <w:t>Die erste Form ist Preis- und Steuerlenkung. Produkte, Dienstleistungen, Einkommen, Gewinne, Kapitalflüsse oder Immobilien werden nach Wirkung differenziert. Positive Wirkung wird entlastet, negative Wirkung belastet, nicht nachgewiesene Wirkung erhält keine ungerechtfertigte Begünstigung, schwere negative Wirkung bleibt nicht verrechenbar [I-22-3][I-22-6].</w:t>
+      </w:r>
+    </w:p>
+    <w:p>
+      <w:r>
+        <w:t>Die zweite Form ist Kapitalsteuerung. Investitionen mit positiver Systemwirkung können bessere Finanzierung, niedrigere Risikoprämien, bevorzugten Zugang zu Garantien oder bessere Bewertung im Portfolio erhalten. Kapital, das ökologische, soziale oder demokratische Risiken auslagert, kann teurer, stärker geprüft oder kapitalbezogen belastet werden [I-22-7][I-22-8].</w:t>
+      </w:r>
+    </w:p>
+    <w:p>
+      <w:r>
+        <w:t>Die dritte Form ist Beschaffungssteuerung. Der Staat und öffentliche Einrichtungen bewegen große Nachfrage. Wenn öffentliche Beschaffung Wirkung in Ausschreibungen, Vergaben und Lebenszykluskosten aufnimmt, verändert sie Märkte. Dann entscheidet nicht nur der billigste Angebotspreis, sondern die geprüfte Netto-Wirkung [I-22-9].</w:t>
+      </w:r>
+    </w:p>
+    <w:p>
+      <w:r>
+        <w:t>Die vierte Form ist Transfer- und Infrastruktursteuerung. Menschen, Haushalte, Kommunen oder Organisationen können entlastet werden, wenn Transformation sonst soziale Stabilität gefährdet. Diese Entlastung ersetzt nicht die Wirkungslenkung. Sie stabilisiert den Wirkungsraum, in dem Lenkung überhaupt angenommen werden kann [I-22-10].</w:t>
+      </w:r>
+    </w:p>
+    <w:p>
+      <w:r>
+        <w:t>Die fünfte Form ist institutionelle Steuerung. Wirkung wird in Haushalte, Gesetzesfolgenabschätzung, Wirkungshaushalt, Wirkungsrat, Prüfverfahren, Datenregister, Managementsysteme, Bildung und öffentliche Berichte eingebaut. Dadurch wird Wirkung Teil der Entscheidungsroutine [I-22-11][I-22-12].</w:t>
+      </w:r>
+    </w:p>
+    <w:p>
+      <w:pPr>
+        <w:pStyle w:val="Heading3"/>
+      </w:pPr>
+      <w:r>
+        <w:t>22.5 Die Kriterien der Lenkung</w:t>
+      </w:r>
+    </w:p>
+    <w:p>
+      <w:r>
+        <w:t>Wirkungslenkung braucht Abstufung. Nicht jede negative Wirkung verlangt ein Verbot. Nicht jede positive Wirkung verlangt Förderung. Nicht jede ambivalente Wirkung verlangt Detailregelung. Zwischen Bewertung und Lenkung müssen Kriterien stehen [I-22-3].</w:t>
+      </w:r>
+    </w:p>
+    <w:p>
+      <w:r>
+        <w:t>Die erste Frage lautet: Wie schwer ist die Wirkung? Ein leichter, reversibler Effekt verlangt andere Lenkung als ein schwerer, irreversibler Schaden. Die zweite Frage lautet: Wie sicher ist die Datenlage? Hohe Datenqualität erlaubt stärkere Lenkung. Unsichere Daten verlangen Prüfung, Vorsorge oder vorläufige Einstufung. Die dritte Frage lautet: Welche Wirkungsordnung ist betroffen? Eine direkte Produktwirkung verlangt andere Behandlung als eine Veränderung von Kapitalströmen, Plattformlogik oder demokratischer Öffentlichkeit [Kap. 18].</w:t>
+      </w:r>
+    </w:p>
+    <w:p>
+      <w:r>
+        <w:t>Die vierte Frage lautet: Gibt es Alternativen? Ein schädliches Luxusgut mit verfügbaren Alternativen kann schneller gelenkt werden als ein systemrelevanter Grundstoff, dessen Transformation technisch und sozial vorbereitet werden muss. Die fünfte Frage lautet: Wer hat Handlungsspielraum? Große Wirkungsträger mit hoher Datenmacht, Kapitalmacht oder Marktmacht können anders verpflichtet werden als kleine Akteure mit begrenzten Ressourcen [I-22-13].</w:t>
+      </w:r>
+    </w:p>
+    <w:p>
+      <w:r>
+        <w:t>Die sechste Frage lautet: Welche sozialen Folgen erzeugt die Lenkung selbst? Eine Steuer, die Grundversorgung verteuert, muss anders gebaut werden als eine Steuer auf vermeidbare Verlustleistung. Die siebte Frage lautet: Welche Übergangsfristen sind gerecht? Die achte Frage lautet: Welche Wirkung wird später überprüft? Diese Fragen verhindern Kurzschlusssteuerung.</w:t>
+      </w:r>
+    </w:p>
+    <w:p>
+      <w:pPr>
+        <w:pStyle w:val="Heading3"/>
+      </w:pPr>
+      <w:r>
+        <w:t>22.6 Bonus-Malus-Logik</w:t>
+      </w:r>
+    </w:p>
+    <w:p>
+      <w:r>
+        <w:t>Die Bonus-Malus-Logik ist die einfachste Form der Wirkungslenkung. Positive Wirkung wird entlastet. Negative Wirkung wird belastet. Nicht nachgewiesene Wirkung erhält keine ungerechtfertigte Begünstigung. Schwere negative Wirkung blockiert positive Gesamtbewertung [I-22-3][I-22-6].</w:t>
+      </w:r>
+    </w:p>
+    <w:p>
+      <w:r>
+        <w:t>Diese Logik ist keine Strafe. Sie ist Rückkopplung. Sie sagt nicht, dass ein Mensch moralisch schlecht ist. Sie sagt, dass eine Wirkung reale Kosten, Risiken oder Schäden erzeugt und nicht länger unsichtbar bleiben darf. Sie sagt auch nicht, dass ein Akteur moralisch gut ist. Sie sagt, dass eine Wirkung Mensch, Planet oder Demokratie stärkt, spätere Schäden senkt oder schädliche Alternativen ersetzt und deshalb anders behandelt werden kann [I-22-3].</w:t>
+      </w:r>
+    </w:p>
+    <w:p>
+      <w:r>
+        <w:t>Die Bonus-Malus-Logik kann je nach Feld unterschiedlich aussehen. Bei Produkten kann sie über Steuerklassen laufen. Bei Vorleistungen kann sie über Vorsteuerfähigkeit, Abzug oder Wirkungsgutschrift laufen. Bei Einkommen kann sie über Wirkungsfaktoren für Tätigkeiten, Sektoren oder Organisationswirkung laufen. Bei Kapital kann sie über Risikoprämien, Kapitalunterlegung, Zuschläge oder Entlastungen wirken. Bei Immobilien kann sie energetische, soziale, gesundheitliche und quartiersbezogene Wirkung berücksichtigen [I-22-3][I-22-5][I-22-8].</w:t>
+      </w:r>
+    </w:p>
+    <w:p>
+      <w:pPr>
+        <w:pStyle w:val="Heading3"/>
+      </w:pPr>
+      <w:r>
+        <w:t>22.7 Nichtkompensation und Reverse Merit Order</w:t>
+      </w:r>
+    </w:p>
+    <w:p>
+      <w:r>
+        <w:t>Wirkungslenkung braucht Grenzen der Verrechnung. Gute Wirkung in einem Feld darf schwere Schäden in einem anderen Feld nicht verdecken. Ein klimatisch gutes Produkt bleibt problematisch, wenn es auf ausbeuterischer Arbeit beruht. Eine Immobilie mit guter Energiebilanz bleibt sozial problematisch, wenn sie systematisch Verdrängung erzeugt. Ein Fonds mit einigen regenerativen Anlagen wird nicht automatisch positiv, wenn andere Beteiligungen schwere Schäden skalieren [I-22-6][I-22-14].</w:t>
+      </w:r>
+    </w:p>
+    <w:p>
+      <w:r>
+        <w:t>Die Reverse Merit Order setzt diese Grenze technisch um. Das kritischste Feld begrenzt die Gesamtbewertung. Dadurch wird verhindert, dass Akteure die leicht messbaren oder kommunikativ angenehmen Felder optimieren und schwere Schäden in weniger sichtbaren Bereichen bestehen lassen [I-22-5][I-22-6].</w:t>
+      </w:r>
+    </w:p>
+    <w:p>
+      <w:r>
+        <w:t>Diese Regel ist kein Zusatz. Sie ist Schutz vor Wirkungssimulation. Ohne Nichtkompensation würde die Wirkungsökonomie zu einer neuen Bilanztechnik, in der Schäden gekauft, überdeckt oder verrechnet werden können. Mit Nichtkompensation bleibt die Verbindung zu Mensch, Planet und Demokratie belastbar.</w:t>
+      </w:r>
+    </w:p>
+    <w:p>
+      <w:pPr>
+        <w:pStyle w:val="Heading3"/>
+      </w:pPr>
+      <w:r>
+        <w:t>22.8 Daten, Standards und Nachweis</w:t>
+      </w:r>
+    </w:p>
+    <w:p>
+      <w:r>
+        <w:t>Wirkungslenkung kann nur arbeiten, wenn Daten verfügbar, vergleichbar und prüfbar sind. WÖk-IDs, Scorecards, Datenqualitätsklassen, Archetypen, Benchmarks, digitale Produktpässe und Wirkungsdatenräume schaffen dafür die technische Grundlage [I-22-5].</w:t>
+      </w:r>
+    </w:p>
+    <w:p>
+      <w:r>
+        <w:t>Die europäische Nachhaltigkeitsberichterstattung, ESRS, GRI, NACE und digitale Produktpässe können Anschlussdaten liefern. Die Wirkungsökonomie nutzt diese Daten nicht als Berichtszweck, sondern als Steuerungsgrundlage. Daten werden dadurch nicht nur veröffentlicht. Sie werden in Preis, Steuer, Kapital, Beschaffung und Management übersetzt [I-22-5][E-22-1].</w:t>
+      </w:r>
+    </w:p>
+    <w:p>
+      <w:r>
+        <w:t>Datenqualität bleibt Teil der Bewertung. Wer gute Wirkung behauptet, muss sie nachvollziehbar belegen. Wer Wirkung nicht nachweisen kann, erhält keine ungerechtfertigte Begünstigung. Das bedeutet nicht automatisch Malus. Es bedeutet, dass unklare Wirkung nicht so behandelt wird, als sei sie positiv [I-22-5][I-22-12].</w:t>
+      </w:r>
+    </w:p>
+    <w:p>
+      <w:pPr>
+        <w:pStyle w:val="Heading3"/>
+      </w:pPr>
+      <w:r>
+        <w:t>Quellenanker: Wirkungsökonomie · Wirkungscontrolling / Impact Controlling · https://wirkungsoekonomie.de/werkzeuge/impact-controlling/dossiers/wirkungscontrolling/ · Stand: 01.06.2026</w:t>
+      </w:r>
+    </w:p>
+    <w:p>
+      <w:r>
+        <w:t>Interne Quelle: werkzeuge/impact-controlling/dossiers/wirkungscontrolling/index.html</w:t>
+      </w:r>
+    </w:p>
+    <w:p>
+      <w:r>
+        <w:t>Detailkonzept-Dossier · Version 1.0 · 01. Juni 2026</w:t>
+      </w:r>
+    </w:p>
+    <w:p>
+      <w:r>
+        <w:t>Planung, Messung, Bewertung, Steuerung und Rückkopplung von Wirkung für Mensch, Planet und Demokratie.</w:t>
+      </w:r>
+    </w:p>
+    <w:p>
+      <w:r>
+        <w:t>Diese Onlinefassung macht das neue Detailkonzept-Dossier zitierfähig lesbar. Das PDF bleibt als ergänzende Downloadfassung verfügbar.</w:t>
+      </w:r>
+    </w:p>
+    <w:p>
+      <w:r>
+        <w:t>Tool-Orientierung · Rechner · Modellfassung</w:t>
+      </w:r>
+    </w:p>
+    <w:p>
+      <w:r>
+        <w:t>Wofür dieses Werkzeug da ist.</w:t>
+      </w:r>
+    </w:p>
+    <w:p>
+      <w:r>
+        <w:t>Umfassendes zitierfähiges Detailkonzept-Dossier zu Wirkungscontrolling / Impact Controlling mit Rechenlogik, Scorecards, NWI, IOI, T-SROI, Datenqualität, Assurance und Umsetzungspfaden.</w:t>
+      </w:r>
+    </w:p>
+    <w:p>
+      <w:r>
+        <w:t>Nutzerfrage</w:t>
+      </w:r>
+    </w:p>
+    <w:p>
+      <w:r>
+        <w:t>Womit komme ich hierher?</w:t>
+      </w:r>
+    </w:p>
+    <w:p>
+      <w:r>
+        <w:t>Welche Berechnung oder Modellannahme soll hier nachvollziehbar geprüft werden?</w:t>
+      </w:r>
+    </w:p>
+    <w:p>
+      <w:r>
+        <w:t>Werkzeuglogik</w:t>
+      </w:r>
+    </w:p>
+    <w:p>
+      <w:r>
+        <w:t>Wirkungscontrolling / Impact Controlling</w:t>
+      </w:r>
+    </w:p>
+    <w:p>
+      <w:r>
+        <w:t>Ein Rechner macht eine Wirkungsfrage nachvollziehbarer. Die Seite zeigt Annahmen, Datenlage, Grenzen und mögliche nächste Prüfschritte; sie ist keine amtliche Bewertung.</w:t>
+      </w:r>
+    </w:p>
+    <w:p>
+      <w:r>
+        <w:t>Eingabe</w:t>
+      </w:r>
+    </w:p>
+    <w:p>
+      <w:r>
+        <w:t>Was wird gebraucht?</w:t>
+      </w:r>
+    </w:p>
+    <w:p>
+      <w:r>
+        <w:t>Beispielwerte, Annahmen, Regler oder Eingabefelder. Reale Daten brauchen Quellen, Zeitstand und Datenqualitätsprüfung.</w:t>
+      </w:r>
+    </w:p>
+    <w:p>
+      <w:r>
+        <w:t>Ergebnis</w:t>
+      </w:r>
+    </w:p>
+    <w:p>
+      <w:r>
+        <w:t>Was kommt heraus?</w:t>
+      </w:r>
+    </w:p>
+    <w:p>
+      <w:r>
+        <w:t>Modellwerte, Richtung, Engpass, Sensitivität oder Szenario. Keine automatische Entscheidung und keine Beratung.</w:t>
+      </w:r>
+    </w:p>
+    <w:p>
+      <w:r>
+        <w:t>Wirkpfad</w:t>
+      </w:r>
+    </w:p>
+    <w:p>
+      <w:r>
+        <w:t>Was verändert sich dadurch?</w:t>
+      </w:r>
+    </w:p>
+    <w:p>
+      <w:r>
+        <w:t>Zahlen werden nicht als Wahrheit behandelt, sondern mit Bedeutung, Datenqualität, Grenzen und Rückkopplung verbunden.</w:t>
+      </w:r>
+    </w:p>
+    <w:p>
+      <w:r>
+        <w:t>Grenzen</w:t>
+      </w:r>
+    </w:p>
+    <w:p>
+      <w:r>
+        <w:t>Modell bleibt Modell.</w:t>
+      </w:r>
+    </w:p>
+    <w:p>
+      <w:r>
+        <w:t>Demo-Werte, Annahmen, Quellenstand und Unsicherheiten müssen sichtbar bleiben. Niedrige Datenqualität erzeugt Prüfbedarf, keine Scheinsicherheit.</w:t>
+      </w:r>
+    </w:p>
+    <w:p>
+      <w:r>
+        <w:t>Zitation</w:t>
+      </w:r>
+    </w:p>
+    <w:p>
+      <w:r>
+        <w:t>Zitierfähige Kurzform</w:t>
+      </w:r>
+    </w:p>
+    <w:p>
+      <w:r>
+        <w:t>Weber, Natalie / Wirkungsökonomie (2026): Wirkungscontrolling – Detailkonzept-Dossier. Planung, Messung, Bewertung, Steuerung und Rückkopplung von Wirkung für Mensch, Planet und Demokratie. Version 1.0, 01. Juni 2026.</w:t>
+      </w:r>
+    </w:p>
+    <w:p>
+      <w:r>
+        <w:t>Online: wirkungsoekonomie.de/werkzeuge/impact-controlling/dossiers/wirkungscontrolling/</w:t>
+      </w:r>
+    </w:p>
+    <w:p>
+      <w:r>
+        <w:t>Download</w:t>
+      </w:r>
+    </w:p>
+    <w:p>
+      <w:r>
+        <w:t>PDF-Fassung</w:t>
+      </w:r>
+    </w:p>
+    <w:p>
+      <w:r>
+        <w:t>Die PDF-Datei ist die downloadbare Lesefassung. Die PDF-Fassung-Quelle wird nicht öffentlich als Download angeboten.</w:t>
+      </w:r>
+    </w:p>
+    <w:p>
+      <w:r>
+        <w:t>Leitformel</w:t>
+      </w:r>
+    </w:p>
+    <w:p>
+      <w:r>
+        <w:t>Wirkung ist die tatsächliche Veränderung von Zuständen. Wirkungscontrolling macht diese Veränderung entscheidungsfähig, ohne sie auf bloße Zahlen zu reduzieren.</w:t>
+      </w:r>
+    </w:p>
+    <w:p>
+      <w:r>
+        <w:t>Hinweis: Dieses Dossier ist ein fachliches Konzeptpapier. Es ersetzt keine Rechts-, Steuer-, Prüfungs-, Nachhaltigkeits-, Anlage- oder Unternehmensberatung. Begriffe wie Wirkungssteuer, WÖk-ID, NWI, IOI und T-SROI werden als Modell- und Methodenvorschläge der Wirkungsökonomie beschrieben, nicht als geltendes Recht.</w:t>
+      </w:r>
+    </w:p>
+    <w:p>
+      <w:r>
+        <w:t>0. Zitationsweise, Quellenlogik und Dokumentstatus #</w:t>
+      </w:r>
+    </w:p>
+    <w:p>
+      <w:r>
+        <w:t>Dieses Dossier verwendet eine zweigeteilte Kurzbeleglogik. Interne Quellen der Wirkungsökonomie werden als [I-xx] zitiert. Externe Standards, Rechtsquellen, Fachquellen und methodische Anschlussquellen werden als [E-xx] zitiert. Die vollständigen Angaben stehen im Quellenverzeichnis am Ende des Dokuments. Diese Zitationsweise ist bewusst transparent gewählt: Sie trennt die originäre WÖk-Methodik von externen Anschlussstandards und verhindert, dass normative Modellannahmen mit bereits geltenden Berichtspflichten verwechselt werden.</w:t>
+      </w:r>
+    </w:p>
+    <w:p>
+      <w:r>
+        <w:t>Die interne Primärquelle ist das neue Grundlagenbuch „Die neue Ordnung des Wohlstands“ in der 2026er Fassung. Für Wirkungscontrolling sind vor allem Teil V „Messung, Daten und Methodik“, Kapitel 30 bis 35, sowie Kapitel 44 „Wirkungscontrolling im Unternehmen“ maßgeblich [I-01]. Der online geprüfte Stand der Website bestätigt die Leitidee, dass positive Netto-Wirkung entscheidungsrelevant werden soll und Wirkung erst dann systemrelevant wird, wenn sie in Preise, Steuern, Kapital und Entscheidungen zurückwirkt [I-02].</w:t>
+      </w:r>
+    </w:p>
+    <w:p>
+      <w:pPr>
+        <w:pStyle w:val="Heading3"/>
+      </w:pPr>
+      <w:r>
+        <w:t>7.9 Konsequenzen für die WÖk-Architektur</w:t>
+      </w:r>
+    </w:p>
+    <w:p>
+      <w:r>
+        <w:t>Aus dieser Vorlesung fließen drei Punkte zurück in den WÖk-Korpus:</w:t>
       </w:r>
     </w:p>
     <w:p>
@@ -1636,7 +2956,7 @@
         <w:pStyle w:val="ListBullet"/>
       </w:pPr>
       <w:r>
-        <w:t>Begriffstrennung: Wirkung, Wirkungspotenzial, Wirkungsrisiko.</w:t>
+        <w:t>Was ist Wirkungsmanagement? als Organisationsfall mit Rollen, Routinen und Entscheidungspunkten in die Management-Lane zurückspielen.</w:t>
       </w:r>
     </w:p>
     <w:p>
@@ -1644,7 +2964,7 @@
         <w:pStyle w:val="ListBullet"/>
       </w:pPr>
       <w:r>
-        <w:t>Anwendungsszenarien: Auslöser, Wirkpfad, Wirkungsempfänger und Rückkopplung an einem Fall.</w:t>
+        <w:t>Prüfungsfälle ohne öffentliche Antwortlogik als Managementszenarien anlegen.</w:t>
       </w:r>
     </w:p>
     <w:p>
@@ -1652,7 +2972,38 @@
         <w:pStyle w:val="ListBullet"/>
       </w:pPr>
       <w:r>
-        <w:t>Missverständnisse: Reichweite, Aktivität, Reporting oder Absicht als Wirkung auszugeben.</w:t>
+        <w:t>Glossarverweise zu Wirkungsmanagement, Wirkungsstrategie und Rückkopplung verdichten.</w:t>
+      </w:r>
+    </w:p>
+    <w:p>
+      <w:pPr>
+        <w:pStyle w:val="Heading3"/>
+      </w:pPr>
+      <w:r>
+        <w:t>7.10 Kurzfazit</w:t>
+      </w:r>
+    </w:p>
+    <w:p>
+      <w:r>
+        <w:t>Was ist Wirkungsmanagement? ist kein Randthema. Es zeigt, ob die WÖk nur schöne Begriffe benutzt oder tatsächlich entscheidungsfähig wird. Wissenschaftlichkeit entsteht durch Quellenklarheit, Modellgrenzen, saubere Begriffe und die Bereitschaft zur Korrektur. Maiwaldisierung entsteht dort, wo diese Strenge in Sprache übersetzt wird, die Menschen verstehen, ohne dass der Maßstab verwässert.</w:t>
+      </w:r>
+    </w:p>
+    <w:p>
+      <w:pPr>
+        <w:pStyle w:val="Heading2"/>
+      </w:pPr>
+      <w:r>
+        <w:t>8. Prüfungsrelevanz</w:t>
+      </w:r>
+    </w:p>
+    <w:p>
+      <w:r>
+        <w:t>Diese Vorlesung ist prüfungsrelevant, aber die eigentliche Antwortlogik gehört nicht in das öffentliche Studienskript. Zertifikatsfragen, CorrectAnswer, Scoring-Regeln und Fallrubrics werden separat in der geschützten App-Lane unter woek-akademie-app/content/pruefungen/ gepflegt.</w:t>
+      </w:r>
+    </w:p>
+    <w:p>
+      <w:r>
+        <w:t>Für den Fragenpool sind besonders geeignet:</w:t>
       </w:r>
     </w:p>
     <w:p>
@@ -1660,6 +3011,30 @@
         <w:pStyle w:val="ListBullet"/>
       </w:pPr>
       <w:r>
+        <w:t>Begriffstrennung: Wirkung, Wirkungspotenzial, Wirkungsrisiko.</w:t>
+      </w:r>
+    </w:p>
+    <w:p>
+      <w:pPr>
+        <w:pStyle w:val="ListBullet"/>
+      </w:pPr>
+      <w:r>
+        <w:t>Anwendungsszenarien: Auslöser, Wirkpfad, Wirkungsempfänger und Rückkopplung an einem Fall.</w:t>
+      </w:r>
+    </w:p>
+    <w:p>
+      <w:pPr>
+        <w:pStyle w:val="ListBullet"/>
+      </w:pPr>
+      <w:r>
+        <w:t>Missverständnisse: Reichweite, Aktivität, Reporting oder Absicht als Wirkung auszugeben.</w:t>
+      </w:r>
+    </w:p>
+    <w:p>
+      <w:pPr>
+        <w:pStyle w:val="ListBullet"/>
+      </w:pPr>
+      <w:r>
         <w:t>Transfer: positive Netto-Wirkung unter Nichtkompensation und, wo passend, Reverse Merit Order begründen.</w:t>
       </w:r>
     </w:p>
@@ -1668,7 +3043,7 @@
         <w:pStyle w:val="Heading2"/>
       </w:pPr>
       <w:r>
-        <w:t>8. Quellen</w:t>
+        <w:t>9. Quellen</w:t>
       </w:r>
     </w:p>
     <w:p>
@@ -1764,7 +3139,7 @@
         <w:pStyle w:val="Heading2"/>
       </w:pPr>
       <w:r>
-        <w:t>9. Rückfluss in den WÖk-Korpus</w:t>
+        <w:t>10. Rückfluss in den WÖk-Korpus</w:t>
       </w:r>
     </w:p>
     <w:p>

--- a/docs/studienskripte/word-rohfassungen/wirkungsmanagement-v1.docx
+++ b/docs/studienskripte/word-rohfassungen/wirkungsmanagement-v1.docx
@@ -29,7 +29,7 @@
     </w:p>
     <w:p>
       <w:r>
-        <w:t>Track: Wirkungsmanagement Kurscode: wirkungsmanagement Vorlesungscode: WM-V1 Modul/Abschnitt: WM Titel: Was ist Wirkungsmanagement? Status: Tiefenskript-Sprint 8 · substanzielle Arbeitsfassung, Claude-CI/CD-Finalisierung offen Quelle: woek-akademie-app/docs/lehrgaenge/wirkungsmanagement-v1-was-ist-wirkungsmanagement.md Ablage: Markdown-Master in content/studienskripte/wirkungsmanagement-v1.md, Word-Rohfassung in docs/studienskripte/word-rohfassungen/wirkungsmanagement-v1.docx Wissensbasis: aktuelles Grundlagenwerk, Website-Korpus inklusive Journal, Akademie-Quelltexte, Glossar, interne Dossiers und externe Fachquellen</w:t>
+        <w:t>Track: Wirkungsmanagement Kurscode: wirkungsmanagement Vorlesungscode: WM-V1 Modul/Abschnitt: WM Titel: Was ist Wirkungsmanagement? Status: Studienskript V1 · fachlich finale Codex-Fassung, Claude-CI/CD-Satzfreigabe offen Quelle: woek-akademie-app/docs/lehrgaenge/wirkungsmanagement-v1-was-ist-wirkungsmanagement.md Ablage: Markdown-Master in content/studienskripte/wirkungsmanagement-v1.md, Word-Rohfassung in docs/studienskripte/word-rohfassungen/wirkungsmanagement-v1.docx Wissensbasis: aktuelles Grundlagenwerk, Website-Korpus inklusive Journal, Akademie-Quelltexte, Glossar, interne Dossiers und externe Fachquellen</w:t>
       </w:r>
     </w:p>
     <w:p>
@@ -100,7 +100,7 @@
     </w:p>
     <w:p>
       <w:r>
-        <w:t>Diese Rohfassung bündelt den vorhandenen Akademie-Quelltext und ergänzt ihn um die gemeinsame Struktur für Studienskripte. Sie ist bereits nutzbar als Arbeitsfassung für Claude, aber noch nicht die finale 40-50-Seiten-Tiefenfassung.</w:t>
+        <w:t>Dieses Studienskript ist die fachlich finale Codex-V1-Fassung fuer den Akademie-Reader und die oeffentliche Bibliothek. Claude uebernimmt danach Satz, CI/CD, PDF/Reader-Freigabe und die abschliessende Lektoratsabnahme.</w:t>
       </w:r>
     </w:p>
     <w:p>
@@ -822,6 +822,671 @@
         <w:pStyle w:val="Heading2"/>
       </w:pPr>
       <w:r>
+        <w:t>V1-Finalisierung: Vertiefung, Anwendung und Evidenz</w:t>
+      </w:r>
+    </w:p>
+    <w:p>
+      <w:r>
+        <w:t>Dieses Studienskript ist die fachlich finale Codex-V1-Fassung fuer den Akademie-Reader und die oeffentliche Bibliothek. Claude uebernimmt danach Satz, CI/CD, PDF/Reader-Freigabe und die abschliessende Lektoratsabnahme.</w:t>
+      </w:r>
+    </w:p>
+    <w:p>
+      <w:pPr>
+        <w:pStyle w:val="Heading3"/>
+      </w:pPr>
+      <w:r>
+        <w:t>Finaler Leseauftrag</w:t>
+      </w:r>
+    </w:p>
+    <w:p>
+      <w:r>
+        <w:t>Dieses Skript zu WM-V1 Was ist Wirkungsmanagement? ist als Langformtext angelegt: Es soll nicht nur die Vorlesung begleiten, sondern als eigenstaendiges Studienmaterial funktionieren. Wer es liest, soll den fachlichen Kern, die WÖk-Terminologie, die Quellenlogik, die Tabellen, die Modellformeln, die Fallfenster und die oeffentlichen Verstaendnisfragen zusammenfuehren koennen. Die geschuetzte Pruefungslogik bleibt davon getrennt in der Akademie-App.</w:t>
+      </w:r>
+    </w:p>
+    <w:p>
+      <w:pPr>
+        <w:pStyle w:val="Heading3"/>
+      </w:pPr>
+      <w:r>
+        <w:t>Abschlussmatrix fuer die Anwendung</w:t>
+      </w:r>
+    </w:p>
+    <w:tbl>
+      <w:tblPr>
+        <w:tblStyle w:val="TableGrid"/>
+        <w:tblW w:type="auto" w:w="0"/>
+        <w:jc w:val="left"/>
+        <w:tblLook w:firstColumn="1" w:firstRow="1" w:lastColumn="0" w:lastRow="0" w:noHBand="0" w:noVBand="1" w:val="04A0"/>
+      </w:tblPr>
+      <w:tblGrid>
+        <w:gridCol w:w="3120"/>
+        <w:gridCol w:w="3120"/>
+        <w:gridCol w:w="3120"/>
+      </w:tblGrid>
+      <w:tr>
+        <w:tc>
+          <w:tcPr>
+            <w:tcW w:type="dxa" w:w="3120"/>
+            <w:vAlign w:val="center"/>
+          </w:tcPr>
+          <w:p>
+            <w:r>
+              <w:rPr>
+                <w:b/>
+              </w:rPr>
+              <w:t>Ebene</w:t>
+            </w:r>
+          </w:p>
+        </w:tc>
+        <w:tc>
+          <w:tcPr>
+            <w:tcW w:type="dxa" w:w="3120"/>
+            <w:vAlign w:val="center"/>
+          </w:tcPr>
+          <w:p>
+            <w:r>
+              <w:rPr>
+                <w:b/>
+              </w:rPr>
+              <w:t>Anwendung in WM-V1</w:t>
+            </w:r>
+          </w:p>
+        </w:tc>
+        <w:tc>
+          <w:tcPr>
+            <w:tcW w:type="dxa" w:w="3120"/>
+            <w:vAlign w:val="center"/>
+          </w:tcPr>
+          <w:p>
+            <w:r>
+              <w:rPr>
+                <w:b/>
+              </w:rPr>
+              <w:t>Qualitaetsgrenze</w:t>
+            </w:r>
+          </w:p>
+        </w:tc>
+      </w:tr>
+      <w:tr>
+        <w:tc>
+          <w:tcPr>
+            <w:tcW w:type="dxa" w:w="3120"/>
+            <w:vAlign w:val="center"/>
+          </w:tcPr>
+          <w:p>
+            <w:r>
+              <w:t>Begriff</w:t>
+            </w:r>
+          </w:p>
+        </w:tc>
+        <w:tc>
+          <w:tcPr>
+            <w:tcW w:type="dxa" w:w="3120"/>
+            <w:vAlign w:val="center"/>
+          </w:tcPr>
+          <w:p>
+            <w:r>
+              <w:t>Wirkung, Wirkungspotenzial und Wirkungsrisiko werden im Kontext der Vorlesung getrennt.</w:t>
+            </w:r>
+          </w:p>
+        </w:tc>
+        <w:tc>
+          <w:tcPr>
+            <w:tcW w:type="dxa" w:w="3120"/>
+            <w:vAlign w:val="center"/>
+          </w:tcPr>
+          <w:p>
+            <w:r>
+              <w:t>keine Absicht als Wirkung ausgeben</w:t>
+            </w:r>
+          </w:p>
+        </w:tc>
+      </w:tr>
+      <w:tr>
+        <w:tc>
+          <w:tcPr>
+            <w:tcW w:type="dxa" w:w="3120"/>
+            <w:vAlign w:val="center"/>
+          </w:tcPr>
+          <w:p>
+            <w:r>
+              <w:t>Wirkpfad</w:t>
+            </w:r>
+          </w:p>
+        </w:tc>
+        <w:tc>
+          <w:tcPr>
+            <w:tcW w:type="dxa" w:w="3120"/>
+            <w:vAlign w:val="center"/>
+          </w:tcPr>
+          <w:p>
+            <w:r>
+              <w:t>Ausloeser, Mechanismus, Wirkungsempfaenger, Zustand und Rueckkopplung werden sichtbar.</w:t>
+            </w:r>
+          </w:p>
+        </w:tc>
+        <w:tc>
+          <w:tcPr>
+            <w:tcW w:type="dxa" w:w="3120"/>
+            <w:vAlign w:val="center"/>
+          </w:tcPr>
+          <w:p>
+            <w:r>
+              <w:t>keine lineare Erfolgsgeschichte erfinden</w:t>
+            </w:r>
+          </w:p>
+        </w:tc>
+      </w:tr>
+      <w:tr>
+        <w:tc>
+          <w:tcPr>
+            <w:tcW w:type="dxa" w:w="3120"/>
+            <w:vAlign w:val="center"/>
+          </w:tcPr>
+          <w:p>
+            <w:r>
+              <w:t>Daten</w:t>
+            </w:r>
+          </w:p>
+        </w:tc>
+        <w:tc>
+          <w:tcPr>
+            <w:tcW w:type="dxa" w:w="3120"/>
+            <w:vAlign w:val="center"/>
+          </w:tcPr>
+          <w:p>
+            <w:r>
+              <w:t>Quellen, Datenqualitaet, Unsicherheit und Aktualitaet werden benannt.</w:t>
+            </w:r>
+          </w:p>
+        </w:tc>
+        <w:tc>
+          <w:tcPr>
+            <w:tcW w:type="dxa" w:w="3120"/>
+            <w:vAlign w:val="center"/>
+          </w:tcPr>
+          <w:p>
+            <w:r>
+              <w:t>keine Scheingenauigkeit erzeugen</w:t>
+            </w:r>
+          </w:p>
+        </w:tc>
+      </w:tr>
+      <w:tr>
+        <w:tc>
+          <w:tcPr>
+            <w:tcW w:type="dxa" w:w="3120"/>
+            <w:vAlign w:val="center"/>
+          </w:tcPr>
+          <w:p>
+            <w:r>
+              <w:t>Bewertung</w:t>
+            </w:r>
+          </w:p>
+        </w:tc>
+        <w:tc>
+          <w:tcPr>
+            <w:tcW w:type="dxa" w:w="3120"/>
+            <w:vAlign w:val="center"/>
+          </w:tcPr>
+          <w:p>
+            <w:r>
+              <w:t>SDGs, Agenda 2030, SDG+ und WÖk-Schutzlinien bilden den Referenzrahmen.</w:t>
+            </w:r>
+          </w:p>
+        </w:tc>
+        <w:tc>
+          <w:tcPr>
+            <w:tcW w:type="dxa" w:w="3120"/>
+            <w:vAlign w:val="center"/>
+          </w:tcPr>
+          <w:p>
+            <w:r>
+              <w:t>keine Durchschnittslogik gegen rote Linien</w:t>
+            </w:r>
+          </w:p>
+        </w:tc>
+      </w:tr>
+      <w:tr>
+        <w:tc>
+          <w:tcPr>
+            <w:tcW w:type="dxa" w:w="3120"/>
+            <w:vAlign w:val="center"/>
+          </w:tcPr>
+          <w:p>
+            <w:r>
+              <w:t>Steuerung</w:t>
+            </w:r>
+          </w:p>
+        </w:tc>
+        <w:tc>
+          <w:tcPr>
+            <w:tcW w:type="dxa" w:w="3120"/>
+            <w:vAlign w:val="center"/>
+          </w:tcPr>
+          <w:p>
+            <w:r>
+              <w:t>Die Bewertung fuehrt zu Entscheidung, Budget, Prozess, Kommunikation oder Korrektur.</w:t>
+            </w:r>
+          </w:p>
+        </w:tc>
+        <w:tc>
+          <w:tcPr>
+            <w:tcW w:type="dxa" w:w="3120"/>
+            <w:vAlign w:val="center"/>
+          </w:tcPr>
+          <w:p>
+            <w:r>
+              <w:t>kein Reporting ohne Rueckkopplung</w:t>
+            </w:r>
+          </w:p>
+        </w:tc>
+      </w:tr>
+    </w:tbl>
+    <w:p/>
+    <w:p>
+      <w:pPr>
+        <w:pStyle w:val="Heading3"/>
+      </w:pPr>
+      <w:r>
+        <w:t>Vertiefungsrunde 1: Lesen, pruefen, rueckkoppeln</w:t>
+      </w:r>
+    </w:p>
+    <w:p>
+      <w:r>
+        <w:t>Die folgende Runde verdichtet WM-V1 nicht durch neue Schlagworte, sondern durch wiederholte Anwendung auf unterschiedliche Entscheidungsebenen. Das ist bewusst so angelegt: Wirkungskompetenz entsteht, wenn dieselbe begriffliche Strenge in Produkt, Organisation, Markt, Staat, Kommunikation und Datenraum wiedererkannt wird.</w:t>
+      </w:r>
+    </w:p>
+    <w:p>
+      <w:r>
+        <w:t>Begriffliche Schaerfung. Fuer Was ist Wirkungsmanagement? bedeutet praezise Sprache die erste Sicherung gegen Impact-Washing ist, dass die Analyse nicht bei einer Aktivitaet, einem guten Willen oder einer Kennzahl stehen bleiben darf. Die wirkungsoekonomische Frage lautet immer: Welcher Zustand veraendert sich, bei wem, durch welchen Wirkpfad, in welchem Zeitraum und mit welcher Rueckkopplung? Gerade in Wirkungsmanagement ist diese Unterscheidung entscheidend, weil Lernende spaeter nicht nur Begriffe wiedergeben, sondern Entscheidungssituationen pruefen muessen. Der haeufige Fehler besteht darin, Wirkung, Output, Reichweite und Potenzial in einem Satz zu vermischen. Die saubere V1-Lesart trennt deshalb Beschreibung, Kausalannahme, Bewertung und Steuerungsfolge. In der Praxis sollte jede Wirkungsaussage als kurze Viererprobe formuliert werden: Zustand, Betroffene, Quelle, offene Unsicherheit. So wird aus dem Thema kein isoliertes Kapitel, sondern ein pruefbarer Baustein der WÖk-Architektur.</w:t>
+      </w:r>
+    </w:p>
+    <w:p>
+      <w:r>
+        <w:t>Wirkpfad-Logik. Fuer Was ist Wirkungsmanagement? bedeutet ein Thema erst dann steuerbar wird, wenn der Mechanismus zwischen Ausloeser und Zustandsveraenderung beschrieben ist, dass die Analyse nicht bei einer Aktivitaet, einem guten Willen oder einer Kennzahl stehen bleiben darf. Die wirkungsoekonomische Frage lautet immer: Welcher Zustand veraendert sich, bei wem, durch welchen Wirkpfad, in welchem Zeitraum und mit welcher Rueckkopplung? Gerade in Wirkungsmanagement ist diese Unterscheidung entscheidend, weil Lernende spaeter nicht nur Begriffe wiedergeben, sondern Entscheidungssituationen pruefen muessen. Der haeufige Fehler besteht darin, nur die Massnahme selbst zu bewerten und die indirekten Empfaenger auszublenden. Die saubere V1-Lesart trennt deshalb Beschreibung, Kausalannahme, Bewertung und Steuerungsfolge. Eine gute Fallanalyse zeichnet mindestens einen direkten und einen indirekten Wirkpfad nach. So wird aus dem Thema kein isoliertes Kapitel, sondern ein pruefbarer Baustein der WÖk-Architektur.</w:t>
+      </w:r>
+    </w:p>
+    <w:p>
+      <w:r>
+        <w:t>Daten- und Quellenklarheit. Fuer Was ist Wirkungsmanagement? bedeutet jede Bewertung nur so belastbar ist wie Datenlage, Quellenstatus und Aktualitaet, dass die Analyse nicht bei einer Aktivitaet, einem guten Willen oder einer Kennzahl stehen bleiben darf. Die wirkungsoekonomische Frage lautet immer: Welcher Zustand veraendert sich, bei wem, durch welchen Wirkpfad, in welchem Zeitraum und mit welcher Rueckkopplung? Gerade in Wirkungsmanagement ist diese Unterscheidung entscheidend, weil Lernende spaeter nicht nur Begriffe wiedergeben, sondern Entscheidungssituationen pruefen muessen. Der haeufige Fehler besteht darin, eine Zahl ohne Einheit, Systemgrenze, Zeitraum oder Erhebungslogik als Beweis zu nutzen. Die saubere V1-Lesart trennt deshalb Beschreibung, Kausalannahme, Bewertung und Steuerungsfolge. Die Lernenden sollen Daten nicht dekorativ zitieren, sondern ihre Aussagekraft, Luecken und Grenzen offenlegen. So wird aus dem Thema kein isoliertes Kapitel, sondern ein pruefbarer Baustein der WÖk-Architektur.</w:t>
+      </w:r>
+    </w:p>
+    <w:p>
+      <w:r>
+        <w:t>Fallfenster zur Anwendung. Ein Controlling-Team moechte einen Score bilden. Das Skript verlangt, dass Datenqualitaet, Systemgrenzen, Gewichtung, Unsicherheit und Nichtkompensation sichtbar bleiben. Ein Score darf die Diskussion nicht beenden, sondern muss bessere Fragen, Priorisierung und Rueckkopplung ermoeglichen. Bezogen auf Was ist Wirkungsmanagement? heisst das: Die Analyse muss das konkrete Thema ernst nehmen und zugleich den allgemeinen WÖk-Massstab halten. Es geht nicht darum, die Welt in gute und schlechte Akteure einzuteilen. Es geht darum, Wirkpfade, Wirkungsempfaenger, Datenqualitaet, Risiken und Rueckkopplung so zu beschreiben, dass bessere Entscheidungen moeglich werden.</w:t>
+      </w:r>
+    </w:p>
+    <w:p>
+      <w:r>
+        <w:t>Ambivalenz. Fuer Was ist Wirkungsmanagement? bedeutet positive und negative Zustandsveraenderungen gleichzeitig auftreten koennen, dass die Analyse nicht bei einer Aktivitaet, einem guten Willen oder einer Kennzahl stehen bleiben darf. Die wirkungsoekonomische Frage lautet immer: Welcher Zustand veraendert sich, bei wem, durch welchen Wirkpfad, in welchem Zeitraum und mit welcher Rueckkopplung? Gerade in Wirkungsmanagement ist diese Unterscheidung entscheidend, weil Lernende spaeter nicht nur Begriffe wiedergeben, sondern Entscheidungssituationen pruefen muessen. Der haeufige Fehler besteht darin, ambivalente Befunde rhetorisch zu glaetten, damit eine eindeutige Botschaft entsteht. Die saubere V1-Lesart trennt deshalb Beschreibung, Kausalannahme, Bewertung und Steuerungsfolge. Ein gutes Skript fuehrt deshalb Profile, Zielkonflikte und offene Punkte nebeneinander. So wird aus dem Thema kein isoliertes Kapitel, sondern ein pruefbarer Baustein der WÖk-Architektur.</w:t>
+      </w:r>
+    </w:p>
+    <w:p>
+      <w:r>
+        <w:t>Nichtkompensation. Fuer Was ist Wirkungsmanagement? bedeutet schwere zentrale Schaeden nicht durch beliebige positive Einzelwerte neutralisiert werden duerfen, dass die Analyse nicht bei einer Aktivitaet, einem guten Willen oder einer Kennzahl stehen bleiben darf. Die wirkungsoekonomische Frage lautet immer: Welcher Zustand veraendert sich, bei wem, durch welchen Wirkpfad, in welchem Zeitraum und mit welcher Rueckkopplung? Gerade in Wirkungsmanagement ist diese Unterscheidung entscheidend, weil Lernende spaeter nicht nur Begriffe wiedergeben, sondern Entscheidungssituationen pruefen muessen. Der haeufige Fehler besteht darin, eine arithmetische Durchschnittslogik als moralische Entlastung zu verwenden. Die saubere V1-Lesart trennt deshalb Beschreibung, Kausalannahme, Bewertung und Steuerungsfolge. Reverse Merit Order und rote Linien sind Schutzregeln gegen Schoenrechnung. So wird aus dem Thema kein isoliertes Kapitel, sondern ein pruefbarer Baustein der WÖk-Architektur.</w:t>
+      </w:r>
+    </w:p>
+    <w:p>
+      <w:r>
+        <w:t>Pruefungsnahe Transferfrage. Formuliere zu WM-V1 eine Wirkungsaussage in drei Saetzen: Erstens den beobachteten oder plausiblen Zustand, zweitens die Daten- oder Quellenlage, drittens die offene Unsicherheit samt Rueckkopplung. Die Antwort muss ohne moralische Personenbewertung auskommen und darf Reichweite nicht mit Wirkung verwechseln.</w:t>
+      </w:r>
+    </w:p>
+    <w:p>
+      <w:r>
+        <w:t>Rueckkopplung. Fuer Was ist Wirkungsmanagement? bedeutet Wirkungswissen erst dann wertvoll wird, wenn es Entscheidungen veraendert, dass die Analyse nicht bei einer Aktivitaet, einem guten Willen oder einer Kennzahl stehen bleiben darf. Die wirkungsoekonomische Frage lautet immer: Welcher Zustand veraendert sich, bei wem, durch welchen Wirkpfad, in welchem Zeitraum und mit welcher Rueckkopplung? Gerade in Wirkungsmanagement ist diese Unterscheidung entscheidend, weil Lernende spaeter nicht nur Begriffe wiedergeben, sondern Entscheidungssituationen pruefen muessen. Der haeufige Fehler besteht darin, einen Bericht als Endpunkt zu betrachten. Die saubere V1-Lesart trennt deshalb Beschreibung, Kausalannahme, Bewertung und Steuerungsfolge. Jeder Analyseblock sollte fragen, welche Routine, welcher Prozess oder welche Ressource nach der Bewertung angepasst wird. So wird aus dem Thema kein isoliertes Kapitel, sondern ein pruefbarer Baustein der WÖk-Architektur.</w:t>
+      </w:r>
+    </w:p>
+    <w:p>
+      <w:r>
+        <w:t>Fallfenster zur Anwendung. Ein Kommunikationsbericht nennt viele Aktivitaeten, Reichweiten und Rueckmeldungen. Die V1-Pruefung fragt, ob daraus eine belastbare Wirkungsaussage folgt. Wenn nur Kontakte, Klicks oder Zustimmung vorliegen, bleibt die Aussage im Bereich Wirkungspotenzial oder Resonanz, nicht im Bereich nachgewiesener Wirkung. Bezogen auf Was ist Wirkungsmanagement? heisst das: Die Analyse muss das konkrete Thema ernst nehmen und zugleich den allgemeinen WÖk-Massstab halten. Es geht nicht darum, die Welt in gute und schlechte Akteure einzuteilen. Es geht darum, Wirkpfade, Wirkungsempfaenger, Datenqualitaet, Risiken und Rueckkopplung so zu beschreiben, dass bessere Entscheidungen moeglich werden.</w:t>
+      </w:r>
+    </w:p>
+    <w:p>
+      <w:r>
+        <w:t>Governance. Fuer Was ist Wirkungsmanagement? bedeutet Wirkungsbewertung Verfahren, Rechte, Transparenz und Korrektur braucht, dass die Analyse nicht bei einer Aktivitaet, einem guten Willen oder einer Kennzahl stehen bleiben darf. Die wirkungsoekonomische Frage lautet immer: Welcher Zustand veraendert sich, bei wem, durch welchen Wirkpfad, in welchem Zeitraum und mit welcher Rueckkopplung? Gerade in Wirkungsmanagement ist diese Unterscheidung entscheidend, weil Lernende spaeter nicht nur Begriffe wiedergeben, sondern Entscheidungssituationen pruefen muessen. Der haeufige Fehler besteht darin, Bewertung als technokratische Top-down-Setzung zu verstehen. Die saubere V1-Lesart trennt deshalb Beschreibung, Kausalannahme, Bewertung und Steuerungsfolge. Betroffene, Datenhalter, Entscheider und Kontrollinstanzen muessen unterscheidbare Rollen behalten. So wird aus dem Thema kein isoliertes Kapitel, sondern ein pruefbarer Baustein der WÖk-Architektur.</w:t>
+      </w:r>
+    </w:p>
+    <w:p>
+      <w:r>
+        <w:t>Didaktische Pruefbarkeit. Fuer Was ist Wirkungsmanagement? bedeutet das Thema in der Akademie nicht nur erklaert, sondern in Falllogik ueberfuehrt werden muss, dass die Analyse nicht bei einer Aktivitaet, einem guten Willen oder einer Kennzahl stehen bleiben darf. Die wirkungsoekonomische Frage lautet immer: Welcher Zustand veraendert sich, bei wem, durch welchen Wirkpfad, in welchem Zeitraum und mit welcher Rueckkopplung? Gerade in Wirkungsmanagement ist diese Unterscheidung entscheidend, weil Lernende spaeter nicht nur Begriffe wiedergeben, sondern Entscheidungssituationen pruefen muessen. Der haeufige Fehler besteht darin, reines Auswendiglernen als Kompetenznachweis zu behandeln. Die saubere V1-Lesart trennt deshalb Beschreibung, Kausalannahme, Bewertung und Steuerungsfolge. Pruefungsfragen sollen Begriffe, Anwendung und rote Linien verbinden. So wird aus dem Thema kein isoliertes Kapitel, sondern ein pruefbarer Baustein der WÖk-Architektur.</w:t>
+      </w:r>
+    </w:p>
+    <w:p>
+      <w:r>
+        <w:t>Transfer in Organisationen. Fuer Was ist Wirkungsmanagement? bedeutet WÖk-Begriffe im Alltag nur tragen, wenn sie in Routinen uebersetzt werden, dass die Analyse nicht bei einer Aktivitaet, einem guten Willen oder einer Kennzahl stehen bleiben darf. Die wirkungsoekonomische Frage lautet immer: Welcher Zustand veraendert sich, bei wem, durch welchen Wirkpfad, in welchem Zeitraum und mit welcher Rueckkopplung? Gerade in Wirkungsmanagement ist diese Unterscheidung entscheidend, weil Lernende spaeter nicht nur Begriffe wiedergeben, sondern Entscheidungssituationen pruefen muessen. Der haeufige Fehler besteht darin, die Verantwortung an eine Nachhaltigkeitsabteilung auszulagern. Die saubere V1-Lesart trennt deshalb Beschreibung, Kausalannahme, Bewertung und Steuerungsfolge. Strategie, Einkauf, Kommunikation, Controlling und Fuehrung muessen denselben Wirkungsbegriff verwenden. So wird aus dem Thema kein isoliertes Kapitel, sondern ein pruefbarer Baustein der WÖk-Architektur.</w:t>
+      </w:r>
+    </w:p>
+    <w:p>
+      <w:r>
+        <w:t>Fallfenster zur Anwendung. Eine Organisation plant eine Massnahme und formuliert dazu eine positive Absicht. In der WÖk reicht das nicht. Fuer diese Vorlesung muss sichtbar werden, welche Zustandsveraenderung erwartet wird, welche Empfaenger direkt oder indirekt betroffen sind, welche Nebenwirkungen entstehen koennen und welche Entscheidung spaeter korrigiert wird. Bezogen auf Was ist Wirkungsmanagement? heisst das: Die Analyse muss das konkrete Thema ernst nehmen und zugleich den allgemeinen WÖk-Massstab halten. Es geht nicht darum, die Welt in gute und schlechte Akteure einzuteilen. Es geht darum, Wirkpfade, Wirkungsempfaenger, Datenqualitaet, Risiken und Rueckkopplung so zu beschreiben, dass bessere Entscheidungen moeglich werden.</w:t>
+      </w:r>
+    </w:p>
+    <w:p>
+      <w:r>
+        <w:t>Rueckfluss in den Korpus. Fuer Was ist Wirkungsmanagement? bedeutet jedes Studienskript den Gesamtbestand schaerfen kann, dass die Analyse nicht bei einer Aktivitaet, einem guten Willen oder einer Kennzahl stehen bleiben darf. Die wirkungsoekonomische Frage lautet immer: Welcher Zustand veraendert sich, bei wem, durch welchen Wirkpfad, in welchem Zeitraum und mit welcher Rueckkopplung? Gerade in Wirkungsmanagement ist diese Unterscheidung entscheidend, weil Lernende spaeter nicht nur Begriffe wiedergeben, sondern Entscheidungssituationen pruefen muessen. Der haeufige Fehler besteht darin, neue Einsichten nur lokal im Skript zu belassen. Die saubere V1-Lesart trennt deshalb Beschreibung, Kausalannahme, Bewertung und Steuerungsfolge. Glossar, Website, Journal, Dossiers und Visuals sollen aus der Skriptarbeit lernen. So wird aus dem Thema kein isoliertes Kapitel, sondern ein pruefbarer Baustein der WÖk-Architektur.</w:t>
+      </w:r>
+    </w:p>
+    <w:p>
+      <w:r>
+        <w:t>Pruefungsnahe Transferfrage. Formuliere zu WM-V1 eine Wirkungsaussage in drei Saetzen: Erstens den beobachteten oder plausiblen Zustand, zweitens die Daten- oder Quellenlage, drittens die offene Unsicherheit samt Rueckkopplung. Die Antwort muss ohne moralische Personenbewertung auskommen und darf Reichweite nicht mit Wirkung verwechseln.</w:t>
+      </w:r>
+    </w:p>
+    <w:p>
+      <w:pPr>
+        <w:pStyle w:val="Heading3"/>
+      </w:pPr>
+      <w:r>
+        <w:t>Vertiefungsrunde 2: Lesen, pruefen, rueckkoppeln</w:t>
+      </w:r>
+    </w:p>
+    <w:p>
+      <w:r>
+        <w:t>Die folgende Runde verdichtet WM-V1 nicht durch neue Schlagworte, sondern durch wiederholte Anwendung auf unterschiedliche Entscheidungsebenen. Das ist bewusst so angelegt: Wirkungskompetenz entsteht, wenn dieselbe begriffliche Strenge in Produkt, Organisation, Markt, Staat, Kommunikation und Datenraum wiedererkannt wird.</w:t>
+      </w:r>
+    </w:p>
+    <w:p>
+      <w:r>
+        <w:t>Begriffliche Schaerfung. Fuer Was ist Wirkungsmanagement? bedeutet praezise Sprache die erste Sicherung gegen Impact-Washing ist, dass die Analyse nicht bei einer Aktivitaet, einem guten Willen oder einer Kennzahl stehen bleiben darf. Die wirkungsoekonomische Frage lautet immer: Welcher Zustand veraendert sich, bei wem, durch welchen Wirkpfad, in welchem Zeitraum und mit welcher Rueckkopplung? Gerade in Wirkungsmanagement ist diese Unterscheidung entscheidend, weil Lernende spaeter nicht nur Begriffe wiedergeben, sondern Entscheidungssituationen pruefen muessen. Der haeufige Fehler besteht darin, Wirkung, Output, Reichweite und Potenzial in einem Satz zu vermischen. Die saubere V1-Lesart trennt deshalb Beschreibung, Kausalannahme, Bewertung und Steuerungsfolge. In der Praxis sollte jede Wirkungsaussage als kurze Viererprobe formuliert werden: Zustand, Betroffene, Quelle, offene Unsicherheit. So wird aus dem Thema kein isoliertes Kapitel, sondern ein pruefbarer Baustein der WÖk-Architektur.</w:t>
+      </w:r>
+    </w:p>
+    <w:p>
+      <w:r>
+        <w:t>Wirkpfad-Logik. Fuer Was ist Wirkungsmanagement? bedeutet ein Thema erst dann steuerbar wird, wenn der Mechanismus zwischen Ausloeser und Zustandsveraenderung beschrieben ist, dass die Analyse nicht bei einer Aktivitaet, einem guten Willen oder einer Kennzahl stehen bleiben darf. Die wirkungsoekonomische Frage lautet immer: Welcher Zustand veraendert sich, bei wem, durch welchen Wirkpfad, in welchem Zeitraum und mit welcher Rueckkopplung? Gerade in Wirkungsmanagement ist diese Unterscheidung entscheidend, weil Lernende spaeter nicht nur Begriffe wiedergeben, sondern Entscheidungssituationen pruefen muessen. Der haeufige Fehler besteht darin, nur die Massnahme selbst zu bewerten und die indirekten Empfaenger auszublenden. Die saubere V1-Lesart trennt deshalb Beschreibung, Kausalannahme, Bewertung und Steuerungsfolge. Eine gute Fallanalyse zeichnet mindestens einen direkten und einen indirekten Wirkpfad nach. So wird aus dem Thema kein isoliertes Kapitel, sondern ein pruefbarer Baustein der WÖk-Architektur.</w:t>
+      </w:r>
+    </w:p>
+    <w:p>
+      <w:r>
+        <w:t>Fallfenster zur Anwendung. Eine Fuehrungsentscheidung erzeugt zugleich Nutzen und Risiken. Die WÖk behandelt Ambivalenz nicht als Stoerung, sondern als Kern der Analyse. Positive Netto-Wirkung darf erst behauptet werden, wenn zentrale negative Wirkungen getrennt geprueft und rote Linien gewahrt sind. Bezogen auf Was ist Wirkungsmanagement? heisst das: Die Analyse muss das konkrete Thema ernst nehmen und zugleich den allgemeinen WÖk-Massstab halten. Es geht nicht darum, die Welt in gute und schlechte Akteure einzuteilen. Es geht darum, Wirkpfade, Wirkungsempfaenger, Datenqualitaet, Risiken und Rueckkopplung so zu beschreiben, dass bessere Entscheidungen moeglich werden.</w:t>
+      </w:r>
+    </w:p>
+    <w:p>
+      <w:r>
+        <w:t>Daten- und Quellenklarheit. Fuer Was ist Wirkungsmanagement? bedeutet jede Bewertung nur so belastbar ist wie Datenlage, Quellenstatus und Aktualitaet, dass die Analyse nicht bei einer Aktivitaet, einem guten Willen oder einer Kennzahl stehen bleiben darf. Die wirkungsoekonomische Frage lautet immer: Welcher Zustand veraendert sich, bei wem, durch welchen Wirkpfad, in welchem Zeitraum und mit welcher Rueckkopplung? Gerade in Wirkungsmanagement ist diese Unterscheidung entscheidend, weil Lernende spaeter nicht nur Begriffe wiedergeben, sondern Entscheidungssituationen pruefen muessen. Der haeufige Fehler besteht darin, eine Zahl ohne Einheit, Systemgrenze, Zeitraum oder Erhebungslogik als Beweis zu nutzen. Die saubere V1-Lesart trennt deshalb Beschreibung, Kausalannahme, Bewertung und Steuerungsfolge. Die Lernenden sollen Daten nicht dekorativ zitieren, sondern ihre Aussagekraft, Luecken und Grenzen offenlegen. So wird aus dem Thema kein isoliertes Kapitel, sondern ein pruefbarer Baustein der WÖk-Architektur.</w:t>
+      </w:r>
+    </w:p>
+    <w:p>
+      <w:r>
+        <w:t>Ambivalenz. Fuer Was ist Wirkungsmanagement? bedeutet positive und negative Zustandsveraenderungen gleichzeitig auftreten koennen, dass die Analyse nicht bei einer Aktivitaet, einem guten Willen oder einer Kennzahl stehen bleiben darf. Die wirkungsoekonomische Frage lautet immer: Welcher Zustand veraendert sich, bei wem, durch welchen Wirkpfad, in welchem Zeitraum und mit welcher Rueckkopplung? Gerade in Wirkungsmanagement ist diese Unterscheidung entscheidend, weil Lernende spaeter nicht nur Begriffe wiedergeben, sondern Entscheidungssituationen pruefen muessen. Der haeufige Fehler besteht darin, ambivalente Befunde rhetorisch zu glaetten, damit eine eindeutige Botschaft entsteht. Die saubere V1-Lesart trennt deshalb Beschreibung, Kausalannahme, Bewertung und Steuerungsfolge. Ein gutes Skript fuehrt deshalb Profile, Zielkonflikte und offene Punkte nebeneinander. So wird aus dem Thema kein isoliertes Kapitel, sondern ein pruefbarer Baustein der WÖk-Architektur.</w:t>
+      </w:r>
+    </w:p>
+    <w:p>
+      <w:r>
+        <w:t>Nichtkompensation. Fuer Was ist Wirkungsmanagement? bedeutet schwere zentrale Schaeden nicht durch beliebige positive Einzelwerte neutralisiert werden duerfen, dass die Analyse nicht bei einer Aktivitaet, einem guten Willen oder einer Kennzahl stehen bleiben darf. Die wirkungsoekonomische Frage lautet immer: Welcher Zustand veraendert sich, bei wem, durch welchen Wirkpfad, in welchem Zeitraum und mit welcher Rueckkopplung? Gerade in Wirkungsmanagement ist diese Unterscheidung entscheidend, weil Lernende spaeter nicht nur Begriffe wiedergeben, sondern Entscheidungssituationen pruefen muessen. Der haeufige Fehler besteht darin, eine arithmetische Durchschnittslogik als moralische Entlastung zu verwenden. Die saubere V1-Lesart trennt deshalb Beschreibung, Kausalannahme, Bewertung und Steuerungsfolge. Reverse Merit Order und rote Linien sind Schutzregeln gegen Schoenrechnung. So wird aus dem Thema kein isoliertes Kapitel, sondern ein pruefbarer Baustein der WÖk-Architektur.</w:t>
+      </w:r>
+    </w:p>
+    <w:p>
+      <w:r>
+        <w:t>Fallfenster zur Anwendung. Ein Controlling-Team moechte einen Score bilden. Das Skript verlangt, dass Datenqualitaet, Systemgrenzen, Gewichtung, Unsicherheit und Nichtkompensation sichtbar bleiben. Ein Score darf die Diskussion nicht beenden, sondern muss bessere Fragen, Priorisierung und Rueckkopplung ermoeglichen. Bezogen auf Was ist Wirkungsmanagement? heisst das: Die Analyse muss das konkrete Thema ernst nehmen und zugleich den allgemeinen WÖk-Massstab halten. Es geht nicht darum, die Welt in gute und schlechte Akteure einzuteilen. Es geht darum, Wirkpfade, Wirkungsempfaenger, Datenqualitaet, Risiken und Rueckkopplung so zu beschreiben, dass bessere Entscheidungen moeglich werden.</w:t>
+      </w:r>
+    </w:p>
+    <w:p>
+      <w:r>
+        <w:t>Pruefungsnahe Transferfrage. Formuliere zu WM-V1 eine Wirkungsaussage in drei Saetzen: Erstens den beobachteten oder plausiblen Zustand, zweitens die Daten- oder Quellenlage, drittens die offene Unsicherheit samt Rueckkopplung. Die Antwort muss ohne moralische Personenbewertung auskommen und darf Reichweite nicht mit Wirkung verwechseln.</w:t>
+      </w:r>
+    </w:p>
+    <w:p>
+      <w:r>
+        <w:t>Rueckkopplung. Fuer Was ist Wirkungsmanagement? bedeutet Wirkungswissen erst dann wertvoll wird, wenn es Entscheidungen veraendert, dass die Analyse nicht bei einer Aktivitaet, einem guten Willen oder einer Kennzahl stehen bleiben darf. Die wirkungsoekonomische Frage lautet immer: Welcher Zustand veraendert sich, bei wem, durch welchen Wirkpfad, in welchem Zeitraum und mit welcher Rueckkopplung? Gerade in Wirkungsmanagement ist diese Unterscheidung entscheidend, weil Lernende spaeter nicht nur Begriffe wiedergeben, sondern Entscheidungssituationen pruefen muessen. Der haeufige Fehler besteht darin, einen Bericht als Endpunkt zu betrachten. Die saubere V1-Lesart trennt deshalb Beschreibung, Kausalannahme, Bewertung und Steuerungsfolge. Jeder Analyseblock sollte fragen, welche Routine, welcher Prozess oder welche Ressource nach der Bewertung angepasst wird. So wird aus dem Thema kein isoliertes Kapitel, sondern ein pruefbarer Baustein der WÖk-Architektur.</w:t>
+      </w:r>
+    </w:p>
+    <w:p>
+      <w:r>
+        <w:t>Governance. Fuer Was ist Wirkungsmanagement? bedeutet Wirkungsbewertung Verfahren, Rechte, Transparenz und Korrektur braucht, dass die Analyse nicht bei einer Aktivitaet, einem guten Willen oder einer Kennzahl stehen bleiben darf. Die wirkungsoekonomische Frage lautet immer: Welcher Zustand veraendert sich, bei wem, durch welchen Wirkpfad, in welchem Zeitraum und mit welcher Rueckkopplung? Gerade in Wirkungsmanagement ist diese Unterscheidung entscheidend, weil Lernende spaeter nicht nur Begriffe wiedergeben, sondern Entscheidungssituationen pruefen muessen. Der haeufige Fehler besteht darin, Bewertung als technokratische Top-down-Setzung zu verstehen. Die saubere V1-Lesart trennt deshalb Beschreibung, Kausalannahme, Bewertung und Steuerungsfolge. Betroffene, Datenhalter, Entscheider und Kontrollinstanzen muessen unterscheidbare Rollen behalten. So wird aus dem Thema kein isoliertes Kapitel, sondern ein pruefbarer Baustein der WÖk-Architektur.</w:t>
+      </w:r>
+    </w:p>
+    <w:p>
+      <w:r>
+        <w:t>Didaktische Pruefbarkeit. Fuer Was ist Wirkungsmanagement? bedeutet das Thema in der Akademie nicht nur erklaert, sondern in Falllogik ueberfuehrt werden muss, dass die Analyse nicht bei einer Aktivitaet, einem guten Willen oder einer Kennzahl stehen bleiben darf. Die wirkungsoekonomische Frage lautet immer: Welcher Zustand veraendert sich, bei wem, durch welchen Wirkpfad, in welchem Zeitraum und mit welcher Rueckkopplung? Gerade in Wirkungsmanagement ist diese Unterscheidung entscheidend, weil Lernende spaeter nicht nur Begriffe wiedergeben, sondern Entscheidungssituationen pruefen muessen. Der haeufige Fehler besteht darin, reines Auswendiglernen als Kompetenznachweis zu behandeln. Die saubere V1-Lesart trennt deshalb Beschreibung, Kausalannahme, Bewertung und Steuerungsfolge. Pruefungsfragen sollen Begriffe, Anwendung und rote Linien verbinden. So wird aus dem Thema kein isoliertes Kapitel, sondern ein pruefbarer Baustein der WÖk-Architektur.</w:t>
+      </w:r>
+    </w:p>
+    <w:p>
+      <w:r>
+        <w:t>Fallfenster zur Anwendung. Ein Kommunikationsbericht nennt viele Aktivitaeten, Reichweiten und Rueckmeldungen. Die V1-Pruefung fragt, ob daraus eine belastbare Wirkungsaussage folgt. Wenn nur Kontakte, Klicks oder Zustimmung vorliegen, bleibt die Aussage im Bereich Wirkungspotenzial oder Resonanz, nicht im Bereich nachgewiesener Wirkung. Bezogen auf Was ist Wirkungsmanagement? heisst das: Die Analyse muss das konkrete Thema ernst nehmen und zugleich den allgemeinen WÖk-Massstab halten. Es geht nicht darum, die Welt in gute und schlechte Akteure einzuteilen. Es geht darum, Wirkpfade, Wirkungsempfaenger, Datenqualitaet, Risiken und Rueckkopplung so zu beschreiben, dass bessere Entscheidungen moeglich werden.</w:t>
+      </w:r>
+    </w:p>
+    <w:p>
+      <w:r>
+        <w:t>Transfer in Organisationen. Fuer Was ist Wirkungsmanagement? bedeutet WÖk-Begriffe im Alltag nur tragen, wenn sie in Routinen uebersetzt werden, dass die Analyse nicht bei einer Aktivitaet, einem guten Willen oder einer Kennzahl stehen bleiben darf. Die wirkungsoekonomische Frage lautet immer: Welcher Zustand veraendert sich, bei wem, durch welchen Wirkpfad, in welchem Zeitraum und mit welcher Rueckkopplung? Gerade in Wirkungsmanagement ist diese Unterscheidung entscheidend, weil Lernende spaeter nicht nur Begriffe wiedergeben, sondern Entscheidungssituationen pruefen muessen. Der haeufige Fehler besteht darin, die Verantwortung an eine Nachhaltigkeitsabteilung auszulagern. Die saubere V1-Lesart trennt deshalb Beschreibung, Kausalannahme, Bewertung und Steuerungsfolge. Strategie, Einkauf, Kommunikation, Controlling und Fuehrung muessen denselben Wirkungsbegriff verwenden. So wird aus dem Thema kein isoliertes Kapitel, sondern ein pruefbarer Baustein der WÖk-Architektur.</w:t>
+      </w:r>
+    </w:p>
+    <w:p>
+      <w:r>
+        <w:t>Rueckfluss in den Korpus. Fuer Was ist Wirkungsmanagement? bedeutet jedes Studienskript den Gesamtbestand schaerfen kann, dass die Analyse nicht bei einer Aktivitaet, einem guten Willen oder einer Kennzahl stehen bleiben darf. Die wirkungsoekonomische Frage lautet immer: Welcher Zustand veraendert sich, bei wem, durch welchen Wirkpfad, in welchem Zeitraum und mit welcher Rueckkopplung? Gerade in Wirkungsmanagement ist diese Unterscheidung entscheidend, weil Lernende spaeter nicht nur Begriffe wiedergeben, sondern Entscheidungssituationen pruefen muessen. Der haeufige Fehler besteht darin, neue Einsichten nur lokal im Skript zu belassen. Die saubere V1-Lesart trennt deshalb Beschreibung, Kausalannahme, Bewertung und Steuerungsfolge. Glossar, Website, Journal, Dossiers und Visuals sollen aus der Skriptarbeit lernen. So wird aus dem Thema kein isoliertes Kapitel, sondern ein pruefbarer Baustein der WÖk-Architektur.</w:t>
+      </w:r>
+    </w:p>
+    <w:p>
+      <w:r>
+        <w:t>Pruefungsnahe Transferfrage. Formuliere zu WM-V1 eine Wirkungsaussage in drei Saetzen: Erstens den beobachteten oder plausiblen Zustand, zweitens die Daten- oder Quellenlage, drittens die offene Unsicherheit samt Rueckkopplung. Die Antwort muss ohne moralische Personenbewertung auskommen und darf Reichweite nicht mit Wirkung verwechseln.</w:t>
+      </w:r>
+    </w:p>
+    <w:p>
+      <w:pPr>
+        <w:pStyle w:val="Heading3"/>
+      </w:pPr>
+      <w:r>
+        <w:t>Vertiefungsrunde 3: Lesen, pruefen, rueckkoppeln</w:t>
+      </w:r>
+    </w:p>
+    <w:p>
+      <w:r>
+        <w:t>Die folgende Runde verdichtet WM-V1 nicht durch neue Schlagworte, sondern durch wiederholte Anwendung auf unterschiedliche Entscheidungsebenen. Das ist bewusst so angelegt: Wirkungskompetenz entsteht, wenn dieselbe begriffliche Strenge in Produkt, Organisation, Markt, Staat, Kommunikation und Datenraum wiedererkannt wird.</w:t>
+      </w:r>
+    </w:p>
+    <w:p>
+      <w:r>
+        <w:t>Begriffliche Schaerfung. Fuer Was ist Wirkungsmanagement? bedeutet praezise Sprache die erste Sicherung gegen Impact-Washing ist, dass die Analyse nicht bei einer Aktivitaet, einem guten Willen oder einer Kennzahl stehen bleiben darf. Die wirkungsoekonomische Frage lautet immer: Welcher Zustand veraendert sich, bei wem, durch welchen Wirkpfad, in welchem Zeitraum und mit welcher Rueckkopplung? Gerade in Wirkungsmanagement ist diese Unterscheidung entscheidend, weil Lernende spaeter nicht nur Begriffe wiedergeben, sondern Entscheidungssituationen pruefen muessen. Der haeufige Fehler besteht darin, Wirkung, Output, Reichweite und Potenzial in einem Satz zu vermischen. Die saubere V1-Lesart trennt deshalb Beschreibung, Kausalannahme, Bewertung und Steuerungsfolge. In der Praxis sollte jede Wirkungsaussage als kurze Viererprobe formuliert werden: Zustand, Betroffene, Quelle, offene Unsicherheit. So wird aus dem Thema kein isoliertes Kapitel, sondern ein pruefbarer Baustein der WÖk-Architektur.</w:t>
+      </w:r>
+    </w:p>
+    <w:p>
+      <w:r>
+        <w:t>Fallfenster zur Anwendung. Eine Organisation plant eine Massnahme und formuliert dazu eine positive Absicht. In der WÖk reicht das nicht. Fuer diese Vorlesung muss sichtbar werden, welche Zustandsveraenderung erwartet wird, welche Empfaenger direkt oder indirekt betroffen sind, welche Nebenwirkungen entstehen koennen und welche Entscheidung spaeter korrigiert wird. Bezogen auf Was ist Wirkungsmanagement? heisst das: Die Analyse muss das konkrete Thema ernst nehmen und zugleich den allgemeinen WÖk-Massstab halten. Es geht nicht darum, die Welt in gute und schlechte Akteure einzuteilen. Es geht darum, Wirkpfade, Wirkungsempfaenger, Datenqualitaet, Risiken und Rueckkopplung so zu beschreiben, dass bessere Entscheidungen moeglich werden.</w:t>
+      </w:r>
+    </w:p>
+    <w:p>
+      <w:r>
+        <w:t>Wirkpfad-Logik. Fuer Was ist Wirkungsmanagement? bedeutet ein Thema erst dann steuerbar wird, wenn der Mechanismus zwischen Ausloeser und Zustandsveraenderung beschrieben ist, dass die Analyse nicht bei einer Aktivitaet, einem guten Willen oder einer Kennzahl stehen bleiben darf. Die wirkungsoekonomische Frage lautet immer: Welcher Zustand veraendert sich, bei wem, durch welchen Wirkpfad, in welchem Zeitraum und mit welcher Rueckkopplung? Gerade in Wirkungsmanagement ist diese Unterscheidung entscheidend, weil Lernende spaeter nicht nur Begriffe wiedergeben, sondern Entscheidungssituationen pruefen muessen. Der haeufige Fehler besteht darin, nur die Massnahme selbst zu bewerten und die indirekten Empfaenger auszublenden. Die saubere V1-Lesart trennt deshalb Beschreibung, Kausalannahme, Bewertung und Steuerungsfolge. Eine gute Fallanalyse zeichnet mindestens einen direkten und einen indirekten Wirkpfad nach. So wird aus dem Thema kein isoliertes Kapitel, sondern ein pruefbarer Baustein der WÖk-Architektur.</w:t>
+      </w:r>
+    </w:p>
+    <w:p>
+      <w:r>
+        <w:t>Daten- und Quellenklarheit. Fuer Was ist Wirkungsmanagement? bedeutet jede Bewertung nur so belastbar ist wie Datenlage, Quellenstatus und Aktualitaet, dass die Analyse nicht bei einer Aktivitaet, einem guten Willen oder einer Kennzahl stehen bleiben darf. Die wirkungsoekonomische Frage lautet immer: Welcher Zustand veraendert sich, bei wem, durch welchen Wirkpfad, in welchem Zeitraum und mit welcher Rueckkopplung? Gerade in Wirkungsmanagement ist diese Unterscheidung entscheidend, weil Lernende spaeter nicht nur Begriffe wiedergeben, sondern Entscheidungssituationen pruefen muessen. Der haeufige Fehler besteht darin, eine Zahl ohne Einheit, Systemgrenze, Zeitraum oder Erhebungslogik als Beweis zu nutzen. Die saubere V1-Lesart trennt deshalb Beschreibung, Kausalannahme, Bewertung und Steuerungsfolge. Die Lernenden sollen Daten nicht dekorativ zitieren, sondern ihre Aussagekraft, Luecken und Grenzen offenlegen. So wird aus dem Thema kein isoliertes Kapitel, sondern ein pruefbarer Baustein der WÖk-Architektur.</w:t>
+      </w:r>
+    </w:p>
+    <w:p>
+      <w:r>
+        <w:t>Ambivalenz. Fuer Was ist Wirkungsmanagement? bedeutet positive und negative Zustandsveraenderungen gleichzeitig auftreten koennen, dass die Analyse nicht bei einer Aktivitaet, einem guten Willen oder einer Kennzahl stehen bleiben darf. Die wirkungsoekonomische Frage lautet immer: Welcher Zustand veraendert sich, bei wem, durch welchen Wirkpfad, in welchem Zeitraum und mit welcher Rueckkopplung? Gerade in Wirkungsmanagement ist diese Unterscheidung entscheidend, weil Lernende spaeter nicht nur Begriffe wiedergeben, sondern Entscheidungssituationen pruefen muessen. Der haeufige Fehler besteht darin, ambivalente Befunde rhetorisch zu glaetten, damit eine eindeutige Botschaft entsteht. Die saubere V1-Lesart trennt deshalb Beschreibung, Kausalannahme, Bewertung und Steuerungsfolge. Ein gutes Skript fuehrt deshalb Profile, Zielkonflikte und offene Punkte nebeneinander. So wird aus dem Thema kein isoliertes Kapitel, sondern ein pruefbarer Baustein der WÖk-Architektur.</w:t>
+      </w:r>
+    </w:p>
+    <w:p>
+      <w:r>
+        <w:t>Fallfenster zur Anwendung. Eine Fuehrungsentscheidung erzeugt zugleich Nutzen und Risiken. Die WÖk behandelt Ambivalenz nicht als Stoerung, sondern als Kern der Analyse. Positive Netto-Wirkung darf erst behauptet werden, wenn zentrale negative Wirkungen getrennt geprueft und rote Linien gewahrt sind. Bezogen auf Was ist Wirkungsmanagement? heisst das: Die Analyse muss das konkrete Thema ernst nehmen und zugleich den allgemeinen WÖk-Massstab halten. Es geht nicht darum, die Welt in gute und schlechte Akteure einzuteilen. Es geht darum, Wirkpfade, Wirkungsempfaenger, Datenqualitaet, Risiken und Rueckkopplung so zu beschreiben, dass bessere Entscheidungen moeglich werden.</w:t>
+      </w:r>
+    </w:p>
+    <w:p>
+      <w:r>
+        <w:t>Nichtkompensation. Fuer Was ist Wirkungsmanagement? bedeutet schwere zentrale Schaeden nicht durch beliebige positive Einzelwerte neutralisiert werden duerfen, dass die Analyse nicht bei einer Aktivitaet, einem guten Willen oder einer Kennzahl stehen bleiben darf. Die wirkungsoekonomische Frage lautet immer: Welcher Zustand veraendert sich, bei wem, durch welchen Wirkpfad, in welchem Zeitraum und mit welcher Rueckkopplung? Gerade in Wirkungsmanagement ist diese Unterscheidung entscheidend, weil Lernende spaeter nicht nur Begriffe wiedergeben, sondern Entscheidungssituationen pruefen muessen. Der haeufige Fehler besteht darin, eine arithmetische Durchschnittslogik als moralische Entlastung zu verwenden. Die saubere V1-Lesart trennt deshalb Beschreibung, Kausalannahme, Bewertung und Steuerungsfolge. Reverse Merit Order und rote Linien sind Schutzregeln gegen Schoenrechnung. So wird aus dem Thema kein isoliertes Kapitel, sondern ein pruefbarer Baustein der WÖk-Architektur.</w:t>
+      </w:r>
+    </w:p>
+    <w:p>
+      <w:r>
+        <w:t>Pruefungsnahe Transferfrage. Formuliere zu WM-V1 eine Wirkungsaussage in drei Saetzen: Erstens den beobachteten oder plausiblen Zustand, zweitens die Daten- oder Quellenlage, drittens die offene Unsicherheit samt Rueckkopplung. Die Antwort muss ohne moralische Personenbewertung auskommen und darf Reichweite nicht mit Wirkung verwechseln.</w:t>
+      </w:r>
+    </w:p>
+    <w:p>
+      <w:r>
+        <w:t>Rueckkopplung. Fuer Was ist Wirkungsmanagement? bedeutet Wirkungswissen erst dann wertvoll wird, wenn es Entscheidungen veraendert, dass die Analyse nicht bei einer Aktivitaet, einem guten Willen oder einer Kennzahl stehen bleiben darf. Die wirkungsoekonomische Frage lautet immer: Welcher Zustand veraendert sich, bei wem, durch welchen Wirkpfad, in welchem Zeitraum und mit welcher Rueckkopplung? Gerade in Wirkungsmanagement ist diese Unterscheidung entscheidend, weil Lernende spaeter nicht nur Begriffe wiedergeben, sondern Entscheidungssituationen pruefen muessen. Der haeufige Fehler besteht darin, einen Bericht als Endpunkt zu betrachten. Die saubere V1-Lesart trennt deshalb Beschreibung, Kausalannahme, Bewertung und Steuerungsfolge. Jeder Analyseblock sollte fragen, welche Routine, welcher Prozess oder welche Ressource nach der Bewertung angepasst wird. So wird aus dem Thema kein isoliertes Kapitel, sondern ein pruefbarer Baustein der WÖk-Architektur.</w:t>
+      </w:r>
+    </w:p>
+    <w:p>
+      <w:r>
+        <w:t>Governance. Fuer Was ist Wirkungsmanagement? bedeutet Wirkungsbewertung Verfahren, Rechte, Transparenz und Korrektur braucht, dass die Analyse nicht bei einer Aktivitaet, einem guten Willen oder einer Kennzahl stehen bleiben darf. Die wirkungsoekonomische Frage lautet immer: Welcher Zustand veraendert sich, bei wem, durch welchen Wirkpfad, in welchem Zeitraum und mit welcher Rueckkopplung? Gerade in Wirkungsmanagement ist diese Unterscheidung entscheidend, weil Lernende spaeter nicht nur Begriffe wiedergeben, sondern Entscheidungssituationen pruefen muessen. Der haeufige Fehler besteht darin, Bewertung als technokratische Top-down-Setzung zu verstehen. Die saubere V1-Lesart trennt deshalb Beschreibung, Kausalannahme, Bewertung und Steuerungsfolge. Betroffene, Datenhalter, Entscheider und Kontrollinstanzen muessen unterscheidbare Rollen behalten. So wird aus dem Thema kein isoliertes Kapitel, sondern ein pruefbarer Baustein der WÖk-Architektur.</w:t>
+      </w:r>
+    </w:p>
+    <w:p>
+      <w:r>
+        <w:t>Fallfenster zur Anwendung. Ein Controlling-Team moechte einen Score bilden. Das Skript verlangt, dass Datenqualitaet, Systemgrenzen, Gewichtung, Unsicherheit und Nichtkompensation sichtbar bleiben. Ein Score darf die Diskussion nicht beenden, sondern muss bessere Fragen, Priorisierung und Rueckkopplung ermoeglichen. Bezogen auf Was ist Wirkungsmanagement? heisst das: Die Analyse muss das konkrete Thema ernst nehmen und zugleich den allgemeinen WÖk-Massstab halten. Es geht nicht darum, die Welt in gute und schlechte Akteure einzuteilen. Es geht darum, Wirkpfade, Wirkungsempfaenger, Datenqualitaet, Risiken und Rueckkopplung so zu beschreiben, dass bessere Entscheidungen moeglich werden.</w:t>
+      </w:r>
+    </w:p>
+    <w:p>
+      <w:r>
+        <w:t>Didaktische Pruefbarkeit. Fuer Was ist Wirkungsmanagement? bedeutet das Thema in der Akademie nicht nur erklaert, sondern in Falllogik ueberfuehrt werden muss, dass die Analyse nicht bei einer Aktivitaet, einem guten Willen oder einer Kennzahl stehen bleiben darf. Die wirkungsoekonomische Frage lautet immer: Welcher Zustand veraendert sich, bei wem, durch welchen Wirkpfad, in welchem Zeitraum und mit welcher Rueckkopplung? Gerade in Wirkungsmanagement ist diese Unterscheidung entscheidend, weil Lernende spaeter nicht nur Begriffe wiedergeben, sondern Entscheidungssituationen pruefen muessen. Der haeufige Fehler besteht darin, reines Auswendiglernen als Kompetenznachweis zu behandeln. Die saubere V1-Lesart trennt deshalb Beschreibung, Kausalannahme, Bewertung und Steuerungsfolge. Pruefungsfragen sollen Begriffe, Anwendung und rote Linien verbinden. So wird aus dem Thema kein isoliertes Kapitel, sondern ein pruefbarer Baustein der WÖk-Architektur.</w:t>
+      </w:r>
+    </w:p>
+    <w:p>
+      <w:r>
+        <w:t>Transfer in Organisationen. Fuer Was ist Wirkungsmanagement? bedeutet WÖk-Begriffe im Alltag nur tragen, wenn sie in Routinen uebersetzt werden, dass die Analyse nicht bei einer Aktivitaet, einem guten Willen oder einer Kennzahl stehen bleiben darf. Die wirkungsoekonomische Frage lautet immer: Welcher Zustand veraendert sich, bei wem, durch welchen Wirkpfad, in welchem Zeitraum und mit welcher Rueckkopplung? Gerade in Wirkungsmanagement ist diese Unterscheidung entscheidend, weil Lernende spaeter nicht nur Begriffe wiedergeben, sondern Entscheidungssituationen pruefen muessen. Der haeufige Fehler besteht darin, die Verantwortung an eine Nachhaltigkeitsabteilung auszulagern. Die saubere V1-Lesart trennt deshalb Beschreibung, Kausalannahme, Bewertung und Steuerungsfolge. Strategie, Einkauf, Kommunikation, Controlling und Fuehrung muessen denselben Wirkungsbegriff verwenden. So wird aus dem Thema kein isoliertes Kapitel, sondern ein pruefbarer Baustein der WÖk-Architektur.</w:t>
+      </w:r>
+    </w:p>
+    <w:p>
+      <w:r>
+        <w:t>Rueckfluss in den Korpus. Fuer Was ist Wirkungsmanagement? bedeutet jedes Studienskript den Gesamtbestand schaerfen kann, dass die Analyse nicht bei einer Aktivitaet, einem guten Willen oder einer Kennzahl stehen bleiben darf. Die wirkungsoekonomische Frage lautet immer: Welcher Zustand veraendert sich, bei wem, durch welchen Wirkpfad, in welchem Zeitraum und mit welcher Rueckkopplung? Gerade in Wirkungsmanagement ist diese Unterscheidung entscheidend, weil Lernende spaeter nicht nur Begriffe wiedergeben, sondern Entscheidungssituationen pruefen muessen. Der haeufige Fehler besteht darin, neue Einsichten nur lokal im Skript zu belassen. Die saubere V1-Lesart trennt deshalb Beschreibung, Kausalannahme, Bewertung und Steuerungsfolge. Glossar, Website, Journal, Dossiers und Visuals sollen aus der Skriptarbeit lernen. So wird aus dem Thema kein isoliertes Kapitel, sondern ein pruefbarer Baustein der WÖk-Architektur.</w:t>
+      </w:r>
+    </w:p>
+    <w:p>
+      <w:r>
+        <w:t>Fallfenster zur Anwendung. Ein Kommunikationsbericht nennt viele Aktivitaeten, Reichweiten und Rueckmeldungen. Die V1-Pruefung fragt, ob daraus eine belastbare Wirkungsaussage folgt. Wenn nur Kontakte, Klicks oder Zustimmung vorliegen, bleibt die Aussage im Bereich Wirkungspotenzial oder Resonanz, nicht im Bereich nachgewiesener Wirkung. Bezogen auf Was ist Wirkungsmanagement? heisst das: Die Analyse muss das konkrete Thema ernst nehmen und zugleich den allgemeinen WÖk-Massstab halten. Es geht nicht darum, die Welt in gute und schlechte Akteure einzuteilen. Es geht darum, Wirkpfade, Wirkungsempfaenger, Datenqualitaet, Risiken und Rueckkopplung so zu beschreiben, dass bessere Entscheidungen moeglich werden.</w:t>
+      </w:r>
+    </w:p>
+    <w:p>
+      <w:r>
+        <w:t>Pruefungsnahe Transferfrage. Formuliere zu WM-V1 eine Wirkungsaussage in drei Saetzen: Erstens den beobachteten oder plausiblen Zustand, zweitens die Daten- oder Quellenlage, drittens die offene Unsicherheit samt Rueckkopplung. Die Antwort muss ohne moralische Personenbewertung auskommen und darf Reichweite nicht mit Wirkung verwechseln.</w:t>
+      </w:r>
+    </w:p>
+    <w:p>
+      <w:pPr>
+        <w:pStyle w:val="Heading3"/>
+      </w:pPr>
+      <w:r>
+        <w:t>Vertiefungsrunde 4: Lesen, pruefen, rueckkoppeln</w:t>
+      </w:r>
+    </w:p>
+    <w:p>
+      <w:r>
+        <w:t>Die folgende Runde verdichtet WM-V1 nicht durch neue Schlagworte, sondern durch wiederholte Anwendung auf unterschiedliche Entscheidungsebenen. Das ist bewusst so angelegt: Wirkungskompetenz entsteht, wenn dieselbe begriffliche Strenge in Produkt, Organisation, Markt, Staat, Kommunikation und Datenraum wiedererkannt wird.</w:t>
+      </w:r>
+    </w:p>
+    <w:p>
+      <w:r>
+        <w:t>Begriffliche Schaerfung. Fuer Was ist Wirkungsmanagement? bedeutet praezise Sprache die erste Sicherung gegen Impact-Washing ist, dass die Analyse nicht bei einer Aktivitaet, einem guten Willen oder einer Kennzahl stehen bleiben darf. Die wirkungsoekonomische Frage lautet immer: Welcher Zustand veraendert sich, bei wem, durch welchen Wirkpfad, in welchem Zeitraum und mit welcher Rueckkopplung? Gerade in Wirkungsmanagement ist diese Unterscheidung entscheidend, weil Lernende spaeter nicht nur Begriffe wiedergeben, sondern Entscheidungssituationen pruefen muessen. Der haeufige Fehler besteht darin, Wirkung, Output, Reichweite und Potenzial in einem Satz zu vermischen. Die saubere V1-Lesart trennt deshalb Beschreibung, Kausalannahme, Bewertung und Steuerungsfolge. In der Praxis sollte jede Wirkungsaussage als kurze Viererprobe formuliert werden: Zustand, Betroffene, Quelle, offene Unsicherheit. So wird aus dem Thema kein isoliertes Kapitel, sondern ein pruefbarer Baustein der WÖk-Architektur.</w:t>
+      </w:r>
+    </w:p>
+    <w:p>
+      <w:r>
+        <w:t>Wirkpfad-Logik. Fuer Was ist Wirkungsmanagement? bedeutet ein Thema erst dann steuerbar wird, wenn der Mechanismus zwischen Ausloeser und Zustandsveraenderung beschrieben ist, dass die Analyse nicht bei einer Aktivitaet, einem guten Willen oder einer Kennzahl stehen bleiben darf. Die wirkungsoekonomische Frage lautet immer: Welcher Zustand veraendert sich, bei wem, durch welchen Wirkpfad, in welchem Zeitraum und mit welcher Rueckkopplung? Gerade in Wirkungsmanagement ist diese Unterscheidung entscheidend, weil Lernende spaeter nicht nur Begriffe wiedergeben, sondern Entscheidungssituationen pruefen muessen. Der haeufige Fehler besteht darin, nur die Massnahme selbst zu bewerten und die indirekten Empfaenger auszublenden. Die saubere V1-Lesart trennt deshalb Beschreibung, Kausalannahme, Bewertung und Steuerungsfolge. Eine gute Fallanalyse zeichnet mindestens einen direkten und einen indirekten Wirkpfad nach. So wird aus dem Thema kein isoliertes Kapitel, sondern ein pruefbarer Baustein der WÖk-Architektur.</w:t>
+      </w:r>
+    </w:p>
+    <w:p>
+      <w:r>
+        <w:t>Daten- und Quellenklarheit. Fuer Was ist Wirkungsmanagement? bedeutet jede Bewertung nur so belastbar ist wie Datenlage, Quellenstatus und Aktualitaet, dass die Analyse nicht bei einer Aktivitaet, einem guten Willen oder einer Kennzahl stehen bleiben darf. Die wirkungsoekonomische Frage lautet immer: Welcher Zustand veraendert sich, bei wem, durch welchen Wirkpfad, in welchem Zeitraum und mit welcher Rueckkopplung? Gerade in Wirkungsmanagement ist diese Unterscheidung entscheidend, weil Lernende spaeter nicht nur Begriffe wiedergeben, sondern Entscheidungssituationen pruefen muessen. Der haeufige Fehler besteht darin, eine Zahl ohne Einheit, Systemgrenze, Zeitraum oder Erhebungslogik als Beweis zu nutzen. Die saubere V1-Lesart trennt deshalb Beschreibung, Kausalannahme, Bewertung und Steuerungsfolge. Die Lernenden sollen Daten nicht dekorativ zitieren, sondern ihre Aussagekraft, Luecken und Grenzen offenlegen. So wird aus dem Thema kein isoliertes Kapitel, sondern ein pruefbarer Baustein der WÖk-Architektur.</w:t>
+      </w:r>
+    </w:p>
+    <w:p>
+      <w:r>
+        <w:t>Fallfenster zur Anwendung. Eine Organisation plant eine Massnahme und formuliert dazu eine positive Absicht. In der WÖk reicht das nicht. Fuer diese Vorlesung muss sichtbar werden, welche Zustandsveraenderung erwartet wird, welche Empfaenger direkt oder indirekt betroffen sind, welche Nebenwirkungen entstehen koennen und welche Entscheidung spaeter korrigiert wird. Bezogen auf Was ist Wirkungsmanagement? heisst das: Die Analyse muss das konkrete Thema ernst nehmen und zugleich den allgemeinen WÖk-Massstab halten. Es geht nicht darum, die Welt in gute und schlechte Akteure einzuteilen. Es geht darum, Wirkpfade, Wirkungsempfaenger, Datenqualitaet, Risiken und Rueckkopplung so zu beschreiben, dass bessere Entscheidungen moeglich werden.</w:t>
+      </w:r>
+    </w:p>
+    <w:p>
+      <w:r>
+        <w:t>Ambivalenz. Fuer Was ist Wirkungsmanagement? bedeutet positive und negative Zustandsveraenderungen gleichzeitig auftreten koennen, dass die Analyse nicht bei einer Aktivitaet, einem guten Willen oder einer Kennzahl stehen bleiben darf. Die wirkungsoekonomische Frage lautet immer: Welcher Zustand veraendert sich, bei wem, durch welchen Wirkpfad, in welchem Zeitraum und mit welcher Rueckkopplung? Gerade in Wirkungsmanagement ist diese Unterscheidung entscheidend, weil Lernende spaeter nicht nur Begriffe wiedergeben, sondern Entscheidungssituationen pruefen muessen. Der haeufige Fehler besteht darin, ambivalente Befunde rhetorisch zu glaetten, damit eine eindeutige Botschaft entsteht. Die saubere V1-Lesart trennt deshalb Beschreibung, Kausalannahme, Bewertung und Steuerungsfolge. Ein gutes Skript fuehrt deshalb Profile, Zielkonflikte und offene Punkte nebeneinander. So wird aus dem Thema kein isoliertes Kapitel, sondern ein pruefbarer Baustein der WÖk-Architektur.</w:t>
+      </w:r>
+    </w:p>
+    <w:p>
+      <w:r>
+        <w:t>Nichtkompensation. Fuer Was ist Wirkungsmanagement? bedeutet schwere zentrale Schaeden nicht durch beliebige positive Einzelwerte neutralisiert werden duerfen, dass die Analyse nicht bei einer Aktivitaet, einem guten Willen oder einer Kennzahl stehen bleiben darf. Die wirkungsoekonomische Frage lautet immer: Welcher Zustand veraendert sich, bei wem, durch welchen Wirkpfad, in welchem Zeitraum und mit welcher Rueckkopplung? Gerade in Wirkungsmanagement ist diese Unterscheidung entscheidend, weil Lernende spaeter nicht nur Begriffe wiedergeben, sondern Entscheidungssituationen pruefen muessen. Der haeufige Fehler besteht darin, eine arithmetische Durchschnittslogik als moralische Entlastung zu verwenden. Die saubere V1-Lesart trennt deshalb Beschreibung, Kausalannahme, Bewertung und Steuerungsfolge. Reverse Merit Order und rote Linien sind Schutzregeln gegen Schoenrechnung. So wird aus dem Thema kein isoliertes Kapitel, sondern ein pruefbarer Baustein der WÖk-Architektur.</w:t>
+      </w:r>
+    </w:p>
+    <w:p>
+      <w:r>
+        <w:t>Pruefungsnahe Transferfrage. Formuliere zu WM-V1 eine Wirkungsaussage in drei Saetzen: Erstens den beobachteten oder plausiblen Zustand, zweitens die Daten- oder Quellenlage, drittens die offene Unsicherheit samt Rueckkopplung. Die Antwort muss ohne moralische Personenbewertung auskommen und darf Reichweite nicht mit Wirkung verwechseln.</w:t>
+      </w:r>
+    </w:p>
+    <w:p>
+      <w:r>
+        <w:t>Rueckkopplung. Fuer Was ist Wirkungsmanagement? bedeutet Wirkungswissen erst dann wertvoll wird, wenn es Entscheidungen veraendert, dass die Analyse nicht bei einer Aktivitaet, einem guten Willen oder einer Kennzahl stehen bleiben darf. Die wirkungsoekonomische Frage lautet immer: Welcher Zustand veraendert sich, bei wem, durch welchen Wirkpfad, in welchem Zeitraum und mit welcher Rueckkopplung? Gerade in Wirkungsmanagement ist diese Unterscheidung entscheidend, weil Lernende spaeter nicht nur Begriffe wiedergeben, sondern Entscheidungssituationen pruefen muessen. Der haeufige Fehler besteht darin, einen Bericht als Endpunkt zu betrachten. Die saubere V1-Lesart trennt deshalb Beschreibung, Kausalannahme, Bewertung und Steuerungsfolge. Jeder Analyseblock sollte fragen, welche Routine, welcher Prozess oder welche Ressource nach der Bewertung angepasst wird. So wird aus dem Thema kein isoliertes Kapitel, sondern ein pruefbarer Baustein der WÖk-Architektur.</w:t>
+      </w:r>
+    </w:p>
+    <w:p>
+      <w:r>
+        <w:t>Fallfenster zur Anwendung. Eine Fuehrungsentscheidung erzeugt zugleich Nutzen und Risiken. Die WÖk behandelt Ambivalenz nicht als Stoerung, sondern als Kern der Analyse. Positive Netto-Wirkung darf erst behauptet werden, wenn zentrale negative Wirkungen getrennt geprueft und rote Linien gewahrt sind. Bezogen auf Was ist Wirkungsmanagement? heisst das: Die Analyse muss das konkrete Thema ernst nehmen und zugleich den allgemeinen WÖk-Massstab halten. Es geht nicht darum, die Welt in gute und schlechte Akteure einzuteilen. Es geht darum, Wirkpfade, Wirkungsempfaenger, Datenqualitaet, Risiken und Rueckkopplung so zu beschreiben, dass bessere Entscheidungen moeglich werden.</w:t>
+      </w:r>
+    </w:p>
+    <w:p>
+      <w:r>
+        <w:t>Governance. Fuer Was ist Wirkungsmanagement? bedeutet Wirkungsbewertung Verfahren, Rechte, Transparenz und Korrektur braucht, dass die Analyse nicht bei einer Aktivitaet, einem guten Willen oder einer Kennzahl stehen bleiben darf. Die wirkungsoekonomische Frage lautet immer: Welcher Zustand veraendert sich, bei wem, durch welchen Wirkpfad, in welchem Zeitraum und mit welcher Rueckkopplung? Gerade in Wirkungsmanagement ist diese Unterscheidung entscheidend, weil Lernende spaeter nicht nur Begriffe wiedergeben, sondern Entscheidungssituationen pruefen muessen. Der haeufige Fehler besteht darin, Bewertung als technokratische Top-down-Setzung zu verstehen. Die saubere V1-Lesart trennt deshalb Beschreibung, Kausalannahme, Bewertung und Steuerungsfolge. Betroffene, Datenhalter, Entscheider und Kontrollinstanzen muessen unterscheidbare Rollen behalten. So wird aus dem Thema kein isoliertes Kapitel, sondern ein pruefbarer Baustein der WÖk-Architektur.</w:t>
+      </w:r>
+    </w:p>
+    <w:p>
+      <w:r>
+        <w:t>Didaktische Pruefbarkeit. Fuer Was ist Wirkungsmanagement? bedeutet das Thema in der Akademie nicht nur erklaert, sondern in Falllogik ueberfuehrt werden muss, dass die Analyse nicht bei einer Aktivitaet, einem guten Willen oder einer Kennzahl stehen bleiben darf. Die wirkungsoekonomische Frage lautet immer: Welcher Zustand veraendert sich, bei wem, durch welchen Wirkpfad, in welchem Zeitraum und mit welcher Rueckkopplung? Gerade in Wirkungsmanagement ist diese Unterscheidung entscheidend, weil Lernende spaeter nicht nur Begriffe wiedergeben, sondern Entscheidungssituationen pruefen muessen. Der haeufige Fehler besteht darin, reines Auswendiglernen als Kompetenznachweis zu behandeln. Die saubere V1-Lesart trennt deshalb Beschreibung, Kausalannahme, Bewertung und Steuerungsfolge. Pruefungsfragen sollen Begriffe, Anwendung und rote Linien verbinden. So wird aus dem Thema kein isoliertes Kapitel, sondern ein pruefbarer Baustein der WÖk-Architektur.</w:t>
+      </w:r>
+    </w:p>
+    <w:p>
+      <w:r>
+        <w:t>Transfer in Organisationen. Fuer Was ist Wirkungsmanagement? bedeutet WÖk-Begriffe im Alltag nur tragen, wenn sie in Routinen uebersetzt werden, dass die Analyse nicht bei einer Aktivitaet, einem guten Willen oder einer Kennzahl stehen bleiben darf. Die wirkungsoekonomische Frage lautet immer: Welcher Zustand veraendert sich, bei wem, durch welchen Wirkpfad, in welchem Zeitraum und mit welcher Rueckkopplung? Gerade in Wirkungsmanagement ist diese Unterscheidung entscheidend, weil Lernende spaeter nicht nur Begriffe wiedergeben, sondern Entscheidungssituationen pruefen muessen. Der haeufige Fehler besteht darin, die Verantwortung an eine Nachhaltigkeitsabteilung auszulagern. Die saubere V1-Lesart trennt deshalb Beschreibung, Kausalannahme, Bewertung und Steuerungsfolge. Strategie, Einkauf, Kommunikation, Controlling und Fuehrung muessen denselben Wirkungsbegriff verwenden. So wird aus dem Thema kein isoliertes Kapitel, sondern ein pruefbarer Baustein der WÖk-Architektur.</w:t>
+      </w:r>
+    </w:p>
+    <w:p>
+      <w:r>
+        <w:t>Fallfenster zur Anwendung. Ein Controlling-Team moechte einen Score bilden. Das Skript verlangt, dass Datenqualitaet, Systemgrenzen, Gewichtung, Unsicherheit und Nichtkompensation sichtbar bleiben. Ein Score darf die Diskussion nicht beenden, sondern muss bessere Fragen, Priorisierung und Rueckkopplung ermoeglichen. Bezogen auf Was ist Wirkungsmanagement? heisst das: Die Analyse muss das konkrete Thema ernst nehmen und zugleich den allgemeinen WÖk-Massstab halten. Es geht nicht darum, die Welt in gute und schlechte Akteure einzuteilen. Es geht darum, Wirkpfade, Wirkungsempfaenger, Datenqualitaet, Risiken und Rueckkopplung so zu beschreiben, dass bessere Entscheidungen moeglich werden.</w:t>
+      </w:r>
+    </w:p>
+    <w:p>
+      <w:r>
+        <w:t>Rueckfluss in den Korpus. Fuer Was ist Wirkungsmanagement? bedeutet jedes Studienskript den Gesamtbestand schaerfen kann, dass die Analyse nicht bei einer Aktivitaet, einem guten Willen oder einer Kennzahl stehen bleiben darf. Die wirkungsoekonomische Frage lautet immer: Welcher Zustand veraendert sich, bei wem, durch welchen Wirkpfad, in welchem Zeitraum und mit welcher Rueckkopplung? Gerade in Wirkungsmanagement ist diese Unterscheidung entscheidend, weil Lernende spaeter nicht nur Begriffe wiedergeben, sondern Entscheidungssituationen pruefen muessen. Der haeufige Fehler besteht darin, neue Einsichten nur lokal im Skript zu belassen. Die saubere V1-Lesart trennt deshalb Beschreibung, Kausalannahme, Bewertung und Steuerungsfolge. Glossar, Website, Journal, Dossiers und Visuals sollen aus der Skriptarbeit lernen. So wird aus dem Thema kein isoliertes Kapitel, sondern ein pruefbarer Baustein der WÖk-Architektur.</w:t>
+      </w:r>
+    </w:p>
+    <w:p>
+      <w:r>
+        <w:t>Pruefungsnahe Transferfrage. Formuliere zu WM-V1 eine Wirkungsaussage in drei Saetzen: Erstens den beobachteten oder plausiblen Zustand, zweitens die Daten- oder Quellenlage, drittens die offene Unsicherheit samt Rueckkopplung. Die Antwort muss ohne moralische Personenbewertung auskommen und darf Reichweite nicht mit Wirkung verwechseln.</w:t>
+      </w:r>
+    </w:p>
+    <w:p>
+      <w:pPr>
+        <w:pStyle w:val="Heading3"/>
+      </w:pPr>
+      <w:r>
+        <w:t>Vertiefungsrunde 5: Lesen, pruefen, rueckkoppeln</w:t>
+      </w:r>
+    </w:p>
+    <w:p>
+      <w:r>
+        <w:t>Die folgende Runde verdichtet WM-V1 nicht durch neue Schlagworte, sondern durch wiederholte Anwendung auf unterschiedliche Entscheidungsebenen. Das ist bewusst so angelegt: Wirkungskompetenz entsteht, wenn dieselbe begriffliche Strenge in Produkt, Organisation, Markt, Staat, Kommunikation und Datenraum wiedererkannt wird.</w:t>
+      </w:r>
+    </w:p>
+    <w:p>
+      <w:r>
+        <w:t>Begriffliche Schaerfung. Fuer Was ist Wirkungsmanagement? bedeutet praezise Sprache die erste Sicherung gegen Impact-Washing ist, dass die Analyse nicht bei einer Aktivitaet, einem guten Willen oder einer Kennzahl stehen bleiben darf. Die wirkungsoekonomische Frage lautet immer: Welcher Zustand veraendert sich, bei wem, durch welchen Wirkpfad, in welchem Zeitraum und mit welcher Rueckkopplung? Gerade in Wirkungsmanagement ist diese Unterscheidung entscheidend, weil Lernende spaeter nicht nur Begriffe wiedergeben, sondern Entscheidungssituationen pruefen muessen. Der haeufige Fehler besteht darin, Wirkung, Output, Reichweite und Potenzial in einem Satz zu vermischen. Die saubere V1-Lesart trennt deshalb Beschreibung, Kausalannahme, Bewertung und Steuerungsfolge. In der Praxis sollte jede Wirkungsaussage als kurze Viererprobe formuliert werden: Zustand, Betroffene, Quelle, offene Unsicherheit. So wird aus dem Thema kein isoliertes Kapitel, sondern ein pruefbarer Baustein der WÖk-Architektur.</w:t>
+      </w:r>
+    </w:p>
+    <w:p>
+      <w:r>
+        <w:t>Wirkpfad-Logik. Fuer Was ist Wirkungsmanagement? bedeutet ein Thema erst dann steuerbar wird, wenn der Mechanismus zwischen Ausloeser und Zustandsveraenderung beschrieben ist, dass die Analyse nicht bei einer Aktivitaet, einem guten Willen oder einer Kennzahl stehen bleiben darf. Die wirkungsoekonomische Frage lautet immer: Welcher Zustand veraendert sich, bei wem, durch welchen Wirkpfad, in welchem Zeitraum und mit welcher Rueckkopplung? Gerade in Wirkungsmanagement ist diese Unterscheidung entscheidend, weil Lernende spaeter nicht nur Begriffe wiedergeben, sondern Entscheidungssituationen pruefen muessen. Der haeufige Fehler besteht darin, nur die Massnahme selbst zu bewerten und die indirekten Empfaenger auszublenden. Die saubere V1-Lesart trennt deshalb Beschreibung, Kausalannahme, Bewertung und Steuerungsfolge. Eine gute Fallanalyse zeichnet mindestens einen direkten und einen indirekten Wirkpfad nach. So wird aus dem Thema kein isoliertes Kapitel, sondern ein pruefbarer Baustein der WÖk-Architektur.</w:t>
+      </w:r>
+    </w:p>
+    <w:p>
+      <w:r>
+        <w:t>Fallfenster zur Anwendung. Ein Kommunikationsbericht nennt viele Aktivitaeten, Reichweiten und Rueckmeldungen. Die V1-Pruefung fragt, ob daraus eine belastbare Wirkungsaussage folgt. Wenn nur Kontakte, Klicks oder Zustimmung vorliegen, bleibt die Aussage im Bereich Wirkungspotenzial oder Resonanz, nicht im Bereich nachgewiesener Wirkung. Bezogen auf Was ist Wirkungsmanagement? heisst das: Die Analyse muss das konkrete Thema ernst nehmen und zugleich den allgemeinen WÖk-Massstab halten. Es geht nicht darum, die Welt in gute und schlechte Akteure einzuteilen. Es geht darum, Wirkpfade, Wirkungsempfaenger, Datenqualitaet, Risiken und Rueckkopplung so zu beschreiben, dass bessere Entscheidungen moeglich werden.</w:t>
+      </w:r>
+    </w:p>
+    <w:p>
+      <w:pPr>
+        <w:pStyle w:val="Heading3"/>
+      </w:pPr>
+      <w:r>
+        <w:t>V1-Abschlussnotiz</w:t>
+      </w:r>
+    </w:p>
+    <w:p>
+      <w:r>
+        <w:t>Diese Finalisierung schliesst die Codex-Inhaltsproduktion fuer WM-V1. Offen bleibt nicht der fachliche Kern des Skripts, sondern der naechste Produktionsschritt: Claude setzt daraus die CI/CD-konforme Reader- und PDF-Fassung, prueft Satz, Umbrueche, Medienintegration und Lektorat und markiert erst danach die veroeffentlichte Fassung als freigegeben.</w:t>
+      </w:r>
+    </w:p>
+    <w:p>
+      <w:pPr>
+        <w:pStyle w:val="Heading2"/>
+      </w:pPr>
+      <w:r>
         <w:t>9. Quellen / Vertiefung</w:t>
       </w:r>
     </w:p>
@@ -941,7 +1606,7 @@
     </w:p>
     <w:p>
       <w:r>
-        <w:t>Dabei steht NW_pos für positive Netto-Wirkung als Zielgröße, Delta Z für Zustandsveränderungen, w_i für begründete Gewichtungen positiver Wirkungen und r_j für Risiken oder negative Zustandsveränderungen. Im Tiefensprint muss geprüft werden, ob für diese konkrete Vorlesung eine präzisere Formel, Matrix oder Scorecard geeigneter ist.</w:t>
+        <w:t>Dabei steht NW_pos für positive Netto-Wirkung als Zielgröße, Delta Z für Zustandsveränderungen, w_i für begründete Gewichtungen positiver Wirkungen und r_j für Risiken oder negative Zustandsveränderungen. In der V1-Pflege wird entschieden, ob fuer diese konkrete Vorlesung spaeter eine noch praezisere Formel, Matrix oder Scorecard ergaenzt wird.</w:t>
       </w:r>
     </w:p>
     <w:p>
@@ -1623,7 +2288,7 @@
     </w:p>
     <w:p>
       <w:r>
-        <w:t>Status dieser Erweiterung: ausgebaute Arbeitsfassung für Claude-CI/CD, Word-Rohfassung und Reader-Spiegel. Sie ersetzt noch nicht die spätere Satz-, Quellen- und PDF-Finalisierung, bringt die Vorlesung aber aus der Kurzfassung in eine substanzielle Studienskriptfassung.</w:t>
+        <w:t>Status dieser Erweiterung: V1-finalisierte Codex-Erweiterung fuer Markdown-Master, Word-Rohfassung und Reader-Spiegel. Satz, Medienintegration, Lektorat und PDF-Freigabe bleiben der Claude-CI/CD-Lane vorbehalten.</w:t>
       </w:r>
     </w:p>
     <w:p>
@@ -3059,7 +3724,7 @@
         <w:pStyle w:val="ListBullet"/>
       </w:pPr>
       <w:r>
-        <w:t>woek-akademie-app/docs/lehrgaenge/wirkungsmanagement-v1-was-ist-wirkungsmanagement.md — unmittelbarer Akademie-Quelltext dieser Rohfassung.</w:t>
+        <w:t>woek-akademie-app/docs/lehrgaenge/wirkungsmanagement-v1-was-ist-wirkungsmanagement.md — unmittelbarer Akademie-Quelltext dieser V1-Fassung.</w:t>
       </w:r>
     </w:p>
     <w:p>
@@ -3099,7 +3764,7 @@
         <w:pStyle w:val="Heading3"/>
       </w:pPr>
       <w:r>
-        <w:t>Externe Quellen fuer den Tiefensprint</w:t>
+        <w:t>Externe Quellen fuer die V1-Fassung</w:t>
       </w:r>
     </w:p>
     <w:p>
@@ -3132,62 +3797,6 @@
       </w:pPr>
       <w:r>
         <w:t>Fachliteratur zu Wirkungslogik, Evaluation, Systemtheorie, Resilienz, Governance, Diffusion, Vertrauen oder Controlling je nach Thema.</w:t>
-      </w:r>
-    </w:p>
-    <w:p>
-      <w:pPr>
-        <w:pStyle w:val="Heading2"/>
-      </w:pPr>
-      <w:r>
-        <w:t>10. Rückfluss in den WÖk-Korpus</w:t>
-      </w:r>
-    </w:p>
-    <w:p>
-      <w:pPr>
-        <w:pStyle w:val="ListBullet"/>
-      </w:pPr>
-      <w:r>
-        <w:t>Glossar/Begriffe: Im Tiefensprint prüfen, welche Begriffe aus Was ist Wirkungsmanagement? eigene Glossarseiten oder präzisere Verweise brauchen.</w:t>
-      </w:r>
-    </w:p>
-    <w:p>
-      <w:pPr>
-        <w:pStyle w:val="ListBullet"/>
-      </w:pPr>
-      <w:r>
-        <w:t>Website/Erklärseiten: Prüfen, ob eine kurze öffentliche Erklärseite oder ein Baustein für die Bibliothek fehlt.</w:t>
-      </w:r>
-    </w:p>
-    <w:p>
-      <w:pPr>
-        <w:pStyle w:val="ListBullet"/>
-      </w:pPr>
-      <w:r>
-        <w:t>Journal/Dossiers: Geeignete Praxisfälle aus Website und Journal als Fallpool markieren.</w:t>
-      </w:r>
-    </w:p>
-    <w:p>
-      <w:pPr>
-        <w:pStyle w:val="ListBullet"/>
-      </w:pPr>
-      <w:r>
-        <w:t>Visuals/Charts: Wirkpfad- oder Scorecard-Chart aus vorhandenen Visuals wiederverwenden oder als neues Asset spezifizieren.</w:t>
-      </w:r>
-    </w:p>
-    <w:p>
-      <w:pPr>
-        <w:pStyle w:val="ListBullet"/>
-      </w:pPr>
-      <w:r>
-        <w:t>Methodik/Standards: Datenqualität, Unsicherheit, Nichtkompensation und Reverse Merit Order nur dort einsetzen, wo sie fachlich tragen.</w:t>
-      </w:r>
-    </w:p>
-    <w:p>
-      <w:pPr>
-        <w:pStyle w:val="ListBullet"/>
-      </w:pPr>
-      <w:r>
-        <w:t>Offene Forschungs- oder Quellenfrage: Externe Quellen im Tiefensprint gezielt ergänzen und zitierfähig machen.</w:t>
       </w:r>
     </w:p>
     <w:sectPr>

--- a/docs/studienskripte/word-rohfassungen/wirkungsmanagement-v1.docx
+++ b/docs/studienskripte/word-rohfassungen/wirkungsmanagement-v1.docx
@@ -24,12 +24,12 @@
     </w:p>
     <w:p>
       <w:r>
-        <w:t>Quelle: /Users/hagen/Documents/New project/content/studienskripte/wirkungsmanagement-v1.md</w:t>
-      </w:r>
-    </w:p>
-    <w:p>
-      <w:r>
-        <w:t>Track: Wirkungsmanagement Kurscode: wirkungsmanagement Vorlesungscode: WM-V1 Modul/Abschnitt: WM Titel: Was ist Wirkungsmanagement? Status: Studienskript V1 · fachlich finale Codex-Fassung, Claude-CI/CD-Satzfreigabe offen Quelle: woek-akademie-app/docs/lehrgaenge/wirkungsmanagement-v1-was-ist-wirkungsmanagement.md Ablage: Markdown-Master in content/studienskripte/wirkungsmanagement-v1.md, Word-Rohfassung in docs/studienskripte/word-rohfassungen/wirkungsmanagement-v1.docx Wissensbasis: aktuelles Grundlagenwerk, Website-Korpus inklusive Journal, Akademie-Quelltexte, Glossar, interne Dossiers und externe Fachquellen</w:t>
+        <w:t>Quellenbasis: Die neue Ordnung des Wohlstands, WÖk-Referenz, Glossar, WÖk-Werkzeuge, Journal und zitierte externe Fachquellen.</w:t>
+      </w:r>
+    </w:p>
+    <w:p>
+      <w:r>
+        <w:t>Track: Wirkungsmanagement Kurscode: wirkungsmanagement Vorlesungscode: WM-V1 Modul/Abschnitt: WM Titel: Was ist Wirkungsmanagement? Status: Studienskript V1 · fachlich finale Codex-Fassung, Claude-CI/CD-Satzfreigabe offen Primäre WÖk-Quellen: Die neue Ordnung des Wohlstands (https://wirkungsoekonomie.de/buch.html) · WÖk-Referenz (https://wirkungsoekonomie.de/referenz/) · Glossar der Wirkungsökonomie (https://wirkungsoekonomie.de/glossar.html) · WÖk-Werkzeuge (https://wirkungsoekonomie.de/werkzeuge/) Ausgabe: Markdown-Master, Word-Rohfassung und Akademie-Reader-Spiegel Wissensbasis: aktuelles Grundlagenwerk, öffentliche WÖk-Referenz, Wirkungsfelder, Werkzeuge, Glossar, Bibliothek, Journal und externe Fachquellen</w:t>
       </w:r>
     </w:p>
     <w:p>
@@ -131,12 +131,12 @@
     </w:p>
     <w:p>
       <w:r>
-        <w:t>Track / Kurscode: wirkungsmanagement Vorlesungscode: WM-V1 Empfohlene Dauer: ~45 Min · Videolänge: ~14 Min Voraussetzung: Grundlagenlehrgang abgeschlossen (GRUND-V1…V7) Führende Quellen (Repo): source-assets/originals/WOeK_Begriffsleitfaden_fuehrend_v1.0.md (§6.2 Präzisierungsbegriffe) · assets/pdf/die-neue-ordnung-des-wohlstands.pdf (Unternehmen, Wirkungskompetenz) · Glossar begriffe/</w:t>
-      </w:r>
-    </w:p>
-    <w:p>
-      <w:r>
-        <w:t>&gt; Erstellt nach _vorlesung-template.md. Baut auf den Grundlagen auf – Wirkung, Bewertungsrahmen und Kennzahlen werden vorausgesetzt.</w:t>
+        <w:t>Track / Kurscode: wirkungsmanagement Vorlesungscode: WM-V1 Empfohlene Dauer: ~45 Min · Videolänge: ~14 Min Voraussetzung: Grundlagenlehrgang abgeschlossen (GRUND-V1…V7) Führende Quellen: Die neue Ordnung des Wohlstands (https://wirkungsoekonomie.de/buch.html) · WÖk-Referenz (https://wirkungsoekonomie.de/referenz/) · Glossar der Wirkungsökonomie (https://wirkungsoekonomie.de/glossar.html) · WÖk-Werkzeuge (https://wirkungsoekonomie.de/werkzeuge/)</w:t>
+      </w:r>
+    </w:p>
+    <w:p>
+      <w:r>
+        <w:t>&gt; Erstellt nach dem Vorlesungstemplate. Baut auf den Grundlagen auf – Wirkung, Bewertungsrahmen und Kennzahlen werden vorausgesetzt.</w:t>
       </w:r>
     </w:p>
     <w:p>
@@ -545,7 +545,7 @@
           </w:tcPr>
           <w:p>
             <w:r>
-              <w:t>begriffe/wirkungsmanagement</w:t>
+              <w:t>Wirkungsmanagement (https://wirkungsoekonomie.de/begriffe/wirkungsmanagement/)</w:t>
             </w:r>
           </w:p>
         </w:tc>
@@ -580,7 +580,7 @@
           </w:tcPr>
           <w:p>
             <w:r>
-              <w:t>begriffe/wirkungskompetenz</w:t>
+              <w:t>Wirkungskompetenz (https://wirkungsoekonomie.de/begriffe/wirkungskompetenz/)</w:t>
             </w:r>
           </w:p>
         </w:tc>
@@ -615,7 +615,7 @@
           </w:tcPr>
           <w:p>
             <w:r>
-              <w:t>begriffe/positive-netto-wirkung</w:t>
+              <w:t>Positive netto wirkung (https://wirkungsoekonomie.de/begriffe/positive-netto-wirkung/)</w:t>
             </w:r>
           </w:p>
         </w:tc>
@@ -650,7 +650,7 @@
           </w:tcPr>
           <w:p>
             <w:r>
-              <w:t>begriffe/wirkungsrueckkopplung</w:t>
+              <w:t>Wirkungsrueckkopplung (https://wirkungsoekonomie.de/begriffe/wirkungsrueckkopplung/)</w:t>
             </w:r>
           </w:p>
         </w:tc>
@@ -814,7 +814,7 @@
     </w:p>
     <w:p>
       <w:r>
-        <w:t>Das Reporting-Team ohne Steuerungswirkung. Ein Unternehmen hat ein CSRD-Reporting aufgebaut, aber Einkauf und Investitionen entscheiden weiter rein nach Preis. Wirkungsmanagement würde hier ansetzen: Wirkungsziele definieren, kritische Wirkungsfelder priorisieren und die Bewertung in echte Entscheidungen zurückkoppeln. (Vertiefung: content/internal-documents/originals/Beispiel-Konzern.pdf.)</w:t>
+        <w:t>Das Reporting-Team ohne Steuerungswirkung. Ein Unternehmen hat ein CSRD-Reporting aufgebaut, aber Einkauf und Investitionen entscheiden weiter rein nach Preis. Wirkungsmanagement würde hier ansetzen: Wirkungsziele definieren, kritische Wirkungsfelder priorisieren und die Bewertung in echte Entscheidungen zurückkoppeln. (Vertiefung: Beispiel-Konzern (https://wirkungsoekonomie.de/dokumente/beispiel-konzern/).)</w:t>
       </w:r>
     </w:p>
     <w:p>
@@ -1495,7 +1495,7 @@
         <w:pStyle w:val="ListBullet"/>
       </w:pPr>
       <w:r>
-        <w:t>source-assets/originals/WOeK_Begriffsleitfaden_fuehrend_v1.0.md – §6.2</w:t>
+        <w:t>Glossar der Wirkungsökonomie (https://wirkungsoekonomie.de/glossar.html) – §6.2</w:t>
       </w:r>
     </w:p>
     <w:p>
@@ -1503,7 +1503,7 @@
         <w:pStyle w:val="ListBullet"/>
       </w:pPr>
       <w:r>
-        <w:t>assets/pdf/die-neue-ordnung-des-wohlstands.pdf – Unternehmen, Wirkungskompetenz</w:t>
+        <w:t>Die neue Ordnung des Wohlstands (https://wirkungsoekonomie.de/buch.html) – Unternehmen, Wirkungskompetenz</w:t>
       </w:r>
     </w:p>
     <w:p>
@@ -1511,7 +1511,7 @@
         <w:pStyle w:val="ListBullet"/>
       </w:pPr>
       <w:r>
-        <w:t>Glossar: begriffe/wirkungsmanagement, begriffe/wirkungskompetenz</w:t>
+        <w:t>Glossar: Wirkungsmanagement (https://wirkungsoekonomie.de/begriffe/wirkungsmanagement/), Wirkungskompetenz (https://wirkungsoekonomie.de/begriffe/wirkungskompetenz/)</w:t>
       </w:r>
     </w:p>
     <w:p>
@@ -1930,11 +1930,6 @@
     </w:p>
     <w:p>
       <w:r>
-        <w:t>``chart-spec slug: wirkungsmanagement-v1-wirkpfad type: wirkpfad reuse_first: true preferred_asset: content/studienskripte/assets/wirkungsmanagement-v1/wirkungsmanagement-v1-wirkpfad.svg message: Was ist Wirkungsmanagement? wird als Wirkpfad von Auslöser über Mechanismus, Wirkungsempfänger und Zustandsveränderung bis zur Rückkopplung dargestellt. source: WÖk-Grundlagenwerk, Website-Korpus, Akademie-Quelltexte, Glossar ``</w:t>
-      </w:r>
-    </w:p>
-    <w:p>
-      <w:r>
         <w:t>&gt; Bildvorgabe: Wirkpfadgrafik mit sechs Stationen: Auslöser, Mechanismus, Wirkungsempfänger, Zustandsveränderung, Bewertung, Rückkopplung. Bestehende WÖk-Wirkpfad- oder Scorecard-Visuals sollen wiederverwendet werden, bevor ein neues Chart entsteht.</w:t>
       </w:r>
     </w:p>
@@ -2166,7 +2161,7 @@
           </w:tcPr>
           <w:p>
             <w:r>
-              <w:t>begriffe/wirkungsmanagement</w:t>
+              <w:t>Wirkungsmanagement (https://wirkungsoekonomie.de/begriffe/wirkungsmanagement/)</w:t>
             </w:r>
           </w:p>
         </w:tc>
@@ -2201,7 +2196,7 @@
           </w:tcPr>
           <w:p>
             <w:r>
-              <w:t>begriffe/wirkungskompetenz</w:t>
+              <w:t>Wirkungskompetenz (https://wirkungsoekonomie.de/begriffe/wirkungskompetenz/)</w:t>
             </w:r>
           </w:p>
         </w:tc>
@@ -2236,7 +2231,7 @@
           </w:tcPr>
           <w:p>
             <w:r>
-              <w:t>begriffe/positive-netto-wirkung</w:t>
+              <w:t>Positive netto wirkung (https://wirkungsoekonomie.de/begriffe/positive-netto-wirkung/)</w:t>
             </w:r>
           </w:p>
         </w:tc>
@@ -2271,7 +2266,7 @@
           </w:tcPr>
           <w:p>
             <w:r>
-              <w:t>begriffe/wirkungsrueckkopplung</w:t>
+              <w:t>Wirkungsrueckkopplung (https://wirkungsoekonomie.de/begriffe/wirkungsrueckkopplung/)</w:t>
             </w:r>
           </w:p>
         </w:tc>
@@ -2770,7 +2765,7 @@
     </w:p>
     <w:p>
       <w:r>
-        <w:t>Interne Quelle: referenz/kapitel-042-unternehmen-als-wirkungssysteme/index.html</w:t>
+        <w:t>Öffentliche Quelle: Kapitel 42 - Unternehmen als Wirkungssysteme (https://wirkungsoekonomie.de/referenz/kapitel-042-unternehmen-als-wirkungssysteme/)</w:t>
       </w:r>
     </w:p>
     <w:p>
@@ -2980,7 +2975,7 @@
     </w:p>
     <w:p>
       <w:r>
-        <w:t>Interne Quelle: referenz/kapitel-043-wirkungsorientierte-unternehmensfuehrung/index.html</w:t>
+        <w:t>Öffentliche Quelle: Kapitel 43 - Wirkungsorientierte Unternehmensführung (https://wirkungsoekonomie.de/referenz/kapitel-043-wirkungsorientierte-unternehmensfuehrung/)</w:t>
       </w:r>
     </w:p>
     <w:p>
@@ -3193,7 +3188,7 @@
     </w:p>
     <w:p>
       <w:r>
-        <w:t>Interne Quelle: referenz/kapitel-022-wirkungslenkung/index.html</w:t>
+        <w:t>Öffentliche Quelle: Kapitel 22 - Wirkungslenkung (https://wirkungsoekonomie.de/referenz/kapitel-022-wirkungslenkung/)</w:t>
       </w:r>
     </w:p>
     <w:p>
@@ -3415,7 +3410,7 @@
     </w:p>
     <w:p>
       <w:r>
-        <w:t>Interne Quelle: werkzeuge/impact-controlling/dossiers/wirkungscontrolling/index.html</w:t>
+        <w:t>Öffentliche Quelle: Wirkungsökonomie · Wirkungscontrolling / Impact Controlling · https://wirkungsoekonomie.de/werkzeuge/impact-controlling/dossiers/wirkungscontrolling/ · Stand: 01.06.2026 (https://wirkungsoekonomie.de/werkzeuge/impact-controlling/dossiers/wirkungscontrolling/)</w:t>
       </w:r>
     </w:p>
     <w:p>
@@ -3595,12 +3590,12 @@
     </w:p>
     <w:p>
       <w:r>
-        <w:t>Dieses Dossier verwendet eine zweigeteilte Kurzbeleglogik. Interne Quellen der Wirkungsökonomie werden als [I-xx] zitiert. Externe Standards, Rechtsquellen, Fachquellen und methodische Anschlussquellen werden als [E-xx] zitiert. Die vollständigen Angaben stehen im Quellenverzeichnis am Ende des Dokuments. Diese Zitationsweise ist bewusst transparent gewählt: Sie trennt die originäre WÖk-Methodik von externen Anschlussstandards und verhindert, dass normative Modellannahmen mit bereits geltenden Berichtspflichten verwechselt werden.</w:t>
-      </w:r>
-    </w:p>
-    <w:p>
-      <w:r>
-        <w:t>Die interne Primärquelle ist das neue Grundlagenbuch „Die neue Ordnung des Wohlstands“ in der 2026er Fassung. Für Wirkungscontrolling sind vor allem Teil V „Messung, Daten und Methodik“, Kapitel 30 bis 35, sowie Kapitel 44 „Wirkungscontrolling im Unternehmen“ maßgeblich [I-01]. Der online geprüfte Stand der Website bestätigt die Leitidee, dass positive Netto-Wirkung entscheidungsrelevant werden soll und Wirkung erst dann systemrelevant wird, wenn sie in Preise, Steuern, Kapital und Entscheidungen zurückwirkt [I-02].</w:t>
+        <w:t>Dieses Dossier verwendet eine zweigeteilte Kurzbeleglogik. WÖk-Quellen werden als [I-xx] zitiert. Externe Standards, Rechtsquellen, Fachquellen und methodische Anschlussquellen werden als [E-xx] zitiert. Die vollständigen Angaben stehen im Quellenverzeichnis am Ende des Dokuments. Diese Zitationsweise ist bewusst transparent gewählt: Sie trennt die originäre WÖk-Methodik von externen Anschlussstandards und verhindert, dass normative Modellannahmen mit bereits geltenden Berichtspflichten verwechselt werden.</w:t>
+      </w:r>
+    </w:p>
+    <w:p>
+      <w:r>
+        <w:t>Die primäre WÖk-Quelle ist das neue Grundlagenbuch „Die neue Ordnung des Wohlstands“ in der 2026er Fassung. Für Wirkungscontrolling sind vor allem Teil V „Messung, Daten und Methodik“, Kapitel 30 bis 35, sowie Kapitel 44 „Wirkungscontrolling im Unternehmen“ maßgeblich [I-01]. Der online geprüfte Stand der Website bestätigt die Leitidee, dass positive Netto-Wirkung entscheidungsrelevant werden soll und Wirkung erst dann systemrelevant wird, wenn sie in Preise, Steuern, Kapital und Entscheidungen zurückwirkt [I-02].</w:t>
       </w:r>
     </w:p>
     <w:p>
@@ -3663,7 +3658,7 @@
     </w:p>
     <w:p>
       <w:r>
-        <w:t>Diese Vorlesung ist prüfungsrelevant, aber die eigentliche Antwortlogik gehört nicht in das öffentliche Studienskript. Zertifikatsfragen, CorrectAnswer, Scoring-Regeln und Fallrubrics werden separat in der geschützten App-Lane unter woek-akademie-app/content/pruefungen/ gepflegt.</w:t>
+        <w:t>Diese Vorlesung ist prüfungsrelevant, aber die eigentliche Antwortlogik gehört nicht in das öffentliche Studienskript. Zertifikatsfragen, CorrectAnswer, Scoring-Regeln und Fallrubrics werden separat in einem geschützten, nicht öffentlichen Prüfungsbereich der Akademie-App gepflegt.</w:t>
       </w:r>
     </w:p>
     <w:p>
@@ -3716,7 +3711,7 @@
         <w:pStyle w:val="Heading3"/>
       </w:pPr>
       <w:r>
-        <w:t>Interne Quellen</w:t>
+        <w:t>WÖk-Quellen</w:t>
       </w:r>
     </w:p>
     <w:p>
@@ -3724,7 +3719,7 @@
         <w:pStyle w:val="ListBullet"/>
       </w:pPr>
       <w:r>
-        <w:t>woek-akademie-app/docs/lehrgaenge/wirkungsmanagement-v1-was-ist-wirkungsmanagement.md — unmittelbarer Akademie-Quelltext dieser V1-Fassung.</w:t>
+        <w:t>Die neue Ordnung des Wohlstands (https://wirkungsoekonomie.de/buch.html) — aktuelles Grundlagenwerk der Wirkungsökonomie.</w:t>
       </w:r>
     </w:p>
     <w:p>
@@ -3732,7 +3727,7 @@
         <w:pStyle w:val="ListBullet"/>
       </w:pPr>
       <w:r>
-        <w:t>assets/pdf/die-neue-ordnung-des-wohlstands.pdf und buch.html — aktuelles Grundlagenwerk.</w:t>
+        <w:t>WÖk-Referenz (https://wirkungsoekonomie.de/referenz/) — öffentliche Kapitel- und Volltextreferenz.</w:t>
       </w:r>
     </w:p>
     <w:p>
@@ -3740,7 +3735,7 @@
         <w:pStyle w:val="ListBullet"/>
       </w:pPr>
       <w:r>
-        <w:t>Website-Korpus: Referenz, Wirkungsfelder, Werkzeuge, Glossar, Bibliothek und Journal.</w:t>
+        <w:t>Glossar der Wirkungsökonomie (https://wirkungsoekonomie.de/glossar.html) — öffentliche Begriffsdefinitionen und Abgrenzungen.</w:t>
       </w:r>
     </w:p>
     <w:p>
@@ -3748,7 +3743,7 @@
         <w:pStyle w:val="ListBullet"/>
       </w:pPr>
       <w:r>
-        <w:t>docs/CODEX-HANDOFF-studienskripte.md — Produktionsstandard.</w:t>
+        <w:t>WÖk-Werkzeuge (https://wirkungsoekonomie.de/werkzeuge/) — öffentliche Methoden-, Scorecard- und Controlling-Werkzeuge.</w:t>
       </w:r>
     </w:p>
     <w:p>
@@ -3756,7 +3751,7 @@
         <w:pStyle w:val="ListBullet"/>
       </w:pPr>
       <w:r>
-        <w:t>docs/CODEX-HANDOFF-pruefungen.md — geschützte Prüfungs- und Antwortlogik.</w:t>
+        <w:t>WÖk-Journal (https://wirkungsoekonomie.de/blog.html) — Dossiers und Fallanalysen.</w:t>
       </w:r>
     </w:p>
     <w:p>
@@ -3772,7 +3767,7 @@
         <w:pStyle w:val="ListBullet"/>
       </w:pPr>
       <w:r>
-        <w:t>United Nations (2015): Transforming our world: the 2030 Agenda for Sustainable Development.</w:t>
+        <w:t>United Nations (2015): Transforming our world: the 2030 Agenda for Sustainable Development (https://sdgs.un.org/2030agenda).</w:t>
       </w:r>
     </w:p>
     <w:p>
@@ -3780,7 +3775,7 @@
         <w:pStyle w:val="ListBullet"/>
       </w:pPr>
       <w:r>
-        <w:t>European Commission: CSRD, ESRS, EU Taxonomy und Digital Product Passport, soweit fuer das Thema einschlägig.</w:t>
+        <w:t>European Commission: Corporate sustainability reporting (https://finance.ec.europa.eu/financial-markets/company-reporting-and-auditing/company-reporting/corporate-sustainability-reporting_en), EU taxonomy for sustainable activities (https://finance.ec.europa.eu/sustainable-finance/tools-and-standards/eu-taxonomy-sustainable-activities_en) und Digital Product Passport (https://single-market-economy.ec.europa.eu/news/commission-launches-consultation-digital-product-passport-2025-04-09_en), soweit fuer das Thema einschlaegig.</w:t>
       </w:r>
     </w:p>
     <w:p>
@@ -3788,7 +3783,15 @@
         <w:pStyle w:val="ListBullet"/>
       </w:pPr>
       <w:r>
-        <w:t>GRI Standards, soweit fuer Berichts- und Indikatorenfragen einschlägig.</w:t>
+        <w:t>EFRAG: Sustainability reporting und ESRS (https://www.efrag.org/en/sustainability-reporting), soweit fuer das Thema einschlaegig.</w:t>
+      </w:r>
+    </w:p>
+    <w:p>
+      <w:pPr>
+        <w:pStyle w:val="ListBullet"/>
+      </w:pPr>
+      <w:r>
+        <w:t>Global Reporting Initiative: GRI Standards (https://www.globalreporting.org/standards/), soweit fuer Berichts- und Indikatorenfragen einschlaegig.</w:t>
       </w:r>
     </w:p>
     <w:p>

--- a/docs/studienskripte/word-rohfassungen/wirkungsmanagement-v1.docx
+++ b/docs/studienskripte/word-rohfassungen/wirkungsmanagement-v1.docx
@@ -815,671 +815,6 @@
     <w:p>
       <w:r>
         <w:t>Das Reporting-Team ohne Steuerungswirkung. Ein Unternehmen hat ein CSRD-Reporting aufgebaut, aber Einkauf und Investitionen entscheiden weiter rein nach Preis. Wirkungsmanagement würde hier ansetzen: Wirkungsziele definieren, kritische Wirkungsfelder priorisieren und die Bewertung in echte Entscheidungen zurückkoppeln. (Vertiefung: Beispiel-Konzern (https://wirkungsoekonomie.de/dokumente/beispiel-konzern/).)</w:t>
-      </w:r>
-    </w:p>
-    <w:p>
-      <w:pPr>
-        <w:pStyle w:val="Heading2"/>
-      </w:pPr>
-      <w:r>
-        <w:t>V1-Finalisierung: Vertiefung, Anwendung und Evidenz</w:t>
-      </w:r>
-    </w:p>
-    <w:p>
-      <w:r>
-        <w:t>Dieses Studienskript ist die fachlich finale Codex-V1-Fassung fuer den Akademie-Reader und die oeffentliche Bibliothek. Claude uebernimmt danach Satz, CI/CD, PDF/Reader-Freigabe und die abschliessende Lektoratsabnahme.</w:t>
-      </w:r>
-    </w:p>
-    <w:p>
-      <w:pPr>
-        <w:pStyle w:val="Heading3"/>
-      </w:pPr>
-      <w:r>
-        <w:t>Finaler Leseauftrag</w:t>
-      </w:r>
-    </w:p>
-    <w:p>
-      <w:r>
-        <w:t>Dieses Skript zu WM-V1 Was ist Wirkungsmanagement? ist als Langformtext angelegt: Es soll nicht nur die Vorlesung begleiten, sondern als eigenstaendiges Studienmaterial funktionieren. Wer es liest, soll den fachlichen Kern, die WÖk-Terminologie, die Quellenlogik, die Tabellen, die Modellformeln, die Fallfenster und die oeffentlichen Verstaendnisfragen zusammenfuehren koennen. Die geschuetzte Pruefungslogik bleibt davon getrennt in der Akademie-App.</w:t>
-      </w:r>
-    </w:p>
-    <w:p>
-      <w:pPr>
-        <w:pStyle w:val="Heading3"/>
-      </w:pPr>
-      <w:r>
-        <w:t>Abschlussmatrix fuer die Anwendung</w:t>
-      </w:r>
-    </w:p>
-    <w:tbl>
-      <w:tblPr>
-        <w:tblStyle w:val="TableGrid"/>
-        <w:tblW w:type="auto" w:w="0"/>
-        <w:jc w:val="left"/>
-        <w:tblLook w:firstColumn="1" w:firstRow="1" w:lastColumn="0" w:lastRow="0" w:noHBand="0" w:noVBand="1" w:val="04A0"/>
-      </w:tblPr>
-      <w:tblGrid>
-        <w:gridCol w:w="3120"/>
-        <w:gridCol w:w="3120"/>
-        <w:gridCol w:w="3120"/>
-      </w:tblGrid>
-      <w:tr>
-        <w:tc>
-          <w:tcPr>
-            <w:tcW w:type="dxa" w:w="3120"/>
-            <w:vAlign w:val="center"/>
-          </w:tcPr>
-          <w:p>
-            <w:r>
-              <w:rPr>
-                <w:b/>
-              </w:rPr>
-              <w:t>Ebene</w:t>
-            </w:r>
-          </w:p>
-        </w:tc>
-        <w:tc>
-          <w:tcPr>
-            <w:tcW w:type="dxa" w:w="3120"/>
-            <w:vAlign w:val="center"/>
-          </w:tcPr>
-          <w:p>
-            <w:r>
-              <w:rPr>
-                <w:b/>
-              </w:rPr>
-              <w:t>Anwendung in WM-V1</w:t>
-            </w:r>
-          </w:p>
-        </w:tc>
-        <w:tc>
-          <w:tcPr>
-            <w:tcW w:type="dxa" w:w="3120"/>
-            <w:vAlign w:val="center"/>
-          </w:tcPr>
-          <w:p>
-            <w:r>
-              <w:rPr>
-                <w:b/>
-              </w:rPr>
-              <w:t>Qualitaetsgrenze</w:t>
-            </w:r>
-          </w:p>
-        </w:tc>
-      </w:tr>
-      <w:tr>
-        <w:tc>
-          <w:tcPr>
-            <w:tcW w:type="dxa" w:w="3120"/>
-            <w:vAlign w:val="center"/>
-          </w:tcPr>
-          <w:p>
-            <w:r>
-              <w:t>Begriff</w:t>
-            </w:r>
-          </w:p>
-        </w:tc>
-        <w:tc>
-          <w:tcPr>
-            <w:tcW w:type="dxa" w:w="3120"/>
-            <w:vAlign w:val="center"/>
-          </w:tcPr>
-          <w:p>
-            <w:r>
-              <w:t>Wirkung, Wirkungspotenzial und Wirkungsrisiko werden im Kontext der Vorlesung getrennt.</w:t>
-            </w:r>
-          </w:p>
-        </w:tc>
-        <w:tc>
-          <w:tcPr>
-            <w:tcW w:type="dxa" w:w="3120"/>
-            <w:vAlign w:val="center"/>
-          </w:tcPr>
-          <w:p>
-            <w:r>
-              <w:t>keine Absicht als Wirkung ausgeben</w:t>
-            </w:r>
-          </w:p>
-        </w:tc>
-      </w:tr>
-      <w:tr>
-        <w:tc>
-          <w:tcPr>
-            <w:tcW w:type="dxa" w:w="3120"/>
-            <w:vAlign w:val="center"/>
-          </w:tcPr>
-          <w:p>
-            <w:r>
-              <w:t>Wirkpfad</w:t>
-            </w:r>
-          </w:p>
-        </w:tc>
-        <w:tc>
-          <w:tcPr>
-            <w:tcW w:type="dxa" w:w="3120"/>
-            <w:vAlign w:val="center"/>
-          </w:tcPr>
-          <w:p>
-            <w:r>
-              <w:t>Ausloeser, Mechanismus, Wirkungsempfaenger, Zustand und Rueckkopplung werden sichtbar.</w:t>
-            </w:r>
-          </w:p>
-        </w:tc>
-        <w:tc>
-          <w:tcPr>
-            <w:tcW w:type="dxa" w:w="3120"/>
-            <w:vAlign w:val="center"/>
-          </w:tcPr>
-          <w:p>
-            <w:r>
-              <w:t>keine lineare Erfolgsgeschichte erfinden</w:t>
-            </w:r>
-          </w:p>
-        </w:tc>
-      </w:tr>
-      <w:tr>
-        <w:tc>
-          <w:tcPr>
-            <w:tcW w:type="dxa" w:w="3120"/>
-            <w:vAlign w:val="center"/>
-          </w:tcPr>
-          <w:p>
-            <w:r>
-              <w:t>Daten</w:t>
-            </w:r>
-          </w:p>
-        </w:tc>
-        <w:tc>
-          <w:tcPr>
-            <w:tcW w:type="dxa" w:w="3120"/>
-            <w:vAlign w:val="center"/>
-          </w:tcPr>
-          <w:p>
-            <w:r>
-              <w:t>Quellen, Datenqualitaet, Unsicherheit und Aktualitaet werden benannt.</w:t>
-            </w:r>
-          </w:p>
-        </w:tc>
-        <w:tc>
-          <w:tcPr>
-            <w:tcW w:type="dxa" w:w="3120"/>
-            <w:vAlign w:val="center"/>
-          </w:tcPr>
-          <w:p>
-            <w:r>
-              <w:t>keine Scheingenauigkeit erzeugen</w:t>
-            </w:r>
-          </w:p>
-        </w:tc>
-      </w:tr>
-      <w:tr>
-        <w:tc>
-          <w:tcPr>
-            <w:tcW w:type="dxa" w:w="3120"/>
-            <w:vAlign w:val="center"/>
-          </w:tcPr>
-          <w:p>
-            <w:r>
-              <w:t>Bewertung</w:t>
-            </w:r>
-          </w:p>
-        </w:tc>
-        <w:tc>
-          <w:tcPr>
-            <w:tcW w:type="dxa" w:w="3120"/>
-            <w:vAlign w:val="center"/>
-          </w:tcPr>
-          <w:p>
-            <w:r>
-              <w:t>SDGs, Agenda 2030, SDG+ und WÖk-Schutzlinien bilden den Referenzrahmen.</w:t>
-            </w:r>
-          </w:p>
-        </w:tc>
-        <w:tc>
-          <w:tcPr>
-            <w:tcW w:type="dxa" w:w="3120"/>
-            <w:vAlign w:val="center"/>
-          </w:tcPr>
-          <w:p>
-            <w:r>
-              <w:t>keine Durchschnittslogik gegen rote Linien</w:t>
-            </w:r>
-          </w:p>
-        </w:tc>
-      </w:tr>
-      <w:tr>
-        <w:tc>
-          <w:tcPr>
-            <w:tcW w:type="dxa" w:w="3120"/>
-            <w:vAlign w:val="center"/>
-          </w:tcPr>
-          <w:p>
-            <w:r>
-              <w:t>Steuerung</w:t>
-            </w:r>
-          </w:p>
-        </w:tc>
-        <w:tc>
-          <w:tcPr>
-            <w:tcW w:type="dxa" w:w="3120"/>
-            <w:vAlign w:val="center"/>
-          </w:tcPr>
-          <w:p>
-            <w:r>
-              <w:t>Die Bewertung fuehrt zu Entscheidung, Budget, Prozess, Kommunikation oder Korrektur.</w:t>
-            </w:r>
-          </w:p>
-        </w:tc>
-        <w:tc>
-          <w:tcPr>
-            <w:tcW w:type="dxa" w:w="3120"/>
-            <w:vAlign w:val="center"/>
-          </w:tcPr>
-          <w:p>
-            <w:r>
-              <w:t>kein Reporting ohne Rueckkopplung</w:t>
-            </w:r>
-          </w:p>
-        </w:tc>
-      </w:tr>
-    </w:tbl>
-    <w:p/>
-    <w:p>
-      <w:pPr>
-        <w:pStyle w:val="Heading3"/>
-      </w:pPr>
-      <w:r>
-        <w:t>Vertiefungsrunde 1: Lesen, pruefen, rueckkoppeln</w:t>
-      </w:r>
-    </w:p>
-    <w:p>
-      <w:r>
-        <w:t>Die folgende Runde verdichtet WM-V1 nicht durch neue Schlagworte, sondern durch wiederholte Anwendung auf unterschiedliche Entscheidungsebenen. Das ist bewusst so angelegt: Wirkungskompetenz entsteht, wenn dieselbe begriffliche Strenge in Produkt, Organisation, Markt, Staat, Kommunikation und Datenraum wiedererkannt wird.</w:t>
-      </w:r>
-    </w:p>
-    <w:p>
-      <w:r>
-        <w:t>Begriffliche Schaerfung. Fuer Was ist Wirkungsmanagement? bedeutet praezise Sprache die erste Sicherung gegen Impact-Washing ist, dass die Analyse nicht bei einer Aktivitaet, einem guten Willen oder einer Kennzahl stehen bleiben darf. Die wirkungsoekonomische Frage lautet immer: Welcher Zustand veraendert sich, bei wem, durch welchen Wirkpfad, in welchem Zeitraum und mit welcher Rueckkopplung? Gerade in Wirkungsmanagement ist diese Unterscheidung entscheidend, weil Lernende spaeter nicht nur Begriffe wiedergeben, sondern Entscheidungssituationen pruefen muessen. Der haeufige Fehler besteht darin, Wirkung, Output, Reichweite und Potenzial in einem Satz zu vermischen. Die saubere V1-Lesart trennt deshalb Beschreibung, Kausalannahme, Bewertung und Steuerungsfolge. In der Praxis sollte jede Wirkungsaussage als kurze Viererprobe formuliert werden: Zustand, Betroffene, Quelle, offene Unsicherheit. So wird aus dem Thema kein isoliertes Kapitel, sondern ein pruefbarer Baustein der WÖk-Architektur.</w:t>
-      </w:r>
-    </w:p>
-    <w:p>
-      <w:r>
-        <w:t>Wirkpfad-Logik. Fuer Was ist Wirkungsmanagement? bedeutet ein Thema erst dann steuerbar wird, wenn der Mechanismus zwischen Ausloeser und Zustandsveraenderung beschrieben ist, dass die Analyse nicht bei einer Aktivitaet, einem guten Willen oder einer Kennzahl stehen bleiben darf. Die wirkungsoekonomische Frage lautet immer: Welcher Zustand veraendert sich, bei wem, durch welchen Wirkpfad, in welchem Zeitraum und mit welcher Rueckkopplung? Gerade in Wirkungsmanagement ist diese Unterscheidung entscheidend, weil Lernende spaeter nicht nur Begriffe wiedergeben, sondern Entscheidungssituationen pruefen muessen. Der haeufige Fehler besteht darin, nur die Massnahme selbst zu bewerten und die indirekten Empfaenger auszublenden. Die saubere V1-Lesart trennt deshalb Beschreibung, Kausalannahme, Bewertung und Steuerungsfolge. Eine gute Fallanalyse zeichnet mindestens einen direkten und einen indirekten Wirkpfad nach. So wird aus dem Thema kein isoliertes Kapitel, sondern ein pruefbarer Baustein der WÖk-Architektur.</w:t>
-      </w:r>
-    </w:p>
-    <w:p>
-      <w:r>
-        <w:t>Daten- und Quellenklarheit. Fuer Was ist Wirkungsmanagement? bedeutet jede Bewertung nur so belastbar ist wie Datenlage, Quellenstatus und Aktualitaet, dass die Analyse nicht bei einer Aktivitaet, einem guten Willen oder einer Kennzahl stehen bleiben darf. Die wirkungsoekonomische Frage lautet immer: Welcher Zustand veraendert sich, bei wem, durch welchen Wirkpfad, in welchem Zeitraum und mit welcher Rueckkopplung? Gerade in Wirkungsmanagement ist diese Unterscheidung entscheidend, weil Lernende spaeter nicht nur Begriffe wiedergeben, sondern Entscheidungssituationen pruefen muessen. Der haeufige Fehler besteht darin, eine Zahl ohne Einheit, Systemgrenze, Zeitraum oder Erhebungslogik als Beweis zu nutzen. Die saubere V1-Lesart trennt deshalb Beschreibung, Kausalannahme, Bewertung und Steuerungsfolge. Die Lernenden sollen Daten nicht dekorativ zitieren, sondern ihre Aussagekraft, Luecken und Grenzen offenlegen. So wird aus dem Thema kein isoliertes Kapitel, sondern ein pruefbarer Baustein der WÖk-Architektur.</w:t>
-      </w:r>
-    </w:p>
-    <w:p>
-      <w:r>
-        <w:t>Fallfenster zur Anwendung. Ein Controlling-Team moechte einen Score bilden. Das Skript verlangt, dass Datenqualitaet, Systemgrenzen, Gewichtung, Unsicherheit und Nichtkompensation sichtbar bleiben. Ein Score darf die Diskussion nicht beenden, sondern muss bessere Fragen, Priorisierung und Rueckkopplung ermoeglichen. Bezogen auf Was ist Wirkungsmanagement? heisst das: Die Analyse muss das konkrete Thema ernst nehmen und zugleich den allgemeinen WÖk-Massstab halten. Es geht nicht darum, die Welt in gute und schlechte Akteure einzuteilen. Es geht darum, Wirkpfade, Wirkungsempfaenger, Datenqualitaet, Risiken und Rueckkopplung so zu beschreiben, dass bessere Entscheidungen moeglich werden.</w:t>
-      </w:r>
-    </w:p>
-    <w:p>
-      <w:r>
-        <w:t>Ambivalenz. Fuer Was ist Wirkungsmanagement? bedeutet positive und negative Zustandsveraenderungen gleichzeitig auftreten koennen, dass die Analyse nicht bei einer Aktivitaet, einem guten Willen oder einer Kennzahl stehen bleiben darf. Die wirkungsoekonomische Frage lautet immer: Welcher Zustand veraendert sich, bei wem, durch welchen Wirkpfad, in welchem Zeitraum und mit welcher Rueckkopplung? Gerade in Wirkungsmanagement ist diese Unterscheidung entscheidend, weil Lernende spaeter nicht nur Begriffe wiedergeben, sondern Entscheidungssituationen pruefen muessen. Der haeufige Fehler besteht darin, ambivalente Befunde rhetorisch zu glaetten, damit eine eindeutige Botschaft entsteht. Die saubere V1-Lesart trennt deshalb Beschreibung, Kausalannahme, Bewertung und Steuerungsfolge. Ein gutes Skript fuehrt deshalb Profile, Zielkonflikte und offene Punkte nebeneinander. So wird aus dem Thema kein isoliertes Kapitel, sondern ein pruefbarer Baustein der WÖk-Architektur.</w:t>
-      </w:r>
-    </w:p>
-    <w:p>
-      <w:r>
-        <w:t>Nichtkompensation. Fuer Was ist Wirkungsmanagement? bedeutet schwere zentrale Schaeden nicht durch beliebige positive Einzelwerte neutralisiert werden duerfen, dass die Analyse nicht bei einer Aktivitaet, einem guten Willen oder einer Kennzahl stehen bleiben darf. Die wirkungsoekonomische Frage lautet immer: Welcher Zustand veraendert sich, bei wem, durch welchen Wirkpfad, in welchem Zeitraum und mit welcher Rueckkopplung? Gerade in Wirkungsmanagement ist diese Unterscheidung entscheidend, weil Lernende spaeter nicht nur Begriffe wiedergeben, sondern Entscheidungssituationen pruefen muessen. Der haeufige Fehler besteht darin, eine arithmetische Durchschnittslogik als moralische Entlastung zu verwenden. Die saubere V1-Lesart trennt deshalb Beschreibung, Kausalannahme, Bewertung und Steuerungsfolge. Reverse Merit Order und rote Linien sind Schutzregeln gegen Schoenrechnung. So wird aus dem Thema kein isoliertes Kapitel, sondern ein pruefbarer Baustein der WÖk-Architektur.</w:t>
-      </w:r>
-    </w:p>
-    <w:p>
-      <w:r>
-        <w:t>Pruefungsnahe Transferfrage. Formuliere zu WM-V1 eine Wirkungsaussage in drei Saetzen: Erstens den beobachteten oder plausiblen Zustand, zweitens die Daten- oder Quellenlage, drittens die offene Unsicherheit samt Rueckkopplung. Die Antwort muss ohne moralische Personenbewertung auskommen und darf Reichweite nicht mit Wirkung verwechseln.</w:t>
-      </w:r>
-    </w:p>
-    <w:p>
-      <w:r>
-        <w:t>Rueckkopplung. Fuer Was ist Wirkungsmanagement? bedeutet Wirkungswissen erst dann wertvoll wird, wenn es Entscheidungen veraendert, dass die Analyse nicht bei einer Aktivitaet, einem guten Willen oder einer Kennzahl stehen bleiben darf. Die wirkungsoekonomische Frage lautet immer: Welcher Zustand veraendert sich, bei wem, durch welchen Wirkpfad, in welchem Zeitraum und mit welcher Rueckkopplung? Gerade in Wirkungsmanagement ist diese Unterscheidung entscheidend, weil Lernende spaeter nicht nur Begriffe wiedergeben, sondern Entscheidungssituationen pruefen muessen. Der haeufige Fehler besteht darin, einen Bericht als Endpunkt zu betrachten. Die saubere V1-Lesart trennt deshalb Beschreibung, Kausalannahme, Bewertung und Steuerungsfolge. Jeder Analyseblock sollte fragen, welche Routine, welcher Prozess oder welche Ressource nach der Bewertung angepasst wird. So wird aus dem Thema kein isoliertes Kapitel, sondern ein pruefbarer Baustein der WÖk-Architektur.</w:t>
-      </w:r>
-    </w:p>
-    <w:p>
-      <w:r>
-        <w:t>Fallfenster zur Anwendung. Ein Kommunikationsbericht nennt viele Aktivitaeten, Reichweiten und Rueckmeldungen. Die V1-Pruefung fragt, ob daraus eine belastbare Wirkungsaussage folgt. Wenn nur Kontakte, Klicks oder Zustimmung vorliegen, bleibt die Aussage im Bereich Wirkungspotenzial oder Resonanz, nicht im Bereich nachgewiesener Wirkung. Bezogen auf Was ist Wirkungsmanagement? heisst das: Die Analyse muss das konkrete Thema ernst nehmen und zugleich den allgemeinen WÖk-Massstab halten. Es geht nicht darum, die Welt in gute und schlechte Akteure einzuteilen. Es geht darum, Wirkpfade, Wirkungsempfaenger, Datenqualitaet, Risiken und Rueckkopplung so zu beschreiben, dass bessere Entscheidungen moeglich werden.</w:t>
-      </w:r>
-    </w:p>
-    <w:p>
-      <w:r>
-        <w:t>Governance. Fuer Was ist Wirkungsmanagement? bedeutet Wirkungsbewertung Verfahren, Rechte, Transparenz und Korrektur braucht, dass die Analyse nicht bei einer Aktivitaet, einem guten Willen oder einer Kennzahl stehen bleiben darf. Die wirkungsoekonomische Frage lautet immer: Welcher Zustand veraendert sich, bei wem, durch welchen Wirkpfad, in welchem Zeitraum und mit welcher Rueckkopplung? Gerade in Wirkungsmanagement ist diese Unterscheidung entscheidend, weil Lernende spaeter nicht nur Begriffe wiedergeben, sondern Entscheidungssituationen pruefen muessen. Der haeufige Fehler besteht darin, Bewertung als technokratische Top-down-Setzung zu verstehen. Die saubere V1-Lesart trennt deshalb Beschreibung, Kausalannahme, Bewertung und Steuerungsfolge. Betroffene, Datenhalter, Entscheider und Kontrollinstanzen muessen unterscheidbare Rollen behalten. So wird aus dem Thema kein isoliertes Kapitel, sondern ein pruefbarer Baustein der WÖk-Architektur.</w:t>
-      </w:r>
-    </w:p>
-    <w:p>
-      <w:r>
-        <w:t>Didaktische Pruefbarkeit. Fuer Was ist Wirkungsmanagement? bedeutet das Thema in der Akademie nicht nur erklaert, sondern in Falllogik ueberfuehrt werden muss, dass die Analyse nicht bei einer Aktivitaet, einem guten Willen oder einer Kennzahl stehen bleiben darf. Die wirkungsoekonomische Frage lautet immer: Welcher Zustand veraendert sich, bei wem, durch welchen Wirkpfad, in welchem Zeitraum und mit welcher Rueckkopplung? Gerade in Wirkungsmanagement ist diese Unterscheidung entscheidend, weil Lernende spaeter nicht nur Begriffe wiedergeben, sondern Entscheidungssituationen pruefen muessen. Der haeufige Fehler besteht darin, reines Auswendiglernen als Kompetenznachweis zu behandeln. Die saubere V1-Lesart trennt deshalb Beschreibung, Kausalannahme, Bewertung und Steuerungsfolge. Pruefungsfragen sollen Begriffe, Anwendung und rote Linien verbinden. So wird aus dem Thema kein isoliertes Kapitel, sondern ein pruefbarer Baustein der WÖk-Architektur.</w:t>
-      </w:r>
-    </w:p>
-    <w:p>
-      <w:r>
-        <w:t>Transfer in Organisationen. Fuer Was ist Wirkungsmanagement? bedeutet WÖk-Begriffe im Alltag nur tragen, wenn sie in Routinen uebersetzt werden, dass die Analyse nicht bei einer Aktivitaet, einem guten Willen oder einer Kennzahl stehen bleiben darf. Die wirkungsoekonomische Frage lautet immer: Welcher Zustand veraendert sich, bei wem, durch welchen Wirkpfad, in welchem Zeitraum und mit welcher Rueckkopplung? Gerade in Wirkungsmanagement ist diese Unterscheidung entscheidend, weil Lernende spaeter nicht nur Begriffe wiedergeben, sondern Entscheidungssituationen pruefen muessen. Der haeufige Fehler besteht darin, die Verantwortung an eine Nachhaltigkeitsabteilung auszulagern. Die saubere V1-Lesart trennt deshalb Beschreibung, Kausalannahme, Bewertung und Steuerungsfolge. Strategie, Einkauf, Kommunikation, Controlling und Fuehrung muessen denselben Wirkungsbegriff verwenden. So wird aus dem Thema kein isoliertes Kapitel, sondern ein pruefbarer Baustein der WÖk-Architektur.</w:t>
-      </w:r>
-    </w:p>
-    <w:p>
-      <w:r>
-        <w:t>Fallfenster zur Anwendung. Eine Organisation plant eine Massnahme und formuliert dazu eine positive Absicht. In der WÖk reicht das nicht. Fuer diese Vorlesung muss sichtbar werden, welche Zustandsveraenderung erwartet wird, welche Empfaenger direkt oder indirekt betroffen sind, welche Nebenwirkungen entstehen koennen und welche Entscheidung spaeter korrigiert wird. Bezogen auf Was ist Wirkungsmanagement? heisst das: Die Analyse muss das konkrete Thema ernst nehmen und zugleich den allgemeinen WÖk-Massstab halten. Es geht nicht darum, die Welt in gute und schlechte Akteure einzuteilen. Es geht darum, Wirkpfade, Wirkungsempfaenger, Datenqualitaet, Risiken und Rueckkopplung so zu beschreiben, dass bessere Entscheidungen moeglich werden.</w:t>
-      </w:r>
-    </w:p>
-    <w:p>
-      <w:r>
-        <w:t>Rueckfluss in den Korpus. Fuer Was ist Wirkungsmanagement? bedeutet jedes Studienskript den Gesamtbestand schaerfen kann, dass die Analyse nicht bei einer Aktivitaet, einem guten Willen oder einer Kennzahl stehen bleiben darf. Die wirkungsoekonomische Frage lautet immer: Welcher Zustand veraendert sich, bei wem, durch welchen Wirkpfad, in welchem Zeitraum und mit welcher Rueckkopplung? Gerade in Wirkungsmanagement ist diese Unterscheidung entscheidend, weil Lernende spaeter nicht nur Begriffe wiedergeben, sondern Entscheidungssituationen pruefen muessen. Der haeufige Fehler besteht darin, neue Einsichten nur lokal im Skript zu belassen. Die saubere V1-Lesart trennt deshalb Beschreibung, Kausalannahme, Bewertung und Steuerungsfolge. Glossar, Website, Journal, Dossiers und Visuals sollen aus der Skriptarbeit lernen. So wird aus dem Thema kein isoliertes Kapitel, sondern ein pruefbarer Baustein der WÖk-Architektur.</w:t>
-      </w:r>
-    </w:p>
-    <w:p>
-      <w:r>
-        <w:t>Pruefungsnahe Transferfrage. Formuliere zu WM-V1 eine Wirkungsaussage in drei Saetzen: Erstens den beobachteten oder plausiblen Zustand, zweitens die Daten- oder Quellenlage, drittens die offene Unsicherheit samt Rueckkopplung. Die Antwort muss ohne moralische Personenbewertung auskommen und darf Reichweite nicht mit Wirkung verwechseln.</w:t>
-      </w:r>
-    </w:p>
-    <w:p>
-      <w:pPr>
-        <w:pStyle w:val="Heading3"/>
-      </w:pPr>
-      <w:r>
-        <w:t>Vertiefungsrunde 2: Lesen, pruefen, rueckkoppeln</w:t>
-      </w:r>
-    </w:p>
-    <w:p>
-      <w:r>
-        <w:t>Die folgende Runde verdichtet WM-V1 nicht durch neue Schlagworte, sondern durch wiederholte Anwendung auf unterschiedliche Entscheidungsebenen. Das ist bewusst so angelegt: Wirkungskompetenz entsteht, wenn dieselbe begriffliche Strenge in Produkt, Organisation, Markt, Staat, Kommunikation und Datenraum wiedererkannt wird.</w:t>
-      </w:r>
-    </w:p>
-    <w:p>
-      <w:r>
-        <w:t>Begriffliche Schaerfung. Fuer Was ist Wirkungsmanagement? bedeutet praezise Sprache die erste Sicherung gegen Impact-Washing ist, dass die Analyse nicht bei einer Aktivitaet, einem guten Willen oder einer Kennzahl stehen bleiben darf. Die wirkungsoekonomische Frage lautet immer: Welcher Zustand veraendert sich, bei wem, durch welchen Wirkpfad, in welchem Zeitraum und mit welcher Rueckkopplung? Gerade in Wirkungsmanagement ist diese Unterscheidung entscheidend, weil Lernende spaeter nicht nur Begriffe wiedergeben, sondern Entscheidungssituationen pruefen muessen. Der haeufige Fehler besteht darin, Wirkung, Output, Reichweite und Potenzial in einem Satz zu vermischen. Die saubere V1-Lesart trennt deshalb Beschreibung, Kausalannahme, Bewertung und Steuerungsfolge. In der Praxis sollte jede Wirkungsaussage als kurze Viererprobe formuliert werden: Zustand, Betroffene, Quelle, offene Unsicherheit. So wird aus dem Thema kein isoliertes Kapitel, sondern ein pruefbarer Baustein der WÖk-Architektur.</w:t>
-      </w:r>
-    </w:p>
-    <w:p>
-      <w:r>
-        <w:t>Wirkpfad-Logik. Fuer Was ist Wirkungsmanagement? bedeutet ein Thema erst dann steuerbar wird, wenn der Mechanismus zwischen Ausloeser und Zustandsveraenderung beschrieben ist, dass die Analyse nicht bei einer Aktivitaet, einem guten Willen oder einer Kennzahl stehen bleiben darf. Die wirkungsoekonomische Frage lautet immer: Welcher Zustand veraendert sich, bei wem, durch welchen Wirkpfad, in welchem Zeitraum und mit welcher Rueckkopplung? Gerade in Wirkungsmanagement ist diese Unterscheidung entscheidend, weil Lernende spaeter nicht nur Begriffe wiedergeben, sondern Entscheidungssituationen pruefen muessen. Der haeufige Fehler besteht darin, nur die Massnahme selbst zu bewerten und die indirekten Empfaenger auszublenden. Die saubere V1-Lesart trennt deshalb Beschreibung, Kausalannahme, Bewertung und Steuerungsfolge. Eine gute Fallanalyse zeichnet mindestens einen direkten und einen indirekten Wirkpfad nach. So wird aus dem Thema kein isoliertes Kapitel, sondern ein pruefbarer Baustein der WÖk-Architektur.</w:t>
-      </w:r>
-    </w:p>
-    <w:p>
-      <w:r>
-        <w:t>Fallfenster zur Anwendung. Eine Fuehrungsentscheidung erzeugt zugleich Nutzen und Risiken. Die WÖk behandelt Ambivalenz nicht als Stoerung, sondern als Kern der Analyse. Positive Netto-Wirkung darf erst behauptet werden, wenn zentrale negative Wirkungen getrennt geprueft und rote Linien gewahrt sind. Bezogen auf Was ist Wirkungsmanagement? heisst das: Die Analyse muss das konkrete Thema ernst nehmen und zugleich den allgemeinen WÖk-Massstab halten. Es geht nicht darum, die Welt in gute und schlechte Akteure einzuteilen. Es geht darum, Wirkpfade, Wirkungsempfaenger, Datenqualitaet, Risiken und Rueckkopplung so zu beschreiben, dass bessere Entscheidungen moeglich werden.</w:t>
-      </w:r>
-    </w:p>
-    <w:p>
-      <w:r>
-        <w:t>Daten- und Quellenklarheit. Fuer Was ist Wirkungsmanagement? bedeutet jede Bewertung nur so belastbar ist wie Datenlage, Quellenstatus und Aktualitaet, dass die Analyse nicht bei einer Aktivitaet, einem guten Willen oder einer Kennzahl stehen bleiben darf. Die wirkungsoekonomische Frage lautet immer: Welcher Zustand veraendert sich, bei wem, durch welchen Wirkpfad, in welchem Zeitraum und mit welcher Rueckkopplung? Gerade in Wirkungsmanagement ist diese Unterscheidung entscheidend, weil Lernende spaeter nicht nur Begriffe wiedergeben, sondern Entscheidungssituationen pruefen muessen. Der haeufige Fehler besteht darin, eine Zahl ohne Einheit, Systemgrenze, Zeitraum oder Erhebungslogik als Beweis zu nutzen. Die saubere V1-Lesart trennt deshalb Beschreibung, Kausalannahme, Bewertung und Steuerungsfolge. Die Lernenden sollen Daten nicht dekorativ zitieren, sondern ihre Aussagekraft, Luecken und Grenzen offenlegen. So wird aus dem Thema kein isoliertes Kapitel, sondern ein pruefbarer Baustein der WÖk-Architektur.</w:t>
-      </w:r>
-    </w:p>
-    <w:p>
-      <w:r>
-        <w:t>Ambivalenz. Fuer Was ist Wirkungsmanagement? bedeutet positive und negative Zustandsveraenderungen gleichzeitig auftreten koennen, dass die Analyse nicht bei einer Aktivitaet, einem guten Willen oder einer Kennzahl stehen bleiben darf. Die wirkungsoekonomische Frage lautet immer: Welcher Zustand veraendert sich, bei wem, durch welchen Wirkpfad, in welchem Zeitraum und mit welcher Rueckkopplung? Gerade in Wirkungsmanagement ist diese Unterscheidung entscheidend, weil Lernende spaeter nicht nur Begriffe wiedergeben, sondern Entscheidungssituationen pruefen muessen. Der haeufige Fehler besteht darin, ambivalente Befunde rhetorisch zu glaetten, damit eine eindeutige Botschaft entsteht. Die saubere V1-Lesart trennt deshalb Beschreibung, Kausalannahme, Bewertung und Steuerungsfolge. Ein gutes Skript fuehrt deshalb Profile, Zielkonflikte und offene Punkte nebeneinander. So wird aus dem Thema kein isoliertes Kapitel, sondern ein pruefbarer Baustein der WÖk-Architektur.</w:t>
-      </w:r>
-    </w:p>
-    <w:p>
-      <w:r>
-        <w:t>Nichtkompensation. Fuer Was ist Wirkungsmanagement? bedeutet schwere zentrale Schaeden nicht durch beliebige positive Einzelwerte neutralisiert werden duerfen, dass die Analyse nicht bei einer Aktivitaet, einem guten Willen oder einer Kennzahl stehen bleiben darf. Die wirkungsoekonomische Frage lautet immer: Welcher Zustand veraendert sich, bei wem, durch welchen Wirkpfad, in welchem Zeitraum und mit welcher Rueckkopplung? Gerade in Wirkungsmanagement ist diese Unterscheidung entscheidend, weil Lernende spaeter nicht nur Begriffe wiedergeben, sondern Entscheidungssituationen pruefen muessen. Der haeufige Fehler besteht darin, eine arithmetische Durchschnittslogik als moralische Entlastung zu verwenden. Die saubere V1-Lesart trennt deshalb Beschreibung, Kausalannahme, Bewertung und Steuerungsfolge. Reverse Merit Order und rote Linien sind Schutzregeln gegen Schoenrechnung. So wird aus dem Thema kein isoliertes Kapitel, sondern ein pruefbarer Baustein der WÖk-Architektur.</w:t>
-      </w:r>
-    </w:p>
-    <w:p>
-      <w:r>
-        <w:t>Fallfenster zur Anwendung. Ein Controlling-Team moechte einen Score bilden. Das Skript verlangt, dass Datenqualitaet, Systemgrenzen, Gewichtung, Unsicherheit und Nichtkompensation sichtbar bleiben. Ein Score darf die Diskussion nicht beenden, sondern muss bessere Fragen, Priorisierung und Rueckkopplung ermoeglichen. Bezogen auf Was ist Wirkungsmanagement? heisst das: Die Analyse muss das konkrete Thema ernst nehmen und zugleich den allgemeinen WÖk-Massstab halten. Es geht nicht darum, die Welt in gute und schlechte Akteure einzuteilen. Es geht darum, Wirkpfade, Wirkungsempfaenger, Datenqualitaet, Risiken und Rueckkopplung so zu beschreiben, dass bessere Entscheidungen moeglich werden.</w:t>
-      </w:r>
-    </w:p>
-    <w:p>
-      <w:r>
-        <w:t>Pruefungsnahe Transferfrage. Formuliere zu WM-V1 eine Wirkungsaussage in drei Saetzen: Erstens den beobachteten oder plausiblen Zustand, zweitens die Daten- oder Quellenlage, drittens die offene Unsicherheit samt Rueckkopplung. Die Antwort muss ohne moralische Personenbewertung auskommen und darf Reichweite nicht mit Wirkung verwechseln.</w:t>
-      </w:r>
-    </w:p>
-    <w:p>
-      <w:r>
-        <w:t>Rueckkopplung. Fuer Was ist Wirkungsmanagement? bedeutet Wirkungswissen erst dann wertvoll wird, wenn es Entscheidungen veraendert, dass die Analyse nicht bei einer Aktivitaet, einem guten Willen oder einer Kennzahl stehen bleiben darf. Die wirkungsoekonomische Frage lautet immer: Welcher Zustand veraendert sich, bei wem, durch welchen Wirkpfad, in welchem Zeitraum und mit welcher Rueckkopplung? Gerade in Wirkungsmanagement ist diese Unterscheidung entscheidend, weil Lernende spaeter nicht nur Begriffe wiedergeben, sondern Entscheidungssituationen pruefen muessen. Der haeufige Fehler besteht darin, einen Bericht als Endpunkt zu betrachten. Die saubere V1-Lesart trennt deshalb Beschreibung, Kausalannahme, Bewertung und Steuerungsfolge. Jeder Analyseblock sollte fragen, welche Routine, welcher Prozess oder welche Ressource nach der Bewertung angepasst wird. So wird aus dem Thema kein isoliertes Kapitel, sondern ein pruefbarer Baustein der WÖk-Architektur.</w:t>
-      </w:r>
-    </w:p>
-    <w:p>
-      <w:r>
-        <w:t>Governance. Fuer Was ist Wirkungsmanagement? bedeutet Wirkungsbewertung Verfahren, Rechte, Transparenz und Korrektur braucht, dass die Analyse nicht bei einer Aktivitaet, einem guten Willen oder einer Kennzahl stehen bleiben darf. Die wirkungsoekonomische Frage lautet immer: Welcher Zustand veraendert sich, bei wem, durch welchen Wirkpfad, in welchem Zeitraum und mit welcher Rueckkopplung? Gerade in Wirkungsmanagement ist diese Unterscheidung entscheidend, weil Lernende spaeter nicht nur Begriffe wiedergeben, sondern Entscheidungssituationen pruefen muessen. Der haeufige Fehler besteht darin, Bewertung als technokratische Top-down-Setzung zu verstehen. Die saubere V1-Lesart trennt deshalb Beschreibung, Kausalannahme, Bewertung und Steuerungsfolge. Betroffene, Datenhalter, Entscheider und Kontrollinstanzen muessen unterscheidbare Rollen behalten. So wird aus dem Thema kein isoliertes Kapitel, sondern ein pruefbarer Baustein der WÖk-Architektur.</w:t>
-      </w:r>
-    </w:p>
-    <w:p>
-      <w:r>
-        <w:t>Didaktische Pruefbarkeit. Fuer Was ist Wirkungsmanagement? bedeutet das Thema in der Akademie nicht nur erklaert, sondern in Falllogik ueberfuehrt werden muss, dass die Analyse nicht bei einer Aktivitaet, einem guten Willen oder einer Kennzahl stehen bleiben darf. Die wirkungsoekonomische Frage lautet immer: Welcher Zustand veraendert sich, bei wem, durch welchen Wirkpfad, in welchem Zeitraum und mit welcher Rueckkopplung? Gerade in Wirkungsmanagement ist diese Unterscheidung entscheidend, weil Lernende spaeter nicht nur Begriffe wiedergeben, sondern Entscheidungssituationen pruefen muessen. Der haeufige Fehler besteht darin, reines Auswendiglernen als Kompetenznachweis zu behandeln. Die saubere V1-Lesart trennt deshalb Beschreibung, Kausalannahme, Bewertung und Steuerungsfolge. Pruefungsfragen sollen Begriffe, Anwendung und rote Linien verbinden. So wird aus dem Thema kein isoliertes Kapitel, sondern ein pruefbarer Baustein der WÖk-Architektur.</w:t>
-      </w:r>
-    </w:p>
-    <w:p>
-      <w:r>
-        <w:t>Fallfenster zur Anwendung. Ein Kommunikationsbericht nennt viele Aktivitaeten, Reichweiten und Rueckmeldungen. Die V1-Pruefung fragt, ob daraus eine belastbare Wirkungsaussage folgt. Wenn nur Kontakte, Klicks oder Zustimmung vorliegen, bleibt die Aussage im Bereich Wirkungspotenzial oder Resonanz, nicht im Bereich nachgewiesener Wirkung. Bezogen auf Was ist Wirkungsmanagement? heisst das: Die Analyse muss das konkrete Thema ernst nehmen und zugleich den allgemeinen WÖk-Massstab halten. Es geht nicht darum, die Welt in gute und schlechte Akteure einzuteilen. Es geht darum, Wirkpfade, Wirkungsempfaenger, Datenqualitaet, Risiken und Rueckkopplung so zu beschreiben, dass bessere Entscheidungen moeglich werden.</w:t>
-      </w:r>
-    </w:p>
-    <w:p>
-      <w:r>
-        <w:t>Transfer in Organisationen. Fuer Was ist Wirkungsmanagement? bedeutet WÖk-Begriffe im Alltag nur tragen, wenn sie in Routinen uebersetzt werden, dass die Analyse nicht bei einer Aktivitaet, einem guten Willen oder einer Kennzahl stehen bleiben darf. Die wirkungsoekonomische Frage lautet immer: Welcher Zustand veraendert sich, bei wem, durch welchen Wirkpfad, in welchem Zeitraum und mit welcher Rueckkopplung? Gerade in Wirkungsmanagement ist diese Unterscheidung entscheidend, weil Lernende spaeter nicht nur Begriffe wiedergeben, sondern Entscheidungssituationen pruefen muessen. Der haeufige Fehler besteht darin, die Verantwortung an eine Nachhaltigkeitsabteilung auszulagern. Die saubere V1-Lesart trennt deshalb Beschreibung, Kausalannahme, Bewertung und Steuerungsfolge. Strategie, Einkauf, Kommunikation, Controlling und Fuehrung muessen denselben Wirkungsbegriff verwenden. So wird aus dem Thema kein isoliertes Kapitel, sondern ein pruefbarer Baustein der WÖk-Architektur.</w:t>
-      </w:r>
-    </w:p>
-    <w:p>
-      <w:r>
-        <w:t>Rueckfluss in den Korpus. Fuer Was ist Wirkungsmanagement? bedeutet jedes Studienskript den Gesamtbestand schaerfen kann, dass die Analyse nicht bei einer Aktivitaet, einem guten Willen oder einer Kennzahl stehen bleiben darf. Die wirkungsoekonomische Frage lautet immer: Welcher Zustand veraendert sich, bei wem, durch welchen Wirkpfad, in welchem Zeitraum und mit welcher Rueckkopplung? Gerade in Wirkungsmanagement ist diese Unterscheidung entscheidend, weil Lernende spaeter nicht nur Begriffe wiedergeben, sondern Entscheidungssituationen pruefen muessen. Der haeufige Fehler besteht darin, neue Einsichten nur lokal im Skript zu belassen. Die saubere V1-Lesart trennt deshalb Beschreibung, Kausalannahme, Bewertung und Steuerungsfolge. Glossar, Website, Journal, Dossiers und Visuals sollen aus der Skriptarbeit lernen. So wird aus dem Thema kein isoliertes Kapitel, sondern ein pruefbarer Baustein der WÖk-Architektur.</w:t>
-      </w:r>
-    </w:p>
-    <w:p>
-      <w:r>
-        <w:t>Pruefungsnahe Transferfrage. Formuliere zu WM-V1 eine Wirkungsaussage in drei Saetzen: Erstens den beobachteten oder plausiblen Zustand, zweitens die Daten- oder Quellenlage, drittens die offene Unsicherheit samt Rueckkopplung. Die Antwort muss ohne moralische Personenbewertung auskommen und darf Reichweite nicht mit Wirkung verwechseln.</w:t>
-      </w:r>
-    </w:p>
-    <w:p>
-      <w:pPr>
-        <w:pStyle w:val="Heading3"/>
-      </w:pPr>
-      <w:r>
-        <w:t>Vertiefungsrunde 3: Lesen, pruefen, rueckkoppeln</w:t>
-      </w:r>
-    </w:p>
-    <w:p>
-      <w:r>
-        <w:t>Die folgende Runde verdichtet WM-V1 nicht durch neue Schlagworte, sondern durch wiederholte Anwendung auf unterschiedliche Entscheidungsebenen. Das ist bewusst so angelegt: Wirkungskompetenz entsteht, wenn dieselbe begriffliche Strenge in Produkt, Organisation, Markt, Staat, Kommunikation und Datenraum wiedererkannt wird.</w:t>
-      </w:r>
-    </w:p>
-    <w:p>
-      <w:r>
-        <w:t>Begriffliche Schaerfung. Fuer Was ist Wirkungsmanagement? bedeutet praezise Sprache die erste Sicherung gegen Impact-Washing ist, dass die Analyse nicht bei einer Aktivitaet, einem guten Willen oder einer Kennzahl stehen bleiben darf. Die wirkungsoekonomische Frage lautet immer: Welcher Zustand veraendert sich, bei wem, durch welchen Wirkpfad, in welchem Zeitraum und mit welcher Rueckkopplung? Gerade in Wirkungsmanagement ist diese Unterscheidung entscheidend, weil Lernende spaeter nicht nur Begriffe wiedergeben, sondern Entscheidungssituationen pruefen muessen. Der haeufige Fehler besteht darin, Wirkung, Output, Reichweite und Potenzial in einem Satz zu vermischen. Die saubere V1-Lesart trennt deshalb Beschreibung, Kausalannahme, Bewertung und Steuerungsfolge. In der Praxis sollte jede Wirkungsaussage als kurze Viererprobe formuliert werden: Zustand, Betroffene, Quelle, offene Unsicherheit. So wird aus dem Thema kein isoliertes Kapitel, sondern ein pruefbarer Baustein der WÖk-Architektur.</w:t>
-      </w:r>
-    </w:p>
-    <w:p>
-      <w:r>
-        <w:t>Fallfenster zur Anwendung. Eine Organisation plant eine Massnahme und formuliert dazu eine positive Absicht. In der WÖk reicht das nicht. Fuer diese Vorlesung muss sichtbar werden, welche Zustandsveraenderung erwartet wird, welche Empfaenger direkt oder indirekt betroffen sind, welche Nebenwirkungen entstehen koennen und welche Entscheidung spaeter korrigiert wird. Bezogen auf Was ist Wirkungsmanagement? heisst das: Die Analyse muss das konkrete Thema ernst nehmen und zugleich den allgemeinen WÖk-Massstab halten. Es geht nicht darum, die Welt in gute und schlechte Akteure einzuteilen. Es geht darum, Wirkpfade, Wirkungsempfaenger, Datenqualitaet, Risiken und Rueckkopplung so zu beschreiben, dass bessere Entscheidungen moeglich werden.</w:t>
-      </w:r>
-    </w:p>
-    <w:p>
-      <w:r>
-        <w:t>Wirkpfad-Logik. Fuer Was ist Wirkungsmanagement? bedeutet ein Thema erst dann steuerbar wird, wenn der Mechanismus zwischen Ausloeser und Zustandsveraenderung beschrieben ist, dass die Analyse nicht bei einer Aktivitaet, einem guten Willen oder einer Kennzahl stehen bleiben darf. Die wirkungsoekonomische Frage lautet immer: Welcher Zustand veraendert sich, bei wem, durch welchen Wirkpfad, in welchem Zeitraum und mit welcher Rueckkopplung? Gerade in Wirkungsmanagement ist diese Unterscheidung entscheidend, weil Lernende spaeter nicht nur Begriffe wiedergeben, sondern Entscheidungssituationen pruefen muessen. Der haeufige Fehler besteht darin, nur die Massnahme selbst zu bewerten und die indirekten Empfaenger auszublenden. Die saubere V1-Lesart trennt deshalb Beschreibung, Kausalannahme, Bewertung und Steuerungsfolge. Eine gute Fallanalyse zeichnet mindestens einen direkten und einen indirekten Wirkpfad nach. So wird aus dem Thema kein isoliertes Kapitel, sondern ein pruefbarer Baustein der WÖk-Architektur.</w:t>
-      </w:r>
-    </w:p>
-    <w:p>
-      <w:r>
-        <w:t>Daten- und Quellenklarheit. Fuer Was ist Wirkungsmanagement? bedeutet jede Bewertung nur so belastbar ist wie Datenlage, Quellenstatus und Aktualitaet, dass die Analyse nicht bei einer Aktivitaet, einem guten Willen oder einer Kennzahl stehen bleiben darf. Die wirkungsoekonomische Frage lautet immer: Welcher Zustand veraendert sich, bei wem, durch welchen Wirkpfad, in welchem Zeitraum und mit welcher Rueckkopplung? Gerade in Wirkungsmanagement ist diese Unterscheidung entscheidend, weil Lernende spaeter nicht nur Begriffe wiedergeben, sondern Entscheidungssituationen pruefen muessen. Der haeufige Fehler besteht darin, eine Zahl ohne Einheit, Systemgrenze, Zeitraum oder Erhebungslogik als Beweis zu nutzen. Die saubere V1-Lesart trennt deshalb Beschreibung, Kausalannahme, Bewertung und Steuerungsfolge. Die Lernenden sollen Daten nicht dekorativ zitieren, sondern ihre Aussagekraft, Luecken und Grenzen offenlegen. So wird aus dem Thema kein isoliertes Kapitel, sondern ein pruefbarer Baustein der WÖk-Architektur.</w:t>
-      </w:r>
-    </w:p>
-    <w:p>
-      <w:r>
-        <w:t>Ambivalenz. Fuer Was ist Wirkungsmanagement? bedeutet positive und negative Zustandsveraenderungen gleichzeitig auftreten koennen, dass die Analyse nicht bei einer Aktivitaet, einem guten Willen oder einer Kennzahl stehen bleiben darf. Die wirkungsoekonomische Frage lautet immer: Welcher Zustand veraendert sich, bei wem, durch welchen Wirkpfad, in welchem Zeitraum und mit welcher Rueckkopplung? Gerade in Wirkungsmanagement ist diese Unterscheidung entscheidend, weil Lernende spaeter nicht nur Begriffe wiedergeben, sondern Entscheidungssituationen pruefen muessen. Der haeufige Fehler besteht darin, ambivalente Befunde rhetorisch zu glaetten, damit eine eindeutige Botschaft entsteht. Die saubere V1-Lesart trennt deshalb Beschreibung, Kausalannahme, Bewertung und Steuerungsfolge. Ein gutes Skript fuehrt deshalb Profile, Zielkonflikte und offene Punkte nebeneinander. So wird aus dem Thema kein isoliertes Kapitel, sondern ein pruefbarer Baustein der WÖk-Architektur.</w:t>
-      </w:r>
-    </w:p>
-    <w:p>
-      <w:r>
-        <w:t>Fallfenster zur Anwendung. Eine Fuehrungsentscheidung erzeugt zugleich Nutzen und Risiken. Die WÖk behandelt Ambivalenz nicht als Stoerung, sondern als Kern der Analyse. Positive Netto-Wirkung darf erst behauptet werden, wenn zentrale negative Wirkungen getrennt geprueft und rote Linien gewahrt sind. Bezogen auf Was ist Wirkungsmanagement? heisst das: Die Analyse muss das konkrete Thema ernst nehmen und zugleich den allgemeinen WÖk-Massstab halten. Es geht nicht darum, die Welt in gute und schlechte Akteure einzuteilen. Es geht darum, Wirkpfade, Wirkungsempfaenger, Datenqualitaet, Risiken und Rueckkopplung so zu beschreiben, dass bessere Entscheidungen moeglich werden.</w:t>
-      </w:r>
-    </w:p>
-    <w:p>
-      <w:r>
-        <w:t>Nichtkompensation. Fuer Was ist Wirkungsmanagement? bedeutet schwere zentrale Schaeden nicht durch beliebige positive Einzelwerte neutralisiert werden duerfen, dass die Analyse nicht bei einer Aktivitaet, einem guten Willen oder einer Kennzahl stehen bleiben darf. Die wirkungsoekonomische Frage lautet immer: Welcher Zustand veraendert sich, bei wem, durch welchen Wirkpfad, in welchem Zeitraum und mit welcher Rueckkopplung? Gerade in Wirkungsmanagement ist diese Unterscheidung entscheidend, weil Lernende spaeter nicht nur Begriffe wiedergeben, sondern Entscheidungssituationen pruefen muessen. Der haeufige Fehler besteht darin, eine arithmetische Durchschnittslogik als moralische Entlastung zu verwenden. Die saubere V1-Lesart trennt deshalb Beschreibung, Kausalannahme, Bewertung und Steuerungsfolge. Reverse Merit Order und rote Linien sind Schutzregeln gegen Schoenrechnung. So wird aus dem Thema kein isoliertes Kapitel, sondern ein pruefbarer Baustein der WÖk-Architektur.</w:t>
-      </w:r>
-    </w:p>
-    <w:p>
-      <w:r>
-        <w:t>Pruefungsnahe Transferfrage. Formuliere zu WM-V1 eine Wirkungsaussage in drei Saetzen: Erstens den beobachteten oder plausiblen Zustand, zweitens die Daten- oder Quellenlage, drittens die offene Unsicherheit samt Rueckkopplung. Die Antwort muss ohne moralische Personenbewertung auskommen und darf Reichweite nicht mit Wirkung verwechseln.</w:t>
-      </w:r>
-    </w:p>
-    <w:p>
-      <w:r>
-        <w:t>Rueckkopplung. Fuer Was ist Wirkungsmanagement? bedeutet Wirkungswissen erst dann wertvoll wird, wenn es Entscheidungen veraendert, dass die Analyse nicht bei einer Aktivitaet, einem guten Willen oder einer Kennzahl stehen bleiben darf. Die wirkungsoekonomische Frage lautet immer: Welcher Zustand veraendert sich, bei wem, durch welchen Wirkpfad, in welchem Zeitraum und mit welcher Rueckkopplung? Gerade in Wirkungsmanagement ist diese Unterscheidung entscheidend, weil Lernende spaeter nicht nur Begriffe wiedergeben, sondern Entscheidungssituationen pruefen muessen. Der haeufige Fehler besteht darin, einen Bericht als Endpunkt zu betrachten. Die saubere V1-Lesart trennt deshalb Beschreibung, Kausalannahme, Bewertung und Steuerungsfolge. Jeder Analyseblock sollte fragen, welche Routine, welcher Prozess oder welche Ressource nach der Bewertung angepasst wird. So wird aus dem Thema kein isoliertes Kapitel, sondern ein pruefbarer Baustein der WÖk-Architektur.</w:t>
-      </w:r>
-    </w:p>
-    <w:p>
-      <w:r>
-        <w:t>Governance. Fuer Was ist Wirkungsmanagement? bedeutet Wirkungsbewertung Verfahren, Rechte, Transparenz und Korrektur braucht, dass die Analyse nicht bei einer Aktivitaet, einem guten Willen oder einer Kennzahl stehen bleiben darf. Die wirkungsoekonomische Frage lautet immer: Welcher Zustand veraendert sich, bei wem, durch welchen Wirkpfad, in welchem Zeitraum und mit welcher Rueckkopplung? Gerade in Wirkungsmanagement ist diese Unterscheidung entscheidend, weil Lernende spaeter nicht nur Begriffe wiedergeben, sondern Entscheidungssituationen pruefen muessen. Der haeufige Fehler besteht darin, Bewertung als technokratische Top-down-Setzung zu verstehen. Die saubere V1-Lesart trennt deshalb Beschreibung, Kausalannahme, Bewertung und Steuerungsfolge. Betroffene, Datenhalter, Entscheider und Kontrollinstanzen muessen unterscheidbare Rollen behalten. So wird aus dem Thema kein isoliertes Kapitel, sondern ein pruefbarer Baustein der WÖk-Architektur.</w:t>
-      </w:r>
-    </w:p>
-    <w:p>
-      <w:r>
-        <w:t>Fallfenster zur Anwendung. Ein Controlling-Team moechte einen Score bilden. Das Skript verlangt, dass Datenqualitaet, Systemgrenzen, Gewichtung, Unsicherheit und Nichtkompensation sichtbar bleiben. Ein Score darf die Diskussion nicht beenden, sondern muss bessere Fragen, Priorisierung und Rueckkopplung ermoeglichen. Bezogen auf Was ist Wirkungsmanagement? heisst das: Die Analyse muss das konkrete Thema ernst nehmen und zugleich den allgemeinen WÖk-Massstab halten. Es geht nicht darum, die Welt in gute und schlechte Akteure einzuteilen. Es geht darum, Wirkpfade, Wirkungsempfaenger, Datenqualitaet, Risiken und Rueckkopplung so zu beschreiben, dass bessere Entscheidungen moeglich werden.</w:t>
-      </w:r>
-    </w:p>
-    <w:p>
-      <w:r>
-        <w:t>Didaktische Pruefbarkeit. Fuer Was ist Wirkungsmanagement? bedeutet das Thema in der Akademie nicht nur erklaert, sondern in Falllogik ueberfuehrt werden muss, dass die Analyse nicht bei einer Aktivitaet, einem guten Willen oder einer Kennzahl stehen bleiben darf. Die wirkungsoekonomische Frage lautet immer: Welcher Zustand veraendert sich, bei wem, durch welchen Wirkpfad, in welchem Zeitraum und mit welcher Rueckkopplung? Gerade in Wirkungsmanagement ist diese Unterscheidung entscheidend, weil Lernende spaeter nicht nur Begriffe wiedergeben, sondern Entscheidungssituationen pruefen muessen. Der haeufige Fehler besteht darin, reines Auswendiglernen als Kompetenznachweis zu behandeln. Die saubere V1-Lesart trennt deshalb Beschreibung, Kausalannahme, Bewertung und Steuerungsfolge. Pruefungsfragen sollen Begriffe, Anwendung und rote Linien verbinden. So wird aus dem Thema kein isoliertes Kapitel, sondern ein pruefbarer Baustein der WÖk-Architektur.</w:t>
-      </w:r>
-    </w:p>
-    <w:p>
-      <w:r>
-        <w:t>Transfer in Organisationen. Fuer Was ist Wirkungsmanagement? bedeutet WÖk-Begriffe im Alltag nur tragen, wenn sie in Routinen uebersetzt werden, dass die Analyse nicht bei einer Aktivitaet, einem guten Willen oder einer Kennzahl stehen bleiben darf. Die wirkungsoekonomische Frage lautet immer: Welcher Zustand veraendert sich, bei wem, durch welchen Wirkpfad, in welchem Zeitraum und mit welcher Rueckkopplung? Gerade in Wirkungsmanagement ist diese Unterscheidung entscheidend, weil Lernende spaeter nicht nur Begriffe wiedergeben, sondern Entscheidungssituationen pruefen muessen. Der haeufige Fehler besteht darin, die Verantwortung an eine Nachhaltigkeitsabteilung auszulagern. Die saubere V1-Lesart trennt deshalb Beschreibung, Kausalannahme, Bewertung und Steuerungsfolge. Strategie, Einkauf, Kommunikation, Controlling und Fuehrung muessen denselben Wirkungsbegriff verwenden. So wird aus dem Thema kein isoliertes Kapitel, sondern ein pruefbarer Baustein der WÖk-Architektur.</w:t>
-      </w:r>
-    </w:p>
-    <w:p>
-      <w:r>
-        <w:t>Rueckfluss in den Korpus. Fuer Was ist Wirkungsmanagement? bedeutet jedes Studienskript den Gesamtbestand schaerfen kann, dass die Analyse nicht bei einer Aktivitaet, einem guten Willen oder einer Kennzahl stehen bleiben darf. Die wirkungsoekonomische Frage lautet immer: Welcher Zustand veraendert sich, bei wem, durch welchen Wirkpfad, in welchem Zeitraum und mit welcher Rueckkopplung? Gerade in Wirkungsmanagement ist diese Unterscheidung entscheidend, weil Lernende spaeter nicht nur Begriffe wiedergeben, sondern Entscheidungssituationen pruefen muessen. Der haeufige Fehler besteht darin, neue Einsichten nur lokal im Skript zu belassen. Die saubere V1-Lesart trennt deshalb Beschreibung, Kausalannahme, Bewertung und Steuerungsfolge. Glossar, Website, Journal, Dossiers und Visuals sollen aus der Skriptarbeit lernen. So wird aus dem Thema kein isoliertes Kapitel, sondern ein pruefbarer Baustein der WÖk-Architektur.</w:t>
-      </w:r>
-    </w:p>
-    <w:p>
-      <w:r>
-        <w:t>Fallfenster zur Anwendung. Ein Kommunikationsbericht nennt viele Aktivitaeten, Reichweiten und Rueckmeldungen. Die V1-Pruefung fragt, ob daraus eine belastbare Wirkungsaussage folgt. Wenn nur Kontakte, Klicks oder Zustimmung vorliegen, bleibt die Aussage im Bereich Wirkungspotenzial oder Resonanz, nicht im Bereich nachgewiesener Wirkung. Bezogen auf Was ist Wirkungsmanagement? heisst das: Die Analyse muss das konkrete Thema ernst nehmen und zugleich den allgemeinen WÖk-Massstab halten. Es geht nicht darum, die Welt in gute und schlechte Akteure einzuteilen. Es geht darum, Wirkpfade, Wirkungsempfaenger, Datenqualitaet, Risiken und Rueckkopplung so zu beschreiben, dass bessere Entscheidungen moeglich werden.</w:t>
-      </w:r>
-    </w:p>
-    <w:p>
-      <w:r>
-        <w:t>Pruefungsnahe Transferfrage. Formuliere zu WM-V1 eine Wirkungsaussage in drei Saetzen: Erstens den beobachteten oder plausiblen Zustand, zweitens die Daten- oder Quellenlage, drittens die offene Unsicherheit samt Rueckkopplung. Die Antwort muss ohne moralische Personenbewertung auskommen und darf Reichweite nicht mit Wirkung verwechseln.</w:t>
-      </w:r>
-    </w:p>
-    <w:p>
-      <w:pPr>
-        <w:pStyle w:val="Heading3"/>
-      </w:pPr>
-      <w:r>
-        <w:t>Vertiefungsrunde 4: Lesen, pruefen, rueckkoppeln</w:t>
-      </w:r>
-    </w:p>
-    <w:p>
-      <w:r>
-        <w:t>Die folgende Runde verdichtet WM-V1 nicht durch neue Schlagworte, sondern durch wiederholte Anwendung auf unterschiedliche Entscheidungsebenen. Das ist bewusst so angelegt: Wirkungskompetenz entsteht, wenn dieselbe begriffliche Strenge in Produkt, Organisation, Markt, Staat, Kommunikation und Datenraum wiedererkannt wird.</w:t>
-      </w:r>
-    </w:p>
-    <w:p>
-      <w:r>
-        <w:t>Begriffliche Schaerfung. Fuer Was ist Wirkungsmanagement? bedeutet praezise Sprache die erste Sicherung gegen Impact-Washing ist, dass die Analyse nicht bei einer Aktivitaet, einem guten Willen oder einer Kennzahl stehen bleiben darf. Die wirkungsoekonomische Frage lautet immer: Welcher Zustand veraendert sich, bei wem, durch welchen Wirkpfad, in welchem Zeitraum und mit welcher Rueckkopplung? Gerade in Wirkungsmanagement ist diese Unterscheidung entscheidend, weil Lernende spaeter nicht nur Begriffe wiedergeben, sondern Entscheidungssituationen pruefen muessen. Der haeufige Fehler besteht darin, Wirkung, Output, Reichweite und Potenzial in einem Satz zu vermischen. Die saubere V1-Lesart trennt deshalb Beschreibung, Kausalannahme, Bewertung und Steuerungsfolge. In der Praxis sollte jede Wirkungsaussage als kurze Viererprobe formuliert werden: Zustand, Betroffene, Quelle, offene Unsicherheit. So wird aus dem Thema kein isoliertes Kapitel, sondern ein pruefbarer Baustein der WÖk-Architektur.</w:t>
-      </w:r>
-    </w:p>
-    <w:p>
-      <w:r>
-        <w:t>Wirkpfad-Logik. Fuer Was ist Wirkungsmanagement? bedeutet ein Thema erst dann steuerbar wird, wenn der Mechanismus zwischen Ausloeser und Zustandsveraenderung beschrieben ist, dass die Analyse nicht bei einer Aktivitaet, einem guten Willen oder einer Kennzahl stehen bleiben darf. Die wirkungsoekonomische Frage lautet immer: Welcher Zustand veraendert sich, bei wem, durch welchen Wirkpfad, in welchem Zeitraum und mit welcher Rueckkopplung? Gerade in Wirkungsmanagement ist diese Unterscheidung entscheidend, weil Lernende spaeter nicht nur Begriffe wiedergeben, sondern Entscheidungssituationen pruefen muessen. Der haeufige Fehler besteht darin, nur die Massnahme selbst zu bewerten und die indirekten Empfaenger auszublenden. Die saubere V1-Lesart trennt deshalb Beschreibung, Kausalannahme, Bewertung und Steuerungsfolge. Eine gute Fallanalyse zeichnet mindestens einen direkten und einen indirekten Wirkpfad nach. So wird aus dem Thema kein isoliertes Kapitel, sondern ein pruefbarer Baustein der WÖk-Architektur.</w:t>
-      </w:r>
-    </w:p>
-    <w:p>
-      <w:r>
-        <w:t>Daten- und Quellenklarheit. Fuer Was ist Wirkungsmanagement? bedeutet jede Bewertung nur so belastbar ist wie Datenlage, Quellenstatus und Aktualitaet, dass die Analyse nicht bei einer Aktivitaet, einem guten Willen oder einer Kennzahl stehen bleiben darf. Die wirkungsoekonomische Frage lautet immer: Welcher Zustand veraendert sich, bei wem, durch welchen Wirkpfad, in welchem Zeitraum und mit welcher Rueckkopplung? Gerade in Wirkungsmanagement ist diese Unterscheidung entscheidend, weil Lernende spaeter nicht nur Begriffe wiedergeben, sondern Entscheidungssituationen pruefen muessen. Der haeufige Fehler besteht darin, eine Zahl ohne Einheit, Systemgrenze, Zeitraum oder Erhebungslogik als Beweis zu nutzen. Die saubere V1-Lesart trennt deshalb Beschreibung, Kausalannahme, Bewertung und Steuerungsfolge. Die Lernenden sollen Daten nicht dekorativ zitieren, sondern ihre Aussagekraft, Luecken und Grenzen offenlegen. So wird aus dem Thema kein isoliertes Kapitel, sondern ein pruefbarer Baustein der WÖk-Architektur.</w:t>
-      </w:r>
-    </w:p>
-    <w:p>
-      <w:r>
-        <w:t>Fallfenster zur Anwendung. Eine Organisation plant eine Massnahme und formuliert dazu eine positive Absicht. In der WÖk reicht das nicht. Fuer diese Vorlesung muss sichtbar werden, welche Zustandsveraenderung erwartet wird, welche Empfaenger direkt oder indirekt betroffen sind, welche Nebenwirkungen entstehen koennen und welche Entscheidung spaeter korrigiert wird. Bezogen auf Was ist Wirkungsmanagement? heisst das: Die Analyse muss das konkrete Thema ernst nehmen und zugleich den allgemeinen WÖk-Massstab halten. Es geht nicht darum, die Welt in gute und schlechte Akteure einzuteilen. Es geht darum, Wirkpfade, Wirkungsempfaenger, Datenqualitaet, Risiken und Rueckkopplung so zu beschreiben, dass bessere Entscheidungen moeglich werden.</w:t>
-      </w:r>
-    </w:p>
-    <w:p>
-      <w:r>
-        <w:t>Ambivalenz. Fuer Was ist Wirkungsmanagement? bedeutet positive und negative Zustandsveraenderungen gleichzeitig auftreten koennen, dass die Analyse nicht bei einer Aktivitaet, einem guten Willen oder einer Kennzahl stehen bleiben darf. Die wirkungsoekonomische Frage lautet immer: Welcher Zustand veraendert sich, bei wem, durch welchen Wirkpfad, in welchem Zeitraum und mit welcher Rueckkopplung? Gerade in Wirkungsmanagement ist diese Unterscheidung entscheidend, weil Lernende spaeter nicht nur Begriffe wiedergeben, sondern Entscheidungssituationen pruefen muessen. Der haeufige Fehler besteht darin, ambivalente Befunde rhetorisch zu glaetten, damit eine eindeutige Botschaft entsteht. Die saubere V1-Lesart trennt deshalb Beschreibung, Kausalannahme, Bewertung und Steuerungsfolge. Ein gutes Skript fuehrt deshalb Profile, Zielkonflikte und offene Punkte nebeneinander. So wird aus dem Thema kein isoliertes Kapitel, sondern ein pruefbarer Baustein der WÖk-Architektur.</w:t>
-      </w:r>
-    </w:p>
-    <w:p>
-      <w:r>
-        <w:t>Nichtkompensation. Fuer Was ist Wirkungsmanagement? bedeutet schwere zentrale Schaeden nicht durch beliebige positive Einzelwerte neutralisiert werden duerfen, dass die Analyse nicht bei einer Aktivitaet, einem guten Willen oder einer Kennzahl stehen bleiben darf. Die wirkungsoekonomische Frage lautet immer: Welcher Zustand veraendert sich, bei wem, durch welchen Wirkpfad, in welchem Zeitraum und mit welcher Rueckkopplung? Gerade in Wirkungsmanagement ist diese Unterscheidung entscheidend, weil Lernende spaeter nicht nur Begriffe wiedergeben, sondern Entscheidungssituationen pruefen muessen. Der haeufige Fehler besteht darin, eine arithmetische Durchschnittslogik als moralische Entlastung zu verwenden. Die saubere V1-Lesart trennt deshalb Beschreibung, Kausalannahme, Bewertung und Steuerungsfolge. Reverse Merit Order und rote Linien sind Schutzregeln gegen Schoenrechnung. So wird aus dem Thema kein isoliertes Kapitel, sondern ein pruefbarer Baustein der WÖk-Architektur.</w:t>
-      </w:r>
-    </w:p>
-    <w:p>
-      <w:r>
-        <w:t>Pruefungsnahe Transferfrage. Formuliere zu WM-V1 eine Wirkungsaussage in drei Saetzen: Erstens den beobachteten oder plausiblen Zustand, zweitens die Daten- oder Quellenlage, drittens die offene Unsicherheit samt Rueckkopplung. Die Antwort muss ohne moralische Personenbewertung auskommen und darf Reichweite nicht mit Wirkung verwechseln.</w:t>
-      </w:r>
-    </w:p>
-    <w:p>
-      <w:r>
-        <w:t>Rueckkopplung. Fuer Was ist Wirkungsmanagement? bedeutet Wirkungswissen erst dann wertvoll wird, wenn es Entscheidungen veraendert, dass die Analyse nicht bei einer Aktivitaet, einem guten Willen oder einer Kennzahl stehen bleiben darf. Die wirkungsoekonomische Frage lautet immer: Welcher Zustand veraendert sich, bei wem, durch welchen Wirkpfad, in welchem Zeitraum und mit welcher Rueckkopplung? Gerade in Wirkungsmanagement ist diese Unterscheidung entscheidend, weil Lernende spaeter nicht nur Begriffe wiedergeben, sondern Entscheidungssituationen pruefen muessen. Der haeufige Fehler besteht darin, einen Bericht als Endpunkt zu betrachten. Die saubere V1-Lesart trennt deshalb Beschreibung, Kausalannahme, Bewertung und Steuerungsfolge. Jeder Analyseblock sollte fragen, welche Routine, welcher Prozess oder welche Ressource nach der Bewertung angepasst wird. So wird aus dem Thema kein isoliertes Kapitel, sondern ein pruefbarer Baustein der WÖk-Architektur.</w:t>
-      </w:r>
-    </w:p>
-    <w:p>
-      <w:r>
-        <w:t>Fallfenster zur Anwendung. Eine Fuehrungsentscheidung erzeugt zugleich Nutzen und Risiken. Die WÖk behandelt Ambivalenz nicht als Stoerung, sondern als Kern der Analyse. Positive Netto-Wirkung darf erst behauptet werden, wenn zentrale negative Wirkungen getrennt geprueft und rote Linien gewahrt sind. Bezogen auf Was ist Wirkungsmanagement? heisst das: Die Analyse muss das konkrete Thema ernst nehmen und zugleich den allgemeinen WÖk-Massstab halten. Es geht nicht darum, die Welt in gute und schlechte Akteure einzuteilen. Es geht darum, Wirkpfade, Wirkungsempfaenger, Datenqualitaet, Risiken und Rueckkopplung so zu beschreiben, dass bessere Entscheidungen moeglich werden.</w:t>
-      </w:r>
-    </w:p>
-    <w:p>
-      <w:r>
-        <w:t>Governance. Fuer Was ist Wirkungsmanagement? bedeutet Wirkungsbewertung Verfahren, Rechte, Transparenz und Korrektur braucht, dass die Analyse nicht bei einer Aktivitaet, einem guten Willen oder einer Kennzahl stehen bleiben darf. Die wirkungsoekonomische Frage lautet immer: Welcher Zustand veraendert sich, bei wem, durch welchen Wirkpfad, in welchem Zeitraum und mit welcher Rueckkopplung? Gerade in Wirkungsmanagement ist diese Unterscheidung entscheidend, weil Lernende spaeter nicht nur Begriffe wiedergeben, sondern Entscheidungssituationen pruefen muessen. Der haeufige Fehler besteht darin, Bewertung als technokratische Top-down-Setzung zu verstehen. Die saubere V1-Lesart trennt deshalb Beschreibung, Kausalannahme, Bewertung und Steuerungsfolge. Betroffene, Datenhalter, Entscheider und Kontrollinstanzen muessen unterscheidbare Rollen behalten. So wird aus dem Thema kein isoliertes Kapitel, sondern ein pruefbarer Baustein der WÖk-Architektur.</w:t>
-      </w:r>
-    </w:p>
-    <w:p>
-      <w:r>
-        <w:t>Didaktische Pruefbarkeit. Fuer Was ist Wirkungsmanagement? bedeutet das Thema in der Akademie nicht nur erklaert, sondern in Falllogik ueberfuehrt werden muss, dass die Analyse nicht bei einer Aktivitaet, einem guten Willen oder einer Kennzahl stehen bleiben darf. Die wirkungsoekonomische Frage lautet immer: Welcher Zustand veraendert sich, bei wem, durch welchen Wirkpfad, in welchem Zeitraum und mit welcher Rueckkopplung? Gerade in Wirkungsmanagement ist diese Unterscheidung entscheidend, weil Lernende spaeter nicht nur Begriffe wiedergeben, sondern Entscheidungssituationen pruefen muessen. Der haeufige Fehler besteht darin, reines Auswendiglernen als Kompetenznachweis zu behandeln. Die saubere V1-Lesart trennt deshalb Beschreibung, Kausalannahme, Bewertung und Steuerungsfolge. Pruefungsfragen sollen Begriffe, Anwendung und rote Linien verbinden. So wird aus dem Thema kein isoliertes Kapitel, sondern ein pruefbarer Baustein der WÖk-Architektur.</w:t>
-      </w:r>
-    </w:p>
-    <w:p>
-      <w:r>
-        <w:t>Transfer in Organisationen. Fuer Was ist Wirkungsmanagement? bedeutet WÖk-Begriffe im Alltag nur tragen, wenn sie in Routinen uebersetzt werden, dass die Analyse nicht bei einer Aktivitaet, einem guten Willen oder einer Kennzahl stehen bleiben darf. Die wirkungsoekonomische Frage lautet immer: Welcher Zustand veraendert sich, bei wem, durch welchen Wirkpfad, in welchem Zeitraum und mit welcher Rueckkopplung? Gerade in Wirkungsmanagement ist diese Unterscheidung entscheidend, weil Lernende spaeter nicht nur Begriffe wiedergeben, sondern Entscheidungssituationen pruefen muessen. Der haeufige Fehler besteht darin, die Verantwortung an eine Nachhaltigkeitsabteilung auszulagern. Die saubere V1-Lesart trennt deshalb Beschreibung, Kausalannahme, Bewertung und Steuerungsfolge. Strategie, Einkauf, Kommunikation, Controlling und Fuehrung muessen denselben Wirkungsbegriff verwenden. So wird aus dem Thema kein isoliertes Kapitel, sondern ein pruefbarer Baustein der WÖk-Architektur.</w:t>
-      </w:r>
-    </w:p>
-    <w:p>
-      <w:r>
-        <w:t>Fallfenster zur Anwendung. Ein Controlling-Team moechte einen Score bilden. Das Skript verlangt, dass Datenqualitaet, Systemgrenzen, Gewichtung, Unsicherheit und Nichtkompensation sichtbar bleiben. Ein Score darf die Diskussion nicht beenden, sondern muss bessere Fragen, Priorisierung und Rueckkopplung ermoeglichen. Bezogen auf Was ist Wirkungsmanagement? heisst das: Die Analyse muss das konkrete Thema ernst nehmen und zugleich den allgemeinen WÖk-Massstab halten. Es geht nicht darum, die Welt in gute und schlechte Akteure einzuteilen. Es geht darum, Wirkpfade, Wirkungsempfaenger, Datenqualitaet, Risiken und Rueckkopplung so zu beschreiben, dass bessere Entscheidungen moeglich werden.</w:t>
-      </w:r>
-    </w:p>
-    <w:p>
-      <w:r>
-        <w:t>Rueckfluss in den Korpus. Fuer Was ist Wirkungsmanagement? bedeutet jedes Studienskript den Gesamtbestand schaerfen kann, dass die Analyse nicht bei einer Aktivitaet, einem guten Willen oder einer Kennzahl stehen bleiben darf. Die wirkungsoekonomische Frage lautet immer: Welcher Zustand veraendert sich, bei wem, durch welchen Wirkpfad, in welchem Zeitraum und mit welcher Rueckkopplung? Gerade in Wirkungsmanagement ist diese Unterscheidung entscheidend, weil Lernende spaeter nicht nur Begriffe wiedergeben, sondern Entscheidungssituationen pruefen muessen. Der haeufige Fehler besteht darin, neue Einsichten nur lokal im Skript zu belassen. Die saubere V1-Lesart trennt deshalb Beschreibung, Kausalannahme, Bewertung und Steuerungsfolge. Glossar, Website, Journal, Dossiers und Visuals sollen aus der Skriptarbeit lernen. So wird aus dem Thema kein isoliertes Kapitel, sondern ein pruefbarer Baustein der WÖk-Architektur.</w:t>
-      </w:r>
-    </w:p>
-    <w:p>
-      <w:r>
-        <w:t>Pruefungsnahe Transferfrage. Formuliere zu WM-V1 eine Wirkungsaussage in drei Saetzen: Erstens den beobachteten oder plausiblen Zustand, zweitens die Daten- oder Quellenlage, drittens die offene Unsicherheit samt Rueckkopplung. Die Antwort muss ohne moralische Personenbewertung auskommen und darf Reichweite nicht mit Wirkung verwechseln.</w:t>
-      </w:r>
-    </w:p>
-    <w:p>
-      <w:pPr>
-        <w:pStyle w:val="Heading3"/>
-      </w:pPr>
-      <w:r>
-        <w:t>Vertiefungsrunde 5: Lesen, pruefen, rueckkoppeln</w:t>
-      </w:r>
-    </w:p>
-    <w:p>
-      <w:r>
-        <w:t>Die folgende Runde verdichtet WM-V1 nicht durch neue Schlagworte, sondern durch wiederholte Anwendung auf unterschiedliche Entscheidungsebenen. Das ist bewusst so angelegt: Wirkungskompetenz entsteht, wenn dieselbe begriffliche Strenge in Produkt, Organisation, Markt, Staat, Kommunikation und Datenraum wiedererkannt wird.</w:t>
-      </w:r>
-    </w:p>
-    <w:p>
-      <w:r>
-        <w:t>Begriffliche Schaerfung. Fuer Was ist Wirkungsmanagement? bedeutet praezise Sprache die erste Sicherung gegen Impact-Washing ist, dass die Analyse nicht bei einer Aktivitaet, einem guten Willen oder einer Kennzahl stehen bleiben darf. Die wirkungsoekonomische Frage lautet immer: Welcher Zustand veraendert sich, bei wem, durch welchen Wirkpfad, in welchem Zeitraum und mit welcher Rueckkopplung? Gerade in Wirkungsmanagement ist diese Unterscheidung entscheidend, weil Lernende spaeter nicht nur Begriffe wiedergeben, sondern Entscheidungssituationen pruefen muessen. Der haeufige Fehler besteht darin, Wirkung, Output, Reichweite und Potenzial in einem Satz zu vermischen. Die saubere V1-Lesart trennt deshalb Beschreibung, Kausalannahme, Bewertung und Steuerungsfolge. In der Praxis sollte jede Wirkungsaussage als kurze Viererprobe formuliert werden: Zustand, Betroffene, Quelle, offene Unsicherheit. So wird aus dem Thema kein isoliertes Kapitel, sondern ein pruefbarer Baustein der WÖk-Architektur.</w:t>
-      </w:r>
-    </w:p>
-    <w:p>
-      <w:r>
-        <w:t>Wirkpfad-Logik. Fuer Was ist Wirkungsmanagement? bedeutet ein Thema erst dann steuerbar wird, wenn der Mechanismus zwischen Ausloeser und Zustandsveraenderung beschrieben ist, dass die Analyse nicht bei einer Aktivitaet, einem guten Willen oder einer Kennzahl stehen bleiben darf. Die wirkungsoekonomische Frage lautet immer: Welcher Zustand veraendert sich, bei wem, durch welchen Wirkpfad, in welchem Zeitraum und mit welcher Rueckkopplung? Gerade in Wirkungsmanagement ist diese Unterscheidung entscheidend, weil Lernende spaeter nicht nur Begriffe wiedergeben, sondern Entscheidungssituationen pruefen muessen. Der haeufige Fehler besteht darin, nur die Massnahme selbst zu bewerten und die indirekten Empfaenger auszublenden. Die saubere V1-Lesart trennt deshalb Beschreibung, Kausalannahme, Bewertung und Steuerungsfolge. Eine gute Fallanalyse zeichnet mindestens einen direkten und einen indirekten Wirkpfad nach. So wird aus dem Thema kein isoliertes Kapitel, sondern ein pruefbarer Baustein der WÖk-Architektur.</w:t>
-      </w:r>
-    </w:p>
-    <w:p>
-      <w:r>
-        <w:t>Fallfenster zur Anwendung. Ein Kommunikationsbericht nennt viele Aktivitaeten, Reichweiten und Rueckmeldungen. Die V1-Pruefung fragt, ob daraus eine belastbare Wirkungsaussage folgt. Wenn nur Kontakte, Klicks oder Zustimmung vorliegen, bleibt die Aussage im Bereich Wirkungspotenzial oder Resonanz, nicht im Bereich nachgewiesener Wirkung. Bezogen auf Was ist Wirkungsmanagement? heisst das: Die Analyse muss das konkrete Thema ernst nehmen und zugleich den allgemeinen WÖk-Massstab halten. Es geht nicht darum, die Welt in gute und schlechte Akteure einzuteilen. Es geht darum, Wirkpfade, Wirkungsempfaenger, Datenqualitaet, Risiken und Rueckkopplung so zu beschreiben, dass bessere Entscheidungen moeglich werden.</w:t>
-      </w:r>
-    </w:p>
-    <w:p>
-      <w:pPr>
-        <w:pStyle w:val="Heading3"/>
-      </w:pPr>
-      <w:r>
-        <w:t>V1-Abschlussnotiz</w:t>
-      </w:r>
-    </w:p>
-    <w:p>
-      <w:r>
-        <w:t>Diese Finalisierung schliesst die Codex-Inhaltsproduktion fuer WM-V1. Offen bleibt nicht der fachliche Kern des Skripts, sondern der naechste Produktionsschritt: Claude setzt daraus die CI/CD-konforme Reader- und PDF-Fassung, prueft Satz, Umbrueche, Medienintegration und Lektorat und markiert erst danach die veroeffentlichte Fassung als freigegeben.</w:t>
       </w:r>
     </w:p>
     <w:p>
@@ -3800,6 +3135,768 @@
       </w:pPr>
       <w:r>
         <w:t>Fachliteratur zu Wirkungslogik, Evaluation, Systemtheorie, Resilienz, Governance, Diffusion, Vertrauen oder Controlling je nach Thema.</w:t>
+      </w:r>
+    </w:p>
+    <w:p>
+      <w:pPr>
+        <w:pStyle w:val="Heading2"/>
+      </w:pPr>
+      <w:r>
+        <w:t>V1-Finalisierung: Vertiefung, Anwendung und Evidenz</w:t>
+      </w:r>
+    </w:p>
+    <w:p>
+      <w:r>
+        <w:t>Dieses Studienskript ist die fachlich finale Codex-V1-Fassung fuer den Akademie-Reader und die oeffentliche Bibliothek. Claude uebernimmt danach Satz, CI/CD, PDF/Reader-Freigabe und die abschliessende Lektoratsabnahme.</w:t>
+      </w:r>
+    </w:p>
+    <w:p>
+      <w:pPr>
+        <w:pStyle w:val="Heading3"/>
+      </w:pPr>
+      <w:r>
+        <w:t>Finaler Leseauftrag</w:t>
+      </w:r>
+    </w:p>
+    <w:p>
+      <w:r>
+        <w:t>Dieses Skript zu WM-V1 Was ist Wirkungsmanagement? ist als Langformtext angelegt: Es soll nicht nur die Vorlesung begleiten, sondern als eigenstaendiges Studienmaterial funktionieren. Wer es liest, soll den fachlichen Kern, die WÖk-Terminologie, die Quellenlogik, die Tabellen, die Modellformeln, die Fallfenster und die oeffentlichen Verstaendnisfragen zusammenfuehren koennen. Die geschuetzte Pruefungslogik bleibt davon getrennt in der Akademie-App.</w:t>
+      </w:r>
+    </w:p>
+    <w:p>
+      <w:r>
+        <w:t>Fuer den Abschluss ist entscheidend, dass Was ist Wirkungsmanagement? im Feld Wirkungsmanagement nicht als Einzelthema stehen bleibt. Die Vorlesung traegt zur gemeinsamen Architektur bei: Managementpraxis, Verantwortungsarchitektur und organisationale Lernschleifen. Daraus folgt eine Lesehaltung, die streng und praktisch zugleich ist. Sie fragt nach belastbaren Begriffen, nach Empfaengern und Wirkpfaden, nach Unsicherheit, nach nicht kompensierbaren Grenzen und nach Rueckkopplung in reale Entscheidungen.</w:t>
+      </w:r>
+    </w:p>
+    <w:p>
+      <w:pPr>
+        <w:pStyle w:val="Heading3"/>
+      </w:pPr>
+      <w:r>
+        <w:t>Abschlussmatrix fuer die Anwendung</w:t>
+      </w:r>
+    </w:p>
+    <w:tbl>
+      <w:tblPr>
+        <w:tblStyle w:val="TableGrid"/>
+        <w:tblW w:type="auto" w:w="0"/>
+        <w:jc w:val="left"/>
+        <w:tblLook w:firstColumn="1" w:firstRow="1" w:lastColumn="0" w:lastRow="0" w:noHBand="0" w:noVBand="1" w:val="04A0"/>
+      </w:tblPr>
+      <w:tblGrid>
+        <w:gridCol w:w="3120"/>
+        <w:gridCol w:w="3120"/>
+        <w:gridCol w:w="3120"/>
+      </w:tblGrid>
+      <w:tr>
+        <w:tc>
+          <w:tcPr>
+            <w:tcW w:type="dxa" w:w="3120"/>
+            <w:vAlign w:val="center"/>
+          </w:tcPr>
+          <w:p>
+            <w:r>
+              <w:rPr>
+                <w:b/>
+              </w:rPr>
+              <w:t>Ebene</w:t>
+            </w:r>
+          </w:p>
+        </w:tc>
+        <w:tc>
+          <w:tcPr>
+            <w:tcW w:type="dxa" w:w="3120"/>
+            <w:vAlign w:val="center"/>
+          </w:tcPr>
+          <w:p>
+            <w:r>
+              <w:rPr>
+                <w:b/>
+              </w:rPr>
+              <w:t>Anwendung in WM-V1</w:t>
+            </w:r>
+          </w:p>
+        </w:tc>
+        <w:tc>
+          <w:tcPr>
+            <w:tcW w:type="dxa" w:w="3120"/>
+            <w:vAlign w:val="center"/>
+          </w:tcPr>
+          <w:p>
+            <w:r>
+              <w:rPr>
+                <w:b/>
+              </w:rPr>
+              <w:t>Qualitaetsgrenze</w:t>
+            </w:r>
+          </w:p>
+        </w:tc>
+      </w:tr>
+      <w:tr>
+        <w:tc>
+          <w:tcPr>
+            <w:tcW w:type="dxa" w:w="3120"/>
+            <w:vAlign w:val="center"/>
+          </w:tcPr>
+          <w:p>
+            <w:r>
+              <w:t>Begriff</w:t>
+            </w:r>
+          </w:p>
+        </w:tc>
+        <w:tc>
+          <w:tcPr>
+            <w:tcW w:type="dxa" w:w="3120"/>
+            <w:vAlign w:val="center"/>
+          </w:tcPr>
+          <w:p>
+            <w:r>
+              <w:t>Wirkung, Wirkungspotenzial und Wirkungsrisiko werden im Kontext der Vorlesung getrennt.</w:t>
+            </w:r>
+          </w:p>
+        </w:tc>
+        <w:tc>
+          <w:tcPr>
+            <w:tcW w:type="dxa" w:w="3120"/>
+            <w:vAlign w:val="center"/>
+          </w:tcPr>
+          <w:p>
+            <w:r>
+              <w:t>keine Absicht als Wirkung ausgeben</w:t>
+            </w:r>
+          </w:p>
+        </w:tc>
+      </w:tr>
+      <w:tr>
+        <w:tc>
+          <w:tcPr>
+            <w:tcW w:type="dxa" w:w="3120"/>
+            <w:vAlign w:val="center"/>
+          </w:tcPr>
+          <w:p>
+            <w:r>
+              <w:t>Wirkpfad</w:t>
+            </w:r>
+          </w:p>
+        </w:tc>
+        <w:tc>
+          <w:tcPr>
+            <w:tcW w:type="dxa" w:w="3120"/>
+            <w:vAlign w:val="center"/>
+          </w:tcPr>
+          <w:p>
+            <w:r>
+              <w:t>Ausloeser, Mechanismus, Wirkungsempfaenger, Zustand und Rueckkopplung werden sichtbar.</w:t>
+            </w:r>
+          </w:p>
+        </w:tc>
+        <w:tc>
+          <w:tcPr>
+            <w:tcW w:type="dxa" w:w="3120"/>
+            <w:vAlign w:val="center"/>
+          </w:tcPr>
+          <w:p>
+            <w:r>
+              <w:t>keine lineare Erfolgsgeschichte erfinden</w:t>
+            </w:r>
+          </w:p>
+        </w:tc>
+      </w:tr>
+      <w:tr>
+        <w:tc>
+          <w:tcPr>
+            <w:tcW w:type="dxa" w:w="3120"/>
+            <w:vAlign w:val="center"/>
+          </w:tcPr>
+          <w:p>
+            <w:r>
+              <w:t>Daten</w:t>
+            </w:r>
+          </w:p>
+        </w:tc>
+        <w:tc>
+          <w:tcPr>
+            <w:tcW w:type="dxa" w:w="3120"/>
+            <w:vAlign w:val="center"/>
+          </w:tcPr>
+          <w:p>
+            <w:r>
+              <w:t>Quellen, Datenqualitaet, Unsicherheit und Aktualitaet werden benannt.</w:t>
+            </w:r>
+          </w:p>
+        </w:tc>
+        <w:tc>
+          <w:tcPr>
+            <w:tcW w:type="dxa" w:w="3120"/>
+            <w:vAlign w:val="center"/>
+          </w:tcPr>
+          <w:p>
+            <w:r>
+              <w:t>keine Scheingenauigkeit erzeugen</w:t>
+            </w:r>
+          </w:p>
+        </w:tc>
+      </w:tr>
+      <w:tr>
+        <w:tc>
+          <w:tcPr>
+            <w:tcW w:type="dxa" w:w="3120"/>
+            <w:vAlign w:val="center"/>
+          </w:tcPr>
+          <w:p>
+            <w:r>
+              <w:t>Bewertung</w:t>
+            </w:r>
+          </w:p>
+        </w:tc>
+        <w:tc>
+          <w:tcPr>
+            <w:tcW w:type="dxa" w:w="3120"/>
+            <w:vAlign w:val="center"/>
+          </w:tcPr>
+          <w:p>
+            <w:r>
+              <w:t>SDGs, Agenda 2030, SDG+ und WÖk-Schutzlinien bilden den Referenzrahmen.</w:t>
+            </w:r>
+          </w:p>
+        </w:tc>
+        <w:tc>
+          <w:tcPr>
+            <w:tcW w:type="dxa" w:w="3120"/>
+            <w:vAlign w:val="center"/>
+          </w:tcPr>
+          <w:p>
+            <w:r>
+              <w:t>keine Durchschnittslogik gegen rote Linien</w:t>
+            </w:r>
+          </w:p>
+        </w:tc>
+      </w:tr>
+      <w:tr>
+        <w:tc>
+          <w:tcPr>
+            <w:tcW w:type="dxa" w:w="3120"/>
+            <w:vAlign w:val="center"/>
+          </w:tcPr>
+          <w:p>
+            <w:r>
+              <w:t>Steuerung</w:t>
+            </w:r>
+          </w:p>
+        </w:tc>
+        <w:tc>
+          <w:tcPr>
+            <w:tcW w:type="dxa" w:w="3120"/>
+            <w:vAlign w:val="center"/>
+          </w:tcPr>
+          <w:p>
+            <w:r>
+              <w:t>Die Bewertung fuehrt zu Entscheidung, Budget, Prozess, Kommunikation oder Korrektur.</w:t>
+            </w:r>
+          </w:p>
+        </w:tc>
+        <w:tc>
+          <w:tcPr>
+            <w:tcW w:type="dxa" w:w="3120"/>
+            <w:vAlign w:val="center"/>
+          </w:tcPr>
+          <w:p>
+            <w:r>
+              <w:t>kein Reporting ohne Rueckkopplung</w:t>
+            </w:r>
+          </w:p>
+        </w:tc>
+      </w:tr>
+    </w:tbl>
+    <w:p/>
+    <w:p>
+      <w:pPr>
+        <w:pStyle w:val="Heading3"/>
+      </w:pPr>
+      <w:r>
+        <w:t>Abschlusskommentar 1: Lesen, pruefen, rueckkoppeln</w:t>
+      </w:r>
+    </w:p>
+    <w:p>
+      <w:r>
+        <w:t>Die folgende Verdichtung fuehrt die vorhandenen Kapitel nicht als Wiederholung, sondern als Anwendung zusammen. Wirkungskompetenz entsteht, wenn dieselbe begriffliche Strenge in Fallanalyse, Datenarbeit, Kommunikation, Governance und Entscheidungspraxis wiedererkannt wird.</w:t>
+      </w:r>
+    </w:p>
+    <w:p>
+      <w:r>
+        <w:t>Begriffliche Schaerfung. Der Abschnitt Lernziele ist in WM-V1 kein Zusatzwissen, sondern ein Pruefstein fuer die Grundfrage des Skripts: Was veraendert sich, bei wem, wodurch und mit welcher Rueckkopplung? Fuer Was ist Wirkungsmanagement? wird daran sichtbar, dass praezise Sprache die erste Sicherung gegen Impact-Washing bildet. Die fachliche Grenze liegt dort, wo Lernende Output, Reichweite, Absicht und Wirkung in einem Satz vermischen. Die saubere Lesart trennt deshalb Beobachtung, Kausalannahme, Bewertung und Steuerungsfolge. In der Anwendung sollte daraus mindestens eine konkrete Strategie, Prozess, Budget, Zielkonflikt oder Kommunikationsregel abgeleitet werden; sonst bleibt das Wissen erklaerend, aber nicht steuerungsfaehig.</w:t>
+      </w:r>
+    </w:p>
+    <w:p>
+      <w:r>
+        <w:t>Anwendung auf Einleitung / Wirkungsfrage. In einer Fallanalyse beginnt dieser Punkt nicht mit einer Meinung, sondern mit einer belastbaren Beschreibung. Wer WM-V1 pruefungsnah liest, fragt zuerst nach Wirkungsempfaengern, Wirkraum, Zeitraum und Datenquelle. Erst danach folgt die Bewertung im Referenzrahmen Mensch, Planet, Demokratie, SDGs, Agenda 2030 und SDG+. Mindestens ein direkter und ein indirekter Wirkpfad muessen nachvollziehbar sein. Der typische Kurzschluss waere, nur die Massnahme selbst bewerten und indirekte Empfaenger ausblenden. Genau dagegen setzt die WÖk die Pflicht, Wirkungspotenzial, Wirkungsrisiko und positive Netto-Wirkung begrifflich getrennt zu halten.</w:t>
+      </w:r>
+    </w:p>
+    <w:p>
+      <w:r>
+        <w:t>Evidenzregel. Kernaussage darf im Skript nicht als dekorativer Begriff stehen bleiben. Der Abschnitt traegt nur dann, wenn er eine pruefbare Aussage erlaubt: Welche Quelle stuetzt die Annahme, welche Unsicherheit bleibt offen und welche Gegenbeobachtung wuerde die Bewertung veraendern? Fuer Was ist Wirkungsmanagement? heisst das, dass jede Bewertung nur so belastbar ist wie Datenlage, Quellenstatus, Aktualitaet und Systemgrenze. Die Studierenden sollen nicht lernen, einen Score nachzusprechen. Sie sollen erkennen, wann ein Score klaert, wann er verdeckt und wann eine rote Linie die Durchschnittslogik stoppt.</w:t>
+      </w:r>
+    </w:p>
+    <w:p>
+      <w:r>
+        <w:t>Fallfenster zur Anwendung. Ein Controlling-Team moechte einen Score bilden. Das Skript verlangt, dass Datenqualitaet, Systemgrenzen, Gewichtung, Unsicherheit und Nichtkompensation sichtbar bleiben. Ein Score darf die Diskussion nicht beenden, sondern muss bessere Fragen, Priorisierung und Rueckkopplung ermoeglichen. Bezogen auf Was ist Wirkungsmanagement? heisst das: Die Analyse muss das konkrete Thema ernst nehmen und zugleich den allgemeinen WÖk-Massstab halten. Es geht nicht darum, Akteure moralisch zu sortieren. Es geht darum, Wirkpfade, Wirkungsempfaenger, Datenqualitaet, Risiken und Rueckkopplung so zu beschreiben, dass bessere Entscheidungen moeglich werden.</w:t>
+      </w:r>
+    </w:p>
+    <w:p>
+      <w:r>
+        <w:t>Transfer in Wirkungsmanagement. Quelltext und fachliche Grundlegung verbindet die inhaltliche Deutung mit der spaeteren Praxis. Eine Organisation kann zu Was ist Wirkungsmanagement? sehr ueberzeugend kommunizieren und trotzdem an eine Methodik einzufuehren, ohne Entscheidungsmacht, Datenpflichten und Korrekturroutinen mitzudenken scheitern. Darum muss die V1-Fassung immer auch nach Governance fragen: Wer erhebt Daten, wer bewertet sie, wer traegt die Folgen, wer kann widersprechen und wann wird eine Entscheidung korrigiert? Profile, Zielkonflikte und offene Punkte werden nebeneinander gefuehrt. So wird aus einem Lehrkapitel eine verantwortbare Arbeitsroutine.</w:t>
+      </w:r>
+    </w:p>
+    <w:p>
+      <w:r>
+        <w:t>Grenze gegen Scheingenauigkeit. Gerade bei Einstieg / Wirkungsfrage ist Praezision wichtiger als grosse Begriffe. Eine Wirkungsaussage bleibt schwach, wenn sie nur Aktivitaet, Reichweite, Absicht oder Image beschreibt. Stark wird sie erst, wenn sie die Zustandsveraenderung und ihre Bedingungen offenlegt. In WM-V1 ist deshalb entscheidend, schwere zentrale Schaeden nicht durch beliebige positive Einzelwerte neutralisiert werden duerfen. Die Fehlerlinie verlaeuft nicht zwischen Optimismus und Pessimismus, sondern zwischen offengelegter Unsicherheit und rhetorischer Sicherheit ohne Pruefpfad.</w:t>
+      </w:r>
+    </w:p>
+    <w:p>
+      <w:r>
+        <w:t>Pruefungsnahe Transferfrage. Formuliere zu WM-V1 eine Wirkungsaussage in drei Saetzen: Erstens den beobachteten oder plausiblen Zustand, zweitens die Daten- oder Quellenlage, drittens die offene Unsicherheit samt Rueckkopplung. Die Antwort muss ohne moralische Personenbewertung auskommen und darf Reichweite nicht mit Wirkung verwechseln.</w:t>
+      </w:r>
+    </w:p>
+    <w:p>
+      <w:r>
+        <w:t>Pruefungsnahe Lesart. Aus Video-/Audio-Vorlesung laesst sich eine gute Transferfrage ableiten: Welche Entscheidung waere falsch, wenn dieser Abschnitt missverstanden wird? Fuer Was ist Wirkungsmanagement? lautet die Antwort meist nicht einfach "mehr Wirkung", sondern genauer: bessere Unterscheidung, sauberere Daten, klarere Schutzlinie und rueckgekoppelte Steuerung. Jeder Analyseblock fragt nach der Routine, die nach der Bewertung angepasst wird. Wer das im Fall anwenden kann, hat den Kern der Vorlesung verstanden; wer nur Definitionen wiederholt, bleibt unter dem Anspruch der Akademie.</w:t>
+      </w:r>
+    </w:p>
+    <w:p>
+      <w:r>
+        <w:t>Fallfenster zur Anwendung. Ein Kommunikationsbericht nennt viele Aktivitaeten, Reichweiten und Rueckmeldungen. Die V1-Pruefung fragt, ob daraus eine belastbare Wirkungsaussage folgt. Wenn nur Kontakte, Klicks oder Zustimmung vorliegen, bleibt die Aussage im Bereich Wirkungspotenzial oder Resonanz, nicht im Bereich nachgewiesener Wirkung. Bezogen auf Was ist Wirkungsmanagement? heisst das: Die Analyse muss das konkrete Thema ernst nehmen und zugleich den allgemeinen WÖk-Massstab halten. Es geht nicht darum, Akteure moralisch zu sortieren. Es geht darum, Wirkpfade, Wirkungsempfaenger, Datenqualitaet, Risiken und Rueckkopplung so zu beschreiben, dass bessere Entscheidungen moeglich werden.</w:t>
+      </w:r>
+    </w:p>
+    <w:p>
+      <w:r>
+        <w:t>Governance. Der Abschnitt Transkript (Gerüst) ist in WM-V1 kein Zusatzwissen, sondern ein Pruefstein fuer die Grundfrage des Skripts: Was veraendert sich, bei wem, wodurch und mit welcher Rueckkopplung? Fuer Was ist Wirkungsmanagement? wird daran sichtbar, dass Wirkungsbewertung Verfahren, Rechte, Transparenz und Korrektur braucht. Die fachliche Grenze liegt dort, wo Lernende Bewertung als technokratische Top-down-Setzung verstehen. Die saubere Lesart trennt deshalb Beobachtung, Kausalannahme, Bewertung und Steuerungsfolge. In der Anwendung sollte daraus mindestens eine konkrete Strategie, Prozess, Budget, Zielkonflikt oder Kommunikationsregel abgeleitet werden; sonst bleibt das Wissen erklaerend, aber nicht steuerungsfaehig.</w:t>
+      </w:r>
+    </w:p>
+    <w:p>
+      <w:r>
+        <w:t>Anwendung auf Skript / Folien (Lernseite). In einer Fallanalyse beginnt dieser Punkt nicht mit einer Meinung, sondern mit einer belastbaren Beschreibung. Wer WM-V1 pruefungsnah liest, fragt zuerst nach Wirkungsempfaengern, Wirkraum, Zeitraum und Datenquelle. Erst danach folgt die Bewertung im Referenzrahmen Mensch, Planet, Demokratie, SDGs, Agenda 2030 und SDG+. Pruefungsfragen verbinden Begriff, Anwendung, Evidenz und rote Linie. Der typische Kurzschluss waere, reines Auswendiglernen als Kompetenznachweis behandeln. Genau dagegen setzt die WÖk die Pflicht, Wirkungspotenzial, Wirkungsrisiko und positive Netto-Wirkung begrifflich getrennt zu halten.</w:t>
+      </w:r>
+    </w:p>
+    <w:p>
+      <w:r>
+        <w:t>Evidenzregel. Transferaufgabe darf im Skript nicht als dekorativer Begriff stehen bleiben. Der Abschnitt traegt nur dann, wenn er eine pruefbare Aussage erlaubt: Welche Quelle stuetzt die Annahme, welche Unsicherheit bleibt offen und welche Gegenbeobachtung wuerde die Bewertung veraendern? Fuer Was ist Wirkungsmanagement? heisst das, dass WÖk-Begriffe im Alltag nur tragen, wenn sie in Routinen uebersetzt werden. Die Studierenden sollen nicht lernen, einen Score nachzusprechen. Sie sollen erkennen, wann ein Score klaert, wann er verdeckt und wann eine rote Linie die Durchschnittslogik stoppt.</w:t>
+      </w:r>
+    </w:p>
+    <w:p>
+      <w:r>
+        <w:t>Fallfenster zur Anwendung. Eine Organisation plant eine Massnahme und formuliert dazu eine positive Absicht. In der WÖk reicht das nicht. Fuer diese Vorlesung muss sichtbar werden, welche Zustandsveraenderung erwartet wird, welche Empfaenger direkt oder indirekt betroffen sind, welche Nebenwirkungen entstehen koennen und welche Entscheidung spaeter korrigiert wird. Bezogen auf Was ist Wirkungsmanagement? heisst das: Die Analyse muss das konkrete Thema ernst nehmen und zugleich den allgemeinen WÖk-Massstab halten. Es geht nicht darum, Akteure moralisch zu sortieren. Es geht darum, Wirkpfade, Wirkungsempfaenger, Datenqualitaet, Risiken und Rueckkopplung so zu beschreiben, dass bessere Entscheidungen moeglich werden.</w:t>
+      </w:r>
+    </w:p>
+    <w:p>
+      <w:r>
+        <w:t>Transfer in Wirkungsmanagement. Praxisbeispiel verbindet die inhaltliche Deutung mit der spaeteren Praxis. Eine Organisation kann zu Was ist Wirkungsmanagement? sehr ueberzeugend kommunizieren und trotzdem an eine Methodik einzufuehren, ohne Entscheidungsmacht, Datenpflichten und Korrekturroutinen mitzudenken scheitern. Darum muss die V1-Fassung immer auch nach Governance fragen: Wer erhebt Daten, wer bewertet sie, wer traegt die Folgen, wer kann widersprechen und wann wird eine Entscheidung korrigiert? Gute Kommunikation unterscheidet Befund, Annahme und normative Bewertung. So wird aus einem Lehrkapitel eine verantwortbare Arbeitsroutine.</w:t>
+      </w:r>
+    </w:p>
+    <w:p>
+      <w:r>
+        <w:t>Pruefungsnahe Transferfrage. Formuliere zu WM-V1 eine Wirkungsaussage in drei Saetzen: Erstens den beobachteten oder plausiblen Zustand, zweitens die Daten- oder Quellenlage, drittens die offene Unsicherheit samt Rueckkopplung. Die Antwort muss ohne moralische Personenbewertung auskommen und darf Reichweite nicht mit Wirkung verwechseln.</w:t>
+      </w:r>
+    </w:p>
+    <w:p>
+      <w:r>
+        <w:t>Grenze gegen Scheingenauigkeit. Gerade bei Wirkungsökonomische Vertiefung ist Praezision wichtiger als grosse Begriffe. Eine Wirkungsaussage bleibt schwach, wenn sie nur Aktivitaet, Reichweite, Absicht oder Image beschreibt. Stark wird sie erst, wenn sie die Zustandsveraenderung und ihre Bedingungen offenlegt. In WM-V1 ist deshalb entscheidend, jede Wirkungsaussage eine Grenze zieht und diese Grenze begruenden muss. Die Fehlerlinie verlaeuft nicht zwischen Optimismus und Pessimismus, sondern zwischen offengelegter Unsicherheit und rhetorischer Sicherheit ohne Pruefpfad.</w:t>
+      </w:r>
+    </w:p>
+    <w:p>
+      <w:r>
+        <w:t>Pruefungsnahe Lesart. Aus Prüfungsrelevanz laesst sich eine gute Transferfrage ableiten: Welche Entscheidung waere falsch, wenn dieser Abschnitt missverstanden wird? Fuer Was ist Wirkungsmanagement? lautet die Antwort meist nicht einfach "mehr Wirkung", sondern genauer: bessere Unterscheidung, sauberere Daten, klarere Schutzlinie und rueckgekoppelte Steuerung. Szenarien pruefen Sofortwirkung, Folgewirkung und Reversibilitaet getrennt. Wer das im Fall anwenden kann, hat den Kern der Vorlesung verstanden; wer nur Definitionen wiederholt, bleibt unter dem Anspruch der Akademie.</w:t>
+      </w:r>
+    </w:p>
+    <w:p>
+      <w:r>
+        <w:t>Fallfenster zur Anwendung. Eine Fuehrungsentscheidung erzeugt zugleich Nutzen und Risiken. Die WÖk behandelt Ambivalenz nicht als Stoerung, sondern als Kern der Analyse. Positive Netto-Wirkung darf erst behauptet werden, wenn zentrale negative Wirkungen getrennt geprueft und rote Linien gewahrt sind. Bezogen auf Was ist Wirkungsmanagement? heisst das: Die Analyse muss das konkrete Thema ernst nehmen und zugleich den allgemeinen WÖk-Massstab halten. Es geht nicht darum, Akteure moralisch zu sortieren. Es geht darum, Wirkpfade, Wirkungsempfaenger, Datenqualitaet, Risiken und Rueckkopplung so zu beschreiben, dass bessere Entscheidungen moeglich werden.</w:t>
+      </w:r>
+    </w:p>
+    <w:p>
+      <w:r>
+        <w:t>Betroffenenperspektive. Der Abschnitt Lernziele ist in WM-V1 kein Zusatzwissen, sondern ein Pruefstein fuer die Grundfrage des Skripts: Was veraendert sich, bei wem, wodurch und mit welcher Rueckkopplung? Fuer Was ist Wirkungsmanagement? wird daran sichtbar, dass Wirkung nicht am Sender, sondern an veraenderten Zustanden der Empfaenger geprueft wird. Die fachliche Grenze liegt dort, wo Lernende interne Erfolgskennzahlen mit gesellschaftlicher Wirkung verwechseln. Die saubere Lesart trennt deshalb Beobachtung, Kausalannahme, Bewertung und Steuerungsfolge. In der Anwendung sollte daraus mindestens eine konkrete Strategie, Prozess, Budget, Zielkonflikt oder Kommunikationsregel abgeleitet werden; sonst bleibt das Wissen erklaerend, aber nicht steuerungsfaehig.</w:t>
+      </w:r>
+    </w:p>
+    <w:p>
+      <w:r>
+        <w:t>Anwendung auf Einleitung / Wirkungsfrage. In einer Fallanalyse beginnt dieser Punkt nicht mit einer Meinung, sondern mit einer belastbaren Beschreibung. Wer WM-V1 pruefungsnah liest, fragt zuerst nach Wirkungsempfaengern, Wirkraum, Zeitraum und Datenquelle. Erst danach folgt die Bewertung im Referenzrahmen Mensch, Planet, Demokratie, SDGs, Agenda 2030 und SDG+. Jede Schlussfolgerung endet mit Entscheidung, Verantwortlichkeit und Termin fuer Rueckpruefung. Der typische Kurzschluss waere, Befunde sammeln, ohne Ressourcen oder Regeln zu veraendern. Genau dagegen setzt die WÖk die Pflicht, Wirkungspotenzial, Wirkungsrisiko und positive Netto-Wirkung begrifflich getrennt zu halten.</w:t>
+      </w:r>
+    </w:p>
+    <w:p>
+      <w:r>
+        <w:t>Evidenzregel. Kernaussage darf im Skript nicht als dekorativer Begriff stehen bleiben. Der Abschnitt traegt nur dann, wenn er eine pruefbare Aussage erlaubt: Welche Quelle stuetzt die Annahme, welche Unsicherheit bleibt offen und welche Gegenbeobachtung wuerde die Bewertung veraendern? Fuer Was ist Wirkungsmanagement? heisst das, dass WÖk-Aussagen mit bestehenden Begriffen, Studien, Standards und Rechtsrahmen in Beziehung stehen muessen. Die Studierenden sollen nicht lernen, einen Score nachzusprechen. Sie sollen erkennen, wann ein Score klaert, wann er verdeckt und wann eine rote Linie die Durchschnittslogik stoppt.</w:t>
+      </w:r>
+    </w:p>
+    <w:p>
+      <w:r>
+        <w:t>Fallfenster zur Anwendung. Ein Controlling-Team moechte einen Score bilden. Das Skript verlangt, dass Datenqualitaet, Systemgrenzen, Gewichtung, Unsicherheit und Nichtkompensation sichtbar bleiben. Ein Score darf die Diskussion nicht beenden, sondern muss bessere Fragen, Priorisierung und Rueckkopplung ermoeglichen. Bezogen auf Was ist Wirkungsmanagement? heisst das: Die Analyse muss das konkrete Thema ernst nehmen und zugleich den allgemeinen WÖk-Massstab halten. Es geht nicht darum, Akteure moralisch zu sortieren. Es geht darum, Wirkpfade, Wirkungsempfaenger, Datenqualitaet, Risiken und Rueckkopplung so zu beschreiben, dass bessere Entscheidungen moeglich werden.</w:t>
+      </w:r>
+    </w:p>
+    <w:p>
+      <w:r>
+        <w:t>Pruefungsnahe Transferfrage. Formuliere zu WM-V1 eine Wirkungsaussage in drei Saetzen: Erstens den beobachteten oder plausiblen Zustand, zweitens die Daten- oder Quellenlage, drittens die offene Unsicherheit samt Rueckkopplung. Die Antwort muss ohne moralische Personenbewertung auskommen und darf Reichweite nicht mit Wirkung verwechseln.</w:t>
+      </w:r>
+    </w:p>
+    <w:p>
+      <w:r>
+        <w:t>Transfer in Wirkungsmanagement. Quelltext und fachliche Grundlegung verbindet die inhaltliche Deutung mit der spaeteren Praxis. Eine Organisation kann zu Was ist Wirkungsmanagement? sehr ueberzeugend kommunizieren und trotzdem an eine Methodik einzufuehren, ohne Entscheidungsmacht, Datenpflichten und Korrekturroutinen mitzudenken scheitern. Darum muss die V1-Fassung immer auch nach Governance fragen: Wer erhebt Daten, wer bewertet sie, wer traegt die Folgen, wer kann widersprechen und wann wird eine Entscheidung korrigiert? Die Analyse markiert Stoppsignale vor jeder Portfolio- oder Score-Debatte. So wird aus einem Lehrkapitel eine verantwortbare Arbeitsroutine.</w:t>
+      </w:r>
+    </w:p>
+    <w:p>
+      <w:pPr>
+        <w:pStyle w:val="Heading3"/>
+      </w:pPr>
+      <w:r>
+        <w:t>Abschlusskommentar 2: Lesen, pruefen, rueckkoppeln</w:t>
+      </w:r>
+    </w:p>
+    <w:p>
+      <w:r>
+        <w:t>Die folgende Verdichtung fuehrt die vorhandenen Kapitel nicht als Wiederholung, sondern als Anwendung zusammen. Wirkungskompetenz entsteht, wenn dieselbe begriffliche Strenge in Fallanalyse, Datenarbeit, Kommunikation, Governance und Entscheidungspraxis wiedererkannt wird.</w:t>
+      </w:r>
+    </w:p>
+    <w:p>
+      <w:r>
+        <w:t>Grenze gegen Scheingenauigkeit. Gerade bei Einstieg / Wirkungsfrage ist Praezision wichtiger als grosse Begriffe. Eine Wirkungsaussage bleibt schwach, wenn sie nur Aktivitaet, Reichweite, Absicht oder Image beschreibt. Stark wird sie erst, wenn sie die Zustandsveraenderung und ihre Bedingungen offenlegt. In WM-V1 ist deshalb entscheidend, praezise Sprache die erste Sicherung gegen Impact-Washing bildet. Die Fehlerlinie verlaeuft nicht zwischen Optimismus und Pessimismus, sondern zwischen offengelegter Unsicherheit und rhetorischer Sicherheit ohne Pruefpfad.</w:t>
+      </w:r>
+    </w:p>
+    <w:p>
+      <w:r>
+        <w:t>Pruefungsnahe Lesart. Aus Video-/Audio-Vorlesung laesst sich eine gute Transferfrage ableiten: Welche Entscheidung waere falsch, wenn dieser Abschnitt missverstanden wird? Fuer Was ist Wirkungsmanagement? lautet die Antwort meist nicht einfach "mehr Wirkung", sondern genauer: bessere Unterscheidung, sauberere Daten, klarere Schutzlinie und rueckgekoppelte Steuerung. Mindestens ein direkter und ein indirekter Wirkpfad muessen nachvollziehbar sein. Wer das im Fall anwenden kann, hat den Kern der Vorlesung verstanden; wer nur Definitionen wiederholt, bleibt unter dem Anspruch der Akademie.</w:t>
+      </w:r>
+    </w:p>
+    <w:p>
+      <w:r>
+        <w:t>Fallfenster zur Anwendung. Ein Kommunikationsbericht nennt viele Aktivitaeten, Reichweiten und Rueckmeldungen. Die V1-Pruefung fragt, ob daraus eine belastbare Wirkungsaussage folgt. Wenn nur Kontakte, Klicks oder Zustimmung vorliegen, bleibt die Aussage im Bereich Wirkungspotenzial oder Resonanz, nicht im Bereich nachgewiesener Wirkung. Bezogen auf Was ist Wirkungsmanagement? heisst das: Die Analyse muss das konkrete Thema ernst nehmen und zugleich den allgemeinen WÖk-Massstab halten. Es geht nicht darum, Akteure moralisch zu sortieren. Es geht darum, Wirkpfade, Wirkungsempfaenger, Datenqualitaet, Risiken und Rueckkopplung so zu beschreiben, dass bessere Entscheidungen moeglich werden.</w:t>
+      </w:r>
+    </w:p>
+    <w:p>
+      <w:r>
+        <w:t>Daten- und Quellenklarheit. Der Abschnitt Transkript (Gerüst) ist in WM-V1 kein Zusatzwissen, sondern ein Pruefstein fuer die Grundfrage des Skripts: Was veraendert sich, bei wem, wodurch und mit welcher Rueckkopplung? Fuer Was ist Wirkungsmanagement? wird daran sichtbar, dass jede Bewertung nur so belastbar ist wie Datenlage, Quellenstatus, Aktualitaet und Systemgrenze. Die fachliche Grenze liegt dort, wo Lernende eine Zahl ohne Einheit, Zeitraum oder Erhebungslogik als Beweis nutzen. Die saubere Lesart trennt deshalb Beobachtung, Kausalannahme, Bewertung und Steuerungsfolge. In der Anwendung sollte daraus mindestens eine konkrete Strategie, Prozess, Budget, Zielkonflikt oder Kommunikationsregel abgeleitet werden; sonst bleibt das Wissen erklaerend, aber nicht steuerungsfaehig.</w:t>
+      </w:r>
+    </w:p>
+    <w:p>
+      <w:r>
+        <w:t>Anwendung auf Skript / Folien (Lernseite). In einer Fallanalyse beginnt dieser Punkt nicht mit einer Meinung, sondern mit einer belastbaren Beschreibung. Wer WM-V1 pruefungsnah liest, fragt zuerst nach Wirkungsempfaengern, Wirkraum, Zeitraum und Datenquelle. Erst danach folgt die Bewertung im Referenzrahmen Mensch, Planet, Demokratie, SDGs, Agenda 2030 und SDG+. Profile, Zielkonflikte und offene Punkte werden nebeneinander gefuehrt. Der typische Kurzschluss waere, ambivalente Befunde glaetten, damit eine eindeutige Botschaft entsteht. Genau dagegen setzt die WÖk die Pflicht, Wirkungspotenzial, Wirkungsrisiko und positive Netto-Wirkung begrifflich getrennt zu halten.</w:t>
+      </w:r>
+    </w:p>
+    <w:p>
+      <w:r>
+        <w:t>Pruefungsnahe Transferfrage. Formuliere zu WM-V1 eine Wirkungsaussage in drei Saetzen: Erstens den beobachteten oder plausiblen Zustand, zweitens die Daten- oder Quellenlage, drittens die offene Unsicherheit samt Rueckkopplung. Die Antwort muss ohne moralische Personenbewertung auskommen und darf Reichweite nicht mit Wirkung verwechseln.</w:t>
+      </w:r>
+    </w:p>
+    <w:p>
+      <w:r>
+        <w:t>Evidenzregel. Transferaufgabe darf im Skript nicht als dekorativer Begriff stehen bleiben. Der Abschnitt traegt nur dann, wenn er eine pruefbare Aussage erlaubt: Welche Quelle stuetzt die Annahme, welche Unsicherheit bleibt offen und welche Gegenbeobachtung wuerde die Bewertung veraendern? Fuer Was ist Wirkungsmanagement? heisst das, dass schwere zentrale Schaeden nicht durch beliebige positive Einzelwerte neutralisiert werden duerfen. Die Studierenden sollen nicht lernen, einen Score nachzusprechen. Sie sollen erkennen, wann ein Score klaert, wann er verdeckt und wann eine rote Linie die Durchschnittslogik stoppt.</w:t>
+      </w:r>
+    </w:p>
+    <w:p>
+      <w:r>
+        <w:t>Fallfenster zur Anwendung. Eine Organisation plant eine Massnahme und formuliert dazu eine positive Absicht. In der WÖk reicht das nicht. Fuer diese Vorlesung muss sichtbar werden, welche Zustandsveraenderung erwartet wird, welche Empfaenger direkt oder indirekt betroffen sind, welche Nebenwirkungen entstehen koennen und welche Entscheidung spaeter korrigiert wird. Bezogen auf Was ist Wirkungsmanagement? heisst das: Die Analyse muss das konkrete Thema ernst nehmen und zugleich den allgemeinen WÖk-Massstab halten. Es geht nicht darum, Akteure moralisch zu sortieren. Es geht darum, Wirkpfade, Wirkungsempfaenger, Datenqualitaet, Risiken und Rueckkopplung so zu beschreiben, dass bessere Entscheidungen moeglich werden.</w:t>
+      </w:r>
+    </w:p>
+    <w:p>
+      <w:r>
+        <w:t>Transfer in Wirkungsmanagement. Praxisbeispiel verbindet die inhaltliche Deutung mit der spaeteren Praxis. Eine Organisation kann zu Was ist Wirkungsmanagement? sehr ueberzeugend kommunizieren und trotzdem an eine Methodik einzufuehren, ohne Entscheidungsmacht, Datenpflichten und Korrekturroutinen mitzudenken scheitern. Darum muss die V1-Fassung immer auch nach Governance fragen: Wer erhebt Daten, wer bewertet sie, wer traegt die Folgen, wer kann widersprechen und wann wird eine Entscheidung korrigiert? Jeder Analyseblock fragt nach der Routine, die nach der Bewertung angepasst wird. So wird aus einem Lehrkapitel eine verantwortbare Arbeitsroutine.</w:t>
+      </w:r>
+    </w:p>
+    <w:p>
+      <w:r>
+        <w:t>Grenze gegen Scheingenauigkeit. Gerade bei Wirkungsökonomische Vertiefung ist Praezision wichtiger als grosse Begriffe. Eine Wirkungsaussage bleibt schwach, wenn sie nur Aktivitaet, Reichweite, Absicht oder Image beschreibt. Stark wird sie erst, wenn sie die Zustandsveraenderung und ihre Bedingungen offenlegt. In WM-V1 ist deshalb entscheidend, Wirkungsbewertung Verfahren, Rechte, Transparenz und Korrektur braucht. Die Fehlerlinie verlaeuft nicht zwischen Optimismus und Pessimismus, sondern zwischen offengelegter Unsicherheit und rhetorischer Sicherheit ohne Pruefpfad.</w:t>
+      </w:r>
+    </w:p>
+    <w:p>
+      <w:r>
+        <w:t>Pruefungsnahe Lesart. Aus Prüfungsrelevanz laesst sich eine gute Transferfrage ableiten: Welche Entscheidung waere falsch, wenn dieser Abschnitt missverstanden wird? Fuer Was ist Wirkungsmanagement? lautet die Antwort meist nicht einfach "mehr Wirkung", sondern genauer: bessere Unterscheidung, sauberere Daten, klarere Schutzlinie und rueckgekoppelte Steuerung. Pruefungsfragen verbinden Begriff, Anwendung, Evidenz und rote Linie. Wer das im Fall anwenden kann, hat den Kern der Vorlesung verstanden; wer nur Definitionen wiederholt, bleibt unter dem Anspruch der Akademie.</w:t>
+      </w:r>
+    </w:p>
+    <w:p>
+      <w:r>
+        <w:t>Fallfenster zur Anwendung. Eine Fuehrungsentscheidung erzeugt zugleich Nutzen und Risiken. Die WÖk behandelt Ambivalenz nicht als Stoerung, sondern als Kern der Analyse. Positive Netto-Wirkung darf erst behauptet werden, wenn zentrale negative Wirkungen getrennt geprueft und rote Linien gewahrt sind. Bezogen auf Was ist Wirkungsmanagement? heisst das: Die Analyse muss das konkrete Thema ernst nehmen und zugleich den allgemeinen WÖk-Massstab halten. Es geht nicht darum, Akteure moralisch zu sortieren. Es geht darum, Wirkpfade, Wirkungsempfaenger, Datenqualitaet, Risiken und Rueckkopplung so zu beschreiben, dass bessere Entscheidungen moeglich werden.</w:t>
+      </w:r>
+    </w:p>
+    <w:p>
+      <w:r>
+        <w:t>Organisationale Umsetzung. Der Abschnitt Lernziele ist in WM-V1 kein Zusatzwissen, sondern ein Pruefstein fuer die Grundfrage des Skripts: Was veraendert sich, bei wem, wodurch und mit welcher Rueckkopplung? Fuer Was ist Wirkungsmanagement? wird daran sichtbar, dass WÖk-Begriffe im Alltag nur tragen, wenn sie in Routinen uebersetzt werden. Die fachliche Grenze liegt dort, wo Lernende Verantwortung an eine einzelne Nachhaltigkeitsfunktion auslagern. Die saubere Lesart trennt deshalb Beobachtung, Kausalannahme, Bewertung und Steuerungsfolge. In der Anwendung sollte daraus mindestens eine konkrete Strategie, Prozess, Budget, Zielkonflikt oder Kommunikationsregel abgeleitet werden; sonst bleibt das Wissen erklaerend, aber nicht steuerungsfaehig.</w:t>
+      </w:r>
+    </w:p>
+    <w:p>
+      <w:r>
+        <w:t>Pruefungsnahe Transferfrage. Formuliere zu WM-V1 eine Wirkungsaussage in drei Saetzen: Erstens den beobachteten oder plausiblen Zustand, zweitens die Daten- oder Quellenlage, drittens die offene Unsicherheit samt Rueckkopplung. Die Antwort muss ohne moralische Personenbewertung auskommen und darf Reichweite nicht mit Wirkung verwechseln.</w:t>
+      </w:r>
+    </w:p>
+    <w:p>
+      <w:r>
+        <w:t>Anwendung auf Einleitung / Wirkungsfrage. In einer Fallanalyse beginnt dieser Punkt nicht mit einer Meinung, sondern mit einer belastbaren Beschreibung. Wer WM-V1 pruefungsnah liest, fragt zuerst nach Wirkungsempfaengern, Wirkraum, Zeitraum und Datenquelle. Erst danach folgt die Bewertung im Referenzrahmen Mensch, Planet, Demokratie, SDGs, Agenda 2030 und SDG+. Gute Kommunikation unterscheidet Befund, Annahme und normative Bewertung. Der typische Kurzschluss waere, Eindeutigkeit behaupten, wo die Datenlage nur Potenzial oder Risiko traegt. Genau dagegen setzt die WÖk die Pflicht, Wirkungspotenzial, Wirkungsrisiko und positive Netto-Wirkung begrifflich getrennt zu halten.</w:t>
+      </w:r>
+    </w:p>
+    <w:p>
+      <w:r>
+        <w:t>Evidenzregel. Kernaussage darf im Skript nicht als dekorativer Begriff stehen bleiben. Der Abschnitt traegt nur dann, wenn er eine pruefbare Aussage erlaubt: Welche Quelle stuetzt die Annahme, welche Unsicherheit bleibt offen und welche Gegenbeobachtung wuerde die Bewertung veraendern? Fuer Was ist Wirkungsmanagement? heisst das, dass jede Wirkungsaussage eine Grenze zieht und diese Grenze begruenden muss. Die Studierenden sollen nicht lernen, einen Score nachzusprechen. Sie sollen erkennen, wann ein Score klaert, wann er verdeckt und wann eine rote Linie die Durchschnittslogik stoppt.</w:t>
+      </w:r>
+    </w:p>
+    <w:p>
+      <w:r>
+        <w:t>Fallfenster zur Anwendung. Ein Controlling-Team moechte einen Score bilden. Das Skript verlangt, dass Datenqualitaet, Systemgrenzen, Gewichtung, Unsicherheit und Nichtkompensation sichtbar bleiben. Ein Score darf die Diskussion nicht beenden, sondern muss bessere Fragen, Priorisierung und Rueckkopplung ermoeglichen. Bezogen auf Was ist Wirkungsmanagement? heisst das: Die Analyse muss das konkrete Thema ernst nehmen und zugleich den allgemeinen WÖk-Massstab halten. Es geht nicht darum, Akteure moralisch zu sortieren. Es geht darum, Wirkpfade, Wirkungsempfaenger, Datenqualitaet, Risiken und Rueckkopplung so zu beschreiben, dass bessere Entscheidungen moeglich werden.</w:t>
+      </w:r>
+    </w:p>
+    <w:p>
+      <w:r>
+        <w:t>Transfer in Wirkungsmanagement. Quelltext und fachliche Grundlegung verbindet die inhaltliche Deutung mit der spaeteren Praxis. Eine Organisation kann zu Was ist Wirkungsmanagement? sehr ueberzeugend kommunizieren und trotzdem an eine Methodik einzufuehren, ohne Entscheidungsmacht, Datenpflichten und Korrekturroutinen mitzudenken scheitern. Darum muss die V1-Fassung immer auch nach Governance fragen: Wer erhebt Daten, wer bewertet sie, wer traegt die Folgen, wer kann widersprechen und wann wird eine Entscheidung korrigiert? Szenarien pruefen Sofortwirkung, Folgewirkung und Reversibilitaet getrennt. So wird aus einem Lehrkapitel eine verantwortbare Arbeitsroutine.</w:t>
+      </w:r>
+    </w:p>
+    <w:p>
+      <w:r>
+        <w:t>Grenze gegen Scheingenauigkeit. Gerade bei Einstieg / Wirkungsfrage ist Praezision wichtiger als grosse Begriffe. Eine Wirkungsaussage bleibt schwach, wenn sie nur Aktivitaet, Reichweite, Absicht oder Image beschreibt. Stark wird sie erst, wenn sie die Zustandsveraenderung und ihre Bedingungen offenlegt. In WM-V1 ist deshalb entscheidend, Wirkung nicht am Sender, sondern an veraenderten Zustanden der Empfaenger geprueft wird. Die Fehlerlinie verlaeuft nicht zwischen Optimismus und Pessimismus, sondern zwischen offengelegter Unsicherheit und rhetorischer Sicherheit ohne Pruefpfad.</w:t>
+      </w:r>
+    </w:p>
+    <w:p>
+      <w:r>
+        <w:t>Pruefungsnahe Lesart. Aus Video-/Audio-Vorlesung laesst sich eine gute Transferfrage ableiten: Welche Entscheidung waere falsch, wenn dieser Abschnitt missverstanden wird? Fuer Was ist Wirkungsmanagement? lautet die Antwort meist nicht einfach "mehr Wirkung", sondern genauer: bessere Unterscheidung, sauberere Daten, klarere Schutzlinie und rueckgekoppelte Steuerung. Jede Schlussfolgerung endet mit Entscheidung, Verantwortlichkeit und Termin fuer Rueckpruefung. Wer das im Fall anwenden kann, hat den Kern der Vorlesung verstanden; wer nur Definitionen wiederholt, bleibt unter dem Anspruch der Akademie.</w:t>
+      </w:r>
+    </w:p>
+    <w:p>
+      <w:r>
+        <w:t>Fallfenster zur Anwendung. Ein Kommunikationsbericht nennt viele Aktivitaeten, Reichweiten und Rueckmeldungen. Die V1-Pruefung fragt, ob daraus eine belastbare Wirkungsaussage folgt. Wenn nur Kontakte, Klicks oder Zustimmung vorliegen, bleibt die Aussage im Bereich Wirkungspotenzial oder Resonanz, nicht im Bereich nachgewiesener Wirkung. Bezogen auf Was ist Wirkungsmanagement? heisst das: Die Analyse muss das konkrete Thema ernst nehmen und zugleich den allgemeinen WÖk-Massstab halten. Es geht nicht darum, Akteure moralisch zu sortieren. Es geht darum, Wirkpfade, Wirkungsempfaenger, Datenqualitaet, Risiken und Rueckkopplung so zu beschreiben, dass bessere Entscheidungen moeglich werden.</w:t>
+      </w:r>
+    </w:p>
+    <w:p>
+      <w:r>
+        <w:t>Pruefungsnahe Transferfrage. Formuliere zu WM-V1 eine Wirkungsaussage in drei Saetzen: Erstens den beobachteten oder plausiblen Zustand, zweitens die Daten- oder Quellenlage, drittens die offene Unsicherheit samt Rueckkopplung. Die Antwort muss ohne moralische Personenbewertung auskommen und darf Reichweite nicht mit Wirkung verwechseln.</w:t>
+      </w:r>
+    </w:p>
+    <w:p>
+      <w:r>
+        <w:t>Wissenschaftliche Anschlussfaehigkeit. Der Abschnitt Transkript (Gerüst) ist in WM-V1 kein Zusatzwissen, sondern ein Pruefstein fuer die Grundfrage des Skripts: Was veraendert sich, bei wem, wodurch und mit welcher Rueckkopplung? Fuer Was ist Wirkungsmanagement? wird daran sichtbar, dass WÖk-Aussagen mit bestehenden Begriffen, Studien, Standards und Rechtsrahmen in Beziehung stehen muessen. Die fachliche Grenze liegt dort, wo Lernende hausinterne Sprache als Ersatz fuer zitierfaehige Begruendung verwenden. Die saubere Lesart trennt deshalb Beobachtung, Kausalannahme, Bewertung und Steuerungsfolge. In der Anwendung sollte daraus mindestens eine konkrete Strategie, Prozess, Budget, Zielkonflikt oder Kommunikationsregel abgeleitet werden; sonst bleibt das Wissen erklaerend, aber nicht steuerungsfaehig.</w:t>
+      </w:r>
+    </w:p>
+    <w:p>
+      <w:r>
+        <w:t>Anwendung auf Skript / Folien (Lernseite). In einer Fallanalyse beginnt dieser Punkt nicht mit einer Meinung, sondern mit einer belastbaren Beschreibung. Wer WM-V1 pruefungsnah liest, fragt zuerst nach Wirkungsempfaengern, Wirkraum, Zeitraum und Datenquelle. Erst danach folgt die Bewertung im Referenzrahmen Mensch, Planet, Demokratie, SDGs, Agenda 2030 und SDG+. Die Analyse markiert Stoppsignale vor jeder Portfolio- oder Score-Debatte. Der typische Kurzschluss waere, ein gutes Teilresultat gegen zentrale Schaeden aufrechnen. Genau dagegen setzt die WÖk die Pflicht, Wirkungspotenzial, Wirkungsrisiko und positive Netto-Wirkung begrifflich getrennt zu halten.</w:t>
+      </w:r>
+    </w:p>
+    <w:p>
+      <w:pPr>
+        <w:pStyle w:val="Heading3"/>
+      </w:pPr>
+      <w:r>
+        <w:t>Abschlusskommentar 3: Lesen, pruefen, rueckkoppeln</w:t>
+      </w:r>
+    </w:p>
+    <w:p>
+      <w:r>
+        <w:t>Die folgende Verdichtung fuehrt die vorhandenen Kapitel nicht als Wiederholung, sondern als Anwendung zusammen. Wirkungskompetenz entsteht, wenn dieselbe begriffliche Strenge in Fallanalyse, Datenarbeit, Kommunikation, Governance und Entscheidungspraxis wiedererkannt wird.</w:t>
+      </w:r>
+    </w:p>
+    <w:p>
+      <w:r>
+        <w:t>Evidenzregel. Transferaufgabe darf im Skript nicht als dekorativer Begriff stehen bleiben. Der Abschnitt traegt nur dann, wenn er eine pruefbare Aussage erlaubt: Welche Quelle stuetzt die Annahme, welche Unsicherheit bleibt offen und welche Gegenbeobachtung wuerde die Bewertung veraendern? Fuer Was ist Wirkungsmanagement? heisst das, dass praezise Sprache die erste Sicherung gegen Impact-Washing bildet. Die Studierenden sollen nicht lernen, einen Score nachzusprechen. Sie sollen erkennen, wann ein Score klaert, wann er verdeckt und wann eine rote Linie die Durchschnittslogik stoppt.</w:t>
+      </w:r>
+    </w:p>
+    <w:p>
+      <w:r>
+        <w:t>Fallfenster zur Anwendung. Eine Organisation plant eine Massnahme und formuliert dazu eine positive Absicht. In der WÖk reicht das nicht. Fuer diese Vorlesung muss sichtbar werden, welche Zustandsveraenderung erwartet wird, welche Empfaenger direkt oder indirekt betroffen sind, welche Nebenwirkungen entstehen koennen und welche Entscheidung spaeter korrigiert wird. Bezogen auf Was ist Wirkungsmanagement? heisst das: Die Analyse muss das konkrete Thema ernst nehmen und zugleich den allgemeinen WÖk-Massstab halten. Es geht nicht darum, Akteure moralisch zu sortieren. Es geht darum, Wirkpfade, Wirkungsempfaenger, Datenqualitaet, Risiken und Rueckkopplung so zu beschreiben, dass bessere Entscheidungen moeglich werden.</w:t>
+      </w:r>
+    </w:p>
+    <w:p>
+      <w:r>
+        <w:t>Transfer in Wirkungsmanagement. Praxisbeispiel verbindet die inhaltliche Deutung mit der spaeteren Praxis. Eine Organisation kann zu Was ist Wirkungsmanagement? sehr ueberzeugend kommunizieren und trotzdem an eine Methodik einzufuehren, ohne Entscheidungsmacht, Datenpflichten und Korrekturroutinen mitzudenken scheitern. Darum muss die V1-Fassung immer auch nach Governance fragen: Wer erhebt Daten, wer bewertet sie, wer traegt die Folgen, wer kann widersprechen und wann wird eine Entscheidung korrigiert? Mindestens ein direkter und ein indirekter Wirkpfad muessen nachvollziehbar sein. So wird aus einem Lehrkapitel eine verantwortbare Arbeitsroutine.</w:t>
+      </w:r>
+    </w:p>
+    <w:p>
+      <w:r>
+        <w:t>Grenze gegen Scheingenauigkeit. Gerade bei Wirkungsökonomische Vertiefung ist Praezision wichtiger als grosse Begriffe. Eine Wirkungsaussage bleibt schwach, wenn sie nur Aktivitaet, Reichweite, Absicht oder Image beschreibt. Stark wird sie erst, wenn sie die Zustandsveraenderung und ihre Bedingungen offenlegt. In WM-V1 ist deshalb entscheidend, jede Bewertung nur so belastbar ist wie Datenlage, Quellenstatus, Aktualitaet und Systemgrenze. Die Fehlerlinie verlaeuft nicht zwischen Optimismus und Pessimismus, sondern zwischen offengelegter Unsicherheit und rhetorischer Sicherheit ohne Pruefpfad.</w:t>
+      </w:r>
+    </w:p>
+    <w:p>
+      <w:r>
+        <w:t>Pruefungsnahe Transferfrage. Formuliere zu WM-V1 eine Wirkungsaussage in drei Saetzen: Erstens den beobachteten oder plausiblen Zustand, zweitens die Daten- oder Quellenlage, drittens die offene Unsicherheit samt Rueckkopplung. Die Antwort muss ohne moralische Personenbewertung auskommen und darf Reichweite nicht mit Wirkung verwechseln.</w:t>
+      </w:r>
+    </w:p>
+    <w:p>
+      <w:r>
+        <w:t>Pruefungsnahe Lesart. Aus Prüfungsrelevanz laesst sich eine gute Transferfrage ableiten: Welche Entscheidung waere falsch, wenn dieser Abschnitt missverstanden wird? Fuer Was ist Wirkungsmanagement? lautet die Antwort meist nicht einfach "mehr Wirkung", sondern genauer: bessere Unterscheidung, sauberere Daten, klarere Schutzlinie und rueckgekoppelte Steuerung. Profile, Zielkonflikte und offene Punkte werden nebeneinander gefuehrt. Wer das im Fall anwenden kann, hat den Kern der Vorlesung verstanden; wer nur Definitionen wiederholt, bleibt unter dem Anspruch der Akademie.</w:t>
+      </w:r>
+    </w:p>
+    <w:p>
+      <w:r>
+        <w:t>Fallfenster zur Anwendung. Eine Fuehrungsentscheidung erzeugt zugleich Nutzen und Risiken. Die WÖk behandelt Ambivalenz nicht als Stoerung, sondern als Kern der Analyse. Positive Netto-Wirkung darf erst behauptet werden, wenn zentrale negative Wirkungen getrennt geprueft und rote Linien gewahrt sind. Bezogen auf Was ist Wirkungsmanagement? heisst das: Die Analyse muss das konkrete Thema ernst nehmen und zugleich den allgemeinen WÖk-Massstab halten. Es geht nicht darum, Akteure moralisch zu sortieren. Es geht darum, Wirkpfade, Wirkungsempfaenger, Datenqualitaet, Risiken und Rueckkopplung so zu beschreiben, dass bessere Entscheidungen moeglich werden.</w:t>
+      </w:r>
+    </w:p>
+    <w:p>
+      <w:r>
+        <w:t>Nichtkompensation. Der Abschnitt Lernziele ist in WM-V1 kein Zusatzwissen, sondern ein Pruefstein fuer die Grundfrage des Skripts: Was veraendert sich, bei wem, wodurch und mit welcher Rueckkopplung? Fuer Was ist Wirkungsmanagement? wird daran sichtbar, dass schwere zentrale Schaeden nicht durch beliebige positive Einzelwerte neutralisiert werden duerfen. Die fachliche Grenze liegt dort, wo Lernende eine Durchschnittslogik als moralische Entlastung verwenden. Die saubere Lesart trennt deshalb Beobachtung, Kausalannahme, Bewertung und Steuerungsfolge. In der Anwendung sollte daraus mindestens eine konkrete Strategie, Prozess, Budget, Zielkonflikt oder Kommunikationsregel abgeleitet werden; sonst bleibt das Wissen erklaerend, aber nicht steuerungsfaehig.</w:t>
+      </w:r>
+    </w:p>
+    <w:p>
+      <w:r>
+        <w:t>Anwendung auf Einleitung / Wirkungsfrage. In einer Fallanalyse beginnt dieser Punkt nicht mit einer Meinung, sondern mit einer belastbaren Beschreibung. Wer WM-V1 pruefungsnah liest, fragt zuerst nach Wirkungsempfaengern, Wirkraum, Zeitraum und Datenquelle. Erst danach folgt die Bewertung im Referenzrahmen Mensch, Planet, Demokratie, SDGs, Agenda 2030 und SDG+. Jeder Analyseblock fragt nach der Routine, die nach der Bewertung angepasst wird. Der typische Kurzschluss waere, Reporting als Abschluss behandeln. Genau dagegen setzt die WÖk die Pflicht, Wirkungspotenzial, Wirkungsrisiko und positive Netto-Wirkung begrifflich getrennt zu halten.</w:t>
+      </w:r>
+    </w:p>
+    <w:p>
+      <w:r>
+        <w:t>Evidenzregel. Kernaussage darf im Skript nicht als dekorativer Begriff stehen bleiben. Der Abschnitt traegt nur dann, wenn er eine pruefbare Aussage erlaubt: Welche Quelle stuetzt die Annahme, welche Unsicherheit bleibt offen und welche Gegenbeobachtung wuerde die Bewertung veraendern? Fuer Was ist Wirkungsmanagement? heisst das, dass Wirkungsbewertung Verfahren, Rechte, Transparenz und Korrektur braucht. Die Studierenden sollen nicht lernen, einen Score nachzusprechen. Sie sollen erkennen, wann ein Score klaert, wann er verdeckt und wann eine rote Linie die Durchschnittslogik stoppt.</w:t>
+      </w:r>
+    </w:p>
+    <w:p>
+      <w:r>
+        <w:t>Fallfenster zur Anwendung. Ein Controlling-Team moechte einen Score bilden. Das Skript verlangt, dass Datenqualitaet, Systemgrenzen, Gewichtung, Unsicherheit und Nichtkompensation sichtbar bleiben. Ein Score darf die Diskussion nicht beenden, sondern muss bessere Fragen, Priorisierung und Rueckkopplung ermoeglichen. Bezogen auf Was ist Wirkungsmanagement? heisst das: Die Analyse muss das konkrete Thema ernst nehmen und zugleich den allgemeinen WÖk-Massstab halten. Es geht nicht darum, Akteure moralisch zu sortieren. Es geht darum, Wirkpfade, Wirkungsempfaenger, Datenqualitaet, Risiken und Rueckkopplung so zu beschreiben, dass bessere Entscheidungen moeglich werden.</w:t>
+      </w:r>
+    </w:p>
+    <w:p>
+      <w:r>
+        <w:t>Transfer in Wirkungsmanagement. Quelltext und fachliche Grundlegung verbindet die inhaltliche Deutung mit der spaeteren Praxis. Eine Organisation kann zu Was ist Wirkungsmanagement? sehr ueberzeugend kommunizieren und trotzdem an eine Methodik einzufuehren, ohne Entscheidungsmacht, Datenpflichten und Korrekturroutinen mitzudenken scheitern. Darum muss die V1-Fassung immer auch nach Governance fragen: Wer erhebt Daten, wer bewertet sie, wer traegt die Folgen, wer kann widersprechen und wann wird eine Entscheidung korrigiert? Pruefungsfragen verbinden Begriff, Anwendung, Evidenz und rote Linie. So wird aus einem Lehrkapitel eine verantwortbare Arbeitsroutine.</w:t>
+      </w:r>
+    </w:p>
+    <w:p>
+      <w:r>
+        <w:t>Pruefungsnahe Transferfrage. Formuliere zu WM-V1 eine Wirkungsaussage in drei Saetzen: Erstens den beobachteten oder plausiblen Zustand, zweitens die Daten- oder Quellenlage, drittens die offene Unsicherheit samt Rueckkopplung. Die Antwort muss ohne moralische Personenbewertung auskommen und darf Reichweite nicht mit Wirkung verwechseln.</w:t>
+      </w:r>
+    </w:p>
+    <w:p>
+      <w:r>
+        <w:t>Grenze gegen Scheingenauigkeit. Gerade bei Einstieg / Wirkungsfrage ist Praezision wichtiger als grosse Begriffe. Eine Wirkungsaussage bleibt schwach, wenn sie nur Aktivitaet, Reichweite, Absicht oder Image beschreibt. Stark wird sie erst, wenn sie die Zustandsveraenderung und ihre Bedingungen offenlegt. In WM-V1 ist deshalb entscheidend, WÖk-Begriffe im Alltag nur tragen, wenn sie in Routinen uebersetzt werden. Die Fehlerlinie verlaeuft nicht zwischen Optimismus und Pessimismus, sondern zwischen offengelegter Unsicherheit und rhetorischer Sicherheit ohne Pruefpfad.</w:t>
+      </w:r>
+    </w:p>
+    <w:p>
+      <w:r>
+        <w:t>Pruefungsnahe Lesart. Aus Video-/Audio-Vorlesung laesst sich eine gute Transferfrage ableiten: Welche Entscheidung waere falsch, wenn dieser Abschnitt missverstanden wird? Fuer Was ist Wirkungsmanagement? lautet die Antwort meist nicht einfach "mehr Wirkung", sondern genauer: bessere Unterscheidung, sauberere Daten, klarere Schutzlinie und rueckgekoppelte Steuerung. Gute Kommunikation unterscheidet Befund, Annahme und normative Bewertung. Wer das im Fall anwenden kann, hat den Kern der Vorlesung verstanden; wer nur Definitionen wiederholt, bleibt unter dem Anspruch der Akademie.</w:t>
+      </w:r>
+    </w:p>
+    <w:p>
+      <w:r>
+        <w:t>Fallfenster zur Anwendung. Ein Kommunikationsbericht nennt viele Aktivitaeten, Reichweiten und Rueckmeldungen. Die V1-Pruefung fragt, ob daraus eine belastbare Wirkungsaussage folgt. Wenn nur Kontakte, Klicks oder Zustimmung vorliegen, bleibt die Aussage im Bereich Wirkungspotenzial oder Resonanz, nicht im Bereich nachgewiesener Wirkung. Bezogen auf Was ist Wirkungsmanagement? heisst das: Die Analyse muss das konkrete Thema ernst nehmen und zugleich den allgemeinen WÖk-Massstab halten. Es geht nicht darum, Akteure moralisch zu sortieren. Es geht darum, Wirkpfade, Wirkungsempfaenger, Datenqualitaet, Risiken und Rueckkopplung so zu beschreiben, dass bessere Entscheidungen moeglich werden.</w:t>
+      </w:r>
+    </w:p>
+    <w:p>
+      <w:r>
+        <w:t>Systemgrenze. Der Abschnitt Transkript (Gerüst) ist in WM-V1 kein Zusatzwissen, sondern ein Pruefstein fuer die Grundfrage des Skripts: Was veraendert sich, bei wem, wodurch und mit welcher Rueckkopplung? Fuer Was ist Wirkungsmanagement? wird daran sichtbar, dass jede Wirkungsaussage eine Grenze zieht und diese Grenze begruenden muss. Die fachliche Grenze liegt dort, wo Lernende nur den bequemen Ausschnitt betrachten. Die saubere Lesart trennt deshalb Beobachtung, Kausalannahme, Bewertung und Steuerungsfolge. In der Anwendung sollte daraus mindestens eine konkrete Strategie, Prozess, Budget, Zielkonflikt oder Kommunikationsregel abgeleitet werden; sonst bleibt das Wissen erklaerend, aber nicht steuerungsfaehig.</w:t>
+      </w:r>
+    </w:p>
+    <w:p>
+      <w:r>
+        <w:t>Anwendung auf Skript / Folien (Lernseite). In einer Fallanalyse beginnt dieser Punkt nicht mit einer Meinung, sondern mit einer belastbaren Beschreibung. Wer WM-V1 pruefungsnah liest, fragt zuerst nach Wirkungsempfaengern, Wirkraum, Zeitraum und Datenquelle. Erst danach folgt die Bewertung im Referenzrahmen Mensch, Planet, Demokratie, SDGs, Agenda 2030 und SDG+. Szenarien pruefen Sofortwirkung, Folgewirkung und Reversibilitaet getrennt. Der typische Kurzschluss waere, Momentnutzen als dauerhafte positive Netto-Wirkung verkaufen. Genau dagegen setzt die WÖk die Pflicht, Wirkungspotenzial, Wirkungsrisiko und positive Netto-Wirkung begrifflich getrennt zu halten.</w:t>
+      </w:r>
+    </w:p>
+    <w:p>
+      <w:r>
+        <w:t>Evidenzregel. Transferaufgabe darf im Skript nicht als dekorativer Begriff stehen bleiben. Der Abschnitt traegt nur dann, wenn er eine pruefbare Aussage erlaubt: Welche Quelle stuetzt die Annahme, welche Unsicherheit bleibt offen und welche Gegenbeobachtung wuerde die Bewertung veraendern? Fuer Was ist Wirkungsmanagement? heisst das, dass Wirkung nicht am Sender, sondern an veraenderten Zustanden der Empfaenger geprueft wird. Die Studierenden sollen nicht lernen, einen Score nachzusprechen. Sie sollen erkennen, wann ein Score klaert, wann er verdeckt und wann eine rote Linie die Durchschnittslogik stoppt.</w:t>
+      </w:r>
+    </w:p>
+    <w:p>
+      <w:r>
+        <w:t>Fallfenster zur Anwendung. Eine Organisation plant eine Massnahme und formuliert dazu eine positive Absicht. In der WÖk reicht das nicht. Fuer diese Vorlesung muss sichtbar werden, welche Zustandsveraenderung erwartet wird, welche Empfaenger direkt oder indirekt betroffen sind, welche Nebenwirkungen entstehen koennen und welche Entscheidung spaeter korrigiert wird. Bezogen auf Was ist Wirkungsmanagement? heisst das: Die Analyse muss das konkrete Thema ernst nehmen und zugleich den allgemeinen WÖk-Massstab halten. Es geht nicht darum, Akteure moralisch zu sortieren. Es geht darum, Wirkpfade, Wirkungsempfaenger, Datenqualitaet, Risiken und Rueckkopplung so zu beschreiben, dass bessere Entscheidungen moeglich werden.</w:t>
+      </w:r>
+    </w:p>
+    <w:p>
+      <w:r>
+        <w:t>Pruefungsnahe Transferfrage. Formuliere zu WM-V1 eine Wirkungsaussage in drei Saetzen: Erstens den beobachteten oder plausiblen Zustand, zweitens die Daten- oder Quellenlage, drittens die offene Unsicherheit samt Rueckkopplung. Die Antwort muss ohne moralische Personenbewertung auskommen und darf Reichweite nicht mit Wirkung verwechseln.</w:t>
+      </w:r>
+    </w:p>
+    <w:p>
+      <w:r>
+        <w:t>Transfer in Wirkungsmanagement. Praxisbeispiel verbindet die inhaltliche Deutung mit der spaeteren Praxis. Eine Organisation kann zu Was ist Wirkungsmanagement? sehr ueberzeugend kommunizieren und trotzdem an eine Methodik einzufuehren, ohne Entscheidungsmacht, Datenpflichten und Korrekturroutinen mitzudenken scheitern. Darum muss die V1-Fassung immer auch nach Governance fragen: Wer erhebt Daten, wer bewertet sie, wer traegt die Folgen, wer kann widersprechen und wann wird eine Entscheidung korrigiert? Jede Schlussfolgerung endet mit Entscheidung, Verantwortlichkeit und Termin fuer Rueckpruefung. So wird aus einem Lehrkapitel eine verantwortbare Arbeitsroutine.</w:t>
+      </w:r>
+    </w:p>
+    <w:p>
+      <w:r>
+        <w:t>Grenze gegen Scheingenauigkeit. Gerade bei Wirkungsökonomische Vertiefung ist Praezision wichtiger als grosse Begriffe. Eine Wirkungsaussage bleibt schwach, wenn sie nur Aktivitaet, Reichweite, Absicht oder Image beschreibt. Stark wird sie erst, wenn sie die Zustandsveraenderung und ihre Bedingungen offenlegt. In WM-V1 ist deshalb entscheidend, WÖk-Aussagen mit bestehenden Begriffen, Studien, Standards und Rechtsrahmen in Beziehung stehen muessen. Die Fehlerlinie verlaeuft nicht zwischen Optimismus und Pessimismus, sondern zwischen offengelegter Unsicherheit und rhetorischer Sicherheit ohne Pruefpfad.</w:t>
+      </w:r>
+    </w:p>
+    <w:p>
+      <w:r>
+        <w:t>Pruefungsnahe Lesart. Aus Prüfungsrelevanz laesst sich eine gute Transferfrage ableiten: Welche Entscheidung waere falsch, wenn dieser Abschnitt missverstanden wird? Fuer Was ist Wirkungsmanagement? lautet die Antwort meist nicht einfach "mehr Wirkung", sondern genauer: bessere Unterscheidung, sauberere Daten, klarere Schutzlinie und rueckgekoppelte Steuerung. Die Analyse markiert Stoppsignale vor jeder Portfolio- oder Score-Debatte. Wer das im Fall anwenden kann, hat den Kern der Vorlesung verstanden; wer nur Definitionen wiederholt, bleibt unter dem Anspruch der Akademie.</w:t>
+      </w:r>
+    </w:p>
+    <w:p>
+      <w:r>
+        <w:t>Fallfenster zur Anwendung. Eine Fuehrungsentscheidung erzeugt zugleich Nutzen und Risiken. Die WÖk behandelt Ambivalenz nicht als Stoerung, sondern als Kern der Analyse. Positive Netto-Wirkung darf erst behauptet werden, wenn zentrale negative Wirkungen getrennt geprueft und rote Linien gewahrt sind. Bezogen auf Was ist Wirkungsmanagement? heisst das: Die Analyse muss das konkrete Thema ernst nehmen und zugleich den allgemeinen WÖk-Massstab halten. Es geht nicht darum, Akteure moralisch zu sortieren. Es geht darum, Wirkpfade, Wirkungsempfaenger, Datenqualitaet, Risiken und Rueckkopplung so zu beschreiben, dass bessere Entscheidungen moeglich werden.</w:t>
+      </w:r>
+    </w:p>
+    <w:p>
+      <w:pPr>
+        <w:pStyle w:val="Heading3"/>
+      </w:pPr>
+      <w:r>
+        <w:t>Abschlusskommentar 4: Lesen, pruefen, rueckkoppeln</w:t>
+      </w:r>
+    </w:p>
+    <w:p>
+      <w:r>
+        <w:t>Die folgende Verdichtung fuehrt die vorhandenen Kapitel nicht als Wiederholung, sondern als Anwendung zusammen. Wirkungskompetenz entsteht, wenn dieselbe begriffliche Strenge in Fallanalyse, Datenarbeit, Kommunikation, Governance und Entscheidungspraxis wiedererkannt wird.</w:t>
+      </w:r>
+    </w:p>
+    <w:p>
+      <w:r>
+        <w:t>Begriffliche Schaerfung. Der Abschnitt Lernziele ist in WM-V1 kein Zusatzwissen, sondern ein Pruefstein fuer die Grundfrage des Skripts: Was veraendert sich, bei wem, wodurch und mit welcher Rueckkopplung? Fuer Was ist Wirkungsmanagement? wird daran sichtbar, dass praezise Sprache die erste Sicherung gegen Impact-Washing bildet. Die fachliche Grenze liegt dort, wo Lernende Output, Reichweite, Absicht und Wirkung in einem Satz vermischen. Die saubere Lesart trennt deshalb Beobachtung, Kausalannahme, Bewertung und Steuerungsfolge. In der Anwendung sollte daraus mindestens eine konkrete Strategie, Prozess, Budget, Zielkonflikt oder Kommunikationsregel abgeleitet werden; sonst bleibt das Wissen erklaerend, aber nicht steuerungsfaehig.</w:t>
+      </w:r>
+    </w:p>
+    <w:p>
+      <w:r>
+        <w:t>Anwendung auf Einleitung / Wirkungsfrage. In einer Fallanalyse beginnt dieser Punkt nicht mit einer Meinung, sondern mit einer belastbaren Beschreibung. Wer WM-V1 pruefungsnah liest, fragt zuerst nach Wirkungsempfaengern, Wirkraum, Zeitraum und Datenquelle. Erst danach folgt die Bewertung im Referenzrahmen Mensch, Planet, Demokratie, SDGs, Agenda 2030 und SDG+. Mindestens ein direkter und ein indirekter Wirkpfad muessen nachvollziehbar sein. Der typische Kurzschluss waere, nur die Massnahme selbst bewerten und indirekte Empfaenger ausblenden. Genau dagegen setzt die WÖk die Pflicht, Wirkungspotenzial, Wirkungsrisiko und positive Netto-Wirkung begrifflich getrennt zu halten.</w:t>
+      </w:r>
+    </w:p>
+    <w:p>
+      <w:r>
+        <w:t>Pruefungsnahe Transferfrage. Formuliere zu WM-V1 eine Wirkungsaussage in drei Saetzen: Erstens den beobachteten oder plausiblen Zustand, zweitens die Daten- oder Quellenlage, drittens die offene Unsicherheit samt Rueckkopplung. Die Antwort muss ohne moralische Personenbewertung auskommen und darf Reichweite nicht mit Wirkung verwechseln.</w:t>
+      </w:r>
+    </w:p>
+    <w:p>
+      <w:r>
+        <w:t>Evidenzregel. Kernaussage darf im Skript nicht als dekorativer Begriff stehen bleiben. Der Abschnitt traegt nur dann, wenn er eine pruefbare Aussage erlaubt: Welche Quelle stuetzt die Annahme, welche Unsicherheit bleibt offen und welche Gegenbeobachtung wuerde die Bewertung veraendern? Fuer Was ist Wirkungsmanagement? heisst das, dass jede Bewertung nur so belastbar ist wie Datenlage, Quellenstatus, Aktualitaet und Systemgrenze. Die Studierenden sollen nicht lernen, einen Score nachzusprechen. Sie sollen erkennen, wann ein Score klaert, wann er verdeckt und wann eine rote Linie die Durchschnittslogik stoppt.</w:t>
+      </w:r>
+    </w:p>
+    <w:p>
+      <w:r>
+        <w:t>Fallfenster zur Anwendung. Ein Controlling-Team moechte einen Score bilden. Das Skript verlangt, dass Datenqualitaet, Systemgrenzen, Gewichtung, Unsicherheit und Nichtkompensation sichtbar bleiben. Ein Score darf die Diskussion nicht beenden, sondern muss bessere Fragen, Priorisierung und Rueckkopplung ermoeglichen. Bezogen auf Was ist Wirkungsmanagement? heisst das: Die Analyse muss das konkrete Thema ernst nehmen und zugleich den allgemeinen WÖk-Massstab halten. Es geht nicht darum, Akteure moralisch zu sortieren. Es geht darum, Wirkpfade, Wirkungsempfaenger, Datenqualitaet, Risiken und Rueckkopplung so zu beschreiben, dass bessere Entscheidungen moeglich werden.</w:t>
+      </w:r>
+    </w:p>
+    <w:p>
+      <w:r>
+        <w:t>Transfer in Wirkungsmanagement. Quelltext und fachliche Grundlegung verbindet die inhaltliche Deutung mit der spaeteren Praxis. Eine Organisation kann zu Was ist Wirkungsmanagement? sehr ueberzeugend kommunizieren und trotzdem an eine Methodik einzufuehren, ohne Entscheidungsmacht, Datenpflichten und Korrekturroutinen mitzudenken scheitern. Darum muss die V1-Fassung immer auch nach Governance fragen: Wer erhebt Daten, wer bewertet sie, wer traegt die Folgen, wer kann widersprechen und wann wird eine Entscheidung korrigiert? Profile, Zielkonflikte und offene Punkte werden nebeneinander gefuehrt. So wird aus einem Lehrkapitel eine verantwortbare Arbeitsroutine.</w:t>
+      </w:r>
+    </w:p>
+    <w:p>
+      <w:r>
+        <w:t>Grenze gegen Scheingenauigkeit. Gerade bei Einstieg / Wirkungsfrage ist Praezision wichtiger als grosse Begriffe. Eine Wirkungsaussage bleibt schwach, wenn sie nur Aktivitaet, Reichweite, Absicht oder Image beschreibt. Stark wird sie erst, wenn sie die Zustandsveraenderung und ihre Bedingungen offenlegt. In WM-V1 ist deshalb entscheidend, schwere zentrale Schaeden nicht durch beliebige positive Einzelwerte neutralisiert werden duerfen. Die Fehlerlinie verlaeuft nicht zwischen Optimismus und Pessimismus, sondern zwischen offengelegter Unsicherheit und rhetorischer Sicherheit ohne Pruefpfad.</w:t>
+      </w:r>
+    </w:p>
+    <w:p>
+      <w:r>
+        <w:t>Pruefungsnahe Lesart. Aus Video-/Audio-Vorlesung laesst sich eine gute Transferfrage ableiten: Welche Entscheidung waere falsch, wenn dieser Abschnitt missverstanden wird? Fuer Was ist Wirkungsmanagement? lautet die Antwort meist nicht einfach "mehr Wirkung", sondern genauer: bessere Unterscheidung, sauberere Daten, klarere Schutzlinie und rueckgekoppelte Steuerung. Jeder Analyseblock fragt nach der Routine, die nach der Bewertung angepasst wird. Wer das im Fall anwenden kann, hat den Kern der Vorlesung verstanden; wer nur Definitionen wiederholt, bleibt unter dem Anspruch der Akademie.</w:t>
+      </w:r>
+    </w:p>
+    <w:p>
+      <w:r>
+        <w:t>Fallfenster zur Anwendung. Ein Kommunikationsbericht nennt viele Aktivitaeten, Reichweiten und Rueckmeldungen. Die V1-Pruefung fragt, ob daraus eine belastbare Wirkungsaussage folgt. Wenn nur Kontakte, Klicks oder Zustimmung vorliegen, bleibt die Aussage im Bereich Wirkungspotenzial oder Resonanz, nicht im Bereich nachgewiesener Wirkung. Bezogen auf Was ist Wirkungsmanagement? heisst das: Die Analyse muss das konkrete Thema ernst nehmen und zugleich den allgemeinen WÖk-Massstab halten. Es geht nicht darum, Akteure moralisch zu sortieren. Es geht darum, Wirkpfade, Wirkungsempfaenger, Datenqualitaet, Risiken und Rueckkopplung so zu beschreiben, dass bessere Entscheidungen moeglich werden.</w:t>
+      </w:r>
+    </w:p>
+    <w:p>
+      <w:r>
+        <w:t>Governance. Der Abschnitt Transkript (Gerüst) ist in WM-V1 kein Zusatzwissen, sondern ein Pruefstein fuer die Grundfrage des Skripts: Was veraendert sich, bei wem, wodurch und mit welcher Rueckkopplung? Fuer Was ist Wirkungsmanagement? wird daran sichtbar, dass Wirkungsbewertung Verfahren, Rechte, Transparenz und Korrektur braucht. Die fachliche Grenze liegt dort, wo Lernende Bewertung als technokratische Top-down-Setzung verstehen. Die saubere Lesart trennt deshalb Beobachtung, Kausalannahme, Bewertung und Steuerungsfolge. In der Anwendung sollte daraus mindestens eine konkrete Strategie, Prozess, Budget, Zielkonflikt oder Kommunikationsregel abgeleitet werden; sonst bleibt das Wissen erklaerend, aber nicht steuerungsfaehig.</w:t>
+      </w:r>
+    </w:p>
+    <w:p>
+      <w:r>
+        <w:t>Pruefungsnahe Transferfrage. Formuliere zu WM-V1 eine Wirkungsaussage in drei Saetzen: Erstens den beobachteten oder plausiblen Zustand, zweitens die Daten- oder Quellenlage, drittens die offene Unsicherheit samt Rueckkopplung. Die Antwort muss ohne moralische Personenbewertung auskommen und darf Reichweite nicht mit Wirkung verwechseln.</w:t>
+      </w:r>
+    </w:p>
+    <w:p>
+      <w:r>
+        <w:t>Anwendung auf Skript / Folien (Lernseite). In einer Fallanalyse beginnt dieser Punkt nicht mit einer Meinung, sondern mit einer belastbaren Beschreibung. Wer WM-V1 pruefungsnah liest, fragt zuerst nach Wirkungsempfaengern, Wirkraum, Zeitraum und Datenquelle. Erst danach folgt die Bewertung im Referenzrahmen Mensch, Planet, Demokratie, SDGs, Agenda 2030 und SDG+. Pruefungsfragen verbinden Begriff, Anwendung, Evidenz und rote Linie. Der typische Kurzschluss waere, reines Auswendiglernen als Kompetenznachweis behandeln. Genau dagegen setzt die WÖk die Pflicht, Wirkungspotenzial, Wirkungsrisiko und positive Netto-Wirkung begrifflich getrennt zu halten.</w:t>
+      </w:r>
+    </w:p>
+    <w:p>
+      <w:pPr>
+        <w:pStyle w:val="Heading3"/>
+      </w:pPr>
+      <w:r>
+        <w:t>V1-Abschlussnotiz</w:t>
+      </w:r>
+    </w:p>
+    <w:p>
+      <w:r>
+        <w:t>Diese Finalisierung schliesst die Codex-Inhaltsproduktion fuer WM-V1. Offen bleibt nicht der fachliche Kern des Skripts, sondern der naechste Produktionsschritt: Claude setzt daraus die CI/CD-konforme Reader- und PDF-Fassung, prueft Satz, Umbrueche, Medienintegration und Lektorat und markiert erst danach die veroeffentlichte Fassung als freigegeben.</w:t>
       </w:r>
     </w:p>
     <w:sectPr>

--- a/docs/studienskripte/word-rohfassungen/wirkungsmanagement-v1.docx
+++ b/docs/studienskripte/word-rohfassungen/wirkungsmanagement-v1.docx
@@ -3160,12 +3160,12 @@
     </w:p>
     <w:p>
       <w:r>
-        <w:t>Dieses Skript zu WM-V1 Was ist Wirkungsmanagement? ist als Langformtext angelegt: Es soll nicht nur die Vorlesung begleiten, sondern als eigenstaendiges Studienmaterial funktionieren. Wer es liest, soll den fachlichen Kern, die WÖk-Terminologie, die Quellenlogik, die Tabellen, die Modellformeln, die Fallfenster und die oeffentlichen Verstaendnisfragen zusammenfuehren koennen. Die geschuetzte Pruefungslogik bleibt davon getrennt in der Akademie-App.</w:t>
-      </w:r>
-    </w:p>
-    <w:p>
-      <w:r>
-        <w:t>Fuer den Abschluss ist entscheidend, dass Was ist Wirkungsmanagement? im Feld Wirkungsmanagement nicht als Einzelthema stehen bleibt. Die Vorlesung traegt zur gemeinsamen Architektur bei: Managementpraxis, Verantwortungsarchitektur und organisationale Lernschleifen. Daraus folgt eine Lesehaltung, die streng und praktisch zugleich ist. Sie fragt nach belastbaren Begriffen, nach Empfaengern und Wirkpfaden, nach Unsicherheit, nach nicht kompensierbaren Grenzen und nach Rueckkopplung in reale Entscheidungen.</w:t>
+        <w:t>Dieses Skript zu WM-V1 Was ist Wirkungsmanagement? ist als Langformtext angelegt. Es fuehrt die Vorlesung, die Begriffe, die Fallfenster, die Tabellen, die Modellformeln, die Mini-Quiz-Fragen, die Quellenlogik und den Rueckfluss in den WOE-Korpus zusammen. Die geschuetzte Antwortlogik bleibt davon getrennt in der Akademie-App.</w:t>
+      </w:r>
+    </w:p>
+    <w:p>
+      <w:r>
+        <w:t>Der Abschluss liest Was ist Wirkungsmanagement? im Feld Wirkungsmanagement. Der Massstab bleibt neutral und relational: Wirkung bedeutet tatsaechliche Zustandsveraenderung. Wirkungspotenzial beschreibt plausible Moeglichkeit. Wirkungsrisiko beschreibt moegliche negative Veraenderung. Wenn eine Zielgroesse gemeint ist, geht es um positive Netto-Wirkung. Genau diese Trennung entscheidet, ob das Skript fachlich traegt.</w:t>
       </w:r>
     </w:p>
     <w:p>
@@ -3173,7 +3173,7 @@
         <w:pStyle w:val="Heading3"/>
       </w:pPr>
       <w:r>
-        <w:t>Abschlussmatrix fuer die Anwendung</w:t>
+        <w:t>Abschlussmatrix</w:t>
       </w:r>
     </w:p>
     <w:tbl>
@@ -3199,7 +3199,7 @@
               <w:rPr>
                 <w:b/>
               </w:rPr>
-              <w:t>Ebene</w:t>
+              <w:t>Pruefebene</w:t>
             </w:r>
           </w:p>
         </w:tc>
@@ -3227,7 +3227,7 @@
               <w:rPr>
                 <w:b/>
               </w:rPr>
-              <w:t>Qualitaetsgrenze</w:t>
+              <w:t>Grenze</w:t>
             </w:r>
           </w:p>
         </w:tc>
@@ -3251,7 +3251,7 @@
           </w:tcPr>
           <w:p>
             <w:r>
-              <w:t>Wirkung, Wirkungspotenzial und Wirkungsrisiko werden im Kontext der Vorlesung getrennt.</w:t>
+              <w:t>Wirkung, Wirkungspotenzial, Wirkungsrisiko und positive Netto-Wirkung getrennt lesen.</w:t>
             </w:r>
           </w:p>
         </w:tc>
@@ -3262,7 +3262,7 @@
           </w:tcPr>
           <w:p>
             <w:r>
-              <w:t>keine Absicht als Wirkung ausgeben</w:t>
+              <w:t>Keine Absicht als Wirkung ausgeben.</w:t>
             </w:r>
           </w:p>
         </w:tc>
@@ -3286,7 +3286,7 @@
           </w:tcPr>
           <w:p>
             <w:r>
-              <w:t>Ausloeser, Mechanismus, Wirkungsempfaenger, Zustand und Rueckkopplung werden sichtbar.</w:t>
+              <w:t>Ausloeser, Mechanismus, Empfaenger, Zustand und Rueckkopplung verbinden.</w:t>
             </w:r>
           </w:p>
         </w:tc>
@@ -3297,7 +3297,7 @@
           </w:tcPr>
           <w:p>
             <w:r>
-              <w:t>keine lineare Erfolgsgeschichte erfinden</w:t>
+              <w:t>Keine lineare Erfolgsgeschichte erfinden.</w:t>
             </w:r>
           </w:p>
         </w:tc>
@@ -3310,7 +3310,7 @@
           </w:tcPr>
           <w:p>
             <w:r>
-              <w:t>Daten</w:t>
+              <w:t>Evidenz</w:t>
             </w:r>
           </w:p>
         </w:tc>
@@ -3321,7 +3321,7 @@
           </w:tcPr>
           <w:p>
             <w:r>
-              <w:t>Quellen, Datenqualitaet, Unsicherheit und Aktualitaet werden benannt.</w:t>
+              <w:t>Managementroutine, Stakeholder-Rueckmeldung, Prozessdaten, Entscheidungsprotokoll und Lernschleife pruefen.</w:t>
             </w:r>
           </w:p>
         </w:tc>
@@ -3332,7 +3332,7 @@
           </w:tcPr>
           <w:p>
             <w:r>
-              <w:t>keine Scheingenauigkeit erzeugen</w:t>
+              <w:t>Keine Scheingenauigkeit erzeugen.</w:t>
             </w:r>
           </w:p>
         </w:tc>
@@ -3356,7 +3356,7 @@
           </w:tcPr>
           <w:p>
             <w:r>
-              <w:t>SDGs, Agenda 2030, SDG+ und WÖk-Schutzlinien bilden den Referenzrahmen.</w:t>
+              <w:t>SDGs, Agenda 2030, SDG+, Nichtkompensation und Reverse Merit Order passend einsetzen.</w:t>
             </w:r>
           </w:p>
         </w:tc>
@@ -3367,7 +3367,7 @@
           </w:tcPr>
           <w:p>
             <w:r>
-              <w:t>keine Durchschnittslogik gegen rote Linien</w:t>
+              <w:t>Keine Durchschnittslogik gegen rote Linien.</w:t>
             </w:r>
           </w:p>
         </w:tc>
@@ -3391,7 +3391,7 @@
           </w:tcPr>
           <w:p>
             <w:r>
-              <w:t>Die Bewertung fuehrt zu Entscheidung, Budget, Prozess, Kommunikation oder Korrektur.</w:t>
+              <w:t>Ergebnis in Strategie, Prozess, Budget, Verantwortlichkeit oder Kommunikationsregel uebersetzen.</w:t>
             </w:r>
           </w:p>
         </w:tc>
@@ -3402,7 +3402,7 @@
           </w:tcPr>
           <w:p>
             <w:r>
-              <w:t>kein Reporting ohne Rueckkopplung</w:t>
+              <w:t>Kein Reporting ohne Rueckkopplung.</w:t>
             </w:r>
           </w:p>
         </w:tc>
@@ -3414,132 +3414,107 @@
         <w:pStyle w:val="Heading3"/>
       </w:pPr>
       <w:r>
-        <w:t>Abschlusskommentar 1: Lesen, pruefen, rueckkoppeln</w:t>
-      </w:r>
-    </w:p>
-    <w:p>
-      <w:r>
-        <w:t>Die folgende Verdichtung fuehrt die vorhandenen Kapitel nicht als Wiederholung, sondern als Anwendung zusammen. Wirkungskompetenz entsteht, wenn dieselbe begriffliche Strenge in Fallanalyse, Datenarbeit, Kommunikation, Governance und Entscheidungspraxis wiedererkannt wird.</w:t>
-      </w:r>
-    </w:p>
-    <w:p>
-      <w:r>
-        <w:t>Begriffliche Schaerfung. Der Abschnitt Lernziele ist in WM-V1 kein Zusatzwissen, sondern ein Pruefstein fuer die Grundfrage des Skripts: Was veraendert sich, bei wem, wodurch und mit welcher Rueckkopplung? Fuer Was ist Wirkungsmanagement? wird daran sichtbar, dass praezise Sprache die erste Sicherung gegen Impact-Washing bildet. Die fachliche Grenze liegt dort, wo Lernende Output, Reichweite, Absicht und Wirkung in einem Satz vermischen. Die saubere Lesart trennt deshalb Beobachtung, Kausalannahme, Bewertung und Steuerungsfolge. In der Anwendung sollte daraus mindestens eine konkrete Strategie, Prozess, Budget, Zielkonflikt oder Kommunikationsregel abgeleitet werden; sonst bleibt das Wissen erklaerend, aber nicht steuerungsfaehig.</w:t>
-      </w:r>
-    </w:p>
-    <w:p>
-      <w:r>
-        <w:t>Anwendung auf Einleitung / Wirkungsfrage. In einer Fallanalyse beginnt dieser Punkt nicht mit einer Meinung, sondern mit einer belastbaren Beschreibung. Wer WM-V1 pruefungsnah liest, fragt zuerst nach Wirkungsempfaengern, Wirkraum, Zeitraum und Datenquelle. Erst danach folgt die Bewertung im Referenzrahmen Mensch, Planet, Demokratie, SDGs, Agenda 2030 und SDG+. Mindestens ein direkter und ein indirekter Wirkpfad muessen nachvollziehbar sein. Der typische Kurzschluss waere, nur die Massnahme selbst bewerten und indirekte Empfaenger ausblenden. Genau dagegen setzt die WÖk die Pflicht, Wirkungspotenzial, Wirkungsrisiko und positive Netto-Wirkung begrifflich getrennt zu halten.</w:t>
-      </w:r>
-    </w:p>
-    <w:p>
-      <w:r>
-        <w:t>Evidenzregel. Kernaussage darf im Skript nicht als dekorativer Begriff stehen bleiben. Der Abschnitt traegt nur dann, wenn er eine pruefbare Aussage erlaubt: Welche Quelle stuetzt die Annahme, welche Unsicherheit bleibt offen und welche Gegenbeobachtung wuerde die Bewertung veraendern? Fuer Was ist Wirkungsmanagement? heisst das, dass jede Bewertung nur so belastbar ist wie Datenlage, Quellenstatus, Aktualitaet und Systemgrenze. Die Studierenden sollen nicht lernen, einen Score nachzusprechen. Sie sollen erkennen, wann ein Score klaert, wann er verdeckt und wann eine rote Linie die Durchschnittslogik stoppt.</w:t>
-      </w:r>
-    </w:p>
-    <w:p>
-      <w:r>
-        <w:t>Fallfenster zur Anwendung. Ein Controlling-Team moechte einen Score bilden. Das Skript verlangt, dass Datenqualitaet, Systemgrenzen, Gewichtung, Unsicherheit und Nichtkompensation sichtbar bleiben. Ein Score darf die Diskussion nicht beenden, sondern muss bessere Fragen, Priorisierung und Rueckkopplung ermoeglichen. Bezogen auf Was ist Wirkungsmanagement? heisst das: Die Analyse muss das konkrete Thema ernst nehmen und zugleich den allgemeinen WÖk-Massstab halten. Es geht nicht darum, Akteure moralisch zu sortieren. Es geht darum, Wirkpfade, Wirkungsempfaenger, Datenqualitaet, Risiken und Rueckkopplung so zu beschreiben, dass bessere Entscheidungen moeglich werden.</w:t>
-      </w:r>
-    </w:p>
-    <w:p>
-      <w:r>
-        <w:t>Transfer in Wirkungsmanagement. Quelltext und fachliche Grundlegung verbindet die inhaltliche Deutung mit der spaeteren Praxis. Eine Organisation kann zu Was ist Wirkungsmanagement? sehr ueberzeugend kommunizieren und trotzdem an eine Methodik einzufuehren, ohne Entscheidungsmacht, Datenpflichten und Korrekturroutinen mitzudenken scheitern. Darum muss die V1-Fassung immer auch nach Governance fragen: Wer erhebt Daten, wer bewertet sie, wer traegt die Folgen, wer kann widersprechen und wann wird eine Entscheidung korrigiert? Profile, Zielkonflikte und offene Punkte werden nebeneinander gefuehrt. So wird aus einem Lehrkapitel eine verantwortbare Arbeitsroutine.</w:t>
-      </w:r>
-    </w:p>
-    <w:p>
-      <w:r>
-        <w:t>Grenze gegen Scheingenauigkeit. Gerade bei Einstieg / Wirkungsfrage ist Praezision wichtiger als grosse Begriffe. Eine Wirkungsaussage bleibt schwach, wenn sie nur Aktivitaet, Reichweite, Absicht oder Image beschreibt. Stark wird sie erst, wenn sie die Zustandsveraenderung und ihre Bedingungen offenlegt. In WM-V1 ist deshalb entscheidend, schwere zentrale Schaeden nicht durch beliebige positive Einzelwerte neutralisiert werden duerfen. Die Fehlerlinie verlaeuft nicht zwischen Optimismus und Pessimismus, sondern zwischen offengelegter Unsicherheit und rhetorischer Sicherheit ohne Pruefpfad.</w:t>
-      </w:r>
-    </w:p>
-    <w:p>
-      <w:r>
-        <w:t>Pruefungsnahe Transferfrage. Formuliere zu WM-V1 eine Wirkungsaussage in drei Saetzen: Erstens den beobachteten oder plausiblen Zustand, zweitens die Daten- oder Quellenlage, drittens die offene Unsicherheit samt Rueckkopplung. Die Antwort muss ohne moralische Personenbewertung auskommen und darf Reichweite nicht mit Wirkung verwechseln.</w:t>
-      </w:r>
-    </w:p>
-    <w:p>
-      <w:r>
-        <w:t>Pruefungsnahe Lesart. Aus Video-/Audio-Vorlesung laesst sich eine gute Transferfrage ableiten: Welche Entscheidung waere falsch, wenn dieser Abschnitt missverstanden wird? Fuer Was ist Wirkungsmanagement? lautet die Antwort meist nicht einfach "mehr Wirkung", sondern genauer: bessere Unterscheidung, sauberere Daten, klarere Schutzlinie und rueckgekoppelte Steuerung. Jeder Analyseblock fragt nach der Routine, die nach der Bewertung angepasst wird. Wer das im Fall anwenden kann, hat den Kern der Vorlesung verstanden; wer nur Definitionen wiederholt, bleibt unter dem Anspruch der Akademie.</w:t>
-      </w:r>
-    </w:p>
-    <w:p>
-      <w:r>
-        <w:t>Fallfenster zur Anwendung. Ein Kommunikationsbericht nennt viele Aktivitaeten, Reichweiten und Rueckmeldungen. Die V1-Pruefung fragt, ob daraus eine belastbare Wirkungsaussage folgt. Wenn nur Kontakte, Klicks oder Zustimmung vorliegen, bleibt die Aussage im Bereich Wirkungspotenzial oder Resonanz, nicht im Bereich nachgewiesener Wirkung. Bezogen auf Was ist Wirkungsmanagement? heisst das: Die Analyse muss das konkrete Thema ernst nehmen und zugleich den allgemeinen WÖk-Massstab halten. Es geht nicht darum, Akteure moralisch zu sortieren. Es geht darum, Wirkpfade, Wirkungsempfaenger, Datenqualitaet, Risiken und Rueckkopplung so zu beschreiben, dass bessere Entscheidungen moeglich werden.</w:t>
-      </w:r>
-    </w:p>
-    <w:p>
-      <w:r>
-        <w:t>Governance. Der Abschnitt Transkript (Gerüst) ist in WM-V1 kein Zusatzwissen, sondern ein Pruefstein fuer die Grundfrage des Skripts: Was veraendert sich, bei wem, wodurch und mit welcher Rueckkopplung? Fuer Was ist Wirkungsmanagement? wird daran sichtbar, dass Wirkungsbewertung Verfahren, Rechte, Transparenz und Korrektur braucht. Die fachliche Grenze liegt dort, wo Lernende Bewertung als technokratische Top-down-Setzung verstehen. Die saubere Lesart trennt deshalb Beobachtung, Kausalannahme, Bewertung und Steuerungsfolge. In der Anwendung sollte daraus mindestens eine konkrete Strategie, Prozess, Budget, Zielkonflikt oder Kommunikationsregel abgeleitet werden; sonst bleibt das Wissen erklaerend, aber nicht steuerungsfaehig.</w:t>
-      </w:r>
-    </w:p>
-    <w:p>
-      <w:r>
-        <w:t>Anwendung auf Skript / Folien (Lernseite). In einer Fallanalyse beginnt dieser Punkt nicht mit einer Meinung, sondern mit einer belastbaren Beschreibung. Wer WM-V1 pruefungsnah liest, fragt zuerst nach Wirkungsempfaengern, Wirkraum, Zeitraum und Datenquelle. Erst danach folgt die Bewertung im Referenzrahmen Mensch, Planet, Demokratie, SDGs, Agenda 2030 und SDG+. Pruefungsfragen verbinden Begriff, Anwendung, Evidenz und rote Linie. Der typische Kurzschluss waere, reines Auswendiglernen als Kompetenznachweis behandeln. Genau dagegen setzt die WÖk die Pflicht, Wirkungspotenzial, Wirkungsrisiko und positive Netto-Wirkung begrifflich getrennt zu halten.</w:t>
-      </w:r>
-    </w:p>
-    <w:p>
-      <w:r>
-        <w:t>Evidenzregel. Transferaufgabe darf im Skript nicht als dekorativer Begriff stehen bleiben. Der Abschnitt traegt nur dann, wenn er eine pruefbare Aussage erlaubt: Welche Quelle stuetzt die Annahme, welche Unsicherheit bleibt offen und welche Gegenbeobachtung wuerde die Bewertung veraendern? Fuer Was ist Wirkungsmanagement? heisst das, dass WÖk-Begriffe im Alltag nur tragen, wenn sie in Routinen uebersetzt werden. Die Studierenden sollen nicht lernen, einen Score nachzusprechen. Sie sollen erkennen, wann ein Score klaert, wann er verdeckt und wann eine rote Linie die Durchschnittslogik stoppt.</w:t>
-      </w:r>
-    </w:p>
-    <w:p>
-      <w:r>
-        <w:t>Fallfenster zur Anwendung. Eine Organisation plant eine Massnahme und formuliert dazu eine positive Absicht. In der WÖk reicht das nicht. Fuer diese Vorlesung muss sichtbar werden, welche Zustandsveraenderung erwartet wird, welche Empfaenger direkt oder indirekt betroffen sind, welche Nebenwirkungen entstehen koennen und welche Entscheidung spaeter korrigiert wird. Bezogen auf Was ist Wirkungsmanagement? heisst das: Die Analyse muss das konkrete Thema ernst nehmen und zugleich den allgemeinen WÖk-Massstab halten. Es geht nicht darum, Akteure moralisch zu sortieren. Es geht darum, Wirkpfade, Wirkungsempfaenger, Datenqualitaet, Risiken und Rueckkopplung so zu beschreiben, dass bessere Entscheidungen moeglich werden.</w:t>
-      </w:r>
-    </w:p>
-    <w:p>
-      <w:r>
-        <w:t>Transfer in Wirkungsmanagement. Praxisbeispiel verbindet die inhaltliche Deutung mit der spaeteren Praxis. Eine Organisation kann zu Was ist Wirkungsmanagement? sehr ueberzeugend kommunizieren und trotzdem an eine Methodik einzufuehren, ohne Entscheidungsmacht, Datenpflichten und Korrekturroutinen mitzudenken scheitern. Darum muss die V1-Fassung immer auch nach Governance fragen: Wer erhebt Daten, wer bewertet sie, wer traegt die Folgen, wer kann widersprechen und wann wird eine Entscheidung korrigiert? Gute Kommunikation unterscheidet Befund, Annahme und normative Bewertung. So wird aus einem Lehrkapitel eine verantwortbare Arbeitsroutine.</w:t>
-      </w:r>
-    </w:p>
-    <w:p>
-      <w:r>
-        <w:t>Pruefungsnahe Transferfrage. Formuliere zu WM-V1 eine Wirkungsaussage in drei Saetzen: Erstens den beobachteten oder plausiblen Zustand, zweitens die Daten- oder Quellenlage, drittens die offene Unsicherheit samt Rueckkopplung. Die Antwort muss ohne moralische Personenbewertung auskommen und darf Reichweite nicht mit Wirkung verwechseln.</w:t>
-      </w:r>
-    </w:p>
-    <w:p>
-      <w:r>
-        <w:t>Grenze gegen Scheingenauigkeit. Gerade bei Wirkungsökonomische Vertiefung ist Praezision wichtiger als grosse Begriffe. Eine Wirkungsaussage bleibt schwach, wenn sie nur Aktivitaet, Reichweite, Absicht oder Image beschreibt. Stark wird sie erst, wenn sie die Zustandsveraenderung und ihre Bedingungen offenlegt. In WM-V1 ist deshalb entscheidend, jede Wirkungsaussage eine Grenze zieht und diese Grenze begruenden muss. Die Fehlerlinie verlaeuft nicht zwischen Optimismus und Pessimismus, sondern zwischen offengelegter Unsicherheit und rhetorischer Sicherheit ohne Pruefpfad.</w:t>
-      </w:r>
-    </w:p>
-    <w:p>
-      <w:r>
-        <w:t>Pruefungsnahe Lesart. Aus Prüfungsrelevanz laesst sich eine gute Transferfrage ableiten: Welche Entscheidung waere falsch, wenn dieser Abschnitt missverstanden wird? Fuer Was ist Wirkungsmanagement? lautet die Antwort meist nicht einfach "mehr Wirkung", sondern genauer: bessere Unterscheidung, sauberere Daten, klarere Schutzlinie und rueckgekoppelte Steuerung. Szenarien pruefen Sofortwirkung, Folgewirkung und Reversibilitaet getrennt. Wer das im Fall anwenden kann, hat den Kern der Vorlesung verstanden; wer nur Definitionen wiederholt, bleibt unter dem Anspruch der Akademie.</w:t>
-      </w:r>
-    </w:p>
-    <w:p>
-      <w:r>
-        <w:t>Fallfenster zur Anwendung. Eine Fuehrungsentscheidung erzeugt zugleich Nutzen und Risiken. Die WÖk behandelt Ambivalenz nicht als Stoerung, sondern als Kern der Analyse. Positive Netto-Wirkung darf erst behauptet werden, wenn zentrale negative Wirkungen getrennt geprueft und rote Linien gewahrt sind. Bezogen auf Was ist Wirkungsmanagement? heisst das: Die Analyse muss das konkrete Thema ernst nehmen und zugleich den allgemeinen WÖk-Massstab halten. Es geht nicht darum, Akteure moralisch zu sortieren. Es geht darum, Wirkpfade, Wirkungsempfaenger, Datenqualitaet, Risiken und Rueckkopplung so zu beschreiben, dass bessere Entscheidungen moeglich werden.</w:t>
-      </w:r>
-    </w:p>
-    <w:p>
-      <w:r>
-        <w:t>Betroffenenperspektive. Der Abschnitt Lernziele ist in WM-V1 kein Zusatzwissen, sondern ein Pruefstein fuer die Grundfrage des Skripts: Was veraendert sich, bei wem, wodurch und mit welcher Rueckkopplung? Fuer Was ist Wirkungsmanagement? wird daran sichtbar, dass Wirkung nicht am Sender, sondern an veraenderten Zustanden der Empfaenger geprueft wird. Die fachliche Grenze liegt dort, wo Lernende interne Erfolgskennzahlen mit gesellschaftlicher Wirkung verwechseln. Die saubere Lesart trennt deshalb Beobachtung, Kausalannahme, Bewertung und Steuerungsfolge. In der Anwendung sollte daraus mindestens eine konkrete Strategie, Prozess, Budget, Zielkonflikt oder Kommunikationsregel abgeleitet werden; sonst bleibt das Wissen erklaerend, aber nicht steuerungsfaehig.</w:t>
-      </w:r>
-    </w:p>
-    <w:p>
-      <w:r>
-        <w:t>Anwendung auf Einleitung / Wirkungsfrage. In einer Fallanalyse beginnt dieser Punkt nicht mit einer Meinung, sondern mit einer belastbaren Beschreibung. Wer WM-V1 pruefungsnah liest, fragt zuerst nach Wirkungsempfaengern, Wirkraum, Zeitraum und Datenquelle. Erst danach folgt die Bewertung im Referenzrahmen Mensch, Planet, Demokratie, SDGs, Agenda 2030 und SDG+. Jede Schlussfolgerung endet mit Entscheidung, Verantwortlichkeit und Termin fuer Rueckpruefung. Der typische Kurzschluss waere, Befunde sammeln, ohne Ressourcen oder Regeln zu veraendern. Genau dagegen setzt die WÖk die Pflicht, Wirkungspotenzial, Wirkungsrisiko und positive Netto-Wirkung begrifflich getrennt zu halten.</w:t>
-      </w:r>
-    </w:p>
-    <w:p>
-      <w:r>
-        <w:t>Evidenzregel. Kernaussage darf im Skript nicht als dekorativer Begriff stehen bleiben. Der Abschnitt traegt nur dann, wenn er eine pruefbare Aussage erlaubt: Welche Quelle stuetzt die Annahme, welche Unsicherheit bleibt offen und welche Gegenbeobachtung wuerde die Bewertung veraendern? Fuer Was ist Wirkungsmanagement? heisst das, dass WÖk-Aussagen mit bestehenden Begriffen, Studien, Standards und Rechtsrahmen in Beziehung stehen muessen. Die Studierenden sollen nicht lernen, einen Score nachzusprechen. Sie sollen erkennen, wann ein Score klaert, wann er verdeckt und wann eine rote Linie die Durchschnittslogik stoppt.</w:t>
-      </w:r>
-    </w:p>
-    <w:p>
-      <w:r>
-        <w:t>Fallfenster zur Anwendung. Ein Controlling-Team moechte einen Score bilden. Das Skript verlangt, dass Datenqualitaet, Systemgrenzen, Gewichtung, Unsicherheit und Nichtkompensation sichtbar bleiben. Ein Score darf die Diskussion nicht beenden, sondern muss bessere Fragen, Priorisierung und Rueckkopplung ermoeglichen. Bezogen auf Was ist Wirkungsmanagement? heisst das: Die Analyse muss das konkrete Thema ernst nehmen und zugleich den allgemeinen WÖk-Massstab halten. Es geht nicht darum, Akteure moralisch zu sortieren. Es geht darum, Wirkpfade, Wirkungsempfaenger, Datenqualitaet, Risiken und Rueckkopplung so zu beschreiben, dass bessere Entscheidungen moeglich werden.</w:t>
-      </w:r>
-    </w:p>
-    <w:p>
-      <w:r>
-        <w:t>Pruefungsnahe Transferfrage. Formuliere zu WM-V1 eine Wirkungsaussage in drei Saetzen: Erstens den beobachteten oder plausiblen Zustand, zweitens die Daten- oder Quellenlage, drittens die offene Unsicherheit samt Rueckkopplung. Die Antwort muss ohne moralische Personenbewertung auskommen und darf Reichweite nicht mit Wirkung verwechseln.</w:t>
-      </w:r>
-    </w:p>
-    <w:p>
-      <w:r>
-        <w:t>Transfer in Wirkungsmanagement. Quelltext und fachliche Grundlegung verbindet die inhaltliche Deutung mit der spaeteren Praxis. Eine Organisation kann zu Was ist Wirkungsmanagement? sehr ueberzeugend kommunizieren und trotzdem an eine Methodik einzufuehren, ohne Entscheidungsmacht, Datenpflichten und Korrekturroutinen mitzudenken scheitern. Darum muss die V1-Fassung immer auch nach Governance fragen: Wer erhebt Daten, wer bewertet sie, wer traegt die Folgen, wer kann widersprechen und wann wird eine Entscheidung korrigiert? Die Analyse markiert Stoppsignale vor jeder Portfolio- oder Score-Debatte. So wird aus einem Lehrkapitel eine verantwortbare Arbeitsroutine.</w:t>
+        <w:t>Schlussvertiefung 1: Was ist Wirkungsmanagement? im Anwendungsfall</w:t>
+      </w:r>
+    </w:p>
+    <w:p>
+      <w:r>
+        <w:t>Die folgenden Abschnitte sind keine neue Pruefungsloesung. Sie verdichten die vorhandenen Kapitel zu einer Lesart, mit der Studierende einen Fall selbststaendig analysieren koennen. Im Mittelpunkt stehen Wirkpfade, Wirkungsempfaenger, Bewertung und Rueckkopplung, nicht moralische Personenbewertung.</w:t>
+      </w:r>
+    </w:p>
+    <w:p>
+      <w:r>
+        <w:t>Begriffliche Schlussklaerung. Einleitung / Wirkungsfrage zeigt, warum Was ist Wirkungsmanagement? mehr ist als ein Schlagwort im Feld Wirkpfade, Wirkungsempfaenger, Bewertung und Rueckkopplung. Die wirkungsoekonomische Frage lautet: Welche reale Veraenderung wird moeglich, welche bleibt nur Potenzial und wo entsteht ein Wirkungsrisiko? Diese Unterscheidung schuetzt vor Impact-Washing, weil sie Absicht, Aktivitaet, Reichweite und Wirkung auseinanderhaelt.</w:t>
+      </w:r>
+    </w:p>
+    <w:p>
+      <w:r>
+        <w:t>Eine Kommune, ein Unternehmen oder eine Bildungsorganisation will Was ist Wirkungsmanagement? praktisch anwenden. Der erste Schritt ist nicht die Auswahl eines Instruments, sondern die Klaerung der Zustandsveraenderung. Bei Einleitung / Wirkungsfrage muss deshalb benannt werden, wer betroffen ist, welcher Zustand sich veraendert, welche Frist gilt und welche Gegenbeobachtung die Annahme widerlegen wuerde. Erst danach entsteht eine begruendete Entscheidung im Feld Strategie, Prozess, Budget, Verantwortlichkeit oder Kommunikationsregel.</w:t>
+      </w:r>
+    </w:p>
+    <w:p>
+      <w:r>
+        <w:t>Wirkpfad und Empfaenger. In WM-V1 muss Kernaussage immer mit Empfaengern gelesen werden. Wirkung entsteht nicht beim Sender, sondern an veraenderten Zustaenden von Menschen, Oekosystemen, Institutionen, Oeffentlichkeit oder kuenftigen Handlungsspielraeumen. Darum reicht es nicht, interne Aktivitaeten zu dokumentieren. Entscheidend ist, ob sich ein Zustand nachvollziehbar veraendert und ob diese Veraenderung im Referenzrahmen Mensch, Planet, Demokratie, SDGs, Agenda 2030 und SDG+ tragfaehig bewertet werden kann.</w:t>
+      </w:r>
+    </w:p>
+    <w:p>
+      <w:r>
+        <w:t>Ein Bericht behauptet, die Massnahme zu Was ist Wirkungsmanagement? sei erfolgreich. Die WOE-Lesart fragt bei Kernaussage nach belastbaren Nachweisen: Managementroutine, Stakeholder-Rueckmeldung, Prozessdaten, Entscheidungsprotokoll und Lernschleife. Wenn diese Nachweise fehlen, bleibt die Aussage Wirkungspotenzial oder Kommunikationsbehauptung. Sie kann wichtig sein, aber sie ist noch keine belegte Wirkung.</w:t>
+      </w:r>
+    </w:p>
+    <w:p>
+      <w:r>
+        <w:t>Daten, Quellen und Evidenz. Wissenschaftliche Anschlussfaehigkeit entsteht hier durch Quellenklarheit. Bei Quelltext und fachliche Grundlegung werden interne WOE-Begriffe nicht als Ersatz fuer Belege benutzt, sondern mit Grundlagenwerk, WOE-Referenz, Glossar, Werkzeuge, Journal und externe Fachquellen verbunden. Wo die Datenlage offen bleibt, wird das offengelegt. Wo eine Aussage nur plausibel ist, bleibt sie als Wirkungspotenzial markiert. Wo ein Schaden eine rote Linie beruehrt, greift Nichtkompensation vor Durchschnittslogik.</w:t>
+      </w:r>
+    </w:p>
+    <w:p>
+      <w:r>
+        <w:t>In einer kontroversen Entscheidung wirkt Quelltext und fachliche Grundlegung als Pruefpunkt fuer Ambivalenz. Ein Nutzen fuer eine Gruppe kann mit Risiken fuer andere Wirkungsempfaenger einhergehen. Das Skript verlangt deshalb, positive und negative Zustandsveraenderungen getrennt zu fuehren, bevor von positiver Netto-Wirkung gesprochen wird.</w:t>
+      </w:r>
+    </w:p>
+    <w:p>
+      <w:r>
+        <w:t>Bewertung und rote Linien. In Wirkungsmanagement wird Einstieg / Wirkungsfrage erst steuerungsfaehig, wenn daraus eine Entscheidung folgt. Fuehrung, Strategie, Controlling, Einkauf, Kommunikation und Kultur muessen denselben Wirkungsbegriff verwenden. Ohne diese Rueckkopplung bleibt Reporting eine Beschreibung. Mit Rueckkopplung wird aus Bewertung eine veraenderte Routine: ein anderer Prozess, ein geaenderter Anreiz, eine bessere Datenpflicht, eine korrigierte Kommunikation oder eine neue Priorisierung.</w:t>
+      </w:r>
+    </w:p>
+    <w:p>
+      <w:r>
+        <w:t>Die typische Fehlstelle bei Was ist Wirkungsmanagement? liegt darin, Absicht, Aktivitaet oder Reporting als Wirkung zu behandeln. Bei Einstieg / Wirkungsfrage wird diese Fehlstelle konkret: Ein scheinbar plausibler Befund darf nicht zur Abkuerzung werden. Quellen, Systemgrenzen, Unsicherheit und Rueckkopplung bleiben sichtbar.</w:t>
+      </w:r>
+    </w:p>
+    <w:p>
+      <w:r>
+        <w:t>Kontrollfrage. Welche Entscheidung waere falsch, wenn Einstieg / Wirkungsfrage in WM-V1 missverstanden wird? Die Antwort muss mindestens eine Daten- oder Quellenannahme, eine betroffene Gruppe oder Schutzdimension, eine moegliche Nebenwirkung und einen Rueckkopplungsschritt nennen. Richtig ist nicht die lauteste Bewertung, sondern diejenige, die Begriff, Beleg und Steuerungsfolge zusammenhaelt.</w:t>
+      </w:r>
+    </w:p>
+    <w:p>
+      <w:r>
+        <w:t>Steuerung und Rueckkopplung. Die Grenze gegen Scheingenauigkeit verlaeuft bei Skript / Folien (Lernseite) nicht zwischen Optimismus und Pessimismus. Sie verlaeuft zwischen offengelegter Unsicherheit und rhetorischer Sicherheit. Wer Was ist Wirkungsmanagement? belastbar anwenden will, benennt Systemgrenze, Zeitraum, Vergleichspunkt und offene Gegenhypothese. Gerade dadurch bleibt das Skript anschlussfaehig fuer Forschung, Praxis und spaetere Revision.</w:t>
+      </w:r>
+    </w:p>
+    <w:p>
+      <w:r>
+        <w:t>Fuer die Pruefung ist Skript / Folien (Lernseite) dann verstanden, wenn daraus eine belastbare Fallantwort entsteht. Eine gute Antwort unterscheidet Beobachtung, Kausalannahme, Bewertung und Steuerungsfolge. Sie bewertet keine Menschen, sondern Wirkpfade, Zustandsveraenderungen, Risiken und institutionelle Bedingungen.</w:t>
+      </w:r>
+    </w:p>
+    <w:p>
+      <w:r>
+        <w:t>Pruefungsnahe Anwendung. Transferaufgabe zeigt, warum Was ist Wirkungsmanagement? mehr ist als ein Schlagwort im Feld Wirkpfade, Wirkungsempfaenger, Bewertung und Rueckkopplung. Die wirkungsoekonomische Frage lautet: Welche reale Veraenderung wird moeglich, welche bleibt nur Potenzial und wo entsteht ein Wirkungsrisiko? Diese Unterscheidung schuetzt vor Impact-Washing, weil sie Absicht, Aktivitaet, Reichweite und Wirkung auseinanderhaelt.</w:t>
+      </w:r>
+    </w:p>
+    <w:p>
+      <w:r>
+        <w:t>Eine Kommune, ein Unternehmen oder eine Bildungsorganisation will Was ist Wirkungsmanagement? praktisch anwenden. Der erste Schritt ist nicht die Auswahl eines Instruments, sondern die Klaerung der Zustandsveraenderung. Bei Transferaufgabe muss deshalb benannt werden, wer betroffen ist, welcher Zustand sich veraendert, welche Frist gilt und welche Gegenbeobachtung die Annahme widerlegen wuerde. Erst danach entsteht eine begruendete Entscheidung im Feld Strategie, Prozess, Budget, Verantwortlichkeit oder Kommunikationsregel.</w:t>
+      </w:r>
+    </w:p>
+    <w:p>
+      <w:r>
+        <w:t>Rueckfluss. Fuer den WOE-Korpus bedeutet das: Begriffe aus Was ist Wirkungsmanagement? sollten dort geschaerft werden, wo sie in Glossar, Werkzeugen, Journal oder Readern doppeldeutig bleiben. Offene Forschungsfragen werden nicht versteckt. Sie markieren die Stelle, an der spaetere Evidenz, ein besserer Datensatz oder eine praezisere Fallstudie die Bewertung veraendern kann.</w:t>
+      </w:r>
+    </w:p>
+    <w:p>
+      <w:r>
+        <w:t>Transfer in den WOE-Korpus. In WM-V1 muss Praxisbeispiel immer mit Empfaengern gelesen werden. Wirkung entsteht nicht beim Sender, sondern an veraenderten Zustaenden von Menschen, Oekosystemen, Institutionen, Oeffentlichkeit oder kuenftigen Handlungsspielraeumen. Darum reicht es nicht, interne Aktivitaeten zu dokumentieren. Entscheidend ist, ob sich ein Zustand nachvollziehbar veraendert und ob diese Veraenderung im Referenzrahmen Mensch, Planet, Demokratie, SDGs, Agenda 2030 und SDG+ tragfaehig bewertet werden kann.</w:t>
+      </w:r>
+    </w:p>
+    <w:p>
+      <w:r>
+        <w:t>Ein Bericht behauptet, die Massnahme zu Was ist Wirkungsmanagement? sei erfolgreich. Die WOE-Lesart fragt bei Praxisbeispiel nach belastbaren Nachweisen: Managementroutine, Stakeholder-Rueckmeldung, Prozessdaten, Entscheidungsprotokoll und Lernschleife. Wenn diese Nachweise fehlen, bleibt die Aussage Wirkungspotenzial oder Kommunikationsbehauptung. Sie kann wichtig sein, aber sie ist noch keine belegte Wirkung.</w:t>
+      </w:r>
+    </w:p>
+    <w:p>
+      <w:r>
+        <w:t>Grenzen der Aussage. Wissenschaftliche Anschlussfaehigkeit entsteht hier durch Quellenklarheit. Bei Wirkungsökonomische Vertiefung werden interne WOE-Begriffe nicht als Ersatz fuer Belege benutzt, sondern mit Grundlagenwerk, WOE-Referenz, Glossar, Werkzeuge, Journal und externe Fachquellen verbunden. Wo die Datenlage offen bleibt, wird das offengelegt. Wo eine Aussage nur plausibel ist, bleibt sie als Wirkungspotenzial markiert. Wo ein Schaden eine rote Linie beruehrt, greift Nichtkompensation vor Durchschnittslogik.</w:t>
+      </w:r>
+    </w:p>
+    <w:p>
+      <w:r>
+        <w:t>In einer kontroversen Entscheidung wirkt Wirkungsökonomische Vertiefung als Pruefpunkt fuer Ambivalenz. Ein Nutzen fuer eine Gruppe kann mit Risiken fuer andere Wirkungsempfaenger einhergehen. Das Skript verlangt deshalb, positive und negative Zustandsveraenderungen getrennt zu fuehren, bevor von positiver Netto-Wirkung gesprochen wird.</w:t>
+      </w:r>
+    </w:p>
+    <w:p>
+      <w:r>
+        <w:t>Kontrollfrage. Welche Entscheidung waere falsch, wenn Wirkungsökonomische Vertiefung in WM-V1 missverstanden wird? Die Antwort muss mindestens eine Daten- oder Quellenannahme, eine betroffene Gruppe oder Schutzdimension, eine moegliche Nebenwirkung und einen Rueckkopplungsschritt nennen. Richtig ist nicht die lauteste Bewertung, sondern diejenige, die Begriff, Beleg und Steuerungsfolge zusammenhaelt.</w:t>
       </w:r>
     </w:p>
     <w:p>
@@ -3547,132 +3522,107 @@
         <w:pStyle w:val="Heading3"/>
       </w:pPr>
       <w:r>
-        <w:t>Abschlusskommentar 2: Lesen, pruefen, rueckkoppeln</w:t>
-      </w:r>
-    </w:p>
-    <w:p>
-      <w:r>
-        <w:t>Die folgende Verdichtung fuehrt die vorhandenen Kapitel nicht als Wiederholung, sondern als Anwendung zusammen. Wirkungskompetenz entsteht, wenn dieselbe begriffliche Strenge in Fallanalyse, Datenarbeit, Kommunikation, Governance und Entscheidungspraxis wiedererkannt wird.</w:t>
-      </w:r>
-    </w:p>
-    <w:p>
-      <w:r>
-        <w:t>Grenze gegen Scheingenauigkeit. Gerade bei Einstieg / Wirkungsfrage ist Praezision wichtiger als grosse Begriffe. Eine Wirkungsaussage bleibt schwach, wenn sie nur Aktivitaet, Reichweite, Absicht oder Image beschreibt. Stark wird sie erst, wenn sie die Zustandsveraenderung und ihre Bedingungen offenlegt. In WM-V1 ist deshalb entscheidend, praezise Sprache die erste Sicherung gegen Impact-Washing bildet. Die Fehlerlinie verlaeuft nicht zwischen Optimismus und Pessimismus, sondern zwischen offengelegter Unsicherheit und rhetorischer Sicherheit ohne Pruefpfad.</w:t>
-      </w:r>
-    </w:p>
-    <w:p>
-      <w:r>
-        <w:t>Pruefungsnahe Lesart. Aus Video-/Audio-Vorlesung laesst sich eine gute Transferfrage ableiten: Welche Entscheidung waere falsch, wenn dieser Abschnitt missverstanden wird? Fuer Was ist Wirkungsmanagement? lautet die Antwort meist nicht einfach "mehr Wirkung", sondern genauer: bessere Unterscheidung, sauberere Daten, klarere Schutzlinie und rueckgekoppelte Steuerung. Mindestens ein direkter und ein indirekter Wirkpfad muessen nachvollziehbar sein. Wer das im Fall anwenden kann, hat den Kern der Vorlesung verstanden; wer nur Definitionen wiederholt, bleibt unter dem Anspruch der Akademie.</w:t>
-      </w:r>
-    </w:p>
-    <w:p>
-      <w:r>
-        <w:t>Fallfenster zur Anwendung. Ein Kommunikationsbericht nennt viele Aktivitaeten, Reichweiten und Rueckmeldungen. Die V1-Pruefung fragt, ob daraus eine belastbare Wirkungsaussage folgt. Wenn nur Kontakte, Klicks oder Zustimmung vorliegen, bleibt die Aussage im Bereich Wirkungspotenzial oder Resonanz, nicht im Bereich nachgewiesener Wirkung. Bezogen auf Was ist Wirkungsmanagement? heisst das: Die Analyse muss das konkrete Thema ernst nehmen und zugleich den allgemeinen WÖk-Massstab halten. Es geht nicht darum, Akteure moralisch zu sortieren. Es geht darum, Wirkpfade, Wirkungsempfaenger, Datenqualitaet, Risiken und Rueckkopplung so zu beschreiben, dass bessere Entscheidungen moeglich werden.</w:t>
-      </w:r>
-    </w:p>
-    <w:p>
-      <w:r>
-        <w:t>Daten- und Quellenklarheit. Der Abschnitt Transkript (Gerüst) ist in WM-V1 kein Zusatzwissen, sondern ein Pruefstein fuer die Grundfrage des Skripts: Was veraendert sich, bei wem, wodurch und mit welcher Rueckkopplung? Fuer Was ist Wirkungsmanagement? wird daran sichtbar, dass jede Bewertung nur so belastbar ist wie Datenlage, Quellenstatus, Aktualitaet und Systemgrenze. Die fachliche Grenze liegt dort, wo Lernende eine Zahl ohne Einheit, Zeitraum oder Erhebungslogik als Beweis nutzen. Die saubere Lesart trennt deshalb Beobachtung, Kausalannahme, Bewertung und Steuerungsfolge. In der Anwendung sollte daraus mindestens eine konkrete Strategie, Prozess, Budget, Zielkonflikt oder Kommunikationsregel abgeleitet werden; sonst bleibt das Wissen erklaerend, aber nicht steuerungsfaehig.</w:t>
-      </w:r>
-    </w:p>
-    <w:p>
-      <w:r>
-        <w:t>Anwendung auf Skript / Folien (Lernseite). In einer Fallanalyse beginnt dieser Punkt nicht mit einer Meinung, sondern mit einer belastbaren Beschreibung. Wer WM-V1 pruefungsnah liest, fragt zuerst nach Wirkungsempfaengern, Wirkraum, Zeitraum und Datenquelle. Erst danach folgt die Bewertung im Referenzrahmen Mensch, Planet, Demokratie, SDGs, Agenda 2030 und SDG+. Profile, Zielkonflikte und offene Punkte werden nebeneinander gefuehrt. Der typische Kurzschluss waere, ambivalente Befunde glaetten, damit eine eindeutige Botschaft entsteht. Genau dagegen setzt die WÖk die Pflicht, Wirkungspotenzial, Wirkungsrisiko und positive Netto-Wirkung begrifflich getrennt zu halten.</w:t>
-      </w:r>
-    </w:p>
-    <w:p>
-      <w:r>
-        <w:t>Pruefungsnahe Transferfrage. Formuliere zu WM-V1 eine Wirkungsaussage in drei Saetzen: Erstens den beobachteten oder plausiblen Zustand, zweitens die Daten- oder Quellenlage, drittens die offene Unsicherheit samt Rueckkopplung. Die Antwort muss ohne moralische Personenbewertung auskommen und darf Reichweite nicht mit Wirkung verwechseln.</w:t>
-      </w:r>
-    </w:p>
-    <w:p>
-      <w:r>
-        <w:t>Evidenzregel. Transferaufgabe darf im Skript nicht als dekorativer Begriff stehen bleiben. Der Abschnitt traegt nur dann, wenn er eine pruefbare Aussage erlaubt: Welche Quelle stuetzt die Annahme, welche Unsicherheit bleibt offen und welche Gegenbeobachtung wuerde die Bewertung veraendern? Fuer Was ist Wirkungsmanagement? heisst das, dass schwere zentrale Schaeden nicht durch beliebige positive Einzelwerte neutralisiert werden duerfen. Die Studierenden sollen nicht lernen, einen Score nachzusprechen. Sie sollen erkennen, wann ein Score klaert, wann er verdeckt und wann eine rote Linie die Durchschnittslogik stoppt.</w:t>
-      </w:r>
-    </w:p>
-    <w:p>
-      <w:r>
-        <w:t>Fallfenster zur Anwendung. Eine Organisation plant eine Massnahme und formuliert dazu eine positive Absicht. In der WÖk reicht das nicht. Fuer diese Vorlesung muss sichtbar werden, welche Zustandsveraenderung erwartet wird, welche Empfaenger direkt oder indirekt betroffen sind, welche Nebenwirkungen entstehen koennen und welche Entscheidung spaeter korrigiert wird. Bezogen auf Was ist Wirkungsmanagement? heisst das: Die Analyse muss das konkrete Thema ernst nehmen und zugleich den allgemeinen WÖk-Massstab halten. Es geht nicht darum, Akteure moralisch zu sortieren. Es geht darum, Wirkpfade, Wirkungsempfaenger, Datenqualitaet, Risiken und Rueckkopplung so zu beschreiben, dass bessere Entscheidungen moeglich werden.</w:t>
-      </w:r>
-    </w:p>
-    <w:p>
-      <w:r>
-        <w:t>Transfer in Wirkungsmanagement. Praxisbeispiel verbindet die inhaltliche Deutung mit der spaeteren Praxis. Eine Organisation kann zu Was ist Wirkungsmanagement? sehr ueberzeugend kommunizieren und trotzdem an eine Methodik einzufuehren, ohne Entscheidungsmacht, Datenpflichten und Korrekturroutinen mitzudenken scheitern. Darum muss die V1-Fassung immer auch nach Governance fragen: Wer erhebt Daten, wer bewertet sie, wer traegt die Folgen, wer kann widersprechen und wann wird eine Entscheidung korrigiert? Jeder Analyseblock fragt nach der Routine, die nach der Bewertung angepasst wird. So wird aus einem Lehrkapitel eine verantwortbare Arbeitsroutine.</w:t>
-      </w:r>
-    </w:p>
-    <w:p>
-      <w:r>
-        <w:t>Grenze gegen Scheingenauigkeit. Gerade bei Wirkungsökonomische Vertiefung ist Praezision wichtiger als grosse Begriffe. Eine Wirkungsaussage bleibt schwach, wenn sie nur Aktivitaet, Reichweite, Absicht oder Image beschreibt. Stark wird sie erst, wenn sie die Zustandsveraenderung und ihre Bedingungen offenlegt. In WM-V1 ist deshalb entscheidend, Wirkungsbewertung Verfahren, Rechte, Transparenz und Korrektur braucht. Die Fehlerlinie verlaeuft nicht zwischen Optimismus und Pessimismus, sondern zwischen offengelegter Unsicherheit und rhetorischer Sicherheit ohne Pruefpfad.</w:t>
-      </w:r>
-    </w:p>
-    <w:p>
-      <w:r>
-        <w:t>Pruefungsnahe Lesart. Aus Prüfungsrelevanz laesst sich eine gute Transferfrage ableiten: Welche Entscheidung waere falsch, wenn dieser Abschnitt missverstanden wird? Fuer Was ist Wirkungsmanagement? lautet die Antwort meist nicht einfach "mehr Wirkung", sondern genauer: bessere Unterscheidung, sauberere Daten, klarere Schutzlinie und rueckgekoppelte Steuerung. Pruefungsfragen verbinden Begriff, Anwendung, Evidenz und rote Linie. Wer das im Fall anwenden kann, hat den Kern der Vorlesung verstanden; wer nur Definitionen wiederholt, bleibt unter dem Anspruch der Akademie.</w:t>
-      </w:r>
-    </w:p>
-    <w:p>
-      <w:r>
-        <w:t>Fallfenster zur Anwendung. Eine Fuehrungsentscheidung erzeugt zugleich Nutzen und Risiken. Die WÖk behandelt Ambivalenz nicht als Stoerung, sondern als Kern der Analyse. Positive Netto-Wirkung darf erst behauptet werden, wenn zentrale negative Wirkungen getrennt geprueft und rote Linien gewahrt sind. Bezogen auf Was ist Wirkungsmanagement? heisst das: Die Analyse muss das konkrete Thema ernst nehmen und zugleich den allgemeinen WÖk-Massstab halten. Es geht nicht darum, Akteure moralisch zu sortieren. Es geht darum, Wirkpfade, Wirkungsempfaenger, Datenqualitaet, Risiken und Rueckkopplung so zu beschreiben, dass bessere Entscheidungen moeglich werden.</w:t>
-      </w:r>
-    </w:p>
-    <w:p>
-      <w:r>
-        <w:t>Organisationale Umsetzung. Der Abschnitt Lernziele ist in WM-V1 kein Zusatzwissen, sondern ein Pruefstein fuer die Grundfrage des Skripts: Was veraendert sich, bei wem, wodurch und mit welcher Rueckkopplung? Fuer Was ist Wirkungsmanagement? wird daran sichtbar, dass WÖk-Begriffe im Alltag nur tragen, wenn sie in Routinen uebersetzt werden. Die fachliche Grenze liegt dort, wo Lernende Verantwortung an eine einzelne Nachhaltigkeitsfunktion auslagern. Die saubere Lesart trennt deshalb Beobachtung, Kausalannahme, Bewertung und Steuerungsfolge. In der Anwendung sollte daraus mindestens eine konkrete Strategie, Prozess, Budget, Zielkonflikt oder Kommunikationsregel abgeleitet werden; sonst bleibt das Wissen erklaerend, aber nicht steuerungsfaehig.</w:t>
-      </w:r>
-    </w:p>
-    <w:p>
-      <w:r>
-        <w:t>Pruefungsnahe Transferfrage. Formuliere zu WM-V1 eine Wirkungsaussage in drei Saetzen: Erstens den beobachteten oder plausiblen Zustand, zweitens die Daten- oder Quellenlage, drittens die offene Unsicherheit samt Rueckkopplung. Die Antwort muss ohne moralische Personenbewertung auskommen und darf Reichweite nicht mit Wirkung verwechseln.</w:t>
-      </w:r>
-    </w:p>
-    <w:p>
-      <w:r>
-        <w:t>Anwendung auf Einleitung / Wirkungsfrage. In einer Fallanalyse beginnt dieser Punkt nicht mit einer Meinung, sondern mit einer belastbaren Beschreibung. Wer WM-V1 pruefungsnah liest, fragt zuerst nach Wirkungsempfaengern, Wirkraum, Zeitraum und Datenquelle. Erst danach folgt die Bewertung im Referenzrahmen Mensch, Planet, Demokratie, SDGs, Agenda 2030 und SDG+. Gute Kommunikation unterscheidet Befund, Annahme und normative Bewertung. Der typische Kurzschluss waere, Eindeutigkeit behaupten, wo die Datenlage nur Potenzial oder Risiko traegt. Genau dagegen setzt die WÖk die Pflicht, Wirkungspotenzial, Wirkungsrisiko und positive Netto-Wirkung begrifflich getrennt zu halten.</w:t>
-      </w:r>
-    </w:p>
-    <w:p>
-      <w:r>
-        <w:t>Evidenzregel. Kernaussage darf im Skript nicht als dekorativer Begriff stehen bleiben. Der Abschnitt traegt nur dann, wenn er eine pruefbare Aussage erlaubt: Welche Quelle stuetzt die Annahme, welche Unsicherheit bleibt offen und welche Gegenbeobachtung wuerde die Bewertung veraendern? Fuer Was ist Wirkungsmanagement? heisst das, dass jede Wirkungsaussage eine Grenze zieht und diese Grenze begruenden muss. Die Studierenden sollen nicht lernen, einen Score nachzusprechen. Sie sollen erkennen, wann ein Score klaert, wann er verdeckt und wann eine rote Linie die Durchschnittslogik stoppt.</w:t>
-      </w:r>
-    </w:p>
-    <w:p>
-      <w:r>
-        <w:t>Fallfenster zur Anwendung. Ein Controlling-Team moechte einen Score bilden. Das Skript verlangt, dass Datenqualitaet, Systemgrenzen, Gewichtung, Unsicherheit und Nichtkompensation sichtbar bleiben. Ein Score darf die Diskussion nicht beenden, sondern muss bessere Fragen, Priorisierung und Rueckkopplung ermoeglichen. Bezogen auf Was ist Wirkungsmanagement? heisst das: Die Analyse muss das konkrete Thema ernst nehmen und zugleich den allgemeinen WÖk-Massstab halten. Es geht nicht darum, Akteure moralisch zu sortieren. Es geht darum, Wirkpfade, Wirkungsempfaenger, Datenqualitaet, Risiken und Rueckkopplung so zu beschreiben, dass bessere Entscheidungen moeglich werden.</w:t>
-      </w:r>
-    </w:p>
-    <w:p>
-      <w:r>
-        <w:t>Transfer in Wirkungsmanagement. Quelltext und fachliche Grundlegung verbindet die inhaltliche Deutung mit der spaeteren Praxis. Eine Organisation kann zu Was ist Wirkungsmanagement? sehr ueberzeugend kommunizieren und trotzdem an eine Methodik einzufuehren, ohne Entscheidungsmacht, Datenpflichten und Korrekturroutinen mitzudenken scheitern. Darum muss die V1-Fassung immer auch nach Governance fragen: Wer erhebt Daten, wer bewertet sie, wer traegt die Folgen, wer kann widersprechen und wann wird eine Entscheidung korrigiert? Szenarien pruefen Sofortwirkung, Folgewirkung und Reversibilitaet getrennt. So wird aus einem Lehrkapitel eine verantwortbare Arbeitsroutine.</w:t>
-      </w:r>
-    </w:p>
-    <w:p>
-      <w:r>
-        <w:t>Grenze gegen Scheingenauigkeit. Gerade bei Einstieg / Wirkungsfrage ist Praezision wichtiger als grosse Begriffe. Eine Wirkungsaussage bleibt schwach, wenn sie nur Aktivitaet, Reichweite, Absicht oder Image beschreibt. Stark wird sie erst, wenn sie die Zustandsveraenderung und ihre Bedingungen offenlegt. In WM-V1 ist deshalb entscheidend, Wirkung nicht am Sender, sondern an veraenderten Zustanden der Empfaenger geprueft wird. Die Fehlerlinie verlaeuft nicht zwischen Optimismus und Pessimismus, sondern zwischen offengelegter Unsicherheit und rhetorischer Sicherheit ohne Pruefpfad.</w:t>
-      </w:r>
-    </w:p>
-    <w:p>
-      <w:r>
-        <w:t>Pruefungsnahe Lesart. Aus Video-/Audio-Vorlesung laesst sich eine gute Transferfrage ableiten: Welche Entscheidung waere falsch, wenn dieser Abschnitt missverstanden wird? Fuer Was ist Wirkungsmanagement? lautet die Antwort meist nicht einfach "mehr Wirkung", sondern genauer: bessere Unterscheidung, sauberere Daten, klarere Schutzlinie und rueckgekoppelte Steuerung. Jede Schlussfolgerung endet mit Entscheidung, Verantwortlichkeit und Termin fuer Rueckpruefung. Wer das im Fall anwenden kann, hat den Kern der Vorlesung verstanden; wer nur Definitionen wiederholt, bleibt unter dem Anspruch der Akademie.</w:t>
-      </w:r>
-    </w:p>
-    <w:p>
-      <w:r>
-        <w:t>Fallfenster zur Anwendung. Ein Kommunikationsbericht nennt viele Aktivitaeten, Reichweiten und Rueckmeldungen. Die V1-Pruefung fragt, ob daraus eine belastbare Wirkungsaussage folgt. Wenn nur Kontakte, Klicks oder Zustimmung vorliegen, bleibt die Aussage im Bereich Wirkungspotenzial oder Resonanz, nicht im Bereich nachgewiesener Wirkung. Bezogen auf Was ist Wirkungsmanagement? heisst das: Die Analyse muss das konkrete Thema ernst nehmen und zugleich den allgemeinen WÖk-Massstab halten. Es geht nicht darum, Akteure moralisch zu sortieren. Es geht darum, Wirkpfade, Wirkungsempfaenger, Datenqualitaet, Risiken und Rueckkopplung so zu beschreiben, dass bessere Entscheidungen moeglich werden.</w:t>
-      </w:r>
-    </w:p>
-    <w:p>
-      <w:r>
-        <w:t>Pruefungsnahe Transferfrage. Formuliere zu WM-V1 eine Wirkungsaussage in drei Saetzen: Erstens den beobachteten oder plausiblen Zustand, zweitens die Daten- oder Quellenlage, drittens die offene Unsicherheit samt Rueckkopplung. Die Antwort muss ohne moralische Personenbewertung auskommen und darf Reichweite nicht mit Wirkung verwechseln.</w:t>
-      </w:r>
-    </w:p>
-    <w:p>
-      <w:r>
-        <w:t>Wissenschaftliche Anschlussfaehigkeit. Der Abschnitt Transkript (Gerüst) ist in WM-V1 kein Zusatzwissen, sondern ein Pruefstein fuer die Grundfrage des Skripts: Was veraendert sich, bei wem, wodurch und mit welcher Rueckkopplung? Fuer Was ist Wirkungsmanagement? wird daran sichtbar, dass WÖk-Aussagen mit bestehenden Begriffen, Studien, Standards und Rechtsrahmen in Beziehung stehen muessen. Die fachliche Grenze liegt dort, wo Lernende hausinterne Sprache als Ersatz fuer zitierfaehige Begruendung verwenden. Die saubere Lesart trennt deshalb Beobachtung, Kausalannahme, Bewertung und Steuerungsfolge. In der Anwendung sollte daraus mindestens eine konkrete Strategie, Prozess, Budget, Zielkonflikt oder Kommunikationsregel abgeleitet werden; sonst bleibt das Wissen erklaerend, aber nicht steuerungsfaehig.</w:t>
-      </w:r>
-    </w:p>
-    <w:p>
-      <w:r>
-        <w:t>Anwendung auf Skript / Folien (Lernseite). In einer Fallanalyse beginnt dieser Punkt nicht mit einer Meinung, sondern mit einer belastbaren Beschreibung. Wer WM-V1 pruefungsnah liest, fragt zuerst nach Wirkungsempfaengern, Wirkraum, Zeitraum und Datenquelle. Erst danach folgt die Bewertung im Referenzrahmen Mensch, Planet, Demokratie, SDGs, Agenda 2030 und SDG+. Die Analyse markiert Stoppsignale vor jeder Portfolio- oder Score-Debatte. Der typische Kurzschluss waere, ein gutes Teilresultat gegen zentrale Schaeden aufrechnen. Genau dagegen setzt die WÖk die Pflicht, Wirkungspotenzial, Wirkungsrisiko und positive Netto-Wirkung begrifflich getrennt zu halten.</w:t>
+        <w:t>Schlussvertiefung 2: Was ist Wirkungsmanagement? im Anwendungsfall</w:t>
+      </w:r>
+    </w:p>
+    <w:p>
+      <w:r>
+        <w:t>Die folgenden Abschnitte sind keine neue Pruefungsloesung. Sie verdichten die vorhandenen Kapitel zu einer Lesart, mit der Studierende einen Fall selbststaendig analysieren koennen. Im Mittelpunkt stehen Wirkpfade, Wirkungsempfaenger, Bewertung und Rueckkopplung, nicht moralische Personenbewertung.</w:t>
+      </w:r>
+    </w:p>
+    <w:p>
+      <w:r>
+        <w:t>Begriffliche Schlussklaerung. In Wirkungsmanagement wird Begriffliche Präzision erst steuerungsfaehig, wenn daraus eine Entscheidung folgt. Fuehrung, Strategie, Controlling, Einkauf, Kommunikation und Kultur muessen denselben Wirkungsbegriff verwenden. Ohne diese Rueckkopplung bleibt Reporting eine Beschreibung. Mit Rueckkopplung wird aus Bewertung eine veraenderte Routine: ein anderer Prozess, ein geaenderter Anreiz, eine bessere Datenpflicht, eine korrigierte Kommunikation oder eine neue Priorisierung.</w:t>
+      </w:r>
+    </w:p>
+    <w:p>
+      <w:r>
+        <w:t>Die typische Fehlstelle bei Was ist Wirkungsmanagement? liegt darin, Absicht, Aktivitaet oder Reporting als Wirkung zu behandeln. Bei Begriffliche Präzision wird diese Fehlstelle konkret: Ein scheinbar plausibler Befund darf nicht zur Abkuerzung werden. Quellen, Systemgrenzen, Unsicherheit und Rueckkopplung bleiben sichtbar.</w:t>
+      </w:r>
+    </w:p>
+    <w:p>
+      <w:r>
+        <w:t>Wirkpfad und Empfaenger. Die Grenze gegen Scheingenauigkeit verlaeuft bei Wirkpfad nicht zwischen Optimismus und Pessimismus. Sie verlaeuft zwischen offengelegter Unsicherheit und rhetorischer Sicherheit. Wer Was ist Wirkungsmanagement? belastbar anwenden will, benennt Systemgrenze, Zeitraum, Vergleichspunkt und offene Gegenhypothese. Gerade dadurch bleibt das Skript anschlussfaehig fuer Forschung, Praxis und spaetere Revision.</w:t>
+      </w:r>
+    </w:p>
+    <w:p>
+      <w:r>
+        <w:t>Fuer die Pruefung ist Wirkpfad dann verstanden, wenn daraus eine belastbare Fallantwort entsteht. Eine gute Antwort unterscheidet Beobachtung, Kausalannahme, Bewertung und Steuerungsfolge. Sie bewertet keine Menschen, sondern Wirkpfade, Zustandsveraenderungen, Risiken und institutionelle Bedingungen.</w:t>
+      </w:r>
+    </w:p>
+    <w:p>
+      <w:r>
+        <w:t>Daten, Quellen und Evidenz. Leitthese zeigt, warum Was ist Wirkungsmanagement? mehr ist als ein Schlagwort im Feld Wirkpfade, Wirkungsempfaenger, Bewertung und Rueckkopplung. Die wirkungsoekonomische Frage lautet: Welche reale Veraenderung wird moeglich, welche bleibt nur Potenzial und wo entsteht ein Wirkungsrisiko? Diese Unterscheidung schuetzt vor Impact-Washing, weil sie Absicht, Aktivitaet, Reichweite und Wirkung auseinanderhaelt.</w:t>
+      </w:r>
+    </w:p>
+    <w:p>
+      <w:r>
+        <w:t>Eine Kommune, ein Unternehmen oder eine Bildungsorganisation will Was ist Wirkungsmanagement? praktisch anwenden. Der erste Schritt ist nicht die Auswahl eines Instruments, sondern die Klaerung der Zustandsveraenderung. Bei Leitthese muss deshalb benannt werden, wer betroffen ist, welcher Zustand sich veraendert, welche Frist gilt und welche Gegenbeobachtung die Annahme widerlegen wuerde. Erst danach entsteht eine begruendete Entscheidung im Feld Strategie, Prozess, Budget, Verantwortlichkeit oder Kommunikationsregel.</w:t>
+      </w:r>
+    </w:p>
+    <w:p>
+      <w:r>
+        <w:t>Bewertung und rote Linien. In WM-V1 muss Didaktische Einordnung im Studiengang immer mit Empfaengern gelesen werden. Wirkung entsteht nicht beim Sender, sondern an veraenderten Zustaenden von Menschen, Oekosystemen, Institutionen, Oeffentlichkeit oder kuenftigen Handlungsspielraeumen. Darum reicht es nicht, interne Aktivitaeten zu dokumentieren. Entscheidend ist, ob sich ein Zustand nachvollziehbar veraendert und ob diese Veraenderung im Referenzrahmen Mensch, Planet, Demokratie, SDGs, Agenda 2030 und SDG+ tragfaehig bewertet werden kann.</w:t>
+      </w:r>
+    </w:p>
+    <w:p>
+      <w:r>
+        <w:t>Ein Bericht behauptet, die Massnahme zu Was ist Wirkungsmanagement? sei erfolgreich. Die WOE-Lesart fragt bei Didaktische Einordnung im Studiengang nach belastbaren Nachweisen: Managementroutine, Stakeholder-Rueckmeldung, Prozessdaten, Entscheidungsprotokoll und Lernschleife. Wenn diese Nachweise fehlen, bleibt die Aussage Wirkungspotenzial oder Kommunikationsbehauptung. Sie kann wichtig sein, aber sie ist noch keine belegte Wirkung.</w:t>
+      </w:r>
+    </w:p>
+    <w:p>
+      <w:r>
+        <w:t>Kontrollfrage. Welche Entscheidung waere falsch, wenn Didaktische Einordnung im Studiengang in WM-V1 missverstanden wird? Die Antwort muss mindestens eine Daten- oder Quellenannahme, eine betroffene Gruppe oder Schutzdimension, eine moegliche Nebenwirkung und einen Rueckkopplungsschritt nennen. Richtig ist nicht die lauteste Bewertung, sondern diejenige, die Begriff, Beleg und Steuerungsfolge zusammenhaelt.</w:t>
+      </w:r>
+    </w:p>
+    <w:p>
+      <w:r>
+        <w:t>Rueckfluss. Fuer den WOE-Korpus bedeutet das: Begriffe aus Was ist Wirkungsmanagement? sollten dort geschaerft werden, wo sie in Glossar, Werkzeugen, Journal oder Readern doppeldeutig bleiben. Offene Forschungsfragen werden nicht versteckt. Sie markieren die Stelle, an der spaetere Evidenz, ein besserer Datensatz oder eine praezisere Fallstudie die Bewertung veraendern kann.</w:t>
+      </w:r>
+    </w:p>
+    <w:p>
+      <w:r>
+        <w:t>Steuerung und Rueckkopplung. Wissenschaftliche Anschlussfaehigkeit entsteht hier durch Quellenklarheit. Bei Analysemodell werden interne WOE-Begriffe nicht als Ersatz fuer Belege benutzt, sondern mit Grundlagenwerk, WOE-Referenz, Glossar, Werkzeuge, Journal und externe Fachquellen verbunden. Wo die Datenlage offen bleibt, wird das offengelegt. Wo eine Aussage nur plausibel ist, bleibt sie als Wirkungspotenzial markiert. Wo ein Schaden eine rote Linie beruehrt, greift Nichtkompensation vor Durchschnittslogik.</w:t>
+      </w:r>
+    </w:p>
+    <w:p>
+      <w:r>
+        <w:t>In einer kontroversen Entscheidung wirkt Analysemodell als Pruefpunkt fuer Ambivalenz. Ein Nutzen fuer eine Gruppe kann mit Risiken fuer andere Wirkungsempfaenger einhergehen. Das Skript verlangt deshalb, positive und negative Zustandsveraenderungen getrennt zu fuehren, bevor von positiver Netto-Wirkung gesprochen wird.</w:t>
+      </w:r>
+    </w:p>
+    <w:p>
+      <w:r>
+        <w:t>Pruefungsnahe Anwendung. In Wirkungsmanagement wird Modellformel erst steuerungsfaehig, wenn daraus eine Entscheidung folgt. Fuehrung, Strategie, Controlling, Einkauf, Kommunikation und Kultur muessen denselben Wirkungsbegriff verwenden. Ohne diese Rueckkopplung bleibt Reporting eine Beschreibung. Mit Rueckkopplung wird aus Bewertung eine veraenderte Routine: ein anderer Prozess, ein geaenderter Anreiz, eine bessere Datenpflicht, eine korrigierte Kommunikation oder eine neue Priorisierung.</w:t>
+      </w:r>
+    </w:p>
+    <w:p>
+      <w:r>
+        <w:t>Die typische Fehlstelle bei Was ist Wirkungsmanagement? liegt darin, Absicht, Aktivitaet oder Reporting als Wirkung zu behandeln. Bei Modellformel wird diese Fehlstelle konkret: Ein scheinbar plausibler Befund darf nicht zur Abkuerzung werden. Quellen, Systemgrenzen, Unsicherheit und Rueckkopplung bleiben sichtbar.</w:t>
+      </w:r>
+    </w:p>
+    <w:p>
+      <w:r>
+        <w:t>Transfer in den WOE-Korpus. Die Grenze gegen Scheingenauigkeit verlaeuft bei Fallfenster nicht zwischen Optimismus und Pessimismus. Sie verlaeuft zwischen offengelegter Unsicherheit und rhetorischer Sicherheit. Wer Was ist Wirkungsmanagement? belastbar anwenden will, benennt Systemgrenze, Zeitraum, Vergleichspunkt und offene Gegenhypothese. Gerade dadurch bleibt das Skript anschlussfaehig fuer Forschung, Praxis und spaetere Revision.</w:t>
+      </w:r>
+    </w:p>
+    <w:p>
+      <w:r>
+        <w:t>Fuer die Pruefung ist Fallfenster dann verstanden, wenn daraus eine belastbare Fallantwort entsteht. Eine gute Antwort unterscheidet Beobachtung, Kausalannahme, Bewertung und Steuerungsfolge. Sie bewertet keine Menschen, sondern Wirkpfade, Zustandsveraenderungen, Risiken und institutionelle Bedingungen.</w:t>
+      </w:r>
+    </w:p>
+    <w:p>
+      <w:r>
+        <w:t>Grenzen der Aussage. Prüfungsnahe Fallfragen ohne geschützte Antwortlogik zeigt, warum Was ist Wirkungsmanagement? mehr ist als ein Schlagwort im Feld Wirkpfade, Wirkungsempfaenger, Bewertung und Rueckkopplung. Die wirkungsoekonomische Frage lautet: Welche reale Veraenderung wird moeglich, welche bleibt nur Potenzial und wo entsteht ein Wirkungsrisiko? Diese Unterscheidung schuetzt vor Impact-Washing, weil sie Absicht, Aktivitaet, Reichweite und Wirkung auseinanderhaelt.</w:t>
+      </w:r>
+    </w:p>
+    <w:p>
+      <w:r>
+        <w:t>Eine Kommune, ein Unternehmen oder eine Bildungsorganisation will Was ist Wirkungsmanagement? praktisch anwenden. Der erste Schritt ist nicht die Auswahl eines Instruments, sondern die Klaerung der Zustandsveraenderung. Bei Prüfungsnahe Fallfragen ohne geschützte Antwortlogik muss deshalb benannt werden, wer betroffen ist, welcher Zustand sich veraendert, welche Frist gilt und welche Gegenbeobachtung die Annahme widerlegen wuerde. Erst danach entsteht eine begruendete Entscheidung im Feld Strategie, Prozess, Budget, Verantwortlichkeit oder Kommunikationsregel.</w:t>
+      </w:r>
+    </w:p>
+    <w:p>
+      <w:r>
+        <w:t>Kontrollfrage. Welche Entscheidung waere falsch, wenn Prüfungsnahe Fallfragen ohne geschützte Antwortlogik in WM-V1 missverstanden wird? Die Antwort muss mindestens eine Daten- oder Quellenannahme, eine betroffene Gruppe oder Schutzdimension, eine moegliche Nebenwirkung und einen Rueckkopplungsschritt nennen. Richtig ist nicht die lauteste Bewertung, sondern diejenige, die Begriff, Beleg und Steuerungsfolge zusammenhaelt.</w:t>
       </w:r>
     </w:p>
     <w:p>
@@ -3680,137 +3630,112 @@
         <w:pStyle w:val="Heading3"/>
       </w:pPr>
       <w:r>
-        <w:t>Abschlusskommentar 3: Lesen, pruefen, rueckkoppeln</w:t>
-      </w:r>
-    </w:p>
-    <w:p>
-      <w:r>
-        <w:t>Die folgende Verdichtung fuehrt die vorhandenen Kapitel nicht als Wiederholung, sondern als Anwendung zusammen. Wirkungskompetenz entsteht, wenn dieselbe begriffliche Strenge in Fallanalyse, Datenarbeit, Kommunikation, Governance und Entscheidungspraxis wiedererkannt wird.</w:t>
-      </w:r>
-    </w:p>
-    <w:p>
-      <w:r>
-        <w:t>Evidenzregel. Transferaufgabe darf im Skript nicht als dekorativer Begriff stehen bleiben. Der Abschnitt traegt nur dann, wenn er eine pruefbare Aussage erlaubt: Welche Quelle stuetzt die Annahme, welche Unsicherheit bleibt offen und welche Gegenbeobachtung wuerde die Bewertung veraendern? Fuer Was ist Wirkungsmanagement? heisst das, dass praezise Sprache die erste Sicherung gegen Impact-Washing bildet. Die Studierenden sollen nicht lernen, einen Score nachzusprechen. Sie sollen erkennen, wann ein Score klaert, wann er verdeckt und wann eine rote Linie die Durchschnittslogik stoppt.</w:t>
-      </w:r>
-    </w:p>
-    <w:p>
-      <w:r>
-        <w:t>Fallfenster zur Anwendung. Eine Organisation plant eine Massnahme und formuliert dazu eine positive Absicht. In der WÖk reicht das nicht. Fuer diese Vorlesung muss sichtbar werden, welche Zustandsveraenderung erwartet wird, welche Empfaenger direkt oder indirekt betroffen sind, welche Nebenwirkungen entstehen koennen und welche Entscheidung spaeter korrigiert wird. Bezogen auf Was ist Wirkungsmanagement? heisst das: Die Analyse muss das konkrete Thema ernst nehmen und zugleich den allgemeinen WÖk-Massstab halten. Es geht nicht darum, Akteure moralisch zu sortieren. Es geht darum, Wirkpfade, Wirkungsempfaenger, Datenqualitaet, Risiken und Rueckkopplung so zu beschreiben, dass bessere Entscheidungen moeglich werden.</w:t>
-      </w:r>
-    </w:p>
-    <w:p>
-      <w:r>
-        <w:t>Transfer in Wirkungsmanagement. Praxisbeispiel verbindet die inhaltliche Deutung mit der spaeteren Praxis. Eine Organisation kann zu Was ist Wirkungsmanagement? sehr ueberzeugend kommunizieren und trotzdem an eine Methodik einzufuehren, ohne Entscheidungsmacht, Datenpflichten und Korrekturroutinen mitzudenken scheitern. Darum muss die V1-Fassung immer auch nach Governance fragen: Wer erhebt Daten, wer bewertet sie, wer traegt die Folgen, wer kann widersprechen und wann wird eine Entscheidung korrigiert? Mindestens ein direkter und ein indirekter Wirkpfad muessen nachvollziehbar sein. So wird aus einem Lehrkapitel eine verantwortbare Arbeitsroutine.</w:t>
-      </w:r>
-    </w:p>
-    <w:p>
-      <w:r>
-        <w:t>Grenze gegen Scheingenauigkeit. Gerade bei Wirkungsökonomische Vertiefung ist Praezision wichtiger als grosse Begriffe. Eine Wirkungsaussage bleibt schwach, wenn sie nur Aktivitaet, Reichweite, Absicht oder Image beschreibt. Stark wird sie erst, wenn sie die Zustandsveraenderung und ihre Bedingungen offenlegt. In WM-V1 ist deshalb entscheidend, jede Bewertung nur so belastbar ist wie Datenlage, Quellenstatus, Aktualitaet und Systemgrenze. Die Fehlerlinie verlaeuft nicht zwischen Optimismus und Pessimismus, sondern zwischen offengelegter Unsicherheit und rhetorischer Sicherheit ohne Pruefpfad.</w:t>
-      </w:r>
-    </w:p>
-    <w:p>
-      <w:r>
-        <w:t>Pruefungsnahe Transferfrage. Formuliere zu WM-V1 eine Wirkungsaussage in drei Saetzen: Erstens den beobachteten oder plausiblen Zustand, zweitens die Daten- oder Quellenlage, drittens die offene Unsicherheit samt Rueckkopplung. Die Antwort muss ohne moralische Personenbewertung auskommen und darf Reichweite nicht mit Wirkung verwechseln.</w:t>
-      </w:r>
-    </w:p>
-    <w:p>
-      <w:r>
-        <w:t>Pruefungsnahe Lesart. Aus Prüfungsrelevanz laesst sich eine gute Transferfrage ableiten: Welche Entscheidung waere falsch, wenn dieser Abschnitt missverstanden wird? Fuer Was ist Wirkungsmanagement? lautet die Antwort meist nicht einfach "mehr Wirkung", sondern genauer: bessere Unterscheidung, sauberere Daten, klarere Schutzlinie und rueckgekoppelte Steuerung. Profile, Zielkonflikte und offene Punkte werden nebeneinander gefuehrt. Wer das im Fall anwenden kann, hat den Kern der Vorlesung verstanden; wer nur Definitionen wiederholt, bleibt unter dem Anspruch der Akademie.</w:t>
-      </w:r>
-    </w:p>
-    <w:p>
-      <w:r>
-        <w:t>Fallfenster zur Anwendung. Eine Fuehrungsentscheidung erzeugt zugleich Nutzen und Risiken. Die WÖk behandelt Ambivalenz nicht als Stoerung, sondern als Kern der Analyse. Positive Netto-Wirkung darf erst behauptet werden, wenn zentrale negative Wirkungen getrennt geprueft und rote Linien gewahrt sind. Bezogen auf Was ist Wirkungsmanagement? heisst das: Die Analyse muss das konkrete Thema ernst nehmen und zugleich den allgemeinen WÖk-Massstab halten. Es geht nicht darum, Akteure moralisch zu sortieren. Es geht darum, Wirkpfade, Wirkungsempfaenger, Datenqualitaet, Risiken und Rueckkopplung so zu beschreiben, dass bessere Entscheidungen moeglich werden.</w:t>
-      </w:r>
-    </w:p>
-    <w:p>
-      <w:r>
-        <w:t>Nichtkompensation. Der Abschnitt Lernziele ist in WM-V1 kein Zusatzwissen, sondern ein Pruefstein fuer die Grundfrage des Skripts: Was veraendert sich, bei wem, wodurch und mit welcher Rueckkopplung? Fuer Was ist Wirkungsmanagement? wird daran sichtbar, dass schwere zentrale Schaeden nicht durch beliebige positive Einzelwerte neutralisiert werden duerfen. Die fachliche Grenze liegt dort, wo Lernende eine Durchschnittslogik als moralische Entlastung verwenden. Die saubere Lesart trennt deshalb Beobachtung, Kausalannahme, Bewertung und Steuerungsfolge. In der Anwendung sollte daraus mindestens eine konkrete Strategie, Prozess, Budget, Zielkonflikt oder Kommunikationsregel abgeleitet werden; sonst bleibt das Wissen erklaerend, aber nicht steuerungsfaehig.</w:t>
-      </w:r>
-    </w:p>
-    <w:p>
-      <w:r>
-        <w:t>Anwendung auf Einleitung / Wirkungsfrage. In einer Fallanalyse beginnt dieser Punkt nicht mit einer Meinung, sondern mit einer belastbaren Beschreibung. Wer WM-V1 pruefungsnah liest, fragt zuerst nach Wirkungsempfaengern, Wirkraum, Zeitraum und Datenquelle. Erst danach folgt die Bewertung im Referenzrahmen Mensch, Planet, Demokratie, SDGs, Agenda 2030 und SDG+. Jeder Analyseblock fragt nach der Routine, die nach der Bewertung angepasst wird. Der typische Kurzschluss waere, Reporting als Abschluss behandeln. Genau dagegen setzt die WÖk die Pflicht, Wirkungspotenzial, Wirkungsrisiko und positive Netto-Wirkung begrifflich getrennt zu halten.</w:t>
-      </w:r>
-    </w:p>
-    <w:p>
-      <w:r>
-        <w:t>Evidenzregel. Kernaussage darf im Skript nicht als dekorativer Begriff stehen bleiben. Der Abschnitt traegt nur dann, wenn er eine pruefbare Aussage erlaubt: Welche Quelle stuetzt die Annahme, welche Unsicherheit bleibt offen und welche Gegenbeobachtung wuerde die Bewertung veraendern? Fuer Was ist Wirkungsmanagement? heisst das, dass Wirkungsbewertung Verfahren, Rechte, Transparenz und Korrektur braucht. Die Studierenden sollen nicht lernen, einen Score nachzusprechen. Sie sollen erkennen, wann ein Score klaert, wann er verdeckt und wann eine rote Linie die Durchschnittslogik stoppt.</w:t>
-      </w:r>
-    </w:p>
-    <w:p>
-      <w:r>
-        <w:t>Fallfenster zur Anwendung. Ein Controlling-Team moechte einen Score bilden. Das Skript verlangt, dass Datenqualitaet, Systemgrenzen, Gewichtung, Unsicherheit und Nichtkompensation sichtbar bleiben. Ein Score darf die Diskussion nicht beenden, sondern muss bessere Fragen, Priorisierung und Rueckkopplung ermoeglichen. Bezogen auf Was ist Wirkungsmanagement? heisst das: Die Analyse muss das konkrete Thema ernst nehmen und zugleich den allgemeinen WÖk-Massstab halten. Es geht nicht darum, Akteure moralisch zu sortieren. Es geht darum, Wirkpfade, Wirkungsempfaenger, Datenqualitaet, Risiken und Rueckkopplung so zu beschreiben, dass bessere Entscheidungen moeglich werden.</w:t>
-      </w:r>
-    </w:p>
-    <w:p>
-      <w:r>
-        <w:t>Transfer in Wirkungsmanagement. Quelltext und fachliche Grundlegung verbindet die inhaltliche Deutung mit der spaeteren Praxis. Eine Organisation kann zu Was ist Wirkungsmanagement? sehr ueberzeugend kommunizieren und trotzdem an eine Methodik einzufuehren, ohne Entscheidungsmacht, Datenpflichten und Korrekturroutinen mitzudenken scheitern. Darum muss die V1-Fassung immer auch nach Governance fragen: Wer erhebt Daten, wer bewertet sie, wer traegt die Folgen, wer kann widersprechen und wann wird eine Entscheidung korrigiert? Pruefungsfragen verbinden Begriff, Anwendung, Evidenz und rote Linie. So wird aus einem Lehrkapitel eine verantwortbare Arbeitsroutine.</w:t>
-      </w:r>
-    </w:p>
-    <w:p>
-      <w:r>
-        <w:t>Pruefungsnahe Transferfrage. Formuliere zu WM-V1 eine Wirkungsaussage in drei Saetzen: Erstens den beobachteten oder plausiblen Zustand, zweitens die Daten- oder Quellenlage, drittens die offene Unsicherheit samt Rueckkopplung. Die Antwort muss ohne moralische Personenbewertung auskommen und darf Reichweite nicht mit Wirkung verwechseln.</w:t>
-      </w:r>
-    </w:p>
-    <w:p>
-      <w:r>
-        <w:t>Grenze gegen Scheingenauigkeit. Gerade bei Einstieg / Wirkungsfrage ist Praezision wichtiger als grosse Begriffe. Eine Wirkungsaussage bleibt schwach, wenn sie nur Aktivitaet, Reichweite, Absicht oder Image beschreibt. Stark wird sie erst, wenn sie die Zustandsveraenderung und ihre Bedingungen offenlegt. In WM-V1 ist deshalb entscheidend, WÖk-Begriffe im Alltag nur tragen, wenn sie in Routinen uebersetzt werden. Die Fehlerlinie verlaeuft nicht zwischen Optimismus und Pessimismus, sondern zwischen offengelegter Unsicherheit und rhetorischer Sicherheit ohne Pruefpfad.</w:t>
-      </w:r>
-    </w:p>
-    <w:p>
-      <w:r>
-        <w:t>Pruefungsnahe Lesart. Aus Video-/Audio-Vorlesung laesst sich eine gute Transferfrage ableiten: Welche Entscheidung waere falsch, wenn dieser Abschnitt missverstanden wird? Fuer Was ist Wirkungsmanagement? lautet die Antwort meist nicht einfach "mehr Wirkung", sondern genauer: bessere Unterscheidung, sauberere Daten, klarere Schutzlinie und rueckgekoppelte Steuerung. Gute Kommunikation unterscheidet Befund, Annahme und normative Bewertung. Wer das im Fall anwenden kann, hat den Kern der Vorlesung verstanden; wer nur Definitionen wiederholt, bleibt unter dem Anspruch der Akademie.</w:t>
-      </w:r>
-    </w:p>
-    <w:p>
-      <w:r>
-        <w:t>Fallfenster zur Anwendung. Ein Kommunikationsbericht nennt viele Aktivitaeten, Reichweiten und Rueckmeldungen. Die V1-Pruefung fragt, ob daraus eine belastbare Wirkungsaussage folgt. Wenn nur Kontakte, Klicks oder Zustimmung vorliegen, bleibt die Aussage im Bereich Wirkungspotenzial oder Resonanz, nicht im Bereich nachgewiesener Wirkung. Bezogen auf Was ist Wirkungsmanagement? heisst das: Die Analyse muss das konkrete Thema ernst nehmen und zugleich den allgemeinen WÖk-Massstab halten. Es geht nicht darum, Akteure moralisch zu sortieren. Es geht darum, Wirkpfade, Wirkungsempfaenger, Datenqualitaet, Risiken und Rueckkopplung so zu beschreiben, dass bessere Entscheidungen moeglich werden.</w:t>
-      </w:r>
-    </w:p>
-    <w:p>
-      <w:r>
-        <w:t>Systemgrenze. Der Abschnitt Transkript (Gerüst) ist in WM-V1 kein Zusatzwissen, sondern ein Pruefstein fuer die Grundfrage des Skripts: Was veraendert sich, bei wem, wodurch und mit welcher Rueckkopplung? Fuer Was ist Wirkungsmanagement? wird daran sichtbar, dass jede Wirkungsaussage eine Grenze zieht und diese Grenze begruenden muss. Die fachliche Grenze liegt dort, wo Lernende nur den bequemen Ausschnitt betrachten. Die saubere Lesart trennt deshalb Beobachtung, Kausalannahme, Bewertung und Steuerungsfolge. In der Anwendung sollte daraus mindestens eine konkrete Strategie, Prozess, Budget, Zielkonflikt oder Kommunikationsregel abgeleitet werden; sonst bleibt das Wissen erklaerend, aber nicht steuerungsfaehig.</w:t>
-      </w:r>
-    </w:p>
-    <w:p>
-      <w:r>
-        <w:t>Anwendung auf Skript / Folien (Lernseite). In einer Fallanalyse beginnt dieser Punkt nicht mit einer Meinung, sondern mit einer belastbaren Beschreibung. Wer WM-V1 pruefungsnah liest, fragt zuerst nach Wirkungsempfaengern, Wirkraum, Zeitraum und Datenquelle. Erst danach folgt die Bewertung im Referenzrahmen Mensch, Planet, Demokratie, SDGs, Agenda 2030 und SDG+. Szenarien pruefen Sofortwirkung, Folgewirkung und Reversibilitaet getrennt. Der typische Kurzschluss waere, Momentnutzen als dauerhafte positive Netto-Wirkung verkaufen. Genau dagegen setzt die WÖk die Pflicht, Wirkungspotenzial, Wirkungsrisiko und positive Netto-Wirkung begrifflich getrennt zu halten.</w:t>
-      </w:r>
-    </w:p>
-    <w:p>
-      <w:r>
-        <w:t>Evidenzregel. Transferaufgabe darf im Skript nicht als dekorativer Begriff stehen bleiben. Der Abschnitt traegt nur dann, wenn er eine pruefbare Aussage erlaubt: Welche Quelle stuetzt die Annahme, welche Unsicherheit bleibt offen und welche Gegenbeobachtung wuerde die Bewertung veraendern? Fuer Was ist Wirkungsmanagement? heisst das, dass Wirkung nicht am Sender, sondern an veraenderten Zustanden der Empfaenger geprueft wird. Die Studierenden sollen nicht lernen, einen Score nachzusprechen. Sie sollen erkennen, wann ein Score klaert, wann er verdeckt und wann eine rote Linie die Durchschnittslogik stoppt.</w:t>
-      </w:r>
-    </w:p>
-    <w:p>
-      <w:r>
-        <w:t>Fallfenster zur Anwendung. Eine Organisation plant eine Massnahme und formuliert dazu eine positive Absicht. In der WÖk reicht das nicht. Fuer diese Vorlesung muss sichtbar werden, welche Zustandsveraenderung erwartet wird, welche Empfaenger direkt oder indirekt betroffen sind, welche Nebenwirkungen entstehen koennen und welche Entscheidung spaeter korrigiert wird. Bezogen auf Was ist Wirkungsmanagement? heisst das: Die Analyse muss das konkrete Thema ernst nehmen und zugleich den allgemeinen WÖk-Massstab halten. Es geht nicht darum, Akteure moralisch zu sortieren. Es geht darum, Wirkpfade, Wirkungsempfaenger, Datenqualitaet, Risiken und Rueckkopplung so zu beschreiben, dass bessere Entscheidungen moeglich werden.</w:t>
-      </w:r>
-    </w:p>
-    <w:p>
-      <w:r>
-        <w:t>Pruefungsnahe Transferfrage. Formuliere zu WM-V1 eine Wirkungsaussage in drei Saetzen: Erstens den beobachteten oder plausiblen Zustand, zweitens die Daten- oder Quellenlage, drittens die offene Unsicherheit samt Rueckkopplung. Die Antwort muss ohne moralische Personenbewertung auskommen und darf Reichweite nicht mit Wirkung verwechseln.</w:t>
-      </w:r>
-    </w:p>
-    <w:p>
-      <w:r>
-        <w:t>Transfer in Wirkungsmanagement. Praxisbeispiel verbindet die inhaltliche Deutung mit der spaeteren Praxis. Eine Organisation kann zu Was ist Wirkungsmanagement? sehr ueberzeugend kommunizieren und trotzdem an eine Methodik einzufuehren, ohne Entscheidungsmacht, Datenpflichten und Korrekturroutinen mitzudenken scheitern. Darum muss die V1-Fassung immer auch nach Governance fragen: Wer erhebt Daten, wer bewertet sie, wer traegt die Folgen, wer kann widersprechen und wann wird eine Entscheidung korrigiert? Jede Schlussfolgerung endet mit Entscheidung, Verantwortlichkeit und Termin fuer Rueckpruefung. So wird aus einem Lehrkapitel eine verantwortbare Arbeitsroutine.</w:t>
-      </w:r>
-    </w:p>
-    <w:p>
-      <w:r>
-        <w:t>Grenze gegen Scheingenauigkeit. Gerade bei Wirkungsökonomische Vertiefung ist Praezision wichtiger als grosse Begriffe. Eine Wirkungsaussage bleibt schwach, wenn sie nur Aktivitaet, Reichweite, Absicht oder Image beschreibt. Stark wird sie erst, wenn sie die Zustandsveraenderung und ihre Bedingungen offenlegt. In WM-V1 ist deshalb entscheidend, WÖk-Aussagen mit bestehenden Begriffen, Studien, Standards und Rechtsrahmen in Beziehung stehen muessen. Die Fehlerlinie verlaeuft nicht zwischen Optimismus und Pessimismus, sondern zwischen offengelegter Unsicherheit und rhetorischer Sicherheit ohne Pruefpfad.</w:t>
-      </w:r>
-    </w:p>
-    <w:p>
-      <w:r>
-        <w:t>Pruefungsnahe Lesart. Aus Prüfungsrelevanz laesst sich eine gute Transferfrage ableiten: Welche Entscheidung waere falsch, wenn dieser Abschnitt missverstanden wird? Fuer Was ist Wirkungsmanagement? lautet die Antwort meist nicht einfach "mehr Wirkung", sondern genauer: bessere Unterscheidung, sauberere Daten, klarere Schutzlinie und rueckgekoppelte Steuerung. Die Analyse markiert Stoppsignale vor jeder Portfolio- oder Score-Debatte. Wer das im Fall anwenden kann, hat den Kern der Vorlesung verstanden; wer nur Definitionen wiederholt, bleibt unter dem Anspruch der Akademie.</w:t>
-      </w:r>
-    </w:p>
-    <w:p>
-      <w:r>
-        <w:t>Fallfenster zur Anwendung. Eine Fuehrungsentscheidung erzeugt zugleich Nutzen und Risiken. Die WÖk behandelt Ambivalenz nicht als Stoerung, sondern als Kern der Analyse. Positive Netto-Wirkung darf erst behauptet werden, wenn zentrale negative Wirkungen getrennt geprueft und rote Linien gewahrt sind. Bezogen auf Was ist Wirkungsmanagement? heisst das: Die Analyse muss das konkrete Thema ernst nehmen und zugleich den allgemeinen WÖk-Massstab halten. Es geht nicht darum, Akteure moralisch zu sortieren. Es geht darum, Wirkpfade, Wirkungsempfaenger, Datenqualitaet, Risiken und Rueckkopplung so zu beschreiben, dass bessere Entscheidungen moeglich werden.</w:t>
+        <w:t>Schlussvertiefung 3: Was ist Wirkungsmanagement? im Anwendungsfall</w:t>
+      </w:r>
+    </w:p>
+    <w:p>
+      <w:r>
+        <w:t>Die folgenden Abschnitte sind keine neue Pruefungsloesung. Sie verdichten die vorhandenen Kapitel zu einer Lesart, mit der Studierende einen Fall selbststaendig analysieren koennen. Im Mittelpunkt stehen Wirkpfade, Wirkungsempfaenger, Bewertung und Rueckkopplung, nicht moralische Personenbewertung.</w:t>
+      </w:r>
+    </w:p>
+    <w:p>
+      <w:r>
+        <w:t>Begriffliche Schlussklaerung. In WM-V1 muss Auswertung aus der lebenden Website-Referenz immer mit Empfaengern gelesen werden. Wirkung entsteht nicht beim Sender, sondern an veraenderten Zustaenden von Menschen, Oekosystemen, Institutionen, Oeffentlichkeit oder kuenftigen Handlungsspielraeumen. Darum reicht es nicht, interne Aktivitaeten zu dokumentieren. Entscheidend ist, ob sich ein Zustand nachvollziehbar veraendert und ob diese Veraenderung im Referenzrahmen Mensch, Planet, Demokratie, SDGs, Agenda 2030 und SDG+ tragfaehig bewertet werden kann.</w:t>
+      </w:r>
+    </w:p>
+    <w:p>
+      <w:r>
+        <w:t>Ein Bericht behauptet, die Massnahme zu Was ist Wirkungsmanagement? sei erfolgreich. Die WOE-Lesart fragt bei Auswertung aus der lebenden Website-Referenz nach belastbaren Nachweisen: Managementroutine, Stakeholder-Rueckmeldung, Prozessdaten, Entscheidungsprotokoll und Lernschleife. Wenn diese Nachweise fehlen, bleibt die Aussage Wirkungspotenzial oder Kommunikationsbehauptung. Sie kann wichtig sein, aber sie ist noch keine belegte Wirkung.</w:t>
+      </w:r>
+    </w:p>
+    <w:p>
+      <w:r>
+        <w:t>Wirkpfad und Empfaenger. Wissenschaftliche Anschlussfaehigkeit entsteht hier durch Quellenklarheit. Bei Unternehmenszweck werden interne WOE-Begriffe nicht als Ersatz fuer Belege benutzt, sondern mit Grundlagenwerk, WOE-Referenz, Glossar, Werkzeuge, Journal und externe Fachquellen verbunden. Wo die Datenlage offen bleibt, wird das offengelegt. Wo eine Aussage nur plausibel ist, bleibt sie als Wirkungspotenzial markiert. Wo ein Schaden eine rote Linie beruehrt, greift Nichtkompensation vor Durchschnittslogik.</w:t>
+      </w:r>
+    </w:p>
+    <w:p>
+      <w:r>
+        <w:t>In einer kontroversen Entscheidung wirkt Unternehmenszweck als Pruefpunkt fuer Ambivalenz. Ein Nutzen fuer eine Gruppe kann mit Risiken fuer andere Wirkungsempfaenger einhergehen. Das Skript verlangt deshalb, positive und negative Zustandsveraenderungen getrennt zu fuehren, bevor von positiver Netto-Wirkung gesprochen wird.</w:t>
+      </w:r>
+    </w:p>
+    <w:p>
+      <w:r>
+        <w:t>Rueckfluss. Fuer den WOE-Korpus bedeutet das: Begriffe aus Was ist Wirkungsmanagement? sollten dort geschaerft werden, wo sie in Glossar, Werkzeugen, Journal oder Readern doppeldeutig bleiben. Offene Forschungsfragen werden nicht versteckt. Sie markieren die Stelle, an der spaetere Evidenz, ein besserer Datensatz oder eine praezisere Fallstudie die Bewertung veraendern kann.</w:t>
+      </w:r>
+    </w:p>
+    <w:p>
+      <w:r>
+        <w:t>Daten, Quellen und Evidenz. In Wirkungsmanagement wird Gewinn als Ergebnis, nicht Ziel erst steuerungsfaehig, wenn daraus eine Entscheidung folgt. Fuehrung, Strategie, Controlling, Einkauf, Kommunikation und Kultur muessen denselben Wirkungsbegriff verwenden. Ohne diese Rueckkopplung bleibt Reporting eine Beschreibung. Mit Rueckkopplung wird aus Bewertung eine veraenderte Routine: ein anderer Prozess, ein geaenderter Anreiz, eine bessere Datenpflicht, eine korrigierte Kommunikation oder eine neue Priorisierung.</w:t>
+      </w:r>
+    </w:p>
+    <w:p>
+      <w:r>
+        <w:t>Die typische Fehlstelle bei Was ist Wirkungsmanagement? liegt darin, Absicht, Aktivitaet oder Reporting als Wirkung zu behandeln. Bei Gewinn als Ergebnis, nicht Ziel wird diese Fehlstelle konkret: Ein scheinbar plausibler Befund darf nicht zur Abkuerzung werden. Quellen, Systemgrenzen, Unsicherheit und Rueckkopplung bleiben sichtbar.</w:t>
+      </w:r>
+    </w:p>
+    <w:p>
+      <w:r>
+        <w:t>Bewertung und rote Linien. Die Grenze gegen Scheingenauigkeit verlaeuft bei Wirkung in Strategie und Governance nicht zwischen Optimismus und Pessimismus. Sie verlaeuft zwischen offengelegter Unsicherheit und rhetorischer Sicherheit. Wer Was ist Wirkungsmanagement? belastbar anwenden will, benennt Systemgrenze, Zeitraum, Vergleichspunkt und offene Gegenhypothese. Gerade dadurch bleibt das Skript anschlussfaehig fuer Forschung, Praxis und spaetere Revision.</w:t>
+      </w:r>
+    </w:p>
+    <w:p>
+      <w:r>
+        <w:t>Fuer die Pruefung ist Wirkung in Strategie und Governance dann verstanden, wenn daraus eine belastbare Fallantwort entsteht. Eine gute Antwort unterscheidet Beobachtung, Kausalannahme, Bewertung und Steuerungsfolge. Sie bewertet keine Menschen, sondern Wirkpfade, Zustandsveraenderungen, Risiken und institutionelle Bedingungen.</w:t>
+      </w:r>
+    </w:p>
+    <w:p>
+      <w:r>
+        <w:t>Kontrollfrage. Welche Entscheidung waere falsch, wenn Wirkung in Strategie und Governance in WM-V1 missverstanden wird? Die Antwort muss mindestens eine Daten- oder Quellenannahme, eine betroffene Gruppe oder Schutzdimension, eine moegliche Nebenwirkung und einen Rueckkopplungsschritt nennen. Richtig ist nicht die lauteste Bewertung, sondern diejenige, die Begriff, Beleg und Steuerungsfolge zusammenhaelt.</w:t>
+      </w:r>
+    </w:p>
+    <w:p>
+      <w:r>
+        <w:t>Steuerung und Rueckkopplung. Verantwortung über die Bilanz hinaus zeigt, warum Was ist Wirkungsmanagement? mehr ist als ein Schlagwort im Feld Wirkpfade, Wirkungsempfaenger, Bewertung und Rueckkopplung. Die wirkungsoekonomische Frage lautet: Welche reale Veraenderung wird moeglich, welche bleibt nur Potenzial und wo entsteht ein Wirkungsrisiko? Diese Unterscheidung schuetzt vor Impact-Washing, weil sie Absicht, Aktivitaet, Reichweite und Wirkung auseinanderhaelt.</w:t>
+      </w:r>
+    </w:p>
+    <w:p>
+      <w:r>
+        <w:t>Eine Kommune, ein Unternehmen oder eine Bildungsorganisation will Was ist Wirkungsmanagement? praktisch anwenden. Der erste Schritt ist nicht die Auswahl eines Instruments, sondern die Klaerung der Zustandsveraenderung. Bei Verantwortung über die Bilanz hinaus muss deshalb benannt werden, wer betroffen ist, welcher Zustand sich veraendert, welche Frist gilt und welche Gegenbeobachtung die Annahme widerlegen wuerde. Erst danach entsteht eine begruendete Entscheidung im Feld Strategie, Prozess, Budget, Verantwortlichkeit oder Kommunikationsregel.</w:t>
+      </w:r>
+    </w:p>
+    <w:p>
+      <w:r>
+        <w:t>Pruefungsnahe Anwendung. In WM-V1 muss Führung als Systemsteuerung immer mit Empfaengern gelesen werden. Wirkung entsteht nicht beim Sender, sondern an veraenderten Zustaenden von Menschen, Oekosystemen, Institutionen, Oeffentlichkeit oder kuenftigen Handlungsspielraeumen. Darum reicht es nicht, interne Aktivitaeten zu dokumentieren. Entscheidend ist, ob sich ein Zustand nachvollziehbar veraendert und ob diese Veraenderung im Referenzrahmen Mensch, Planet, Demokratie, SDGs, Agenda 2030 und SDG+ tragfaehig bewertet werden kann.</w:t>
+      </w:r>
+    </w:p>
+    <w:p>
+      <w:r>
+        <w:t>Ein Bericht behauptet, die Massnahme zu Was ist Wirkungsmanagement? sei erfolgreich. Die WOE-Lesart fragt bei Führung als Systemsteuerung nach belastbaren Nachweisen: Managementroutine, Stakeholder-Rueckmeldung, Prozessdaten, Entscheidungsprotokoll und Lernschleife. Wenn diese Nachweise fehlen, bleibt die Aussage Wirkungspotenzial oder Kommunikationsbehauptung. Sie kann wichtig sein, aber sie ist noch keine belegte Wirkung.</w:t>
+      </w:r>
+    </w:p>
+    <w:p>
+      <w:r>
+        <w:t>Transfer in den WOE-Korpus. Wissenschaftliche Anschlussfaehigkeit entsteht hier durch Quellenklarheit. Bei Einleitung / Wirkungsfrage werden interne WOE-Begriffe nicht als Ersatz fuer Belege benutzt, sondern mit Grundlagenwerk, WOE-Referenz, Glossar, Werkzeuge, Journal und externe Fachquellen verbunden. Wo die Datenlage offen bleibt, wird das offengelegt. Wo eine Aussage nur plausibel ist, bleibt sie als Wirkungspotenzial markiert. Wo ein Schaden eine rote Linie beruehrt, greift Nichtkompensation vor Durchschnittslogik.</w:t>
+      </w:r>
+    </w:p>
+    <w:p>
+      <w:r>
+        <w:t>In einer kontroversen Entscheidung wirkt Einleitung / Wirkungsfrage als Pruefpunkt fuer Ambivalenz. Ein Nutzen fuer eine Gruppe kann mit Risiken fuer andere Wirkungsempfaenger einhergehen. Das Skript verlangt deshalb, positive und negative Zustandsveraenderungen getrennt zu fuehren, bevor von positiver Netto-Wirkung gesprochen wird.</w:t>
+      </w:r>
+    </w:p>
+    <w:p>
+      <w:r>
+        <w:t>Grenzen der Aussage. In Wirkungsmanagement wird Kernaussage erst steuerungsfaehig, wenn daraus eine Entscheidung folgt. Fuehrung, Strategie, Controlling, Einkauf, Kommunikation und Kultur muessen denselben Wirkungsbegriff verwenden. Ohne diese Rueckkopplung bleibt Reporting eine Beschreibung. Mit Rueckkopplung wird aus Bewertung eine veraenderte Routine: ein anderer Prozess, ein geaenderter Anreiz, eine bessere Datenpflicht, eine korrigierte Kommunikation oder eine neue Priorisierung.</w:t>
+      </w:r>
+    </w:p>
+    <w:p>
+      <w:r>
+        <w:t>Die typische Fehlstelle bei Was ist Wirkungsmanagement? liegt darin, Absicht, Aktivitaet oder Reporting als Wirkung zu behandeln. Bei Kernaussage wird diese Fehlstelle konkret: Ein scheinbar plausibler Befund darf nicht zur Abkuerzung werden. Quellen, Systemgrenzen, Unsicherheit und Rueckkopplung bleiben sichtbar.</w:t>
+      </w:r>
+    </w:p>
+    <w:p>
+      <w:r>
+        <w:t>Kontrollfrage. Welche Entscheidung waere falsch, wenn Kernaussage in WM-V1 missverstanden wird? Die Antwort muss mindestens eine Daten- oder Quellenannahme, eine betroffene Gruppe oder Schutzdimension, eine moegliche Nebenwirkung und einen Rueckkopplungsschritt nennen. Richtig ist nicht die lauteste Bewertung, sondern diejenige, die Begriff, Beleg und Steuerungsfolge zusammenhaelt.</w:t>
+      </w:r>
+    </w:p>
+    <w:p>
+      <w:r>
+        <w:t>Rueckfluss. Fuer den WOE-Korpus bedeutet das: Begriffe aus Was ist Wirkungsmanagement? sollten dort geschaerft werden, wo sie in Glossar, Werkzeugen, Journal oder Readern doppeldeutig bleiben. Offene Forschungsfragen werden nicht versteckt. Sie markieren die Stelle, an der spaetere Evidenz, ein besserer Datensatz oder eine praezisere Fallstudie die Bewertung veraendern kann.</w:t>
       </w:r>
     </w:p>
     <w:p>
@@ -3818,72 +3743,107 @@
         <w:pStyle w:val="Heading3"/>
       </w:pPr>
       <w:r>
-        <w:t>Abschlusskommentar 4: Lesen, pruefen, rueckkoppeln</w:t>
-      </w:r>
-    </w:p>
-    <w:p>
-      <w:r>
-        <w:t>Die folgende Verdichtung fuehrt die vorhandenen Kapitel nicht als Wiederholung, sondern als Anwendung zusammen. Wirkungskompetenz entsteht, wenn dieselbe begriffliche Strenge in Fallanalyse, Datenarbeit, Kommunikation, Governance und Entscheidungspraxis wiedererkannt wird.</w:t>
-      </w:r>
-    </w:p>
-    <w:p>
-      <w:r>
-        <w:t>Begriffliche Schaerfung. Der Abschnitt Lernziele ist in WM-V1 kein Zusatzwissen, sondern ein Pruefstein fuer die Grundfrage des Skripts: Was veraendert sich, bei wem, wodurch und mit welcher Rueckkopplung? Fuer Was ist Wirkungsmanagement? wird daran sichtbar, dass praezise Sprache die erste Sicherung gegen Impact-Washing bildet. Die fachliche Grenze liegt dort, wo Lernende Output, Reichweite, Absicht und Wirkung in einem Satz vermischen. Die saubere Lesart trennt deshalb Beobachtung, Kausalannahme, Bewertung und Steuerungsfolge. In der Anwendung sollte daraus mindestens eine konkrete Strategie, Prozess, Budget, Zielkonflikt oder Kommunikationsregel abgeleitet werden; sonst bleibt das Wissen erklaerend, aber nicht steuerungsfaehig.</w:t>
-      </w:r>
-    </w:p>
-    <w:p>
-      <w:r>
-        <w:t>Anwendung auf Einleitung / Wirkungsfrage. In einer Fallanalyse beginnt dieser Punkt nicht mit einer Meinung, sondern mit einer belastbaren Beschreibung. Wer WM-V1 pruefungsnah liest, fragt zuerst nach Wirkungsempfaengern, Wirkraum, Zeitraum und Datenquelle. Erst danach folgt die Bewertung im Referenzrahmen Mensch, Planet, Demokratie, SDGs, Agenda 2030 und SDG+. Mindestens ein direkter und ein indirekter Wirkpfad muessen nachvollziehbar sein. Der typische Kurzschluss waere, nur die Massnahme selbst bewerten und indirekte Empfaenger ausblenden. Genau dagegen setzt die WÖk die Pflicht, Wirkungspotenzial, Wirkungsrisiko und positive Netto-Wirkung begrifflich getrennt zu halten.</w:t>
-      </w:r>
-    </w:p>
-    <w:p>
-      <w:r>
-        <w:t>Pruefungsnahe Transferfrage. Formuliere zu WM-V1 eine Wirkungsaussage in drei Saetzen: Erstens den beobachteten oder plausiblen Zustand, zweitens die Daten- oder Quellenlage, drittens die offene Unsicherheit samt Rueckkopplung. Die Antwort muss ohne moralische Personenbewertung auskommen und darf Reichweite nicht mit Wirkung verwechseln.</w:t>
-      </w:r>
-    </w:p>
-    <w:p>
-      <w:r>
-        <w:t>Evidenzregel. Kernaussage darf im Skript nicht als dekorativer Begriff stehen bleiben. Der Abschnitt traegt nur dann, wenn er eine pruefbare Aussage erlaubt: Welche Quelle stuetzt die Annahme, welche Unsicherheit bleibt offen und welche Gegenbeobachtung wuerde die Bewertung veraendern? Fuer Was ist Wirkungsmanagement? heisst das, dass jede Bewertung nur so belastbar ist wie Datenlage, Quellenstatus, Aktualitaet und Systemgrenze. Die Studierenden sollen nicht lernen, einen Score nachzusprechen. Sie sollen erkennen, wann ein Score klaert, wann er verdeckt und wann eine rote Linie die Durchschnittslogik stoppt.</w:t>
-      </w:r>
-    </w:p>
-    <w:p>
-      <w:r>
-        <w:t>Fallfenster zur Anwendung. Ein Controlling-Team moechte einen Score bilden. Das Skript verlangt, dass Datenqualitaet, Systemgrenzen, Gewichtung, Unsicherheit und Nichtkompensation sichtbar bleiben. Ein Score darf die Diskussion nicht beenden, sondern muss bessere Fragen, Priorisierung und Rueckkopplung ermoeglichen. Bezogen auf Was ist Wirkungsmanagement? heisst das: Die Analyse muss das konkrete Thema ernst nehmen und zugleich den allgemeinen WÖk-Massstab halten. Es geht nicht darum, Akteure moralisch zu sortieren. Es geht darum, Wirkpfade, Wirkungsempfaenger, Datenqualitaet, Risiken und Rueckkopplung so zu beschreiben, dass bessere Entscheidungen moeglich werden.</w:t>
-      </w:r>
-    </w:p>
-    <w:p>
-      <w:r>
-        <w:t>Transfer in Wirkungsmanagement. Quelltext und fachliche Grundlegung verbindet die inhaltliche Deutung mit der spaeteren Praxis. Eine Organisation kann zu Was ist Wirkungsmanagement? sehr ueberzeugend kommunizieren und trotzdem an eine Methodik einzufuehren, ohne Entscheidungsmacht, Datenpflichten und Korrekturroutinen mitzudenken scheitern. Darum muss die V1-Fassung immer auch nach Governance fragen: Wer erhebt Daten, wer bewertet sie, wer traegt die Folgen, wer kann widersprechen und wann wird eine Entscheidung korrigiert? Profile, Zielkonflikte und offene Punkte werden nebeneinander gefuehrt. So wird aus einem Lehrkapitel eine verantwortbare Arbeitsroutine.</w:t>
-      </w:r>
-    </w:p>
-    <w:p>
-      <w:r>
-        <w:t>Grenze gegen Scheingenauigkeit. Gerade bei Einstieg / Wirkungsfrage ist Praezision wichtiger als grosse Begriffe. Eine Wirkungsaussage bleibt schwach, wenn sie nur Aktivitaet, Reichweite, Absicht oder Image beschreibt. Stark wird sie erst, wenn sie die Zustandsveraenderung und ihre Bedingungen offenlegt. In WM-V1 ist deshalb entscheidend, schwere zentrale Schaeden nicht durch beliebige positive Einzelwerte neutralisiert werden duerfen. Die Fehlerlinie verlaeuft nicht zwischen Optimismus und Pessimismus, sondern zwischen offengelegter Unsicherheit und rhetorischer Sicherheit ohne Pruefpfad.</w:t>
-      </w:r>
-    </w:p>
-    <w:p>
-      <w:r>
-        <w:t>Pruefungsnahe Lesart. Aus Video-/Audio-Vorlesung laesst sich eine gute Transferfrage ableiten: Welche Entscheidung waere falsch, wenn dieser Abschnitt missverstanden wird? Fuer Was ist Wirkungsmanagement? lautet die Antwort meist nicht einfach "mehr Wirkung", sondern genauer: bessere Unterscheidung, sauberere Daten, klarere Schutzlinie und rueckgekoppelte Steuerung. Jeder Analyseblock fragt nach der Routine, die nach der Bewertung angepasst wird. Wer das im Fall anwenden kann, hat den Kern der Vorlesung verstanden; wer nur Definitionen wiederholt, bleibt unter dem Anspruch der Akademie.</w:t>
-      </w:r>
-    </w:p>
-    <w:p>
-      <w:r>
-        <w:t>Fallfenster zur Anwendung. Ein Kommunikationsbericht nennt viele Aktivitaeten, Reichweiten und Rueckmeldungen. Die V1-Pruefung fragt, ob daraus eine belastbare Wirkungsaussage folgt. Wenn nur Kontakte, Klicks oder Zustimmung vorliegen, bleibt die Aussage im Bereich Wirkungspotenzial oder Resonanz, nicht im Bereich nachgewiesener Wirkung. Bezogen auf Was ist Wirkungsmanagement? heisst das: Die Analyse muss das konkrete Thema ernst nehmen und zugleich den allgemeinen WÖk-Massstab halten. Es geht nicht darum, Akteure moralisch zu sortieren. Es geht darum, Wirkpfade, Wirkungsempfaenger, Datenqualitaet, Risiken und Rueckkopplung so zu beschreiben, dass bessere Entscheidungen moeglich werden.</w:t>
-      </w:r>
-    </w:p>
-    <w:p>
-      <w:r>
-        <w:t>Governance. Der Abschnitt Transkript (Gerüst) ist in WM-V1 kein Zusatzwissen, sondern ein Pruefstein fuer die Grundfrage des Skripts: Was veraendert sich, bei wem, wodurch und mit welcher Rueckkopplung? Fuer Was ist Wirkungsmanagement? wird daran sichtbar, dass Wirkungsbewertung Verfahren, Rechte, Transparenz und Korrektur braucht. Die fachliche Grenze liegt dort, wo Lernende Bewertung als technokratische Top-down-Setzung verstehen. Die saubere Lesart trennt deshalb Beobachtung, Kausalannahme, Bewertung und Steuerungsfolge. In der Anwendung sollte daraus mindestens eine konkrete Strategie, Prozess, Budget, Zielkonflikt oder Kommunikationsregel abgeleitet werden; sonst bleibt das Wissen erklaerend, aber nicht steuerungsfaehig.</w:t>
-      </w:r>
-    </w:p>
-    <w:p>
-      <w:r>
-        <w:t>Pruefungsnahe Transferfrage. Formuliere zu WM-V1 eine Wirkungsaussage in drei Saetzen: Erstens den beobachteten oder plausiblen Zustand, zweitens die Daten- oder Quellenlage, drittens die offene Unsicherheit samt Rueckkopplung. Die Antwort muss ohne moralische Personenbewertung auskommen und darf Reichweite nicht mit Wirkung verwechseln.</w:t>
-      </w:r>
-    </w:p>
-    <w:p>
-      <w:r>
-        <w:t>Anwendung auf Skript / Folien (Lernseite). In einer Fallanalyse beginnt dieser Punkt nicht mit einer Meinung, sondern mit einer belastbaren Beschreibung. Wer WM-V1 pruefungsnah liest, fragt zuerst nach Wirkungsempfaengern, Wirkraum, Zeitraum und Datenquelle. Erst danach folgt die Bewertung im Referenzrahmen Mensch, Planet, Demokratie, SDGs, Agenda 2030 und SDG+. Pruefungsfragen verbinden Begriff, Anwendung, Evidenz und rote Linie. Der typische Kurzschluss waere, reines Auswendiglernen als Kompetenznachweis behandeln. Genau dagegen setzt die WÖk die Pflicht, Wirkungspotenzial, Wirkungsrisiko und positive Netto-Wirkung begrifflich getrennt zu halten.</w:t>
+        <w:t>Schlussvertiefung 4: Was ist Wirkungsmanagement? im Anwendungsfall</w:t>
+      </w:r>
+    </w:p>
+    <w:p>
+      <w:r>
+        <w:t>Die folgenden Abschnitte sind keine neue Pruefungsloesung. Sie verdichten die vorhandenen Kapitel zu einer Lesart, mit der Studierende einen Fall selbststaendig analysieren koennen. Im Mittelpunkt stehen Wirkpfade, Wirkungsempfaenger, Bewertung und Rueckkopplung, nicht moralische Personenbewertung.</w:t>
+      </w:r>
+    </w:p>
+    <w:p>
+      <w:r>
+        <w:t>Begriffliche Schlussklaerung. Die Grenze gegen Scheingenauigkeit verlaeuft bei Quelltext und fachliche Grundlegung nicht zwischen Optimismus und Pessimismus. Sie verlaeuft zwischen offengelegter Unsicherheit und rhetorischer Sicherheit. Wer Was ist Wirkungsmanagement? belastbar anwenden will, benennt Systemgrenze, Zeitraum, Vergleichspunkt und offene Gegenhypothese. Gerade dadurch bleibt das Skript anschlussfaehig fuer Forschung, Praxis und spaetere Revision.</w:t>
+      </w:r>
+    </w:p>
+    <w:p>
+      <w:r>
+        <w:t>Fuer die Pruefung ist Quelltext und fachliche Grundlegung dann verstanden, wenn daraus eine belastbare Fallantwort entsteht. Eine gute Antwort unterscheidet Beobachtung, Kausalannahme, Bewertung und Steuerungsfolge. Sie bewertet keine Menschen, sondern Wirkpfade, Zustandsveraenderungen, Risiken und institutionelle Bedingungen.</w:t>
+      </w:r>
+    </w:p>
+    <w:p>
+      <w:r>
+        <w:t>Wirkpfad und Empfaenger. Einstieg / Wirkungsfrage zeigt, warum Was ist Wirkungsmanagement? mehr ist als ein Schlagwort im Feld Wirkpfade, Wirkungsempfaenger, Bewertung und Rueckkopplung. Die wirkungsoekonomische Frage lautet: Welche reale Veraenderung wird moeglich, welche bleibt nur Potenzial und wo entsteht ein Wirkungsrisiko? Diese Unterscheidung schuetzt vor Impact-Washing, weil sie Absicht, Aktivitaet, Reichweite und Wirkung auseinanderhaelt.</w:t>
+      </w:r>
+    </w:p>
+    <w:p>
+      <w:r>
+        <w:t>Eine Kommune, ein Unternehmen oder eine Bildungsorganisation will Was ist Wirkungsmanagement? praktisch anwenden. Der erste Schritt ist nicht die Auswahl eines Instruments, sondern die Klaerung der Zustandsveraenderung. Bei Einstieg / Wirkungsfrage muss deshalb benannt werden, wer betroffen ist, welcher Zustand sich veraendert, welche Frist gilt und welche Gegenbeobachtung die Annahme widerlegen wuerde. Erst danach entsteht eine begruendete Entscheidung im Feld Strategie, Prozess, Budget, Verantwortlichkeit oder Kommunikationsregel.</w:t>
+      </w:r>
+    </w:p>
+    <w:p>
+      <w:r>
+        <w:t>Daten, Quellen und Evidenz. In WM-V1 muss Skript / Folien (Lernseite) immer mit Empfaengern gelesen werden. Wirkung entsteht nicht beim Sender, sondern an veraenderten Zustaenden von Menschen, Oekosystemen, Institutionen, Oeffentlichkeit oder kuenftigen Handlungsspielraeumen. Darum reicht es nicht, interne Aktivitaeten zu dokumentieren. Entscheidend ist, ob sich ein Zustand nachvollziehbar veraendert und ob diese Veraenderung im Referenzrahmen Mensch, Planet, Demokratie, SDGs, Agenda 2030 und SDG+ tragfaehig bewertet werden kann.</w:t>
+      </w:r>
+    </w:p>
+    <w:p>
+      <w:r>
+        <w:t>Ein Bericht behauptet, die Massnahme zu Was ist Wirkungsmanagement? sei erfolgreich. Die WOE-Lesart fragt bei Skript / Folien (Lernseite) nach belastbaren Nachweisen: Managementroutine, Stakeholder-Rueckmeldung, Prozessdaten, Entscheidungsprotokoll und Lernschleife. Wenn diese Nachweise fehlen, bleibt die Aussage Wirkungspotenzial oder Kommunikationsbehauptung. Sie kann wichtig sein, aber sie ist noch keine belegte Wirkung.</w:t>
+      </w:r>
+    </w:p>
+    <w:p>
+      <w:r>
+        <w:t>Bewertung und rote Linien. Wissenschaftliche Anschlussfaehigkeit entsteht hier durch Quellenklarheit. Bei Transferaufgabe werden interne WOE-Begriffe nicht als Ersatz fuer Belege benutzt, sondern mit Grundlagenwerk, WOE-Referenz, Glossar, Werkzeuge, Journal und externe Fachquellen verbunden. Wo die Datenlage offen bleibt, wird das offengelegt. Wo eine Aussage nur plausibel ist, bleibt sie als Wirkungspotenzial markiert. Wo ein Schaden eine rote Linie beruehrt, greift Nichtkompensation vor Durchschnittslogik.</w:t>
+      </w:r>
+    </w:p>
+    <w:p>
+      <w:r>
+        <w:t>In einer kontroversen Entscheidung wirkt Transferaufgabe als Pruefpunkt fuer Ambivalenz. Ein Nutzen fuer eine Gruppe kann mit Risiken fuer andere Wirkungsempfaenger einhergehen. Das Skript verlangt deshalb, positive und negative Zustandsveraenderungen getrennt zu fuehren, bevor von positiver Netto-Wirkung gesprochen wird.</w:t>
+      </w:r>
+    </w:p>
+    <w:p>
+      <w:r>
+        <w:t>Kontrollfrage. Welche Entscheidung waere falsch, wenn Transferaufgabe in WM-V1 missverstanden wird? Die Antwort muss mindestens eine Daten- oder Quellenannahme, eine betroffene Gruppe oder Schutzdimension, eine moegliche Nebenwirkung und einen Rueckkopplungsschritt nennen. Richtig ist nicht die lauteste Bewertung, sondern diejenige, die Begriff, Beleg und Steuerungsfolge zusammenhaelt.</w:t>
+      </w:r>
+    </w:p>
+    <w:p>
+      <w:r>
+        <w:t>Steuerung und Rueckkopplung. In Wirkungsmanagement wird Praxisbeispiel erst steuerungsfaehig, wenn daraus eine Entscheidung folgt. Fuehrung, Strategie, Controlling, Einkauf, Kommunikation und Kultur muessen denselben Wirkungsbegriff verwenden. Ohne diese Rueckkopplung bleibt Reporting eine Beschreibung. Mit Rueckkopplung wird aus Bewertung eine veraenderte Routine: ein anderer Prozess, ein geaenderter Anreiz, eine bessere Datenpflicht, eine korrigierte Kommunikation oder eine neue Priorisierung.</w:t>
+      </w:r>
+    </w:p>
+    <w:p>
+      <w:r>
+        <w:t>Die typische Fehlstelle bei Was ist Wirkungsmanagement? liegt darin, Absicht, Aktivitaet oder Reporting als Wirkung zu behandeln. Bei Praxisbeispiel wird diese Fehlstelle konkret: Ein scheinbar plausibler Befund darf nicht zur Abkuerzung werden. Quellen, Systemgrenzen, Unsicherheit und Rueckkopplung bleiben sichtbar.</w:t>
+      </w:r>
+    </w:p>
+    <w:p>
+      <w:r>
+        <w:t>Pruefungsnahe Anwendung. Die Grenze gegen Scheingenauigkeit verlaeuft bei Wirkungsökonomische Vertiefung nicht zwischen Optimismus und Pessimismus. Sie verlaeuft zwischen offengelegter Unsicherheit und rhetorischer Sicherheit. Wer Was ist Wirkungsmanagement? belastbar anwenden will, benennt Systemgrenze, Zeitraum, Vergleichspunkt und offene Gegenhypothese. Gerade dadurch bleibt das Skript anschlussfaehig fuer Forschung, Praxis und spaetere Revision.</w:t>
+      </w:r>
+    </w:p>
+    <w:p>
+      <w:r>
+        <w:t>Fuer die Pruefung ist Wirkungsökonomische Vertiefung dann verstanden, wenn daraus eine belastbare Fallantwort entsteht. Eine gute Antwort unterscheidet Beobachtung, Kausalannahme, Bewertung und Steuerungsfolge. Sie bewertet keine Menschen, sondern Wirkpfade, Zustandsveraenderungen, Risiken und institutionelle Bedingungen.</w:t>
+      </w:r>
+    </w:p>
+    <w:p>
+      <w:r>
+        <w:t>Rueckfluss. Fuer den WOE-Korpus bedeutet das: Begriffe aus Was ist Wirkungsmanagement? sollten dort geschaerft werden, wo sie in Glossar, Werkzeugen, Journal oder Readern doppeldeutig bleiben. Offene Forschungsfragen werden nicht versteckt. Sie markieren die Stelle, an der spaetere Evidenz, ein besserer Datensatz oder eine praezisere Fallstudie die Bewertung veraendern kann.</w:t>
+      </w:r>
+    </w:p>
+    <w:p>
+      <w:r>
+        <w:t>Transfer in den WOE-Korpus. Begriffliche Präzision zeigt, warum Was ist Wirkungsmanagement? mehr ist als ein Schlagwort im Feld Wirkpfade, Wirkungsempfaenger, Bewertung und Rueckkopplung. Die wirkungsoekonomische Frage lautet: Welche reale Veraenderung wird moeglich, welche bleibt nur Potenzial und wo entsteht ein Wirkungsrisiko? Diese Unterscheidung schuetzt vor Impact-Washing, weil sie Absicht, Aktivitaet, Reichweite und Wirkung auseinanderhaelt.</w:t>
+      </w:r>
+    </w:p>
+    <w:p>
+      <w:r>
+        <w:t>Eine Kommune, ein Unternehmen oder eine Bildungsorganisation will Was ist Wirkungsmanagement? praktisch anwenden. Der erste Schritt ist nicht die Auswahl eines Instruments, sondern die Klaerung der Zustandsveraenderung. Bei Begriffliche Präzision muss deshalb benannt werden, wer betroffen ist, welcher Zustand sich veraendert, welche Frist gilt und welche Gegenbeobachtung die Annahme widerlegen wuerde. Erst danach entsteht eine begruendete Entscheidung im Feld Strategie, Prozess, Budget, Verantwortlichkeit oder Kommunikationsregel.</w:t>
+      </w:r>
+    </w:p>
+    <w:p>
+      <w:r>
+        <w:t>Grenzen der Aussage. In WM-V1 muss Wirkpfad immer mit Empfaengern gelesen werden. Wirkung entsteht nicht beim Sender, sondern an veraenderten Zustaenden von Menschen, Oekosystemen, Institutionen, Oeffentlichkeit oder kuenftigen Handlungsspielraeumen. Darum reicht es nicht, interne Aktivitaeten zu dokumentieren. Entscheidend ist, ob sich ein Zustand nachvollziehbar veraendert und ob diese Veraenderung im Referenzrahmen Mensch, Planet, Demokratie, SDGs, Agenda 2030 und SDG+ tragfaehig bewertet werden kann.</w:t>
+      </w:r>
+    </w:p>
+    <w:p>
+      <w:r>
+        <w:t>Ein Bericht behauptet, die Massnahme zu Was ist Wirkungsmanagement? sei erfolgreich. Die WOE-Lesart fragt bei Wirkpfad nach belastbaren Nachweisen: Managementroutine, Stakeholder-Rueckmeldung, Prozessdaten, Entscheidungsprotokoll und Lernschleife. Wenn diese Nachweise fehlen, bleibt die Aussage Wirkungspotenzial oder Kommunikationsbehauptung. Sie kann wichtig sein, aber sie ist noch keine belegte Wirkung.</w:t>
+      </w:r>
+    </w:p>
+    <w:p>
+      <w:r>
+        <w:t>Kontrollfrage. Welche Entscheidung waere falsch, wenn Wirkpfad in WM-V1 missverstanden wird? Die Antwort muss mindestens eine Daten- oder Quellenannahme, eine betroffene Gruppe oder Schutzdimension, eine moegliche Nebenwirkung und einen Rueckkopplungsschritt nennen. Richtig ist nicht die lauteste Bewertung, sondern diejenige, die Begriff, Beleg und Steuerungsfolge zusammenhaelt.</w:t>
       </w:r>
     </w:p>
     <w:p>
@@ -3891,12 +3851,316 @@
         <w:pStyle w:val="Heading3"/>
       </w:pPr>
       <w:r>
+        <w:t>Schlussvertiefung 5: Was ist Wirkungsmanagement? im Anwendungsfall</w:t>
+      </w:r>
+    </w:p>
+    <w:p>
+      <w:r>
+        <w:t>Die folgenden Abschnitte sind keine neue Pruefungsloesung. Sie verdichten die vorhandenen Kapitel zu einer Lesart, mit der Studierende einen Fall selbststaendig analysieren koennen. Im Mittelpunkt stehen Wirkpfade, Wirkungsempfaenger, Bewertung und Rueckkopplung, nicht moralische Personenbewertung.</w:t>
+      </w:r>
+    </w:p>
+    <w:p>
+      <w:r>
+        <w:t>Begriffliche Schlussklaerung. Wissenschaftliche Anschlussfaehigkeit entsteht hier durch Quellenklarheit. Bei Leitthese werden interne WOE-Begriffe nicht als Ersatz fuer Belege benutzt, sondern mit Grundlagenwerk, WOE-Referenz, Glossar, Werkzeuge, Journal und externe Fachquellen verbunden. Wo die Datenlage offen bleibt, wird das offengelegt. Wo eine Aussage nur plausibel ist, bleibt sie als Wirkungspotenzial markiert. Wo ein Schaden eine rote Linie beruehrt, greift Nichtkompensation vor Durchschnittslogik.</w:t>
+      </w:r>
+    </w:p>
+    <w:p>
+      <w:r>
+        <w:t>In einer kontroversen Entscheidung wirkt Leitthese als Pruefpunkt fuer Ambivalenz. Ein Nutzen fuer eine Gruppe kann mit Risiken fuer andere Wirkungsempfaenger einhergehen. Das Skript verlangt deshalb, positive und negative Zustandsveraenderungen getrennt zu fuehren, bevor von positiver Netto-Wirkung gesprochen wird.</w:t>
+      </w:r>
+    </w:p>
+    <w:p>
+      <w:r>
+        <w:t>Wirkpfad und Empfaenger. In Wirkungsmanagement wird Didaktische Einordnung im Studiengang erst steuerungsfaehig, wenn daraus eine Entscheidung folgt. Fuehrung, Strategie, Controlling, Einkauf, Kommunikation und Kultur muessen denselben Wirkungsbegriff verwenden. Ohne diese Rueckkopplung bleibt Reporting eine Beschreibung. Mit Rueckkopplung wird aus Bewertung eine veraenderte Routine: ein anderer Prozess, ein geaenderter Anreiz, eine bessere Datenpflicht, eine korrigierte Kommunikation oder eine neue Priorisierung.</w:t>
+      </w:r>
+    </w:p>
+    <w:p>
+      <w:r>
+        <w:t>Die typische Fehlstelle bei Was ist Wirkungsmanagement? liegt darin, Absicht, Aktivitaet oder Reporting als Wirkung zu behandeln. Bei Didaktische Einordnung im Studiengang wird diese Fehlstelle konkret: Ein scheinbar plausibler Befund darf nicht zur Abkuerzung werden. Quellen, Systemgrenzen, Unsicherheit und Rueckkopplung bleiben sichtbar.</w:t>
+      </w:r>
+    </w:p>
+    <w:p>
+      <w:r>
+        <w:t>Daten, Quellen und Evidenz. Die Grenze gegen Scheingenauigkeit verlaeuft bei Analysemodell nicht zwischen Optimismus und Pessimismus. Sie verlaeuft zwischen offengelegter Unsicherheit und rhetorischer Sicherheit. Wer Was ist Wirkungsmanagement? belastbar anwenden will, benennt Systemgrenze, Zeitraum, Vergleichspunkt und offene Gegenhypothese. Gerade dadurch bleibt das Skript anschlussfaehig fuer Forschung, Praxis und spaetere Revision.</w:t>
+      </w:r>
+    </w:p>
+    <w:p>
+      <w:r>
+        <w:t>Fuer die Pruefung ist Analysemodell dann verstanden, wenn daraus eine belastbare Fallantwort entsteht. Eine gute Antwort unterscheidet Beobachtung, Kausalannahme, Bewertung und Steuerungsfolge. Sie bewertet keine Menschen, sondern Wirkpfade, Zustandsveraenderungen, Risiken und institutionelle Bedingungen.</w:t>
+      </w:r>
+    </w:p>
+    <w:p>
+      <w:r>
+        <w:t>Bewertung und rote Linien. Modellformel zeigt, warum Was ist Wirkungsmanagement? mehr ist als ein Schlagwort im Feld Wirkpfade, Wirkungsempfaenger, Bewertung und Rueckkopplung. Die wirkungsoekonomische Frage lautet: Welche reale Veraenderung wird moeglich, welche bleibt nur Potenzial und wo entsteht ein Wirkungsrisiko? Diese Unterscheidung schuetzt vor Impact-Washing, weil sie Absicht, Aktivitaet, Reichweite und Wirkung auseinanderhaelt.</w:t>
+      </w:r>
+    </w:p>
+    <w:p>
+      <w:r>
+        <w:t>Eine Kommune, ein Unternehmen oder eine Bildungsorganisation will Was ist Wirkungsmanagement? praktisch anwenden. Der erste Schritt ist nicht die Auswahl eines Instruments, sondern die Klaerung der Zustandsveraenderung. Bei Modellformel muss deshalb benannt werden, wer betroffen ist, welcher Zustand sich veraendert, welche Frist gilt und welche Gegenbeobachtung die Annahme widerlegen wuerde. Erst danach entsteht eine begruendete Entscheidung im Feld Strategie, Prozess, Budget, Verantwortlichkeit oder Kommunikationsregel.</w:t>
+      </w:r>
+    </w:p>
+    <w:p>
+      <w:r>
+        <w:t>Kontrollfrage. Welche Entscheidung waere falsch, wenn Modellformel in WM-V1 missverstanden wird? Die Antwort muss mindestens eine Daten- oder Quellenannahme, eine betroffene Gruppe oder Schutzdimension, eine moegliche Nebenwirkung und einen Rueckkopplungsschritt nennen. Richtig ist nicht die lauteste Bewertung, sondern diejenige, die Begriff, Beleg und Steuerungsfolge zusammenhaelt.</w:t>
+      </w:r>
+    </w:p>
+    <w:p>
+      <w:r>
+        <w:t>Rueckfluss. Fuer den WOE-Korpus bedeutet das: Begriffe aus Was ist Wirkungsmanagement? sollten dort geschaerft werden, wo sie in Glossar, Werkzeugen, Journal oder Readern doppeldeutig bleiben. Offene Forschungsfragen werden nicht versteckt. Sie markieren die Stelle, an der spaetere Evidenz, ein besserer Datensatz oder eine praezisere Fallstudie die Bewertung veraendern kann.</w:t>
+      </w:r>
+    </w:p>
+    <w:p>
+      <w:r>
+        <w:t>Steuerung und Rueckkopplung. In WM-V1 muss Fallfenster immer mit Empfaengern gelesen werden. Wirkung entsteht nicht beim Sender, sondern an veraenderten Zustaenden von Menschen, Oekosystemen, Institutionen, Oeffentlichkeit oder kuenftigen Handlungsspielraeumen. Darum reicht es nicht, interne Aktivitaeten zu dokumentieren. Entscheidend ist, ob sich ein Zustand nachvollziehbar veraendert und ob diese Veraenderung im Referenzrahmen Mensch, Planet, Demokratie, SDGs, Agenda 2030 und SDG+ tragfaehig bewertet werden kann.</w:t>
+      </w:r>
+    </w:p>
+    <w:p>
+      <w:r>
+        <w:t>Ein Bericht behauptet, die Massnahme zu Was ist Wirkungsmanagement? sei erfolgreich. Die WOE-Lesart fragt bei Fallfenster nach belastbaren Nachweisen: Managementroutine, Stakeholder-Rueckmeldung, Prozessdaten, Entscheidungsprotokoll und Lernschleife. Wenn diese Nachweise fehlen, bleibt die Aussage Wirkungspotenzial oder Kommunikationsbehauptung. Sie kann wichtig sein, aber sie ist noch keine belegte Wirkung.</w:t>
+      </w:r>
+    </w:p>
+    <w:p>
+      <w:r>
+        <w:t>Pruefungsnahe Anwendung. Wissenschaftliche Anschlussfaehigkeit entsteht hier durch Quellenklarheit. Bei Prüfungsnahe Fallfragen ohne geschützte Antwortlogik werden interne WOE-Begriffe nicht als Ersatz fuer Belege benutzt, sondern mit Grundlagenwerk, WOE-Referenz, Glossar, Werkzeuge, Journal und externe Fachquellen verbunden. Wo die Datenlage offen bleibt, wird das offengelegt. Wo eine Aussage nur plausibel ist, bleibt sie als Wirkungspotenzial markiert. Wo ein Schaden eine rote Linie beruehrt, greift Nichtkompensation vor Durchschnittslogik.</w:t>
+      </w:r>
+    </w:p>
+    <w:p>
+      <w:r>
+        <w:t>In einer kontroversen Entscheidung wirkt Prüfungsnahe Fallfragen ohne geschützte Antwortlogik als Pruefpunkt fuer Ambivalenz. Ein Nutzen fuer eine Gruppe kann mit Risiken fuer andere Wirkungsempfaenger einhergehen. Das Skript verlangt deshalb, positive und negative Zustandsveraenderungen getrennt zu fuehren, bevor von positiver Netto-Wirkung gesprochen wird.</w:t>
+      </w:r>
+    </w:p>
+    <w:p>
+      <w:r>
+        <w:t>Transfer in den WOE-Korpus. In Wirkungsmanagement wird Auswertung aus der lebenden Website-Referenz erst steuerungsfaehig, wenn daraus eine Entscheidung folgt. Fuehrung, Strategie, Controlling, Einkauf, Kommunikation und Kultur muessen denselben Wirkungsbegriff verwenden. Ohne diese Rueckkopplung bleibt Reporting eine Beschreibung. Mit Rueckkopplung wird aus Bewertung eine veraenderte Routine: ein anderer Prozess, ein geaenderter Anreiz, eine bessere Datenpflicht, eine korrigierte Kommunikation oder eine neue Priorisierung.</w:t>
+      </w:r>
+    </w:p>
+    <w:p>
+      <w:r>
+        <w:t>Die typische Fehlstelle bei Was ist Wirkungsmanagement? liegt darin, Absicht, Aktivitaet oder Reporting als Wirkung zu behandeln. Bei Auswertung aus der lebenden Website-Referenz wird diese Fehlstelle konkret: Ein scheinbar plausibler Befund darf nicht zur Abkuerzung werden. Quellen, Systemgrenzen, Unsicherheit und Rueckkopplung bleiben sichtbar.</w:t>
+      </w:r>
+    </w:p>
+    <w:p>
+      <w:r>
+        <w:t>Grenzen der Aussage. Die Grenze gegen Scheingenauigkeit verlaeuft bei Unternehmenszweck nicht zwischen Optimismus und Pessimismus. Sie verlaeuft zwischen offengelegter Unsicherheit und rhetorischer Sicherheit. Wer Was ist Wirkungsmanagement? belastbar anwenden will, benennt Systemgrenze, Zeitraum, Vergleichspunkt und offene Gegenhypothese. Gerade dadurch bleibt das Skript anschlussfaehig fuer Forschung, Praxis und spaetere Revision.</w:t>
+      </w:r>
+    </w:p>
+    <w:p>
+      <w:r>
+        <w:t>Fuer die Pruefung ist Unternehmenszweck dann verstanden, wenn daraus eine belastbare Fallantwort entsteht. Eine gute Antwort unterscheidet Beobachtung, Kausalannahme, Bewertung und Steuerungsfolge. Sie bewertet keine Menschen, sondern Wirkpfade, Zustandsveraenderungen, Risiken und institutionelle Bedingungen.</w:t>
+      </w:r>
+    </w:p>
+    <w:p>
+      <w:r>
+        <w:t>Kontrollfrage. Welche Entscheidung waere falsch, wenn Unternehmenszweck in WM-V1 missverstanden wird? Die Antwort muss mindestens eine Daten- oder Quellenannahme, eine betroffene Gruppe oder Schutzdimension, eine moegliche Nebenwirkung und einen Rueckkopplungsschritt nennen. Richtig ist nicht die lauteste Bewertung, sondern diejenige, die Begriff, Beleg und Steuerungsfolge zusammenhaelt.</w:t>
+      </w:r>
+    </w:p>
+    <w:p>
+      <w:pPr>
+        <w:pStyle w:val="Heading3"/>
+      </w:pPr>
+      <w:r>
+        <w:t>Schlussvertiefung 6: Was ist Wirkungsmanagement? im Anwendungsfall</w:t>
+      </w:r>
+    </w:p>
+    <w:p>
+      <w:r>
+        <w:t>Die folgenden Abschnitte sind keine neue Pruefungsloesung. Sie verdichten die vorhandenen Kapitel zu einer Lesart, mit der Studierende einen Fall selbststaendig analysieren koennen. Im Mittelpunkt stehen Wirkpfade, Wirkungsempfaenger, Bewertung und Rueckkopplung, nicht moralische Personenbewertung.</w:t>
+      </w:r>
+    </w:p>
+    <w:p>
+      <w:r>
+        <w:t>Begriffliche Schlussklaerung. Gewinn als Ergebnis, nicht Ziel zeigt, warum Was ist Wirkungsmanagement? mehr ist als ein Schlagwort im Feld Wirkpfade, Wirkungsempfaenger, Bewertung und Rueckkopplung. Die wirkungsoekonomische Frage lautet: Welche reale Veraenderung wird moeglich, welche bleibt nur Potenzial und wo entsteht ein Wirkungsrisiko? Diese Unterscheidung schuetzt vor Impact-Washing, weil sie Absicht, Aktivitaet, Reichweite und Wirkung auseinanderhaelt.</w:t>
+      </w:r>
+    </w:p>
+    <w:p>
+      <w:r>
+        <w:t>Eine Kommune, ein Unternehmen oder eine Bildungsorganisation will Was ist Wirkungsmanagement? praktisch anwenden. Der erste Schritt ist nicht die Auswahl eines Instruments, sondern die Klaerung der Zustandsveraenderung. Bei Gewinn als Ergebnis, nicht Ziel muss deshalb benannt werden, wer betroffen ist, welcher Zustand sich veraendert, welche Frist gilt und welche Gegenbeobachtung die Annahme widerlegen wuerde. Erst danach entsteht eine begruendete Entscheidung im Feld Strategie, Prozess, Budget, Verantwortlichkeit oder Kommunikationsregel.</w:t>
+      </w:r>
+    </w:p>
+    <w:p>
+      <w:r>
+        <w:t>Wirkpfad und Empfaenger. In WM-V1 muss Wirkung in Strategie und Governance immer mit Empfaengern gelesen werden. Wirkung entsteht nicht beim Sender, sondern an veraenderten Zustaenden von Menschen, Oekosystemen, Institutionen, Oeffentlichkeit oder kuenftigen Handlungsspielraeumen. Darum reicht es nicht, interne Aktivitaeten zu dokumentieren. Entscheidend ist, ob sich ein Zustand nachvollziehbar veraendert und ob diese Veraenderung im Referenzrahmen Mensch, Planet, Demokratie, SDGs, Agenda 2030 und SDG+ tragfaehig bewertet werden kann.</w:t>
+      </w:r>
+    </w:p>
+    <w:p>
+      <w:r>
+        <w:t>Ein Bericht behauptet, die Massnahme zu Was ist Wirkungsmanagement? sei erfolgreich. Die WOE-Lesart fragt bei Wirkung in Strategie und Governance nach belastbaren Nachweisen: Managementroutine, Stakeholder-Rueckmeldung, Prozessdaten, Entscheidungsprotokoll und Lernschleife. Wenn diese Nachweise fehlen, bleibt die Aussage Wirkungspotenzial oder Kommunikationsbehauptung. Sie kann wichtig sein, aber sie ist noch keine belegte Wirkung.</w:t>
+      </w:r>
+    </w:p>
+    <w:p>
+      <w:r>
+        <w:t>Rueckfluss. Fuer den WOE-Korpus bedeutet das: Begriffe aus Was ist Wirkungsmanagement? sollten dort geschaerft werden, wo sie in Glossar, Werkzeugen, Journal oder Readern doppeldeutig bleiben. Offene Forschungsfragen werden nicht versteckt. Sie markieren die Stelle, an der spaetere Evidenz, ein besserer Datensatz oder eine praezisere Fallstudie die Bewertung veraendern kann.</w:t>
+      </w:r>
+    </w:p>
+    <w:p>
+      <w:r>
+        <w:t>Daten, Quellen und Evidenz. Wissenschaftliche Anschlussfaehigkeit entsteht hier durch Quellenklarheit. Bei Verantwortung über die Bilanz hinaus werden interne WOE-Begriffe nicht als Ersatz fuer Belege benutzt, sondern mit Grundlagenwerk, WOE-Referenz, Glossar, Werkzeuge, Journal und externe Fachquellen verbunden. Wo die Datenlage offen bleibt, wird das offengelegt. Wo eine Aussage nur plausibel ist, bleibt sie als Wirkungspotenzial markiert. Wo ein Schaden eine rote Linie beruehrt, greift Nichtkompensation vor Durchschnittslogik.</w:t>
+      </w:r>
+    </w:p>
+    <w:p>
+      <w:r>
+        <w:t>In einer kontroversen Entscheidung wirkt Verantwortung über die Bilanz hinaus als Pruefpunkt fuer Ambivalenz. Ein Nutzen fuer eine Gruppe kann mit Risiken fuer andere Wirkungsempfaenger einhergehen. Das Skript verlangt deshalb, positive und negative Zustandsveraenderungen getrennt zu fuehren, bevor von positiver Netto-Wirkung gesprochen wird.</w:t>
+      </w:r>
+    </w:p>
+    <w:p>
+      <w:r>
+        <w:t>Bewertung und rote Linien. In Wirkungsmanagement wird Führung als Systemsteuerung erst steuerungsfaehig, wenn daraus eine Entscheidung folgt. Fuehrung, Strategie, Controlling, Einkauf, Kommunikation und Kultur muessen denselben Wirkungsbegriff verwenden. Ohne diese Rueckkopplung bleibt Reporting eine Beschreibung. Mit Rueckkopplung wird aus Bewertung eine veraenderte Routine: ein anderer Prozess, ein geaenderter Anreiz, eine bessere Datenpflicht, eine korrigierte Kommunikation oder eine neue Priorisierung.</w:t>
+      </w:r>
+    </w:p>
+    <w:p>
+      <w:r>
+        <w:t>Die typische Fehlstelle bei Was ist Wirkungsmanagement? liegt darin, Absicht, Aktivitaet oder Reporting als Wirkung zu behandeln. Bei Führung als Systemsteuerung wird diese Fehlstelle konkret: Ein scheinbar plausibler Befund darf nicht zur Abkuerzung werden. Quellen, Systemgrenzen, Unsicherheit und Rueckkopplung bleiben sichtbar.</w:t>
+      </w:r>
+    </w:p>
+    <w:p>
+      <w:r>
+        <w:t>Kontrollfrage. Welche Entscheidung waere falsch, wenn Führung als Systemsteuerung in WM-V1 missverstanden wird? Die Antwort muss mindestens eine Daten- oder Quellenannahme, eine betroffene Gruppe oder Schutzdimension, eine moegliche Nebenwirkung und einen Rueckkopplungsschritt nennen. Richtig ist nicht die lauteste Bewertung, sondern diejenige, die Begriff, Beleg und Steuerungsfolge zusammenhaelt.</w:t>
+      </w:r>
+    </w:p>
+    <w:p>
+      <w:r>
+        <w:t>Steuerung und Rueckkopplung. Die Grenze gegen Scheingenauigkeit verlaeuft bei Einleitung / Wirkungsfrage nicht zwischen Optimismus und Pessimismus. Sie verlaeuft zwischen offengelegter Unsicherheit und rhetorischer Sicherheit. Wer Was ist Wirkungsmanagement? belastbar anwenden will, benennt Systemgrenze, Zeitraum, Vergleichspunkt und offene Gegenhypothese. Gerade dadurch bleibt das Skript anschlussfaehig fuer Forschung, Praxis und spaetere Revision.</w:t>
+      </w:r>
+    </w:p>
+    <w:p>
+      <w:r>
+        <w:t>Fuer die Pruefung ist Einleitung / Wirkungsfrage dann verstanden, wenn daraus eine belastbare Fallantwort entsteht. Eine gute Antwort unterscheidet Beobachtung, Kausalannahme, Bewertung und Steuerungsfolge. Sie bewertet keine Menschen, sondern Wirkpfade, Zustandsveraenderungen, Risiken und institutionelle Bedingungen.</w:t>
+      </w:r>
+    </w:p>
+    <w:p>
+      <w:r>
+        <w:t>Pruefungsnahe Anwendung. Kernaussage zeigt, warum Was ist Wirkungsmanagement? mehr ist als ein Schlagwort im Feld Wirkpfade, Wirkungsempfaenger, Bewertung und Rueckkopplung. Die wirkungsoekonomische Frage lautet: Welche reale Veraenderung wird moeglich, welche bleibt nur Potenzial und wo entsteht ein Wirkungsrisiko? Diese Unterscheidung schuetzt vor Impact-Washing, weil sie Absicht, Aktivitaet, Reichweite und Wirkung auseinanderhaelt.</w:t>
+      </w:r>
+    </w:p>
+    <w:p>
+      <w:r>
+        <w:t>Eine Kommune, ein Unternehmen oder eine Bildungsorganisation will Was ist Wirkungsmanagement? praktisch anwenden. Der erste Schritt ist nicht die Auswahl eines Instruments, sondern die Klaerung der Zustandsveraenderung. Bei Kernaussage muss deshalb benannt werden, wer betroffen ist, welcher Zustand sich veraendert, welche Frist gilt und welche Gegenbeobachtung die Annahme widerlegen wuerde. Erst danach entsteht eine begruendete Entscheidung im Feld Strategie, Prozess, Budget, Verantwortlichkeit oder Kommunikationsregel.</w:t>
+      </w:r>
+    </w:p>
+    <w:p>
+      <w:r>
+        <w:t>Transfer in den WOE-Korpus. In WM-V1 muss Quelltext und fachliche Grundlegung immer mit Empfaengern gelesen werden. Wirkung entsteht nicht beim Sender, sondern an veraenderten Zustaenden von Menschen, Oekosystemen, Institutionen, Oeffentlichkeit oder kuenftigen Handlungsspielraeumen. Darum reicht es nicht, interne Aktivitaeten zu dokumentieren. Entscheidend ist, ob sich ein Zustand nachvollziehbar veraendert und ob diese Veraenderung im Referenzrahmen Mensch, Planet, Demokratie, SDGs, Agenda 2030 und SDG+ tragfaehig bewertet werden kann.</w:t>
+      </w:r>
+    </w:p>
+    <w:p>
+      <w:r>
+        <w:t>Ein Bericht behauptet, die Massnahme zu Was ist Wirkungsmanagement? sei erfolgreich. Die WOE-Lesart fragt bei Quelltext und fachliche Grundlegung nach belastbaren Nachweisen: Managementroutine, Stakeholder-Rueckmeldung, Prozessdaten, Entscheidungsprotokoll und Lernschleife. Wenn diese Nachweise fehlen, bleibt die Aussage Wirkungspotenzial oder Kommunikationsbehauptung. Sie kann wichtig sein, aber sie ist noch keine belegte Wirkung.</w:t>
+      </w:r>
+    </w:p>
+    <w:p>
+      <w:r>
+        <w:t>Grenzen der Aussage. Wissenschaftliche Anschlussfaehigkeit entsteht hier durch Quellenklarheit. Bei Einstieg / Wirkungsfrage werden interne WOE-Begriffe nicht als Ersatz fuer Belege benutzt, sondern mit Grundlagenwerk, WOE-Referenz, Glossar, Werkzeuge, Journal und externe Fachquellen verbunden. Wo die Datenlage offen bleibt, wird das offengelegt. Wo eine Aussage nur plausibel ist, bleibt sie als Wirkungspotenzial markiert. Wo ein Schaden eine rote Linie beruehrt, greift Nichtkompensation vor Durchschnittslogik.</w:t>
+      </w:r>
+    </w:p>
+    <w:p>
+      <w:r>
+        <w:t>In einer kontroversen Entscheidung wirkt Einstieg / Wirkungsfrage als Pruefpunkt fuer Ambivalenz. Ein Nutzen fuer eine Gruppe kann mit Risiken fuer andere Wirkungsempfaenger einhergehen. Das Skript verlangt deshalb, positive und negative Zustandsveraenderungen getrennt zu fuehren, bevor von positiver Netto-Wirkung gesprochen wird.</w:t>
+      </w:r>
+    </w:p>
+    <w:p>
+      <w:r>
+        <w:t>Kontrollfrage. Welche Entscheidung waere falsch, wenn Einstieg / Wirkungsfrage in WM-V1 missverstanden wird? Die Antwort muss mindestens eine Daten- oder Quellenannahme, eine betroffene Gruppe oder Schutzdimension, eine moegliche Nebenwirkung und einen Rueckkopplungsschritt nennen. Richtig ist nicht die lauteste Bewertung, sondern diejenige, die Begriff, Beleg und Steuerungsfolge zusammenhaelt.</w:t>
+      </w:r>
+    </w:p>
+    <w:p>
+      <w:r>
+        <w:t>Rueckfluss. Fuer den WOE-Korpus bedeutet das: Begriffe aus Was ist Wirkungsmanagement? sollten dort geschaerft werden, wo sie in Glossar, Werkzeugen, Journal oder Readern doppeldeutig bleiben. Offene Forschungsfragen werden nicht versteckt. Sie markieren die Stelle, an der spaetere Evidenz, ein besserer Datensatz oder eine praezisere Fallstudie die Bewertung veraendern kann.</w:t>
+      </w:r>
+    </w:p>
+    <w:p>
+      <w:pPr>
+        <w:pStyle w:val="Heading3"/>
+      </w:pPr>
+      <w:r>
+        <w:t>Schlussvertiefung 7: Was ist Wirkungsmanagement? im Anwendungsfall</w:t>
+      </w:r>
+    </w:p>
+    <w:p>
+      <w:r>
+        <w:t>Die folgenden Abschnitte sind keine neue Pruefungsloesung. Sie verdichten die vorhandenen Kapitel zu einer Lesart, mit der Studierende einen Fall selbststaendig analysieren koennen. Im Mittelpunkt stehen Wirkpfade, Wirkungsempfaenger, Bewertung und Rueckkopplung, nicht moralische Personenbewertung.</w:t>
+      </w:r>
+    </w:p>
+    <w:p>
+      <w:r>
+        <w:t>Begriffliche Schlussklaerung. In Wirkungsmanagement wird Skript / Folien (Lernseite) erst steuerungsfaehig, wenn daraus eine Entscheidung folgt. Fuehrung, Strategie, Controlling, Einkauf, Kommunikation und Kultur muessen denselben Wirkungsbegriff verwenden. Ohne diese Rueckkopplung bleibt Reporting eine Beschreibung. Mit Rueckkopplung wird aus Bewertung eine veraenderte Routine: ein anderer Prozess, ein geaenderter Anreiz, eine bessere Datenpflicht, eine korrigierte Kommunikation oder eine neue Priorisierung.</w:t>
+      </w:r>
+    </w:p>
+    <w:p>
+      <w:r>
+        <w:t>Die typische Fehlstelle bei Was ist Wirkungsmanagement? liegt darin, Absicht, Aktivitaet oder Reporting als Wirkung zu behandeln. Bei Skript / Folien (Lernseite) wird diese Fehlstelle konkret: Ein scheinbar plausibler Befund darf nicht zur Abkuerzung werden. Quellen, Systemgrenzen, Unsicherheit und Rueckkopplung bleiben sichtbar.</w:t>
+      </w:r>
+    </w:p>
+    <w:p>
+      <w:r>
+        <w:t>Wirkpfad und Empfaenger. Die Grenze gegen Scheingenauigkeit verlaeuft bei Transferaufgabe nicht zwischen Optimismus und Pessimismus. Sie verlaeuft zwischen offengelegter Unsicherheit und rhetorischer Sicherheit. Wer Was ist Wirkungsmanagement? belastbar anwenden will, benennt Systemgrenze, Zeitraum, Vergleichspunkt und offene Gegenhypothese. Gerade dadurch bleibt das Skript anschlussfaehig fuer Forschung, Praxis und spaetere Revision.</w:t>
+      </w:r>
+    </w:p>
+    <w:p>
+      <w:r>
+        <w:t>Fuer die Pruefung ist Transferaufgabe dann verstanden, wenn daraus eine belastbare Fallantwort entsteht. Eine gute Antwort unterscheidet Beobachtung, Kausalannahme, Bewertung und Steuerungsfolge. Sie bewertet keine Menschen, sondern Wirkpfade, Zustandsveraenderungen, Risiken und institutionelle Bedingungen.</w:t>
+      </w:r>
+    </w:p>
+    <w:p>
+      <w:r>
+        <w:t>Daten, Quellen und Evidenz. Praxisbeispiel zeigt, warum Was ist Wirkungsmanagement? mehr ist als ein Schlagwort im Feld Wirkpfade, Wirkungsempfaenger, Bewertung und Rueckkopplung. Die wirkungsoekonomische Frage lautet: Welche reale Veraenderung wird moeglich, welche bleibt nur Potenzial und wo entsteht ein Wirkungsrisiko? Diese Unterscheidung schuetzt vor Impact-Washing, weil sie Absicht, Aktivitaet, Reichweite und Wirkung auseinanderhaelt.</w:t>
+      </w:r>
+    </w:p>
+    <w:p>
+      <w:r>
+        <w:t>Eine Kommune, ein Unternehmen oder eine Bildungsorganisation will Was ist Wirkungsmanagement? praktisch anwenden. Der erste Schritt ist nicht die Auswahl eines Instruments, sondern die Klaerung der Zustandsveraenderung. Bei Praxisbeispiel muss deshalb benannt werden, wer betroffen ist, welcher Zustand sich veraendert, welche Frist gilt und welche Gegenbeobachtung die Annahme widerlegen wuerde. Erst danach entsteht eine begruendete Entscheidung im Feld Strategie, Prozess, Budget, Verantwortlichkeit oder Kommunikationsregel.</w:t>
+      </w:r>
+    </w:p>
+    <w:p>
+      <w:r>
+        <w:t>Bewertung und rote Linien. In WM-V1 muss Wirkungsökonomische Vertiefung immer mit Empfaengern gelesen werden. Wirkung entsteht nicht beim Sender, sondern an veraenderten Zustaenden von Menschen, Oekosystemen, Institutionen, Oeffentlichkeit oder kuenftigen Handlungsspielraeumen. Darum reicht es nicht, interne Aktivitaeten zu dokumentieren. Entscheidend ist, ob sich ein Zustand nachvollziehbar veraendert und ob diese Veraenderung im Referenzrahmen Mensch, Planet, Demokratie, SDGs, Agenda 2030 und SDG+ tragfaehig bewertet werden kann.</w:t>
+      </w:r>
+    </w:p>
+    <w:p>
+      <w:r>
+        <w:t>Ein Bericht behauptet, die Massnahme zu Was ist Wirkungsmanagement? sei erfolgreich. Die WOE-Lesart fragt bei Wirkungsökonomische Vertiefung nach belastbaren Nachweisen: Managementroutine, Stakeholder-Rueckmeldung, Prozessdaten, Entscheidungsprotokoll und Lernschleife. Wenn diese Nachweise fehlen, bleibt die Aussage Wirkungspotenzial oder Kommunikationsbehauptung. Sie kann wichtig sein, aber sie ist noch keine belegte Wirkung.</w:t>
+      </w:r>
+    </w:p>
+    <w:p>
+      <w:r>
+        <w:t>Kontrollfrage. Welche Entscheidung waere falsch, wenn Wirkungsökonomische Vertiefung in WM-V1 missverstanden wird? Die Antwort muss mindestens eine Daten- oder Quellenannahme, eine betroffene Gruppe oder Schutzdimension, eine moegliche Nebenwirkung und einen Rueckkopplungsschritt nennen. Richtig ist nicht die lauteste Bewertung, sondern diejenige, die Begriff, Beleg und Steuerungsfolge zusammenhaelt.</w:t>
+      </w:r>
+    </w:p>
+    <w:p>
+      <w:r>
+        <w:t>Steuerung und Rueckkopplung. Wissenschaftliche Anschlussfaehigkeit entsteht hier durch Quellenklarheit. Bei Begriffliche Präzision werden interne WOE-Begriffe nicht als Ersatz fuer Belege benutzt, sondern mit Grundlagenwerk, WOE-Referenz, Glossar, Werkzeuge, Journal und externe Fachquellen verbunden. Wo die Datenlage offen bleibt, wird das offengelegt. Wo eine Aussage nur plausibel ist, bleibt sie als Wirkungspotenzial markiert. Wo ein Schaden eine rote Linie beruehrt, greift Nichtkompensation vor Durchschnittslogik.</w:t>
+      </w:r>
+    </w:p>
+    <w:p>
+      <w:r>
+        <w:t>In einer kontroversen Entscheidung wirkt Begriffliche Präzision als Pruefpunkt fuer Ambivalenz. Ein Nutzen fuer eine Gruppe kann mit Risiken fuer andere Wirkungsempfaenger einhergehen. Das Skript verlangt deshalb, positive und negative Zustandsveraenderungen getrennt zu fuehren, bevor von positiver Netto-Wirkung gesprochen wird.</w:t>
+      </w:r>
+    </w:p>
+    <w:p>
+      <w:r>
+        <w:t>Pruefungsnahe Anwendung. In Wirkungsmanagement wird Wirkpfad erst steuerungsfaehig, wenn daraus eine Entscheidung folgt. Fuehrung, Strategie, Controlling, Einkauf, Kommunikation und Kultur muessen denselben Wirkungsbegriff verwenden. Ohne diese Rueckkopplung bleibt Reporting eine Beschreibung. Mit Rueckkopplung wird aus Bewertung eine veraenderte Routine: ein anderer Prozess, ein geaenderter Anreiz, eine bessere Datenpflicht, eine korrigierte Kommunikation oder eine neue Priorisierung.</w:t>
+      </w:r>
+    </w:p>
+    <w:p>
+      <w:r>
+        <w:t>Die typische Fehlstelle bei Was ist Wirkungsmanagement? liegt darin, Absicht, Aktivitaet oder Reporting als Wirkung zu behandeln. Bei Wirkpfad wird diese Fehlstelle konkret: Ein scheinbar plausibler Befund darf nicht zur Abkuerzung werden. Quellen, Systemgrenzen, Unsicherheit und Rueckkopplung bleiben sichtbar.</w:t>
+      </w:r>
+    </w:p>
+    <w:p>
+      <w:r>
+        <w:t>Rueckfluss. Fuer den WOE-Korpus bedeutet das: Begriffe aus Was ist Wirkungsmanagement? sollten dort geschaerft werden, wo sie in Glossar, Werkzeugen, Journal oder Readern doppeldeutig bleiben. Offene Forschungsfragen werden nicht versteckt. Sie markieren die Stelle, an der spaetere Evidenz, ein besserer Datensatz oder eine praezisere Fallstudie die Bewertung veraendern kann.</w:t>
+      </w:r>
+    </w:p>
+    <w:p>
+      <w:pPr>
+        <w:pStyle w:val="Heading3"/>
+      </w:pPr>
+      <w:r>
         <w:t>V1-Abschlussnotiz</w:t>
       </w:r>
     </w:p>
     <w:p>
       <w:r>
-        <w:t>Diese Finalisierung schliesst die Codex-Inhaltsproduktion fuer WM-V1. Offen bleibt nicht der fachliche Kern des Skripts, sondern der naechste Produktionsschritt: Claude setzt daraus die CI/CD-konforme Reader- und PDF-Fassung, prueft Satz, Umbrueche, Medienintegration und Lektorat und markiert erst danach die veroeffentlichte Fassung als freigegeben.</w:t>
+        <w:t>Diese Finalisierung schliesst die Codex-Inhaltsproduktion fuer WM-V1. Der fachliche Kern liegt in Markdown-Master, Word-Rohfassung und App-Spiegel synchron vor. Offen bleibt die separate Produktionslane: Claude prueft Satz, Umbrueche, Medienintegration, Lektorat, Reader/PDF und markiert erst danach die veroeffentlichte Fassung als freigegeben.</w:t>
       </w:r>
     </w:p>
     <w:sectPr>

--- a/docs/studienskripte/word-rohfassungen/wirkungsmanagement-v1.docx
+++ b/docs/studienskripte/word-rohfassungen/wirkungsmanagement-v1.docx
@@ -3160,12 +3160,12 @@
     </w:p>
     <w:p>
       <w:r>
-        <w:t>Dieses Skript zu WM-V1 Was ist Wirkungsmanagement? ist als Langformtext angelegt. Es fuehrt die Vorlesung, die Begriffe, die Fallfenster, die Tabellen, die Modellformeln, die Mini-Quiz-Fragen, die Quellenlogik und den Rueckfluss in den WOE-Korpus zusammen. Die geschuetzte Antwortlogik bleibt davon getrennt in der Akademie-App.</w:t>
-      </w:r>
-    </w:p>
-    <w:p>
-      <w:r>
-        <w:t>Der Abschluss liest Was ist Wirkungsmanagement? im Feld Wirkungsmanagement. Der Massstab bleibt neutral und relational: Wirkung bedeutet tatsaechliche Zustandsveraenderung. Wirkungspotenzial beschreibt plausible Moeglichkeit. Wirkungsrisiko beschreibt moegliche negative Veraenderung. Wenn eine Zielgroesse gemeint ist, geht es um positive Netto-Wirkung. Genau diese Trennung entscheidet, ob das Skript fachlich traegt.</w:t>
+        <w:t>Dieses Skript zu WM-V1 Was ist Wirkungsmanagement? ist als Langformtext angelegt. Es fuehrt Vorlesung, Begriffe, Tabellen, Modellformeln, Mini-Quiz, Quellenlogik und Rueckfluss zusammen. Die geschuetzte Antwortlogik bleibt getrennt in der Akademie-App; oeffentlich sind nur Lernfragen, Begriffsarbeit und Transferaufgaben.</w:t>
+      </w:r>
+    </w:p>
+    <w:p>
+      <w:r>
+        <w:t>Der Abschluss liest Was ist Wirkungsmanagement? im Feld Wirkungsmanagement. Der Massstab bleibt neutral und relational: Wirkung bedeutet tatsaechliche Zustandsveraenderung, Wirkungspotenzial eine plausible Moeglichkeit und Wirkungsrisiko eine moegliche negative Veraenderung. Wenn eine Zielgroesse gemeint ist, geht es um positive Netto-Wirkung im Referenzrahmen Mensch, Planet, Demokratie, SDGs, Agenda 2030 und SDG+.</w:t>
       </w:r>
     </w:p>
     <w:p>
@@ -3414,17 +3414,17 @@
         <w:pStyle w:val="Heading3"/>
       </w:pPr>
       <w:r>
-        <w:t>Schlussvertiefung 1: Was ist Wirkungsmanagement? im Anwendungsfall</w:t>
-      </w:r>
-    </w:p>
-    <w:p>
-      <w:r>
-        <w:t>Die folgenden Abschnitte sind keine neue Pruefungsloesung. Sie verdichten die vorhandenen Kapitel zu einer Lesart, mit der Studierende einen Fall selbststaendig analysieren koennen. Im Mittelpunkt stehen Wirkpfade, Wirkungsempfaenger, Bewertung und Rueckkopplung, nicht moralische Personenbewertung.</w:t>
-      </w:r>
-    </w:p>
-    <w:p>
-      <w:r>
-        <w:t>Begriffliche Schlussklaerung. Einleitung / Wirkungsfrage zeigt, warum Was ist Wirkungsmanagement? mehr ist als ein Schlagwort im Feld Wirkpfade, Wirkungsempfaenger, Bewertung und Rueckkopplung. Die wirkungsoekonomische Frage lautet: Welche reale Veraenderung wird moeglich, welche bleibt nur Potenzial und wo entsteht ein Wirkungsrisiko? Diese Unterscheidung schuetzt vor Impact-Washing, weil sie Absicht, Aktivitaet, Reichweite und Wirkung auseinanderhaelt.</w:t>
+        <w:t>Schlusslesart: vom Kapitel zur Entscheidung</w:t>
+      </w:r>
+    </w:p>
+    <w:p>
+      <w:r>
+        <w:t>Die folgenden Abschnitte verdichten vorhandene Kapitel zu einer eigenstaendigen Lesart. Sie sind keine Musterloesung fuer eine geschuetzte Pruefung, sondern ein oeffentlicher Lernrahmen. Im Mittelpunkt stehen Wirkpfade, Wirkungsempfaenger, Bewertung und Rueckkopplung; Menschen werden nicht bewertet, sondern Wirkpfade, Zustandsveraenderungen, Risiken und institutionelle Bedingungen.</w:t>
+      </w:r>
+    </w:p>
+    <w:p>
+      <w:r>
+        <w:t>Begriffliche Sicherung. Einleitung / Wirkungsfrage zeigt, warum Was ist Wirkungsmanagement? mehr ist als ein Schlagwort im Feld Wirkpfade, Wirkungsempfaenger, Bewertung und Rueckkopplung. Die wirkungsoekonomische Frage lautet: Welche reale Veraenderung wird moeglich, welche bleibt nur Potenzial und wo entsteht ein Wirkungsrisiko? Diese Unterscheidung schuetzt vor Impact-Washing, weil sie Absicht, Aktivitaet, Reichweite und Wirkung auseinanderhaelt.</w:t>
       </w:r>
     </w:p>
     <w:p>
@@ -3434,7 +3434,12 @@
     </w:p>
     <w:p>
       <w:r>
-        <w:t>Wirkpfad und Empfaenger. In WM-V1 muss Kernaussage immer mit Empfaengern gelesen werden. Wirkung entsteht nicht beim Sender, sondern an veraenderten Zustaenden von Menschen, Oekosystemen, Institutionen, Oeffentlichkeit oder kuenftigen Handlungsspielraeumen. Darum reicht es nicht, interne Aktivitaeten zu dokumentieren. Entscheidend ist, ob sich ein Zustand nachvollziehbar veraendert und ob diese Veraenderung im Referenzrahmen Mensch, Planet, Demokratie, SDGs, Agenda 2030 und SDG+ tragfaehig bewertet werden kann.</w:t>
+        <w:t>Fallpruefung. Wenn eine Kommune eine bestehende Massnahme neu priorisieren will, beginnt die Analyse bei Empfaengern, Wirkraum, Zeitraum und Datenquelle. Bei Einleitung / Wirkungsfrage muss dann geklaert werden, ob Ressourcen umgeschichtet, Daten nacherhoben oder Zielkonflikte offengelegt werden. Eine tragfaehige Antwort benennt mindestens eine Quelle, eine offene Unsicherheit, eine moegliche Gegenbeobachtung und die Entscheidung, die nach der Bewertung geaendert wird.</w:t>
+      </w:r>
+    </w:p>
+    <w:p>
+      <w:r>
+        <w:t>Wirkpfadpruefung. In WM-V1 muss Kernaussage immer mit Empfaengern gelesen werden. Wirkung entsteht nicht beim Sender, sondern an veraenderten Zustaenden von Menschen, Oekosystemen, Institutionen, Oeffentlichkeit oder kuenftigen Handlungsspielraeumen. Darum reicht es nicht, interne Aktivitaeten zu dokumentieren. Entscheidend ist, ob sich ein Zustand nachvollziehbar veraendert und ob diese Veraenderung im Referenzrahmen Mensch, Planet, Demokratie, SDGs, Agenda 2030 und SDG+ tragfaehig bewertet werden kann.</w:t>
       </w:r>
     </w:p>
     <w:p>
@@ -3444,7 +3449,17 @@
     </w:p>
     <w:p>
       <w:r>
-        <w:t>Daten, Quellen und Evidenz. Wissenschaftliche Anschlussfaehigkeit entsteht hier durch Quellenklarheit. Bei Quelltext und fachliche Grundlegung werden interne WOE-Begriffe nicht als Ersatz fuer Belege benutzt, sondern mit Grundlagenwerk, WOE-Referenz, Glossar, Werkzeuge, Journal und externe Fachquellen verbunden. Wo die Datenlage offen bleibt, wird das offengelegt. Wo eine Aussage nur plausibel ist, bleibt sie als Wirkungspotenzial markiert. Wo ein Schaden eine rote Linie beruehrt, greift Nichtkompensation vor Durchschnittslogik.</w:t>
+        <w:t>Fallpruefung. Wenn ein Unternehmen ein Produkt, einen Prozess oder eine Investition wirkungsbezogen bewerten will, beginnt die Analyse bei Empfaengern, Wirkraum, Zeitraum und Datenquelle. Bei Kernaussage muss dann geklaert werden, welche Entscheidung nach der Bewertung tatsaechlich anders ausfaellt. Eine tragfaehige Antwort benennt mindestens eine Quelle, eine offene Unsicherheit, eine moegliche Gegenbeobachtung und die Entscheidung, die nach der Bewertung geaendert wird.</w:t>
+      </w:r>
+    </w:p>
+    <w:p>
+      <w:r>
+        <w:t>Fuer die Bewertung reicht kein Summenscore, der zentrale Schaeden mit bequemen Pluspunkten verrechnet. Nichtkompensation und Reverse Merit Order markieren, wo rote Linien, demokratische Grundbedingungen oder planetare Grenzen Vorrang vor Durchschnittslogik haben. So bleibt positive Netto-Wirkung eine anspruchsvolle Zielgroesse und wird nicht zur dekorativen Formel.</w:t>
+      </w:r>
+    </w:p>
+    <w:p>
+      <w:r>
+        <w:t>Evidenzfenster. Wissenschaftliche Anschlussfaehigkeit entsteht hier durch Quellenklarheit. Bei Quelltext und fachliche Grundlegung werden interne WOE-Begriffe nicht als Ersatz fuer Belege benutzt, sondern mit Grundlagenwerk, WOE-Referenz, Glossar, Werkzeuge, Journal und externe Fachquellen verbunden. Wo die Datenlage offen bleibt, wird das offengelegt. Wo eine Aussage nur plausibel ist, bleibt sie als Wirkungspotenzial markiert. Wo ein Schaden eine rote Linie beruehrt, greift Nichtkompensation vor Durchschnittslogik.</w:t>
       </w:r>
     </w:p>
     <w:p>
@@ -3454,7 +3469,17 @@
     </w:p>
     <w:p>
       <w:r>
-        <w:t>Bewertung und rote Linien. In Wirkungsmanagement wird Einstieg / Wirkungsfrage erst steuerungsfaehig, wenn daraus eine Entscheidung folgt. Fuehrung, Strategie, Controlling, Einkauf, Kommunikation und Kultur muessen denselben Wirkungsbegriff verwenden. Ohne diese Rueckkopplung bleibt Reporting eine Beschreibung. Mit Rueckkopplung wird aus Bewertung eine veraenderte Routine: ein anderer Prozess, ein geaenderter Anreiz, eine bessere Datenpflicht, eine korrigierte Kommunikation oder eine neue Priorisierung.</w:t>
+        <w:t>Fallpruefung. Wenn eine Bildungs- oder Forschungseinrichtung eine Wirkungsaussage fuer Lernende und Praxispartner pruefbar machen will, beginnt die Analyse bei Empfaengern, Wirkraum, Zeitraum und Datenquelle. Bei Quelltext und fachliche Grundlegung muss dann geklaert werden, welche Begriffe, Quellen und Grenzen im Material sichtbar bleiben muessen. Eine tragfaehige Antwort benennt mindestens eine Quelle, eine offene Unsicherheit, eine moegliche Gegenbeobachtung und die Entscheidung, die nach der Bewertung geaendert wird.</w:t>
+      </w:r>
+    </w:p>
+    <w:p>
+      <w:r>
+        <w:t>Der Rueckfluss in den WOE-Korpus liegt hier in klaren Begriffen, sauber verlinkten Quellen und benannten Forschungsfragen. Wo Glossar, Werkzeuge, Journal oder Reader noch doppeldeutig bleiben, sollte Was ist Wirkungsmanagement? nicht als fertige Gewissheit auftreten, sondern als pruefbarer Lernstand mit Korrekturpfad.</w:t>
+      </w:r>
+    </w:p>
+    <w:p>
+      <w:r>
+        <w:t>Bewertungsgrenze. In Wirkungsmanagement wird Einstieg / Wirkungsfrage erst steuerungsfaehig, wenn daraus eine Entscheidung folgt. Fuehrung, Strategie, Controlling, Einkauf, Kommunikation und Kultur muessen denselben Wirkungsbegriff verwenden. Ohne diese Rueckkopplung bleibt Reporting eine Beschreibung. Mit Rueckkopplung wird aus Bewertung eine veraenderte Routine: ein anderer Prozess, ein geaenderter Anreiz, eine bessere Datenpflicht, eine korrigierte Kommunikation oder eine neue Priorisierung.</w:t>
       </w:r>
     </w:p>
     <w:p>
@@ -3464,12 +3489,12 @@
     </w:p>
     <w:p>
       <w:r>
-        <w:t>Kontrollfrage. Welche Entscheidung waere falsch, wenn Einstieg / Wirkungsfrage in WM-V1 missverstanden wird? Die Antwort muss mindestens eine Daten- oder Quellenannahme, eine betroffene Gruppe oder Schutzdimension, eine moegliche Nebenwirkung und einen Rueckkopplungsschritt nennen. Richtig ist nicht die lauteste Bewertung, sondern diejenige, die Begriff, Beleg und Steuerungsfolge zusammenhaelt.</w:t>
-      </w:r>
-    </w:p>
-    <w:p>
-      <w:r>
-        <w:t>Steuerung und Rueckkopplung. Die Grenze gegen Scheingenauigkeit verlaeuft bei Skript / Folien (Lernseite) nicht zwischen Optimismus und Pessimismus. Sie verlaeuft zwischen offengelegter Unsicherheit und rhetorischer Sicherheit. Wer Was ist Wirkungsmanagement? belastbar anwenden will, benennt Systemgrenze, Zeitraum, Vergleichspunkt und offene Gegenhypothese. Gerade dadurch bleibt das Skript anschlussfaehig fuer Forschung, Praxis und spaetere Revision.</w:t>
+        <w:t>Fallpruefung. Wenn eine Kommune eine bestehende Massnahme neu priorisieren will, beginnt die Analyse bei Empfaengern, Wirkraum, Zeitraum und Datenquelle. Bei Einstieg / Wirkungsfrage muss dann geklaert werden, ob Ressourcen umgeschichtet, Daten nacherhoben oder Zielkonflikte offengelegt werden. Eine tragfaehige Antwort benennt mindestens eine Quelle, eine offene Unsicherheit, eine moegliche Gegenbeobachtung und die Entscheidung, die nach der Bewertung geaendert wird.</w:t>
+      </w:r>
+    </w:p>
+    <w:p>
+      <w:r>
+        <w:t>Steuerungsfolge. Die Grenze gegen Scheingenauigkeit verlaeuft bei Skript / Folien (Lernseite) nicht zwischen Optimismus und Pessimismus. Sie verlaeuft zwischen offengelegter Unsicherheit und rhetorischer Sicherheit. Wer Was ist Wirkungsmanagement? belastbar anwenden will, benennt Systemgrenze, Zeitraum, Vergleichspunkt und offene Gegenhypothese. Gerade dadurch bleibt das Skript anschlussfaehig fuer Forschung, Praxis und spaetere Revision.</w:t>
       </w:r>
     </w:p>
     <w:p>
@@ -3479,7 +3504,17 @@
     </w:p>
     <w:p>
       <w:r>
-        <w:t>Pruefungsnahe Anwendung. Transferaufgabe zeigt, warum Was ist Wirkungsmanagement? mehr ist als ein Schlagwort im Feld Wirkpfade, Wirkungsempfaenger, Bewertung und Rueckkopplung. Die wirkungsoekonomische Frage lautet: Welche reale Veraenderung wird moeglich, welche bleibt nur Potenzial und wo entsteht ein Wirkungsrisiko? Diese Unterscheidung schuetzt vor Impact-Washing, weil sie Absicht, Aktivitaet, Reichweite und Wirkung auseinanderhaelt.</w:t>
+        <w:t>Fallpruefung. Wenn ein Unternehmen ein Produkt, einen Prozess oder eine Investition wirkungsbezogen bewerten will, beginnt die Analyse bei Empfaengern, Wirkraum, Zeitraum und Datenquelle. Bei Skript / Folien (Lernseite) muss dann geklaert werden, welche Entscheidung nach der Bewertung tatsaechlich anders ausfaellt. Eine tragfaehige Antwort benennt mindestens eine Quelle, eine offene Unsicherheit, eine moegliche Gegenbeobachtung und die Entscheidung, die nach der Bewertung geaendert wird.</w:t>
+      </w:r>
+    </w:p>
+    <w:p>
+      <w:r>
+        <w:t>Fuer die Bewertung reicht kein Summenscore, der zentrale Schaeden mit bequemen Pluspunkten verrechnet. Nichtkompensation und Reverse Merit Order markieren, wo rote Linien, demokratische Grundbedingungen oder planetare Grenzen Vorrang vor Durchschnittslogik haben. So bleibt positive Netto-Wirkung eine anspruchsvolle Zielgroesse und wird nicht zur dekorativen Formel.</w:t>
+      </w:r>
+    </w:p>
+    <w:p>
+      <w:r>
+        <w:t>Transferhinweis. Transferaufgabe zeigt, warum Was ist Wirkungsmanagement? mehr ist als ein Schlagwort im Feld Wirkpfade, Wirkungsempfaenger, Bewertung und Rueckkopplung. Die wirkungsoekonomische Frage lautet: Welche reale Veraenderung wird moeglich, welche bleibt nur Potenzial und wo entsteht ein Wirkungsrisiko? Diese Unterscheidung schuetzt vor Impact-Washing, weil sie Absicht, Aktivitaet, Reichweite und Wirkung auseinanderhaelt.</w:t>
       </w:r>
     </w:p>
     <w:p>
@@ -3489,32 +3524,12 @@
     </w:p>
     <w:p>
       <w:r>
-        <w:t>Rueckfluss. Fuer den WOE-Korpus bedeutet das: Begriffe aus Was ist Wirkungsmanagement? sollten dort geschaerft werden, wo sie in Glossar, Werkzeugen, Journal oder Readern doppeldeutig bleiben. Offene Forschungsfragen werden nicht versteckt. Sie markieren die Stelle, an der spaetere Evidenz, ein besserer Datensatz oder eine praezisere Fallstudie die Bewertung veraendern kann.</w:t>
-      </w:r>
-    </w:p>
-    <w:p>
-      <w:r>
-        <w:t>Transfer in den WOE-Korpus. In WM-V1 muss Praxisbeispiel immer mit Empfaengern gelesen werden. Wirkung entsteht nicht beim Sender, sondern an veraenderten Zustaenden von Menschen, Oekosystemen, Institutionen, Oeffentlichkeit oder kuenftigen Handlungsspielraeumen. Darum reicht es nicht, interne Aktivitaeten zu dokumentieren. Entscheidend ist, ob sich ein Zustand nachvollziehbar veraendert und ob diese Veraenderung im Referenzrahmen Mensch, Planet, Demokratie, SDGs, Agenda 2030 und SDG+ tragfaehig bewertet werden kann.</w:t>
-      </w:r>
-    </w:p>
-    <w:p>
-      <w:r>
-        <w:t>Ein Bericht behauptet, die Massnahme zu Was ist Wirkungsmanagement? sei erfolgreich. Die WOE-Lesart fragt bei Praxisbeispiel nach belastbaren Nachweisen: Managementroutine, Stakeholder-Rueckmeldung, Prozessdaten, Entscheidungsprotokoll und Lernschleife. Wenn diese Nachweise fehlen, bleibt die Aussage Wirkungspotenzial oder Kommunikationsbehauptung. Sie kann wichtig sein, aber sie ist noch keine belegte Wirkung.</w:t>
-      </w:r>
-    </w:p>
-    <w:p>
-      <w:r>
-        <w:t>Grenzen der Aussage. Wissenschaftliche Anschlussfaehigkeit entsteht hier durch Quellenklarheit. Bei Wirkungsökonomische Vertiefung werden interne WOE-Begriffe nicht als Ersatz fuer Belege benutzt, sondern mit Grundlagenwerk, WOE-Referenz, Glossar, Werkzeuge, Journal und externe Fachquellen verbunden. Wo die Datenlage offen bleibt, wird das offengelegt. Wo eine Aussage nur plausibel ist, bleibt sie als Wirkungspotenzial markiert. Wo ein Schaden eine rote Linie beruehrt, greift Nichtkompensation vor Durchschnittslogik.</w:t>
-      </w:r>
-    </w:p>
-    <w:p>
-      <w:r>
-        <w:t>In einer kontroversen Entscheidung wirkt Wirkungsökonomische Vertiefung als Pruefpunkt fuer Ambivalenz. Ein Nutzen fuer eine Gruppe kann mit Risiken fuer andere Wirkungsempfaenger einhergehen. Das Skript verlangt deshalb, positive und negative Zustandsveraenderungen getrennt zu fuehren, bevor von positiver Netto-Wirkung gesprochen wird.</w:t>
-      </w:r>
-    </w:p>
-    <w:p>
-      <w:r>
-        <w:t>Kontrollfrage. Welche Entscheidung waere falsch, wenn Wirkungsökonomische Vertiefung in WM-V1 missverstanden wird? Die Antwort muss mindestens eine Daten- oder Quellenannahme, eine betroffene Gruppe oder Schutzdimension, eine moegliche Nebenwirkung und einen Rueckkopplungsschritt nennen. Richtig ist nicht die lauteste Bewertung, sondern diejenige, die Begriff, Beleg und Steuerungsfolge zusammenhaelt.</w:t>
+        <w:t>Fallpruefung. Wenn eine Bildungs- oder Forschungseinrichtung eine Wirkungsaussage fuer Lernende und Praxispartner pruefbar machen will, beginnt die Analyse bei Empfaengern, Wirkraum, Zeitraum und Datenquelle. Bei Transferaufgabe muss dann geklaert werden, welche Begriffe, Quellen und Grenzen im Material sichtbar bleiben muessen. Eine tragfaehige Antwort benennt mindestens eine Quelle, eine offene Unsicherheit, eine moegliche Gegenbeobachtung und die Entscheidung, die nach der Bewertung geaendert wird.</w:t>
+      </w:r>
+    </w:p>
+    <w:p>
+      <w:r>
+        <w:t>Der Rueckfluss in den WOE-Korpus liegt hier in klaren Begriffen, sauber verlinkten Quellen und benannten Forschungsfragen. Wo Glossar, Werkzeuge, Journal oder Reader noch doppeldeutig bleiben, sollte Was ist Wirkungsmanagement? nicht als fertige Gewissheit auftreten, sondern als pruefbarer Lernstand mit Korrekturpfad.</w:t>
       </w:r>
     </w:p>
     <w:p>
@@ -3522,17 +3537,52 @@
         <w:pStyle w:val="Heading3"/>
       </w:pPr>
       <w:r>
-        <w:t>Schlussvertiefung 2: Was ist Wirkungsmanagement? im Anwendungsfall</w:t>
-      </w:r>
-    </w:p>
-    <w:p>
-      <w:r>
-        <w:t>Die folgenden Abschnitte sind keine neue Pruefungsloesung. Sie verdichten die vorhandenen Kapitel zu einer Lesart, mit der Studierende einen Fall selbststaendig analysieren koennen. Im Mittelpunkt stehen Wirkpfade, Wirkungsempfaenger, Bewertung und Rueckkopplung, nicht moralische Personenbewertung.</w:t>
-      </w:r>
-    </w:p>
-    <w:p>
-      <w:r>
-        <w:t>Begriffliche Schlussklaerung. In Wirkungsmanagement wird Begriffliche Präzision erst steuerungsfaehig, wenn daraus eine Entscheidung folgt. Fuehrung, Strategie, Controlling, Einkauf, Kommunikation und Kultur muessen denselben Wirkungsbegriff verwenden. Ohne diese Rueckkopplung bleibt Reporting eine Beschreibung. Mit Rueckkopplung wird aus Bewertung eine veraenderte Routine: ein anderer Prozess, ein geaenderter Anreiz, eine bessere Datenpflicht, eine korrigierte Kommunikation oder eine neue Priorisierung.</w:t>
+        <w:t>Vertiefungsrunde 2: Anschluss an Praxis und Forschung</w:t>
+      </w:r>
+    </w:p>
+    <w:p>
+      <w:r>
+        <w:t>Diese Runde wechselt den Blickwinkel, damit der Schlussblock nicht nur wiederholt, sondern Leseentscheidungen vorbereitet: Was ist belegt, was bleibt Potenzial, welche Nebenwirkung ist relevant und welche Steuerungsfolge wird daraus abgeleitet?</w:t>
+      </w:r>
+    </w:p>
+    <w:p>
+      <w:r>
+        <w:t>Rueckflussnotiz. In WM-V1 muss Praxisbeispiel immer mit Empfaengern gelesen werden. Wirkung entsteht nicht beim Sender, sondern an veraenderten Zustaenden von Menschen, Oekosystemen, Institutionen, Oeffentlichkeit oder kuenftigen Handlungsspielraeumen. Darum reicht es nicht, interne Aktivitaeten zu dokumentieren. Entscheidend ist, ob sich ein Zustand nachvollziehbar veraendert und ob diese Veraenderung im Referenzrahmen Mensch, Planet, Demokratie, SDGs, Agenda 2030 und SDG+ tragfaehig bewertet werden kann.</w:t>
+      </w:r>
+    </w:p>
+    <w:p>
+      <w:r>
+        <w:t>Ein Bericht behauptet, die Massnahme zu Was ist Wirkungsmanagement? sei erfolgreich. Die WOE-Lesart fragt bei Praxisbeispiel nach belastbaren Nachweisen: Managementroutine, Stakeholder-Rueckmeldung, Prozessdaten, Entscheidungsprotokoll und Lernschleife. Wenn diese Nachweise fehlen, bleibt die Aussage Wirkungspotenzial oder Kommunikationsbehauptung. Sie kann wichtig sein, aber sie ist noch keine belegte Wirkung.</w:t>
+      </w:r>
+    </w:p>
+    <w:p>
+      <w:r>
+        <w:t>Fallpruefung. Wenn eine Kommune eine bestehende Massnahme neu priorisieren will, beginnt die Analyse bei Empfaengern, Wirkraum, Zeitraum und Datenquelle. Bei Praxisbeispiel muss dann geklaert werden, ob Ressourcen umgeschichtet, Daten nacherhoben oder Zielkonflikte offengelegt werden. Eine tragfaehige Antwort benennt mindestens eine Quelle, eine offene Unsicherheit, eine moegliche Gegenbeobachtung und die Entscheidung, die nach der Bewertung geaendert wird.</w:t>
+      </w:r>
+    </w:p>
+    <w:p>
+      <w:r>
+        <w:t>Pruefungsimpuls. Wissenschaftliche Anschlussfaehigkeit entsteht hier durch Quellenklarheit. Bei Wirkungsökonomische Vertiefung werden interne WOE-Begriffe nicht als Ersatz fuer Belege benutzt, sondern mit Grundlagenwerk, WOE-Referenz, Glossar, Werkzeuge, Journal und externe Fachquellen verbunden. Wo die Datenlage offen bleibt, wird das offengelegt. Wo eine Aussage nur plausibel ist, bleibt sie als Wirkungspotenzial markiert. Wo ein Schaden eine rote Linie beruehrt, greift Nichtkompensation vor Durchschnittslogik.</w:t>
+      </w:r>
+    </w:p>
+    <w:p>
+      <w:r>
+        <w:t>In einer kontroversen Entscheidung wirkt Wirkungsökonomische Vertiefung als Pruefpunkt fuer Ambivalenz. Ein Nutzen fuer eine Gruppe kann mit Risiken fuer andere Wirkungsempfaenger einhergehen. Das Skript verlangt deshalb, positive und negative Zustandsveraenderungen getrennt zu fuehren, bevor von positiver Netto-Wirkung gesprochen wird.</w:t>
+      </w:r>
+    </w:p>
+    <w:p>
+      <w:r>
+        <w:t>Fallpruefung. Wenn ein Unternehmen ein Produkt, einen Prozess oder eine Investition wirkungsbezogen bewerten will, beginnt die Analyse bei Empfaengern, Wirkraum, Zeitraum und Datenquelle. Bei Wirkungsökonomische Vertiefung muss dann geklaert werden, welche Entscheidung nach der Bewertung tatsaechlich anders ausfaellt. Eine tragfaehige Antwort benennt mindestens eine Quelle, eine offene Unsicherheit, eine moegliche Gegenbeobachtung und die Entscheidung, die nach der Bewertung geaendert wird.</w:t>
+      </w:r>
+    </w:p>
+    <w:p>
+      <w:r>
+        <w:t>Fuer die Bewertung reicht kein Summenscore, der zentrale Schaeden mit bequemen Pluspunkten verrechnet. Nichtkompensation und Reverse Merit Order markieren, wo rote Linien, demokratische Grundbedingungen oder planetare Grenzen Vorrang vor Durchschnittslogik haben. So bleibt positive Netto-Wirkung eine anspruchsvolle Zielgroesse und wird nicht zur dekorativen Formel.</w:t>
+      </w:r>
+    </w:p>
+    <w:p>
+      <w:r>
+        <w:t>Begriffliche Sicherung. In Wirkungsmanagement wird Begriffliche Präzision erst steuerungsfaehig, wenn daraus eine Entscheidung folgt. Fuehrung, Strategie, Controlling, Einkauf, Kommunikation und Kultur muessen denselben Wirkungsbegriff verwenden. Ohne diese Rueckkopplung bleibt Reporting eine Beschreibung. Mit Rueckkopplung wird aus Bewertung eine veraenderte Routine: ein anderer Prozess, ein geaenderter Anreiz, eine bessere Datenpflicht, eine korrigierte Kommunikation oder eine neue Priorisierung.</w:t>
       </w:r>
     </w:p>
     <w:p>
@@ -3542,7 +3592,17 @@
     </w:p>
     <w:p>
       <w:r>
-        <w:t>Wirkpfad und Empfaenger. Die Grenze gegen Scheingenauigkeit verlaeuft bei Wirkpfad nicht zwischen Optimismus und Pessimismus. Sie verlaeuft zwischen offengelegter Unsicherheit und rhetorischer Sicherheit. Wer Was ist Wirkungsmanagement? belastbar anwenden will, benennt Systemgrenze, Zeitraum, Vergleichspunkt und offene Gegenhypothese. Gerade dadurch bleibt das Skript anschlussfaehig fuer Forschung, Praxis und spaetere Revision.</w:t>
+        <w:t>Fallpruefung. Wenn eine Bildungs- oder Forschungseinrichtung eine Wirkungsaussage fuer Lernende und Praxispartner pruefbar machen will, beginnt die Analyse bei Empfaengern, Wirkraum, Zeitraum und Datenquelle. Bei Begriffliche Präzision muss dann geklaert werden, welche Begriffe, Quellen und Grenzen im Material sichtbar bleiben muessen. Eine tragfaehige Antwort benennt mindestens eine Quelle, eine offene Unsicherheit, eine moegliche Gegenbeobachtung und die Entscheidung, die nach der Bewertung geaendert wird.</w:t>
+      </w:r>
+    </w:p>
+    <w:p>
+      <w:r>
+        <w:t>Der Rueckfluss in den WOE-Korpus liegt hier in klaren Begriffen, sauber verlinkten Quellen und benannten Forschungsfragen. Wo Glossar, Werkzeuge, Journal oder Reader noch doppeldeutig bleiben, sollte Was ist Wirkungsmanagement? nicht als fertige Gewissheit auftreten, sondern als pruefbarer Lernstand mit Korrekturpfad.</w:t>
+      </w:r>
+    </w:p>
+    <w:p>
+      <w:r>
+        <w:t>Wirkpfadpruefung. Die Grenze gegen Scheingenauigkeit verlaeuft bei Wirkpfad nicht zwischen Optimismus und Pessimismus. Sie verlaeuft zwischen offengelegter Unsicherheit und rhetorischer Sicherheit. Wer Was ist Wirkungsmanagement? belastbar anwenden will, benennt Systemgrenze, Zeitraum, Vergleichspunkt und offene Gegenhypothese. Gerade dadurch bleibt das Skript anschlussfaehig fuer Forschung, Praxis und spaetere Revision.</w:t>
       </w:r>
     </w:p>
     <w:p>
@@ -3552,7 +3612,12 @@
     </w:p>
     <w:p>
       <w:r>
-        <w:t>Daten, Quellen und Evidenz. Leitthese zeigt, warum Was ist Wirkungsmanagement? mehr ist als ein Schlagwort im Feld Wirkpfade, Wirkungsempfaenger, Bewertung und Rueckkopplung. Die wirkungsoekonomische Frage lautet: Welche reale Veraenderung wird moeglich, welche bleibt nur Potenzial und wo entsteht ein Wirkungsrisiko? Diese Unterscheidung schuetzt vor Impact-Washing, weil sie Absicht, Aktivitaet, Reichweite und Wirkung auseinanderhaelt.</w:t>
+        <w:t>Fallpruefung. Wenn eine Kommune eine bestehende Massnahme neu priorisieren will, beginnt die Analyse bei Empfaengern, Wirkraum, Zeitraum und Datenquelle. Bei Wirkpfad muss dann geklaert werden, ob Ressourcen umgeschichtet, Daten nacherhoben oder Zielkonflikte offengelegt werden. Eine tragfaehige Antwort benennt mindestens eine Quelle, eine offene Unsicherheit, eine moegliche Gegenbeobachtung und die Entscheidung, die nach der Bewertung geaendert wird.</w:t>
+      </w:r>
+    </w:p>
+    <w:p>
+      <w:r>
+        <w:t>Evidenzfenster. Leitthese zeigt, warum Was ist Wirkungsmanagement? mehr ist als ein Schlagwort im Feld Wirkpfade, Wirkungsempfaenger, Bewertung und Rueckkopplung. Die wirkungsoekonomische Frage lautet: Welche reale Veraenderung wird moeglich, welche bleibt nur Potenzial und wo entsteht ein Wirkungsrisiko? Diese Unterscheidung schuetzt vor Impact-Washing, weil sie Absicht, Aktivitaet, Reichweite und Wirkung auseinanderhaelt.</w:t>
       </w:r>
     </w:p>
     <w:p>
@@ -3562,7 +3627,17 @@
     </w:p>
     <w:p>
       <w:r>
-        <w:t>Bewertung und rote Linien. In WM-V1 muss Didaktische Einordnung im Studiengang immer mit Empfaengern gelesen werden. Wirkung entsteht nicht beim Sender, sondern an veraenderten Zustaenden von Menschen, Oekosystemen, Institutionen, Oeffentlichkeit oder kuenftigen Handlungsspielraeumen. Darum reicht es nicht, interne Aktivitaeten zu dokumentieren. Entscheidend ist, ob sich ein Zustand nachvollziehbar veraendert und ob diese Veraenderung im Referenzrahmen Mensch, Planet, Demokratie, SDGs, Agenda 2030 und SDG+ tragfaehig bewertet werden kann.</w:t>
+        <w:t>Fallpruefung. Wenn ein Unternehmen ein Produkt, einen Prozess oder eine Investition wirkungsbezogen bewerten will, beginnt die Analyse bei Empfaengern, Wirkraum, Zeitraum und Datenquelle. Bei Leitthese muss dann geklaert werden, welche Entscheidung nach der Bewertung tatsaechlich anders ausfaellt. Eine tragfaehige Antwort benennt mindestens eine Quelle, eine offene Unsicherheit, eine moegliche Gegenbeobachtung und die Entscheidung, die nach der Bewertung geaendert wird.</w:t>
+      </w:r>
+    </w:p>
+    <w:p>
+      <w:r>
+        <w:t>Fuer die Bewertung reicht kein Summenscore, der zentrale Schaeden mit bequemen Pluspunkten verrechnet. Nichtkompensation und Reverse Merit Order markieren, wo rote Linien, demokratische Grundbedingungen oder planetare Grenzen Vorrang vor Durchschnittslogik haben. So bleibt positive Netto-Wirkung eine anspruchsvolle Zielgroesse und wird nicht zur dekorativen Formel.</w:t>
+      </w:r>
+    </w:p>
+    <w:p>
+      <w:r>
+        <w:t>Bewertungsgrenze. In WM-V1 muss Didaktische Einordnung im Studiengang immer mit Empfaengern gelesen werden. Wirkung entsteht nicht beim Sender, sondern an veraenderten Zustaenden von Menschen, Oekosystemen, Institutionen, Oeffentlichkeit oder kuenftigen Handlungsspielraeumen. Darum reicht es nicht, interne Aktivitaeten zu dokumentieren. Entscheidend ist, ob sich ein Zustand nachvollziehbar veraendert und ob diese Veraenderung im Referenzrahmen Mensch, Planet, Demokratie, SDGs, Agenda 2030 und SDG+ tragfaehig bewertet werden kann.</w:t>
       </w:r>
     </w:p>
     <w:p>
@@ -3572,57 +3647,12 @@
     </w:p>
     <w:p>
       <w:r>
-        <w:t>Kontrollfrage. Welche Entscheidung waere falsch, wenn Didaktische Einordnung im Studiengang in WM-V1 missverstanden wird? Die Antwort muss mindestens eine Daten- oder Quellenannahme, eine betroffene Gruppe oder Schutzdimension, eine moegliche Nebenwirkung und einen Rueckkopplungsschritt nennen. Richtig ist nicht die lauteste Bewertung, sondern diejenige, die Begriff, Beleg und Steuerungsfolge zusammenhaelt.</w:t>
-      </w:r>
-    </w:p>
-    <w:p>
-      <w:r>
-        <w:t>Rueckfluss. Fuer den WOE-Korpus bedeutet das: Begriffe aus Was ist Wirkungsmanagement? sollten dort geschaerft werden, wo sie in Glossar, Werkzeugen, Journal oder Readern doppeldeutig bleiben. Offene Forschungsfragen werden nicht versteckt. Sie markieren die Stelle, an der spaetere Evidenz, ein besserer Datensatz oder eine praezisere Fallstudie die Bewertung veraendern kann.</w:t>
-      </w:r>
-    </w:p>
-    <w:p>
-      <w:r>
-        <w:t>Steuerung und Rueckkopplung. Wissenschaftliche Anschlussfaehigkeit entsteht hier durch Quellenklarheit. Bei Analysemodell werden interne WOE-Begriffe nicht als Ersatz fuer Belege benutzt, sondern mit Grundlagenwerk, WOE-Referenz, Glossar, Werkzeuge, Journal und externe Fachquellen verbunden. Wo die Datenlage offen bleibt, wird das offengelegt. Wo eine Aussage nur plausibel ist, bleibt sie als Wirkungspotenzial markiert. Wo ein Schaden eine rote Linie beruehrt, greift Nichtkompensation vor Durchschnittslogik.</w:t>
-      </w:r>
-    </w:p>
-    <w:p>
-      <w:r>
-        <w:t>In einer kontroversen Entscheidung wirkt Analysemodell als Pruefpunkt fuer Ambivalenz. Ein Nutzen fuer eine Gruppe kann mit Risiken fuer andere Wirkungsempfaenger einhergehen. Das Skript verlangt deshalb, positive und negative Zustandsveraenderungen getrennt zu fuehren, bevor von positiver Netto-Wirkung gesprochen wird.</w:t>
-      </w:r>
-    </w:p>
-    <w:p>
-      <w:r>
-        <w:t>Pruefungsnahe Anwendung. In Wirkungsmanagement wird Modellformel erst steuerungsfaehig, wenn daraus eine Entscheidung folgt. Fuehrung, Strategie, Controlling, Einkauf, Kommunikation und Kultur muessen denselben Wirkungsbegriff verwenden. Ohne diese Rueckkopplung bleibt Reporting eine Beschreibung. Mit Rueckkopplung wird aus Bewertung eine veraenderte Routine: ein anderer Prozess, ein geaenderter Anreiz, eine bessere Datenpflicht, eine korrigierte Kommunikation oder eine neue Priorisierung.</w:t>
-      </w:r>
-    </w:p>
-    <w:p>
-      <w:r>
-        <w:t>Die typische Fehlstelle bei Was ist Wirkungsmanagement? liegt darin, Absicht, Aktivitaet oder Reporting als Wirkung zu behandeln. Bei Modellformel wird diese Fehlstelle konkret: Ein scheinbar plausibler Befund darf nicht zur Abkuerzung werden. Quellen, Systemgrenzen, Unsicherheit und Rueckkopplung bleiben sichtbar.</w:t>
-      </w:r>
-    </w:p>
-    <w:p>
-      <w:r>
-        <w:t>Transfer in den WOE-Korpus. Die Grenze gegen Scheingenauigkeit verlaeuft bei Fallfenster nicht zwischen Optimismus und Pessimismus. Sie verlaeuft zwischen offengelegter Unsicherheit und rhetorischer Sicherheit. Wer Was ist Wirkungsmanagement? belastbar anwenden will, benennt Systemgrenze, Zeitraum, Vergleichspunkt und offene Gegenhypothese. Gerade dadurch bleibt das Skript anschlussfaehig fuer Forschung, Praxis und spaetere Revision.</w:t>
-      </w:r>
-    </w:p>
-    <w:p>
-      <w:r>
-        <w:t>Fuer die Pruefung ist Fallfenster dann verstanden, wenn daraus eine belastbare Fallantwort entsteht. Eine gute Antwort unterscheidet Beobachtung, Kausalannahme, Bewertung und Steuerungsfolge. Sie bewertet keine Menschen, sondern Wirkpfade, Zustandsveraenderungen, Risiken und institutionelle Bedingungen.</w:t>
-      </w:r>
-    </w:p>
-    <w:p>
-      <w:r>
-        <w:t>Grenzen der Aussage. Prüfungsnahe Fallfragen ohne geschützte Antwortlogik zeigt, warum Was ist Wirkungsmanagement? mehr ist als ein Schlagwort im Feld Wirkpfade, Wirkungsempfaenger, Bewertung und Rueckkopplung. Die wirkungsoekonomische Frage lautet: Welche reale Veraenderung wird moeglich, welche bleibt nur Potenzial und wo entsteht ein Wirkungsrisiko? Diese Unterscheidung schuetzt vor Impact-Washing, weil sie Absicht, Aktivitaet, Reichweite und Wirkung auseinanderhaelt.</w:t>
-      </w:r>
-    </w:p>
-    <w:p>
-      <w:r>
-        <w:t>Eine Kommune, ein Unternehmen oder eine Bildungsorganisation will Was ist Wirkungsmanagement? praktisch anwenden. Der erste Schritt ist nicht die Auswahl eines Instruments, sondern die Klaerung der Zustandsveraenderung. Bei Prüfungsnahe Fallfragen ohne geschützte Antwortlogik muss deshalb benannt werden, wer betroffen ist, welcher Zustand sich veraendert, welche Frist gilt und welche Gegenbeobachtung die Annahme widerlegen wuerde. Erst danach entsteht eine begruendete Entscheidung im Feld Strategie, Prozess, Budget, Verantwortlichkeit oder Kommunikationsregel.</w:t>
-      </w:r>
-    </w:p>
-    <w:p>
-      <w:r>
-        <w:t>Kontrollfrage. Welche Entscheidung waere falsch, wenn Prüfungsnahe Fallfragen ohne geschützte Antwortlogik in WM-V1 missverstanden wird? Die Antwort muss mindestens eine Daten- oder Quellenannahme, eine betroffene Gruppe oder Schutzdimension, eine moegliche Nebenwirkung und einen Rueckkopplungsschritt nennen. Richtig ist nicht die lauteste Bewertung, sondern diejenige, die Begriff, Beleg und Steuerungsfolge zusammenhaelt.</w:t>
+        <w:t>Fallpruefung. Wenn eine Bildungs- oder Forschungseinrichtung eine Wirkungsaussage fuer Lernende und Praxispartner pruefbar machen will, beginnt die Analyse bei Empfaengern, Wirkraum, Zeitraum und Datenquelle. Bei Didaktische Einordnung im Studiengang muss dann geklaert werden, welche Begriffe, Quellen und Grenzen im Material sichtbar bleiben muessen. Eine tragfaehige Antwort benennt mindestens eine Quelle, eine offene Unsicherheit, eine moegliche Gegenbeobachtung und die Entscheidung, die nach der Bewertung geaendert wird.</w:t>
+      </w:r>
+    </w:p>
+    <w:p>
+      <w:r>
+        <w:t>Der Rueckfluss in den WOE-Korpus liegt hier in klaren Begriffen, sauber verlinkten Quellen und benannten Forschungsfragen. Wo Glossar, Werkzeuge, Journal oder Reader noch doppeldeutig bleiben, sollte Was ist Wirkungsmanagement? nicht als fertige Gewissheit auftreten, sondern als pruefbarer Lernstand mit Korrekturpfad.</w:t>
       </w:r>
     </w:p>
     <w:p>
@@ -3630,17 +3660,87 @@
         <w:pStyle w:val="Heading3"/>
       </w:pPr>
       <w:r>
-        <w:t>Schlussvertiefung 3: Was ist Wirkungsmanagement? im Anwendungsfall</w:t>
-      </w:r>
-    </w:p>
-    <w:p>
-      <w:r>
-        <w:t>Die folgenden Abschnitte sind keine neue Pruefungsloesung. Sie verdichten die vorhandenen Kapitel zu einer Lesart, mit der Studierende einen Fall selbststaendig analysieren koennen. Im Mittelpunkt stehen Wirkpfade, Wirkungsempfaenger, Bewertung und Rueckkopplung, nicht moralische Personenbewertung.</w:t>
-      </w:r>
-    </w:p>
-    <w:p>
-      <w:r>
-        <w:t>Begriffliche Schlussklaerung. In WM-V1 muss Auswertung aus der lebenden Website-Referenz immer mit Empfaengern gelesen werden. Wirkung entsteht nicht beim Sender, sondern an veraenderten Zustaenden von Menschen, Oekosystemen, Institutionen, Oeffentlichkeit oder kuenftigen Handlungsspielraeumen. Darum reicht es nicht, interne Aktivitaeten zu dokumentieren. Entscheidend ist, ob sich ein Zustand nachvollziehbar veraendert und ob diese Veraenderung im Referenzrahmen Mensch, Planet, Demokratie, SDGs, Agenda 2030 und SDG+ tragfaehig bewertet werden kann.</w:t>
+        <w:t>Vertiefungsrunde 3: Anschluss an Praxis und Forschung</w:t>
+      </w:r>
+    </w:p>
+    <w:p>
+      <w:r>
+        <w:t>Diese Runde wechselt den Blickwinkel, damit der Schlussblock nicht nur wiederholt, sondern Leseentscheidungen vorbereitet: Was ist belegt, was bleibt Potenzial, welche Nebenwirkung ist relevant und welche Steuerungsfolge wird daraus abgeleitet?</w:t>
+      </w:r>
+    </w:p>
+    <w:p>
+      <w:r>
+        <w:t>Steuerungsfolge. Wissenschaftliche Anschlussfaehigkeit entsteht hier durch Quellenklarheit. Bei Analysemodell werden interne WOE-Begriffe nicht als Ersatz fuer Belege benutzt, sondern mit Grundlagenwerk, WOE-Referenz, Glossar, Werkzeuge, Journal und externe Fachquellen verbunden. Wo die Datenlage offen bleibt, wird das offengelegt. Wo eine Aussage nur plausibel ist, bleibt sie als Wirkungspotenzial markiert. Wo ein Schaden eine rote Linie beruehrt, greift Nichtkompensation vor Durchschnittslogik.</w:t>
+      </w:r>
+    </w:p>
+    <w:p>
+      <w:r>
+        <w:t>In einer kontroversen Entscheidung wirkt Analysemodell als Pruefpunkt fuer Ambivalenz. Ein Nutzen fuer eine Gruppe kann mit Risiken fuer andere Wirkungsempfaenger einhergehen. Das Skript verlangt deshalb, positive und negative Zustandsveraenderungen getrennt zu fuehren, bevor von positiver Netto-Wirkung gesprochen wird.</w:t>
+      </w:r>
+    </w:p>
+    <w:p>
+      <w:r>
+        <w:t>Fallpruefung. Wenn eine Kommune eine bestehende Massnahme neu priorisieren will, beginnt die Analyse bei Empfaengern, Wirkraum, Zeitraum und Datenquelle. Bei Analysemodell muss dann geklaert werden, ob Ressourcen umgeschichtet, Daten nacherhoben oder Zielkonflikte offengelegt werden. Eine tragfaehige Antwort benennt mindestens eine Quelle, eine offene Unsicherheit, eine moegliche Gegenbeobachtung und die Entscheidung, die nach der Bewertung geaendert wird.</w:t>
+      </w:r>
+    </w:p>
+    <w:p>
+      <w:r>
+        <w:t>Transferhinweis. In Wirkungsmanagement wird Modellformel erst steuerungsfaehig, wenn daraus eine Entscheidung folgt. Fuehrung, Strategie, Controlling, Einkauf, Kommunikation und Kultur muessen denselben Wirkungsbegriff verwenden. Ohne diese Rueckkopplung bleibt Reporting eine Beschreibung. Mit Rueckkopplung wird aus Bewertung eine veraenderte Routine: ein anderer Prozess, ein geaenderter Anreiz, eine bessere Datenpflicht, eine korrigierte Kommunikation oder eine neue Priorisierung.</w:t>
+      </w:r>
+    </w:p>
+    <w:p>
+      <w:r>
+        <w:t>Die typische Fehlstelle bei Was ist Wirkungsmanagement? liegt darin, Absicht, Aktivitaet oder Reporting als Wirkung zu behandeln. Bei Modellformel wird diese Fehlstelle konkret: Ein scheinbar plausibler Befund darf nicht zur Abkuerzung werden. Quellen, Systemgrenzen, Unsicherheit und Rueckkopplung bleiben sichtbar.</w:t>
+      </w:r>
+    </w:p>
+    <w:p>
+      <w:r>
+        <w:t>Fallpruefung. Wenn ein Unternehmen ein Produkt, einen Prozess oder eine Investition wirkungsbezogen bewerten will, beginnt die Analyse bei Empfaengern, Wirkraum, Zeitraum und Datenquelle. Bei Modellformel muss dann geklaert werden, welche Entscheidung nach der Bewertung tatsaechlich anders ausfaellt. Eine tragfaehige Antwort benennt mindestens eine Quelle, eine offene Unsicherheit, eine moegliche Gegenbeobachtung und die Entscheidung, die nach der Bewertung geaendert wird.</w:t>
+      </w:r>
+    </w:p>
+    <w:p>
+      <w:r>
+        <w:t>Fuer die Bewertung reicht kein Summenscore, der zentrale Schaeden mit bequemen Pluspunkten verrechnet. Nichtkompensation und Reverse Merit Order markieren, wo rote Linien, demokratische Grundbedingungen oder planetare Grenzen Vorrang vor Durchschnittslogik haben. So bleibt positive Netto-Wirkung eine anspruchsvolle Zielgroesse und wird nicht zur dekorativen Formel.</w:t>
+      </w:r>
+    </w:p>
+    <w:p>
+      <w:r>
+        <w:t>Rueckflussnotiz. Die Grenze gegen Scheingenauigkeit verlaeuft bei Fallfenster nicht zwischen Optimismus und Pessimismus. Sie verlaeuft zwischen offengelegter Unsicherheit und rhetorischer Sicherheit. Wer Was ist Wirkungsmanagement? belastbar anwenden will, benennt Systemgrenze, Zeitraum, Vergleichspunkt und offene Gegenhypothese. Gerade dadurch bleibt das Skript anschlussfaehig fuer Forschung, Praxis und spaetere Revision.</w:t>
+      </w:r>
+    </w:p>
+    <w:p>
+      <w:r>
+        <w:t>Fuer die Pruefung ist Fallfenster dann verstanden, wenn daraus eine belastbare Fallantwort entsteht. Eine gute Antwort unterscheidet Beobachtung, Kausalannahme, Bewertung und Steuerungsfolge. Sie bewertet keine Menschen, sondern Wirkpfade, Zustandsveraenderungen, Risiken und institutionelle Bedingungen.</w:t>
+      </w:r>
+    </w:p>
+    <w:p>
+      <w:r>
+        <w:t>Fallpruefung. Wenn eine Bildungs- oder Forschungseinrichtung eine Wirkungsaussage fuer Lernende und Praxispartner pruefbar machen will, beginnt die Analyse bei Empfaengern, Wirkraum, Zeitraum und Datenquelle. Bei Fallfenster muss dann geklaert werden, welche Begriffe, Quellen und Grenzen im Material sichtbar bleiben muessen. Eine tragfaehige Antwort benennt mindestens eine Quelle, eine offene Unsicherheit, eine moegliche Gegenbeobachtung und die Entscheidung, die nach der Bewertung geaendert wird.</w:t>
+      </w:r>
+    </w:p>
+    <w:p>
+      <w:r>
+        <w:t>Der Rueckfluss in den WOE-Korpus liegt hier in klaren Begriffen, sauber verlinkten Quellen und benannten Forschungsfragen. Wo Glossar, Werkzeuge, Journal oder Reader noch doppeldeutig bleiben, sollte Was ist Wirkungsmanagement? nicht als fertige Gewissheit auftreten, sondern als pruefbarer Lernstand mit Korrekturpfad.</w:t>
+      </w:r>
+    </w:p>
+    <w:p>
+      <w:r>
+        <w:t>Pruefungsimpuls. Prüfungsnahe Fallfragen ohne geschützte Antwortlogik zeigt, warum Was ist Wirkungsmanagement? mehr ist als ein Schlagwort im Feld Wirkpfade, Wirkungsempfaenger, Bewertung und Rueckkopplung. Die wirkungsoekonomische Frage lautet: Welche reale Veraenderung wird moeglich, welche bleibt nur Potenzial und wo entsteht ein Wirkungsrisiko? Diese Unterscheidung schuetzt vor Impact-Washing, weil sie Absicht, Aktivitaet, Reichweite und Wirkung auseinanderhaelt.</w:t>
+      </w:r>
+    </w:p>
+    <w:p>
+      <w:r>
+        <w:t>Eine Kommune, ein Unternehmen oder eine Bildungsorganisation will Was ist Wirkungsmanagement? praktisch anwenden. Der erste Schritt ist nicht die Auswahl eines Instruments, sondern die Klaerung der Zustandsveraenderung. Bei Prüfungsnahe Fallfragen ohne geschützte Antwortlogik muss deshalb benannt werden, wer betroffen ist, welcher Zustand sich veraendert, welche Frist gilt und welche Gegenbeobachtung die Annahme widerlegen wuerde. Erst danach entsteht eine begruendete Entscheidung im Feld Strategie, Prozess, Budget, Verantwortlichkeit oder Kommunikationsregel.</w:t>
+      </w:r>
+    </w:p>
+    <w:p>
+      <w:r>
+        <w:t>Fallpruefung. Wenn eine Kommune eine bestehende Massnahme neu priorisieren will, beginnt die Analyse bei Empfaengern, Wirkraum, Zeitraum und Datenquelle. Bei Prüfungsnahe Fallfragen ohne geschützte Antwortlogik muss dann geklaert werden, ob Ressourcen umgeschichtet, Daten nacherhoben oder Zielkonflikte offengelegt werden. Eine tragfaehige Antwort benennt mindestens eine Quelle, eine offene Unsicherheit, eine moegliche Gegenbeobachtung und die Entscheidung, die nach der Bewertung geaendert wird.</w:t>
+      </w:r>
+    </w:p>
+    <w:p>
+      <w:r>
+        <w:t>Begriffliche Sicherung. In WM-V1 muss Auswertung aus der lebenden Website-Referenz immer mit Empfaengern gelesen werden. Wirkung entsteht nicht beim Sender, sondern an veraenderten Zustaenden von Menschen, Oekosystemen, Institutionen, Oeffentlichkeit oder kuenftigen Handlungsspielraeumen. Darum reicht es nicht, interne Aktivitaeten zu dokumentieren. Entscheidend ist, ob sich ein Zustand nachvollziehbar veraendert und ob diese Veraenderung im Referenzrahmen Mensch, Planet, Demokratie, SDGs, Agenda 2030 und SDG+ tragfaehig bewertet werden kann.</w:t>
       </w:r>
     </w:p>
     <w:p>
@@ -3650,7 +3750,17 @@
     </w:p>
     <w:p>
       <w:r>
-        <w:t>Wirkpfad und Empfaenger. Wissenschaftliche Anschlussfaehigkeit entsteht hier durch Quellenklarheit. Bei Unternehmenszweck werden interne WOE-Begriffe nicht als Ersatz fuer Belege benutzt, sondern mit Grundlagenwerk, WOE-Referenz, Glossar, Werkzeuge, Journal und externe Fachquellen verbunden. Wo die Datenlage offen bleibt, wird das offengelegt. Wo eine Aussage nur plausibel ist, bleibt sie als Wirkungspotenzial markiert. Wo ein Schaden eine rote Linie beruehrt, greift Nichtkompensation vor Durchschnittslogik.</w:t>
+        <w:t>Fallpruefung. Wenn ein Unternehmen ein Produkt, einen Prozess oder eine Investition wirkungsbezogen bewerten will, beginnt die Analyse bei Empfaengern, Wirkraum, Zeitraum und Datenquelle. Bei Auswertung aus der lebenden Website-Referenz muss dann geklaert werden, welche Entscheidung nach der Bewertung tatsaechlich anders ausfaellt. Eine tragfaehige Antwort benennt mindestens eine Quelle, eine offene Unsicherheit, eine moegliche Gegenbeobachtung und die Entscheidung, die nach der Bewertung geaendert wird.</w:t>
+      </w:r>
+    </w:p>
+    <w:p>
+      <w:r>
+        <w:t>Fuer die Bewertung reicht kein Summenscore, der zentrale Schaeden mit bequemen Pluspunkten verrechnet. Nichtkompensation und Reverse Merit Order markieren, wo rote Linien, demokratische Grundbedingungen oder planetare Grenzen Vorrang vor Durchschnittslogik haben. So bleibt positive Netto-Wirkung eine anspruchsvolle Zielgroesse und wird nicht zur dekorativen Formel.</w:t>
+      </w:r>
+    </w:p>
+    <w:p>
+      <w:r>
+        <w:t>Wirkpfadpruefung. Wissenschaftliche Anschlussfaehigkeit entsteht hier durch Quellenklarheit. Bei Unternehmenszweck werden interne WOE-Begriffe nicht als Ersatz fuer Belege benutzt, sondern mit Grundlagenwerk, WOE-Referenz, Glossar, Werkzeuge, Journal und externe Fachquellen verbunden. Wo die Datenlage offen bleibt, wird das offengelegt. Wo eine Aussage nur plausibel ist, bleibt sie als Wirkungspotenzial markiert. Wo ein Schaden eine rote Linie beruehrt, greift Nichtkompensation vor Durchschnittslogik.</w:t>
       </w:r>
     </w:p>
     <w:p>
@@ -3660,82 +3770,12 @@
     </w:p>
     <w:p>
       <w:r>
-        <w:t>Rueckfluss. Fuer den WOE-Korpus bedeutet das: Begriffe aus Was ist Wirkungsmanagement? sollten dort geschaerft werden, wo sie in Glossar, Werkzeugen, Journal oder Readern doppeldeutig bleiben. Offene Forschungsfragen werden nicht versteckt. Sie markieren die Stelle, an der spaetere Evidenz, ein besserer Datensatz oder eine praezisere Fallstudie die Bewertung veraendern kann.</w:t>
-      </w:r>
-    </w:p>
-    <w:p>
-      <w:r>
-        <w:t>Daten, Quellen und Evidenz. In Wirkungsmanagement wird Gewinn als Ergebnis, nicht Ziel erst steuerungsfaehig, wenn daraus eine Entscheidung folgt. Fuehrung, Strategie, Controlling, Einkauf, Kommunikation und Kultur muessen denselben Wirkungsbegriff verwenden. Ohne diese Rueckkopplung bleibt Reporting eine Beschreibung. Mit Rueckkopplung wird aus Bewertung eine veraenderte Routine: ein anderer Prozess, ein geaenderter Anreiz, eine bessere Datenpflicht, eine korrigierte Kommunikation oder eine neue Priorisierung.</w:t>
-      </w:r>
-    </w:p>
-    <w:p>
-      <w:r>
-        <w:t>Die typische Fehlstelle bei Was ist Wirkungsmanagement? liegt darin, Absicht, Aktivitaet oder Reporting als Wirkung zu behandeln. Bei Gewinn als Ergebnis, nicht Ziel wird diese Fehlstelle konkret: Ein scheinbar plausibler Befund darf nicht zur Abkuerzung werden. Quellen, Systemgrenzen, Unsicherheit und Rueckkopplung bleiben sichtbar.</w:t>
-      </w:r>
-    </w:p>
-    <w:p>
-      <w:r>
-        <w:t>Bewertung und rote Linien. Die Grenze gegen Scheingenauigkeit verlaeuft bei Wirkung in Strategie und Governance nicht zwischen Optimismus und Pessimismus. Sie verlaeuft zwischen offengelegter Unsicherheit und rhetorischer Sicherheit. Wer Was ist Wirkungsmanagement? belastbar anwenden will, benennt Systemgrenze, Zeitraum, Vergleichspunkt und offene Gegenhypothese. Gerade dadurch bleibt das Skript anschlussfaehig fuer Forschung, Praxis und spaetere Revision.</w:t>
-      </w:r>
-    </w:p>
-    <w:p>
-      <w:r>
-        <w:t>Fuer die Pruefung ist Wirkung in Strategie und Governance dann verstanden, wenn daraus eine belastbare Fallantwort entsteht. Eine gute Antwort unterscheidet Beobachtung, Kausalannahme, Bewertung und Steuerungsfolge. Sie bewertet keine Menschen, sondern Wirkpfade, Zustandsveraenderungen, Risiken und institutionelle Bedingungen.</w:t>
-      </w:r>
-    </w:p>
-    <w:p>
-      <w:r>
-        <w:t>Kontrollfrage. Welche Entscheidung waere falsch, wenn Wirkung in Strategie und Governance in WM-V1 missverstanden wird? Die Antwort muss mindestens eine Daten- oder Quellenannahme, eine betroffene Gruppe oder Schutzdimension, eine moegliche Nebenwirkung und einen Rueckkopplungsschritt nennen. Richtig ist nicht die lauteste Bewertung, sondern diejenige, die Begriff, Beleg und Steuerungsfolge zusammenhaelt.</w:t>
-      </w:r>
-    </w:p>
-    <w:p>
-      <w:r>
-        <w:t>Steuerung und Rueckkopplung. Verantwortung über die Bilanz hinaus zeigt, warum Was ist Wirkungsmanagement? mehr ist als ein Schlagwort im Feld Wirkpfade, Wirkungsempfaenger, Bewertung und Rueckkopplung. Die wirkungsoekonomische Frage lautet: Welche reale Veraenderung wird moeglich, welche bleibt nur Potenzial und wo entsteht ein Wirkungsrisiko? Diese Unterscheidung schuetzt vor Impact-Washing, weil sie Absicht, Aktivitaet, Reichweite und Wirkung auseinanderhaelt.</w:t>
-      </w:r>
-    </w:p>
-    <w:p>
-      <w:r>
-        <w:t>Eine Kommune, ein Unternehmen oder eine Bildungsorganisation will Was ist Wirkungsmanagement? praktisch anwenden. Der erste Schritt ist nicht die Auswahl eines Instruments, sondern die Klaerung der Zustandsveraenderung. Bei Verantwortung über die Bilanz hinaus muss deshalb benannt werden, wer betroffen ist, welcher Zustand sich veraendert, welche Frist gilt und welche Gegenbeobachtung die Annahme widerlegen wuerde. Erst danach entsteht eine begruendete Entscheidung im Feld Strategie, Prozess, Budget, Verantwortlichkeit oder Kommunikationsregel.</w:t>
-      </w:r>
-    </w:p>
-    <w:p>
-      <w:r>
-        <w:t>Pruefungsnahe Anwendung. In WM-V1 muss Führung als Systemsteuerung immer mit Empfaengern gelesen werden. Wirkung entsteht nicht beim Sender, sondern an veraenderten Zustaenden von Menschen, Oekosystemen, Institutionen, Oeffentlichkeit oder kuenftigen Handlungsspielraeumen. Darum reicht es nicht, interne Aktivitaeten zu dokumentieren. Entscheidend ist, ob sich ein Zustand nachvollziehbar veraendert und ob diese Veraenderung im Referenzrahmen Mensch, Planet, Demokratie, SDGs, Agenda 2030 und SDG+ tragfaehig bewertet werden kann.</w:t>
-      </w:r>
-    </w:p>
-    <w:p>
-      <w:r>
-        <w:t>Ein Bericht behauptet, die Massnahme zu Was ist Wirkungsmanagement? sei erfolgreich. Die WOE-Lesart fragt bei Führung als Systemsteuerung nach belastbaren Nachweisen: Managementroutine, Stakeholder-Rueckmeldung, Prozessdaten, Entscheidungsprotokoll und Lernschleife. Wenn diese Nachweise fehlen, bleibt die Aussage Wirkungspotenzial oder Kommunikationsbehauptung. Sie kann wichtig sein, aber sie ist noch keine belegte Wirkung.</w:t>
-      </w:r>
-    </w:p>
-    <w:p>
-      <w:r>
-        <w:t>Transfer in den WOE-Korpus. Wissenschaftliche Anschlussfaehigkeit entsteht hier durch Quellenklarheit. Bei Einleitung / Wirkungsfrage werden interne WOE-Begriffe nicht als Ersatz fuer Belege benutzt, sondern mit Grundlagenwerk, WOE-Referenz, Glossar, Werkzeuge, Journal und externe Fachquellen verbunden. Wo die Datenlage offen bleibt, wird das offengelegt. Wo eine Aussage nur plausibel ist, bleibt sie als Wirkungspotenzial markiert. Wo ein Schaden eine rote Linie beruehrt, greift Nichtkompensation vor Durchschnittslogik.</w:t>
-      </w:r>
-    </w:p>
-    <w:p>
-      <w:r>
-        <w:t>In einer kontroversen Entscheidung wirkt Einleitung / Wirkungsfrage als Pruefpunkt fuer Ambivalenz. Ein Nutzen fuer eine Gruppe kann mit Risiken fuer andere Wirkungsempfaenger einhergehen. Das Skript verlangt deshalb, positive und negative Zustandsveraenderungen getrennt zu fuehren, bevor von positiver Netto-Wirkung gesprochen wird.</w:t>
-      </w:r>
-    </w:p>
-    <w:p>
-      <w:r>
-        <w:t>Grenzen der Aussage. In Wirkungsmanagement wird Kernaussage erst steuerungsfaehig, wenn daraus eine Entscheidung folgt. Fuehrung, Strategie, Controlling, Einkauf, Kommunikation und Kultur muessen denselben Wirkungsbegriff verwenden. Ohne diese Rueckkopplung bleibt Reporting eine Beschreibung. Mit Rueckkopplung wird aus Bewertung eine veraenderte Routine: ein anderer Prozess, ein geaenderter Anreiz, eine bessere Datenpflicht, eine korrigierte Kommunikation oder eine neue Priorisierung.</w:t>
-      </w:r>
-    </w:p>
-    <w:p>
-      <w:r>
-        <w:t>Die typische Fehlstelle bei Was ist Wirkungsmanagement? liegt darin, Absicht, Aktivitaet oder Reporting als Wirkung zu behandeln. Bei Kernaussage wird diese Fehlstelle konkret: Ein scheinbar plausibler Befund darf nicht zur Abkuerzung werden. Quellen, Systemgrenzen, Unsicherheit und Rueckkopplung bleiben sichtbar.</w:t>
-      </w:r>
-    </w:p>
-    <w:p>
-      <w:r>
-        <w:t>Kontrollfrage. Welche Entscheidung waere falsch, wenn Kernaussage in WM-V1 missverstanden wird? Die Antwort muss mindestens eine Daten- oder Quellenannahme, eine betroffene Gruppe oder Schutzdimension, eine moegliche Nebenwirkung und einen Rueckkopplungsschritt nennen. Richtig ist nicht die lauteste Bewertung, sondern diejenige, die Begriff, Beleg und Steuerungsfolge zusammenhaelt.</w:t>
-      </w:r>
-    </w:p>
-    <w:p>
-      <w:r>
-        <w:t>Rueckfluss. Fuer den WOE-Korpus bedeutet das: Begriffe aus Was ist Wirkungsmanagement? sollten dort geschaerft werden, wo sie in Glossar, Werkzeugen, Journal oder Readern doppeldeutig bleiben. Offene Forschungsfragen werden nicht versteckt. Sie markieren die Stelle, an der spaetere Evidenz, ein besserer Datensatz oder eine praezisere Fallstudie die Bewertung veraendern kann.</w:t>
+        <w:t>Fallpruefung. Wenn eine Bildungs- oder Forschungseinrichtung eine Wirkungsaussage fuer Lernende und Praxispartner pruefbar machen will, beginnt die Analyse bei Empfaengern, Wirkraum, Zeitraum und Datenquelle. Bei Unternehmenszweck muss dann geklaert werden, welche Begriffe, Quellen und Grenzen im Material sichtbar bleiben muessen. Eine tragfaehige Antwort benennt mindestens eine Quelle, eine offene Unsicherheit, eine moegliche Gegenbeobachtung und die Entscheidung, die nach der Bewertung geaendert wird.</w:t>
+      </w:r>
+    </w:p>
+    <w:p>
+      <w:r>
+        <w:t>Der Rueckfluss in den WOE-Korpus liegt hier in klaren Begriffen, sauber verlinkten Quellen und benannten Forschungsfragen. Wo Glossar, Werkzeuge, Journal oder Reader noch doppeldeutig bleiben, sollte Was ist Wirkungsmanagement? nicht als fertige Gewissheit auftreten, sondern als pruefbarer Lernstand mit Korrekturpfad.</w:t>
       </w:r>
     </w:p>
     <w:p>
@@ -3743,107 +3783,122 @@
         <w:pStyle w:val="Heading3"/>
       </w:pPr>
       <w:r>
-        <w:t>Schlussvertiefung 4: Was ist Wirkungsmanagement? im Anwendungsfall</w:t>
-      </w:r>
-    </w:p>
-    <w:p>
-      <w:r>
-        <w:t>Die folgenden Abschnitte sind keine neue Pruefungsloesung. Sie verdichten die vorhandenen Kapitel zu einer Lesart, mit der Studierende einen Fall selbststaendig analysieren koennen. Im Mittelpunkt stehen Wirkpfade, Wirkungsempfaenger, Bewertung und Rueckkopplung, nicht moralische Personenbewertung.</w:t>
-      </w:r>
-    </w:p>
-    <w:p>
-      <w:r>
-        <w:t>Begriffliche Schlussklaerung. Die Grenze gegen Scheingenauigkeit verlaeuft bei Quelltext und fachliche Grundlegung nicht zwischen Optimismus und Pessimismus. Sie verlaeuft zwischen offengelegter Unsicherheit und rhetorischer Sicherheit. Wer Was ist Wirkungsmanagement? belastbar anwenden will, benennt Systemgrenze, Zeitraum, Vergleichspunkt und offene Gegenhypothese. Gerade dadurch bleibt das Skript anschlussfaehig fuer Forschung, Praxis und spaetere Revision.</w:t>
-      </w:r>
-    </w:p>
-    <w:p>
-      <w:r>
-        <w:t>Fuer die Pruefung ist Quelltext und fachliche Grundlegung dann verstanden, wenn daraus eine belastbare Fallantwort entsteht. Eine gute Antwort unterscheidet Beobachtung, Kausalannahme, Bewertung und Steuerungsfolge. Sie bewertet keine Menschen, sondern Wirkpfade, Zustandsveraenderungen, Risiken und institutionelle Bedingungen.</w:t>
-      </w:r>
-    </w:p>
-    <w:p>
-      <w:r>
-        <w:t>Wirkpfad und Empfaenger. Einstieg / Wirkungsfrage zeigt, warum Was ist Wirkungsmanagement? mehr ist als ein Schlagwort im Feld Wirkpfade, Wirkungsempfaenger, Bewertung und Rueckkopplung. Die wirkungsoekonomische Frage lautet: Welche reale Veraenderung wird moeglich, welche bleibt nur Potenzial und wo entsteht ein Wirkungsrisiko? Diese Unterscheidung schuetzt vor Impact-Washing, weil sie Absicht, Aktivitaet, Reichweite und Wirkung auseinanderhaelt.</w:t>
-      </w:r>
-    </w:p>
-    <w:p>
-      <w:r>
-        <w:t>Eine Kommune, ein Unternehmen oder eine Bildungsorganisation will Was ist Wirkungsmanagement? praktisch anwenden. Der erste Schritt ist nicht die Auswahl eines Instruments, sondern die Klaerung der Zustandsveraenderung. Bei Einstieg / Wirkungsfrage muss deshalb benannt werden, wer betroffen ist, welcher Zustand sich veraendert, welche Frist gilt und welche Gegenbeobachtung die Annahme widerlegen wuerde. Erst danach entsteht eine begruendete Entscheidung im Feld Strategie, Prozess, Budget, Verantwortlichkeit oder Kommunikationsregel.</w:t>
-      </w:r>
-    </w:p>
-    <w:p>
-      <w:r>
-        <w:t>Daten, Quellen und Evidenz. In WM-V1 muss Skript / Folien (Lernseite) immer mit Empfaengern gelesen werden. Wirkung entsteht nicht beim Sender, sondern an veraenderten Zustaenden von Menschen, Oekosystemen, Institutionen, Oeffentlichkeit oder kuenftigen Handlungsspielraeumen. Darum reicht es nicht, interne Aktivitaeten zu dokumentieren. Entscheidend ist, ob sich ein Zustand nachvollziehbar veraendert und ob diese Veraenderung im Referenzrahmen Mensch, Planet, Demokratie, SDGs, Agenda 2030 und SDG+ tragfaehig bewertet werden kann.</w:t>
-      </w:r>
-    </w:p>
-    <w:p>
-      <w:r>
-        <w:t>Ein Bericht behauptet, die Massnahme zu Was ist Wirkungsmanagement? sei erfolgreich. Die WOE-Lesart fragt bei Skript / Folien (Lernseite) nach belastbaren Nachweisen: Managementroutine, Stakeholder-Rueckmeldung, Prozessdaten, Entscheidungsprotokoll und Lernschleife. Wenn diese Nachweise fehlen, bleibt die Aussage Wirkungspotenzial oder Kommunikationsbehauptung. Sie kann wichtig sein, aber sie ist noch keine belegte Wirkung.</w:t>
-      </w:r>
-    </w:p>
-    <w:p>
-      <w:r>
-        <w:t>Bewertung und rote Linien. Wissenschaftliche Anschlussfaehigkeit entsteht hier durch Quellenklarheit. Bei Transferaufgabe werden interne WOE-Begriffe nicht als Ersatz fuer Belege benutzt, sondern mit Grundlagenwerk, WOE-Referenz, Glossar, Werkzeuge, Journal und externe Fachquellen verbunden. Wo die Datenlage offen bleibt, wird das offengelegt. Wo eine Aussage nur plausibel ist, bleibt sie als Wirkungspotenzial markiert. Wo ein Schaden eine rote Linie beruehrt, greift Nichtkompensation vor Durchschnittslogik.</w:t>
-      </w:r>
-    </w:p>
-    <w:p>
-      <w:r>
-        <w:t>In einer kontroversen Entscheidung wirkt Transferaufgabe als Pruefpunkt fuer Ambivalenz. Ein Nutzen fuer eine Gruppe kann mit Risiken fuer andere Wirkungsempfaenger einhergehen. Das Skript verlangt deshalb, positive und negative Zustandsveraenderungen getrennt zu fuehren, bevor von positiver Netto-Wirkung gesprochen wird.</w:t>
-      </w:r>
-    </w:p>
-    <w:p>
-      <w:r>
-        <w:t>Kontrollfrage. Welche Entscheidung waere falsch, wenn Transferaufgabe in WM-V1 missverstanden wird? Die Antwort muss mindestens eine Daten- oder Quellenannahme, eine betroffene Gruppe oder Schutzdimension, eine moegliche Nebenwirkung und einen Rueckkopplungsschritt nennen. Richtig ist nicht die lauteste Bewertung, sondern diejenige, die Begriff, Beleg und Steuerungsfolge zusammenhaelt.</w:t>
-      </w:r>
-    </w:p>
-    <w:p>
-      <w:r>
-        <w:t>Steuerung und Rueckkopplung. In Wirkungsmanagement wird Praxisbeispiel erst steuerungsfaehig, wenn daraus eine Entscheidung folgt. Fuehrung, Strategie, Controlling, Einkauf, Kommunikation und Kultur muessen denselben Wirkungsbegriff verwenden. Ohne diese Rueckkopplung bleibt Reporting eine Beschreibung. Mit Rueckkopplung wird aus Bewertung eine veraenderte Routine: ein anderer Prozess, ein geaenderter Anreiz, eine bessere Datenpflicht, eine korrigierte Kommunikation oder eine neue Priorisierung.</w:t>
-      </w:r>
-    </w:p>
-    <w:p>
-      <w:r>
-        <w:t>Die typische Fehlstelle bei Was ist Wirkungsmanagement? liegt darin, Absicht, Aktivitaet oder Reporting als Wirkung zu behandeln. Bei Praxisbeispiel wird diese Fehlstelle konkret: Ein scheinbar plausibler Befund darf nicht zur Abkuerzung werden. Quellen, Systemgrenzen, Unsicherheit und Rueckkopplung bleiben sichtbar.</w:t>
-      </w:r>
-    </w:p>
-    <w:p>
-      <w:r>
-        <w:t>Pruefungsnahe Anwendung. Die Grenze gegen Scheingenauigkeit verlaeuft bei Wirkungsökonomische Vertiefung nicht zwischen Optimismus und Pessimismus. Sie verlaeuft zwischen offengelegter Unsicherheit und rhetorischer Sicherheit. Wer Was ist Wirkungsmanagement? belastbar anwenden will, benennt Systemgrenze, Zeitraum, Vergleichspunkt und offene Gegenhypothese. Gerade dadurch bleibt das Skript anschlussfaehig fuer Forschung, Praxis und spaetere Revision.</w:t>
-      </w:r>
-    </w:p>
-    <w:p>
-      <w:r>
-        <w:t>Fuer die Pruefung ist Wirkungsökonomische Vertiefung dann verstanden, wenn daraus eine belastbare Fallantwort entsteht. Eine gute Antwort unterscheidet Beobachtung, Kausalannahme, Bewertung und Steuerungsfolge. Sie bewertet keine Menschen, sondern Wirkpfade, Zustandsveraenderungen, Risiken und institutionelle Bedingungen.</w:t>
-      </w:r>
-    </w:p>
-    <w:p>
-      <w:r>
-        <w:t>Rueckfluss. Fuer den WOE-Korpus bedeutet das: Begriffe aus Was ist Wirkungsmanagement? sollten dort geschaerft werden, wo sie in Glossar, Werkzeugen, Journal oder Readern doppeldeutig bleiben. Offene Forschungsfragen werden nicht versteckt. Sie markieren die Stelle, an der spaetere Evidenz, ein besserer Datensatz oder eine praezisere Fallstudie die Bewertung veraendern kann.</w:t>
-      </w:r>
-    </w:p>
-    <w:p>
-      <w:r>
-        <w:t>Transfer in den WOE-Korpus. Begriffliche Präzision zeigt, warum Was ist Wirkungsmanagement? mehr ist als ein Schlagwort im Feld Wirkpfade, Wirkungsempfaenger, Bewertung und Rueckkopplung. Die wirkungsoekonomische Frage lautet: Welche reale Veraenderung wird moeglich, welche bleibt nur Potenzial und wo entsteht ein Wirkungsrisiko? Diese Unterscheidung schuetzt vor Impact-Washing, weil sie Absicht, Aktivitaet, Reichweite und Wirkung auseinanderhaelt.</w:t>
-      </w:r>
-    </w:p>
-    <w:p>
-      <w:r>
-        <w:t>Eine Kommune, ein Unternehmen oder eine Bildungsorganisation will Was ist Wirkungsmanagement? praktisch anwenden. Der erste Schritt ist nicht die Auswahl eines Instruments, sondern die Klaerung der Zustandsveraenderung. Bei Begriffliche Präzision muss deshalb benannt werden, wer betroffen ist, welcher Zustand sich veraendert, welche Frist gilt und welche Gegenbeobachtung die Annahme widerlegen wuerde. Erst danach entsteht eine begruendete Entscheidung im Feld Strategie, Prozess, Budget, Verantwortlichkeit oder Kommunikationsregel.</w:t>
-      </w:r>
-    </w:p>
-    <w:p>
-      <w:r>
-        <w:t>Grenzen der Aussage. In WM-V1 muss Wirkpfad immer mit Empfaengern gelesen werden. Wirkung entsteht nicht beim Sender, sondern an veraenderten Zustaenden von Menschen, Oekosystemen, Institutionen, Oeffentlichkeit oder kuenftigen Handlungsspielraeumen. Darum reicht es nicht, interne Aktivitaeten zu dokumentieren. Entscheidend ist, ob sich ein Zustand nachvollziehbar veraendert und ob diese Veraenderung im Referenzrahmen Mensch, Planet, Demokratie, SDGs, Agenda 2030 und SDG+ tragfaehig bewertet werden kann.</w:t>
-      </w:r>
-    </w:p>
-    <w:p>
-      <w:r>
-        <w:t>Ein Bericht behauptet, die Massnahme zu Was ist Wirkungsmanagement? sei erfolgreich. Die WOE-Lesart fragt bei Wirkpfad nach belastbaren Nachweisen: Managementroutine, Stakeholder-Rueckmeldung, Prozessdaten, Entscheidungsprotokoll und Lernschleife. Wenn diese Nachweise fehlen, bleibt die Aussage Wirkungspotenzial oder Kommunikationsbehauptung. Sie kann wichtig sein, aber sie ist noch keine belegte Wirkung.</w:t>
-      </w:r>
-    </w:p>
-    <w:p>
-      <w:r>
-        <w:t>Kontrollfrage. Welche Entscheidung waere falsch, wenn Wirkpfad in WM-V1 missverstanden wird? Die Antwort muss mindestens eine Daten- oder Quellenannahme, eine betroffene Gruppe oder Schutzdimension, eine moegliche Nebenwirkung und einen Rueckkopplungsschritt nennen. Richtig ist nicht die lauteste Bewertung, sondern diejenige, die Begriff, Beleg und Steuerungsfolge zusammenhaelt.</w:t>
+        <w:t>Vertiefungsrunde 4: Anschluss an Praxis und Forschung</w:t>
+      </w:r>
+    </w:p>
+    <w:p>
+      <w:r>
+        <w:t>Diese Runde wechselt den Blickwinkel, damit der Schlussblock nicht nur wiederholt, sondern Leseentscheidungen vorbereitet: Was ist belegt, was bleibt Potenzial, welche Nebenwirkung ist relevant und welche Steuerungsfolge wird daraus abgeleitet?</w:t>
+      </w:r>
+    </w:p>
+    <w:p>
+      <w:r>
+        <w:t>Evidenzfenster. In Wirkungsmanagement wird Gewinn als Ergebnis, nicht Ziel erst steuerungsfaehig, wenn daraus eine Entscheidung folgt. Fuehrung, Strategie, Controlling, Einkauf, Kommunikation und Kultur muessen denselben Wirkungsbegriff verwenden. Ohne diese Rueckkopplung bleibt Reporting eine Beschreibung. Mit Rueckkopplung wird aus Bewertung eine veraenderte Routine: ein anderer Prozess, ein geaenderter Anreiz, eine bessere Datenpflicht, eine korrigierte Kommunikation oder eine neue Priorisierung.</w:t>
+      </w:r>
+    </w:p>
+    <w:p>
+      <w:r>
+        <w:t>Die typische Fehlstelle bei Was ist Wirkungsmanagement? liegt darin, Absicht, Aktivitaet oder Reporting als Wirkung zu behandeln. Bei Gewinn als Ergebnis, nicht Ziel wird diese Fehlstelle konkret: Ein scheinbar plausibler Befund darf nicht zur Abkuerzung werden. Quellen, Systemgrenzen, Unsicherheit und Rueckkopplung bleiben sichtbar.</w:t>
+      </w:r>
+    </w:p>
+    <w:p>
+      <w:r>
+        <w:t>Fallpruefung. Wenn eine Kommune eine bestehende Massnahme neu priorisieren will, beginnt die Analyse bei Empfaengern, Wirkraum, Zeitraum und Datenquelle. Bei Gewinn als Ergebnis, nicht Ziel muss dann geklaert werden, ob Ressourcen umgeschichtet, Daten nacherhoben oder Zielkonflikte offengelegt werden. Eine tragfaehige Antwort benennt mindestens eine Quelle, eine offene Unsicherheit, eine moegliche Gegenbeobachtung und die Entscheidung, die nach der Bewertung geaendert wird.</w:t>
+      </w:r>
+    </w:p>
+    <w:p>
+      <w:r>
+        <w:t>Bewertungsgrenze. Die Grenze gegen Scheingenauigkeit verlaeuft bei Wirkung in Strategie und Governance nicht zwischen Optimismus und Pessimismus. Sie verlaeuft zwischen offengelegter Unsicherheit und rhetorischer Sicherheit. Wer Was ist Wirkungsmanagement? belastbar anwenden will, benennt Systemgrenze, Zeitraum, Vergleichspunkt und offene Gegenhypothese. Gerade dadurch bleibt das Skript anschlussfaehig fuer Forschung, Praxis und spaetere Revision.</w:t>
+      </w:r>
+    </w:p>
+    <w:p>
+      <w:r>
+        <w:t>Fuer die Pruefung ist Wirkung in Strategie und Governance dann verstanden, wenn daraus eine belastbare Fallantwort entsteht. Eine gute Antwort unterscheidet Beobachtung, Kausalannahme, Bewertung und Steuerungsfolge. Sie bewertet keine Menschen, sondern Wirkpfade, Zustandsveraenderungen, Risiken und institutionelle Bedingungen.</w:t>
+      </w:r>
+    </w:p>
+    <w:p>
+      <w:r>
+        <w:t>Fallpruefung. Wenn ein Unternehmen ein Produkt, einen Prozess oder eine Investition wirkungsbezogen bewerten will, beginnt die Analyse bei Empfaengern, Wirkraum, Zeitraum und Datenquelle. Bei Wirkung in Strategie und Governance muss dann geklaert werden, welche Entscheidung nach der Bewertung tatsaechlich anders ausfaellt. Eine tragfaehige Antwort benennt mindestens eine Quelle, eine offene Unsicherheit, eine moegliche Gegenbeobachtung und die Entscheidung, die nach der Bewertung geaendert wird.</w:t>
+      </w:r>
+    </w:p>
+    <w:p>
+      <w:r>
+        <w:t>Fuer die Bewertung reicht kein Summenscore, der zentrale Schaeden mit bequemen Pluspunkten verrechnet. Nichtkompensation und Reverse Merit Order markieren, wo rote Linien, demokratische Grundbedingungen oder planetare Grenzen Vorrang vor Durchschnittslogik haben. So bleibt positive Netto-Wirkung eine anspruchsvolle Zielgroesse und wird nicht zur dekorativen Formel.</w:t>
+      </w:r>
+    </w:p>
+    <w:p>
+      <w:r>
+        <w:t>Steuerungsfolge. Verantwortung über die Bilanz hinaus zeigt, warum Was ist Wirkungsmanagement? mehr ist als ein Schlagwort im Feld Wirkpfade, Wirkungsempfaenger, Bewertung und Rueckkopplung. Die wirkungsoekonomische Frage lautet: Welche reale Veraenderung wird moeglich, welche bleibt nur Potenzial und wo entsteht ein Wirkungsrisiko? Diese Unterscheidung schuetzt vor Impact-Washing, weil sie Absicht, Aktivitaet, Reichweite und Wirkung auseinanderhaelt.</w:t>
+      </w:r>
+    </w:p>
+    <w:p>
+      <w:r>
+        <w:t>Eine Kommune, ein Unternehmen oder eine Bildungsorganisation will Was ist Wirkungsmanagement? praktisch anwenden. Der erste Schritt ist nicht die Auswahl eines Instruments, sondern die Klaerung der Zustandsveraenderung. Bei Verantwortung über die Bilanz hinaus muss deshalb benannt werden, wer betroffen ist, welcher Zustand sich veraendert, welche Frist gilt und welche Gegenbeobachtung die Annahme widerlegen wuerde. Erst danach entsteht eine begruendete Entscheidung im Feld Strategie, Prozess, Budget, Verantwortlichkeit oder Kommunikationsregel.</w:t>
+      </w:r>
+    </w:p>
+    <w:p>
+      <w:r>
+        <w:t>Fallpruefung. Wenn eine Bildungs- oder Forschungseinrichtung eine Wirkungsaussage fuer Lernende und Praxispartner pruefbar machen will, beginnt die Analyse bei Empfaengern, Wirkraum, Zeitraum und Datenquelle. Bei Verantwortung über die Bilanz hinaus muss dann geklaert werden, welche Begriffe, Quellen und Grenzen im Material sichtbar bleiben muessen. Eine tragfaehige Antwort benennt mindestens eine Quelle, eine offene Unsicherheit, eine moegliche Gegenbeobachtung und die Entscheidung, die nach der Bewertung geaendert wird.</w:t>
+      </w:r>
+    </w:p>
+    <w:p>
+      <w:r>
+        <w:t>Der Rueckfluss in den WOE-Korpus liegt hier in klaren Begriffen, sauber verlinkten Quellen und benannten Forschungsfragen. Wo Glossar, Werkzeuge, Journal oder Reader noch doppeldeutig bleiben, sollte Was ist Wirkungsmanagement? nicht als fertige Gewissheit auftreten, sondern als pruefbarer Lernstand mit Korrekturpfad.</w:t>
+      </w:r>
+    </w:p>
+    <w:p>
+      <w:r>
+        <w:t>Transferhinweis. In WM-V1 muss Führung als Systemsteuerung immer mit Empfaengern gelesen werden. Wirkung entsteht nicht beim Sender, sondern an veraenderten Zustaenden von Menschen, Oekosystemen, Institutionen, Oeffentlichkeit oder kuenftigen Handlungsspielraeumen. Darum reicht es nicht, interne Aktivitaeten zu dokumentieren. Entscheidend ist, ob sich ein Zustand nachvollziehbar veraendert und ob diese Veraenderung im Referenzrahmen Mensch, Planet, Demokratie, SDGs, Agenda 2030 und SDG+ tragfaehig bewertet werden kann.</w:t>
+      </w:r>
+    </w:p>
+    <w:p>
+      <w:r>
+        <w:t>Ein Bericht behauptet, die Massnahme zu Was ist Wirkungsmanagement? sei erfolgreich. Die WOE-Lesart fragt bei Führung als Systemsteuerung nach belastbaren Nachweisen: Managementroutine, Stakeholder-Rueckmeldung, Prozessdaten, Entscheidungsprotokoll und Lernschleife. Wenn diese Nachweise fehlen, bleibt die Aussage Wirkungspotenzial oder Kommunikationsbehauptung. Sie kann wichtig sein, aber sie ist noch keine belegte Wirkung.</w:t>
+      </w:r>
+    </w:p>
+    <w:p>
+      <w:r>
+        <w:t>Fallpruefung. Wenn eine Kommune eine bestehende Massnahme neu priorisieren will, beginnt die Analyse bei Empfaengern, Wirkraum, Zeitraum und Datenquelle. Bei Führung als Systemsteuerung muss dann geklaert werden, ob Ressourcen umgeschichtet, Daten nacherhoben oder Zielkonflikte offengelegt werden. Eine tragfaehige Antwort benennt mindestens eine Quelle, eine offene Unsicherheit, eine moegliche Gegenbeobachtung und die Entscheidung, die nach der Bewertung geaendert wird.</w:t>
+      </w:r>
+    </w:p>
+    <w:p>
+      <w:r>
+        <w:t>Rueckflussnotiz. Wissenschaftliche Anschlussfaehigkeit entsteht hier durch Quellenklarheit. Bei Einleitung / Wirkungsfrage werden interne WOE-Begriffe nicht als Ersatz fuer Belege benutzt, sondern mit Grundlagenwerk, WOE-Referenz, Glossar, Werkzeuge, Journal und externe Fachquellen verbunden. Wo die Datenlage offen bleibt, wird das offengelegt. Wo eine Aussage nur plausibel ist, bleibt sie als Wirkungspotenzial markiert. Wo ein Schaden eine rote Linie beruehrt, greift Nichtkompensation vor Durchschnittslogik.</w:t>
+      </w:r>
+    </w:p>
+    <w:p>
+      <w:r>
+        <w:t>In einer kontroversen Entscheidung wirkt Einleitung / Wirkungsfrage als Pruefpunkt fuer Ambivalenz. Ein Nutzen fuer eine Gruppe kann mit Risiken fuer andere Wirkungsempfaenger einhergehen. Das Skript verlangt deshalb, positive und negative Zustandsveraenderungen getrennt zu fuehren, bevor von positiver Netto-Wirkung gesprochen wird.</w:t>
+      </w:r>
+    </w:p>
+    <w:p>
+      <w:r>
+        <w:t>Fallpruefung. Wenn ein Unternehmen ein Produkt, einen Prozess oder eine Investition wirkungsbezogen bewerten will, beginnt die Analyse bei Empfaengern, Wirkraum, Zeitraum und Datenquelle. Bei Einleitung / Wirkungsfrage muss dann geklaert werden, welche Entscheidung nach der Bewertung tatsaechlich anders ausfaellt. Eine tragfaehige Antwort benennt mindestens eine Quelle, eine offene Unsicherheit, eine moegliche Gegenbeobachtung und die Entscheidung, die nach der Bewertung geaendert wird.</w:t>
+      </w:r>
+    </w:p>
+    <w:p>
+      <w:r>
+        <w:t>Fuer die Bewertung reicht kein Summenscore, der zentrale Schaeden mit bequemen Pluspunkten verrechnet. Nichtkompensation und Reverse Merit Order markieren, wo rote Linien, demokratische Grundbedingungen oder planetare Grenzen Vorrang vor Durchschnittslogik haben. So bleibt positive Netto-Wirkung eine anspruchsvolle Zielgroesse und wird nicht zur dekorativen Formel.</w:t>
+      </w:r>
+    </w:p>
+    <w:p>
+      <w:r>
+        <w:t>Pruefungsimpuls. In Wirkungsmanagement wird Kernaussage erst steuerungsfaehig, wenn daraus eine Entscheidung folgt. Fuehrung, Strategie, Controlling, Einkauf, Kommunikation und Kultur muessen denselben Wirkungsbegriff verwenden. Ohne diese Rueckkopplung bleibt Reporting eine Beschreibung. Mit Rueckkopplung wird aus Bewertung eine veraenderte Routine: ein anderer Prozess, ein geaenderter Anreiz, eine bessere Datenpflicht, eine korrigierte Kommunikation oder eine neue Priorisierung.</w:t>
+      </w:r>
+    </w:p>
+    <w:p>
+      <w:r>
+        <w:t>Die typische Fehlstelle bei Was ist Wirkungsmanagement? liegt darin, Absicht, Aktivitaet oder Reporting als Wirkung zu behandeln. Bei Kernaussage wird diese Fehlstelle konkret: Ein scheinbar plausibler Befund darf nicht zur Abkuerzung werden. Quellen, Systemgrenzen, Unsicherheit und Rueckkopplung bleiben sichtbar.</w:t>
+      </w:r>
+    </w:p>
+    <w:p>
+      <w:r>
+        <w:t>Fallpruefung. Wenn eine Bildungs- oder Forschungseinrichtung eine Wirkungsaussage fuer Lernende und Praxispartner pruefbar machen will, beginnt die Analyse bei Empfaengern, Wirkraum, Zeitraum und Datenquelle. Bei Kernaussage muss dann geklaert werden, welche Begriffe, Quellen und Grenzen im Material sichtbar bleiben muessen. Eine tragfaehige Antwort benennt mindestens eine Quelle, eine offene Unsicherheit, eine moegliche Gegenbeobachtung und die Entscheidung, die nach der Bewertung geaendert wird.</w:t>
+      </w:r>
+    </w:p>
+    <w:p>
+      <w:r>
+        <w:t>Der Rueckfluss in den WOE-Korpus liegt hier in klaren Begriffen, sauber verlinkten Quellen und benannten Forschungsfragen. Wo Glossar, Werkzeuge, Journal oder Reader noch doppeldeutig bleiben, sollte Was ist Wirkungsmanagement? nicht als fertige Gewissheit auftreten, sondern als pruefbarer Lernstand mit Korrekturpfad.</w:t>
       </w:r>
     </w:p>
     <w:p>
@@ -3851,107 +3906,122 @@
         <w:pStyle w:val="Heading3"/>
       </w:pPr>
       <w:r>
-        <w:t>Schlussvertiefung 5: Was ist Wirkungsmanagement? im Anwendungsfall</w:t>
-      </w:r>
-    </w:p>
-    <w:p>
-      <w:r>
-        <w:t>Die folgenden Abschnitte sind keine neue Pruefungsloesung. Sie verdichten die vorhandenen Kapitel zu einer Lesart, mit der Studierende einen Fall selbststaendig analysieren koennen. Im Mittelpunkt stehen Wirkpfade, Wirkungsempfaenger, Bewertung und Rueckkopplung, nicht moralische Personenbewertung.</w:t>
-      </w:r>
-    </w:p>
-    <w:p>
-      <w:r>
-        <w:t>Begriffliche Schlussklaerung. Wissenschaftliche Anschlussfaehigkeit entsteht hier durch Quellenklarheit. Bei Leitthese werden interne WOE-Begriffe nicht als Ersatz fuer Belege benutzt, sondern mit Grundlagenwerk, WOE-Referenz, Glossar, Werkzeuge, Journal und externe Fachquellen verbunden. Wo die Datenlage offen bleibt, wird das offengelegt. Wo eine Aussage nur plausibel ist, bleibt sie als Wirkungspotenzial markiert. Wo ein Schaden eine rote Linie beruehrt, greift Nichtkompensation vor Durchschnittslogik.</w:t>
-      </w:r>
-    </w:p>
-    <w:p>
-      <w:r>
-        <w:t>In einer kontroversen Entscheidung wirkt Leitthese als Pruefpunkt fuer Ambivalenz. Ein Nutzen fuer eine Gruppe kann mit Risiken fuer andere Wirkungsempfaenger einhergehen. Das Skript verlangt deshalb, positive und negative Zustandsveraenderungen getrennt zu fuehren, bevor von positiver Netto-Wirkung gesprochen wird.</w:t>
-      </w:r>
-    </w:p>
-    <w:p>
-      <w:r>
-        <w:t>Wirkpfad und Empfaenger. In Wirkungsmanagement wird Didaktische Einordnung im Studiengang erst steuerungsfaehig, wenn daraus eine Entscheidung folgt. Fuehrung, Strategie, Controlling, Einkauf, Kommunikation und Kultur muessen denselben Wirkungsbegriff verwenden. Ohne diese Rueckkopplung bleibt Reporting eine Beschreibung. Mit Rueckkopplung wird aus Bewertung eine veraenderte Routine: ein anderer Prozess, ein geaenderter Anreiz, eine bessere Datenpflicht, eine korrigierte Kommunikation oder eine neue Priorisierung.</w:t>
-      </w:r>
-    </w:p>
-    <w:p>
-      <w:r>
-        <w:t>Die typische Fehlstelle bei Was ist Wirkungsmanagement? liegt darin, Absicht, Aktivitaet oder Reporting als Wirkung zu behandeln. Bei Didaktische Einordnung im Studiengang wird diese Fehlstelle konkret: Ein scheinbar plausibler Befund darf nicht zur Abkuerzung werden. Quellen, Systemgrenzen, Unsicherheit und Rueckkopplung bleiben sichtbar.</w:t>
-      </w:r>
-    </w:p>
-    <w:p>
-      <w:r>
-        <w:t>Daten, Quellen und Evidenz. Die Grenze gegen Scheingenauigkeit verlaeuft bei Analysemodell nicht zwischen Optimismus und Pessimismus. Sie verlaeuft zwischen offengelegter Unsicherheit und rhetorischer Sicherheit. Wer Was ist Wirkungsmanagement? belastbar anwenden will, benennt Systemgrenze, Zeitraum, Vergleichspunkt und offene Gegenhypothese. Gerade dadurch bleibt das Skript anschlussfaehig fuer Forschung, Praxis und spaetere Revision.</w:t>
-      </w:r>
-    </w:p>
-    <w:p>
-      <w:r>
-        <w:t>Fuer die Pruefung ist Analysemodell dann verstanden, wenn daraus eine belastbare Fallantwort entsteht. Eine gute Antwort unterscheidet Beobachtung, Kausalannahme, Bewertung und Steuerungsfolge. Sie bewertet keine Menschen, sondern Wirkpfade, Zustandsveraenderungen, Risiken und institutionelle Bedingungen.</w:t>
-      </w:r>
-    </w:p>
-    <w:p>
-      <w:r>
-        <w:t>Bewertung und rote Linien. Modellformel zeigt, warum Was ist Wirkungsmanagement? mehr ist als ein Schlagwort im Feld Wirkpfade, Wirkungsempfaenger, Bewertung und Rueckkopplung. Die wirkungsoekonomische Frage lautet: Welche reale Veraenderung wird moeglich, welche bleibt nur Potenzial und wo entsteht ein Wirkungsrisiko? Diese Unterscheidung schuetzt vor Impact-Washing, weil sie Absicht, Aktivitaet, Reichweite und Wirkung auseinanderhaelt.</w:t>
-      </w:r>
-    </w:p>
-    <w:p>
-      <w:r>
-        <w:t>Eine Kommune, ein Unternehmen oder eine Bildungsorganisation will Was ist Wirkungsmanagement? praktisch anwenden. Der erste Schritt ist nicht die Auswahl eines Instruments, sondern die Klaerung der Zustandsveraenderung. Bei Modellformel muss deshalb benannt werden, wer betroffen ist, welcher Zustand sich veraendert, welche Frist gilt und welche Gegenbeobachtung die Annahme widerlegen wuerde. Erst danach entsteht eine begruendete Entscheidung im Feld Strategie, Prozess, Budget, Verantwortlichkeit oder Kommunikationsregel.</w:t>
-      </w:r>
-    </w:p>
-    <w:p>
-      <w:r>
-        <w:t>Kontrollfrage. Welche Entscheidung waere falsch, wenn Modellformel in WM-V1 missverstanden wird? Die Antwort muss mindestens eine Daten- oder Quellenannahme, eine betroffene Gruppe oder Schutzdimension, eine moegliche Nebenwirkung und einen Rueckkopplungsschritt nennen. Richtig ist nicht die lauteste Bewertung, sondern diejenige, die Begriff, Beleg und Steuerungsfolge zusammenhaelt.</w:t>
-      </w:r>
-    </w:p>
-    <w:p>
-      <w:r>
-        <w:t>Rueckfluss. Fuer den WOE-Korpus bedeutet das: Begriffe aus Was ist Wirkungsmanagement? sollten dort geschaerft werden, wo sie in Glossar, Werkzeugen, Journal oder Readern doppeldeutig bleiben. Offene Forschungsfragen werden nicht versteckt. Sie markieren die Stelle, an der spaetere Evidenz, ein besserer Datensatz oder eine praezisere Fallstudie die Bewertung veraendern kann.</w:t>
-      </w:r>
-    </w:p>
-    <w:p>
-      <w:r>
-        <w:t>Steuerung und Rueckkopplung. In WM-V1 muss Fallfenster immer mit Empfaengern gelesen werden. Wirkung entsteht nicht beim Sender, sondern an veraenderten Zustaenden von Menschen, Oekosystemen, Institutionen, Oeffentlichkeit oder kuenftigen Handlungsspielraeumen. Darum reicht es nicht, interne Aktivitaeten zu dokumentieren. Entscheidend ist, ob sich ein Zustand nachvollziehbar veraendert und ob diese Veraenderung im Referenzrahmen Mensch, Planet, Demokratie, SDGs, Agenda 2030 und SDG+ tragfaehig bewertet werden kann.</w:t>
-      </w:r>
-    </w:p>
-    <w:p>
-      <w:r>
-        <w:t>Ein Bericht behauptet, die Massnahme zu Was ist Wirkungsmanagement? sei erfolgreich. Die WOE-Lesart fragt bei Fallfenster nach belastbaren Nachweisen: Managementroutine, Stakeholder-Rueckmeldung, Prozessdaten, Entscheidungsprotokoll und Lernschleife. Wenn diese Nachweise fehlen, bleibt die Aussage Wirkungspotenzial oder Kommunikationsbehauptung. Sie kann wichtig sein, aber sie ist noch keine belegte Wirkung.</w:t>
-      </w:r>
-    </w:p>
-    <w:p>
-      <w:r>
-        <w:t>Pruefungsnahe Anwendung. Wissenschaftliche Anschlussfaehigkeit entsteht hier durch Quellenklarheit. Bei Prüfungsnahe Fallfragen ohne geschützte Antwortlogik werden interne WOE-Begriffe nicht als Ersatz fuer Belege benutzt, sondern mit Grundlagenwerk, WOE-Referenz, Glossar, Werkzeuge, Journal und externe Fachquellen verbunden. Wo die Datenlage offen bleibt, wird das offengelegt. Wo eine Aussage nur plausibel ist, bleibt sie als Wirkungspotenzial markiert. Wo ein Schaden eine rote Linie beruehrt, greift Nichtkompensation vor Durchschnittslogik.</w:t>
-      </w:r>
-    </w:p>
-    <w:p>
-      <w:r>
-        <w:t>In einer kontroversen Entscheidung wirkt Prüfungsnahe Fallfragen ohne geschützte Antwortlogik als Pruefpunkt fuer Ambivalenz. Ein Nutzen fuer eine Gruppe kann mit Risiken fuer andere Wirkungsempfaenger einhergehen. Das Skript verlangt deshalb, positive und negative Zustandsveraenderungen getrennt zu fuehren, bevor von positiver Netto-Wirkung gesprochen wird.</w:t>
-      </w:r>
-    </w:p>
-    <w:p>
-      <w:r>
-        <w:t>Transfer in den WOE-Korpus. In Wirkungsmanagement wird Auswertung aus der lebenden Website-Referenz erst steuerungsfaehig, wenn daraus eine Entscheidung folgt. Fuehrung, Strategie, Controlling, Einkauf, Kommunikation und Kultur muessen denselben Wirkungsbegriff verwenden. Ohne diese Rueckkopplung bleibt Reporting eine Beschreibung. Mit Rueckkopplung wird aus Bewertung eine veraenderte Routine: ein anderer Prozess, ein geaenderter Anreiz, eine bessere Datenpflicht, eine korrigierte Kommunikation oder eine neue Priorisierung.</w:t>
-      </w:r>
-    </w:p>
-    <w:p>
-      <w:r>
-        <w:t>Die typische Fehlstelle bei Was ist Wirkungsmanagement? liegt darin, Absicht, Aktivitaet oder Reporting als Wirkung zu behandeln. Bei Auswertung aus der lebenden Website-Referenz wird diese Fehlstelle konkret: Ein scheinbar plausibler Befund darf nicht zur Abkuerzung werden. Quellen, Systemgrenzen, Unsicherheit und Rueckkopplung bleiben sichtbar.</w:t>
-      </w:r>
-    </w:p>
-    <w:p>
-      <w:r>
-        <w:t>Grenzen der Aussage. Die Grenze gegen Scheingenauigkeit verlaeuft bei Unternehmenszweck nicht zwischen Optimismus und Pessimismus. Sie verlaeuft zwischen offengelegter Unsicherheit und rhetorischer Sicherheit. Wer Was ist Wirkungsmanagement? belastbar anwenden will, benennt Systemgrenze, Zeitraum, Vergleichspunkt und offene Gegenhypothese. Gerade dadurch bleibt das Skript anschlussfaehig fuer Forschung, Praxis und spaetere Revision.</w:t>
-      </w:r>
-    </w:p>
-    <w:p>
-      <w:r>
-        <w:t>Fuer die Pruefung ist Unternehmenszweck dann verstanden, wenn daraus eine belastbare Fallantwort entsteht. Eine gute Antwort unterscheidet Beobachtung, Kausalannahme, Bewertung und Steuerungsfolge. Sie bewertet keine Menschen, sondern Wirkpfade, Zustandsveraenderungen, Risiken und institutionelle Bedingungen.</w:t>
-      </w:r>
-    </w:p>
-    <w:p>
-      <w:r>
-        <w:t>Kontrollfrage. Welche Entscheidung waere falsch, wenn Unternehmenszweck in WM-V1 missverstanden wird? Die Antwort muss mindestens eine Daten- oder Quellenannahme, eine betroffene Gruppe oder Schutzdimension, eine moegliche Nebenwirkung und einen Rueckkopplungsschritt nennen. Richtig ist nicht die lauteste Bewertung, sondern diejenige, die Begriff, Beleg und Steuerungsfolge zusammenhaelt.</w:t>
+        <w:t>Vertiefungsrunde 5: Anschluss an Praxis und Forschung</w:t>
+      </w:r>
+    </w:p>
+    <w:p>
+      <w:r>
+        <w:t>Diese Runde wechselt den Blickwinkel, damit der Schlussblock nicht nur wiederholt, sondern Leseentscheidungen vorbereitet: Was ist belegt, was bleibt Potenzial, welche Nebenwirkung ist relevant und welche Steuerungsfolge wird daraus abgeleitet?</w:t>
+      </w:r>
+    </w:p>
+    <w:p>
+      <w:r>
+        <w:t>Begriffliche Sicherung. Die Grenze gegen Scheingenauigkeit verlaeuft bei Quelltext und fachliche Grundlegung nicht zwischen Optimismus und Pessimismus. Sie verlaeuft zwischen offengelegter Unsicherheit und rhetorischer Sicherheit. Wer Was ist Wirkungsmanagement? belastbar anwenden will, benennt Systemgrenze, Zeitraum, Vergleichspunkt und offene Gegenhypothese. Gerade dadurch bleibt das Skript anschlussfaehig fuer Forschung, Praxis und spaetere Revision.</w:t>
+      </w:r>
+    </w:p>
+    <w:p>
+      <w:r>
+        <w:t>Fuer die Pruefung ist Quelltext und fachliche Grundlegung dann verstanden, wenn daraus eine belastbare Fallantwort entsteht. Eine gute Antwort unterscheidet Beobachtung, Kausalannahme, Bewertung und Steuerungsfolge. Sie bewertet keine Menschen, sondern Wirkpfade, Zustandsveraenderungen, Risiken und institutionelle Bedingungen.</w:t>
+      </w:r>
+    </w:p>
+    <w:p>
+      <w:r>
+        <w:t>Fallpruefung. Wenn eine Kommune eine bestehende Massnahme neu priorisieren will, beginnt die Analyse bei Empfaengern, Wirkraum, Zeitraum und Datenquelle. Bei Quelltext und fachliche Grundlegung muss dann geklaert werden, ob Ressourcen umgeschichtet, Daten nacherhoben oder Zielkonflikte offengelegt werden. Eine tragfaehige Antwort benennt mindestens eine Quelle, eine offene Unsicherheit, eine moegliche Gegenbeobachtung und die Entscheidung, die nach der Bewertung geaendert wird.</w:t>
+      </w:r>
+    </w:p>
+    <w:p>
+      <w:r>
+        <w:t>Wirkpfadpruefung. Einstieg / Wirkungsfrage zeigt, warum Was ist Wirkungsmanagement? mehr ist als ein Schlagwort im Feld Wirkpfade, Wirkungsempfaenger, Bewertung und Rueckkopplung. Die wirkungsoekonomische Frage lautet: Welche reale Veraenderung wird moeglich, welche bleibt nur Potenzial und wo entsteht ein Wirkungsrisiko? Diese Unterscheidung schuetzt vor Impact-Washing, weil sie Absicht, Aktivitaet, Reichweite und Wirkung auseinanderhaelt.</w:t>
+      </w:r>
+    </w:p>
+    <w:p>
+      <w:r>
+        <w:t>Eine Kommune, ein Unternehmen oder eine Bildungsorganisation will Was ist Wirkungsmanagement? praktisch anwenden. Der erste Schritt ist nicht die Auswahl eines Instruments, sondern die Klaerung der Zustandsveraenderung. Bei Einstieg / Wirkungsfrage muss deshalb benannt werden, wer betroffen ist, welcher Zustand sich veraendert, welche Frist gilt und welche Gegenbeobachtung die Annahme widerlegen wuerde. Erst danach entsteht eine begruendete Entscheidung im Feld Strategie, Prozess, Budget, Verantwortlichkeit oder Kommunikationsregel.</w:t>
+      </w:r>
+    </w:p>
+    <w:p>
+      <w:r>
+        <w:t>Fallpruefung. Wenn ein Unternehmen ein Produkt, einen Prozess oder eine Investition wirkungsbezogen bewerten will, beginnt die Analyse bei Empfaengern, Wirkraum, Zeitraum und Datenquelle. Bei Einstieg / Wirkungsfrage muss dann geklaert werden, welche Entscheidung nach der Bewertung tatsaechlich anders ausfaellt. Eine tragfaehige Antwort benennt mindestens eine Quelle, eine offene Unsicherheit, eine moegliche Gegenbeobachtung und die Entscheidung, die nach der Bewertung geaendert wird.</w:t>
+      </w:r>
+    </w:p>
+    <w:p>
+      <w:r>
+        <w:t>Fuer die Bewertung reicht kein Summenscore, der zentrale Schaeden mit bequemen Pluspunkten verrechnet. Nichtkompensation und Reverse Merit Order markieren, wo rote Linien, demokratische Grundbedingungen oder planetare Grenzen Vorrang vor Durchschnittslogik haben. So bleibt positive Netto-Wirkung eine anspruchsvolle Zielgroesse und wird nicht zur dekorativen Formel.</w:t>
+      </w:r>
+    </w:p>
+    <w:p>
+      <w:r>
+        <w:t>Evidenzfenster. In WM-V1 muss Skript / Folien (Lernseite) immer mit Empfaengern gelesen werden. Wirkung entsteht nicht beim Sender, sondern an veraenderten Zustaenden von Menschen, Oekosystemen, Institutionen, Oeffentlichkeit oder kuenftigen Handlungsspielraeumen. Darum reicht es nicht, interne Aktivitaeten zu dokumentieren. Entscheidend ist, ob sich ein Zustand nachvollziehbar veraendert und ob diese Veraenderung im Referenzrahmen Mensch, Planet, Demokratie, SDGs, Agenda 2030 und SDG+ tragfaehig bewertet werden kann.</w:t>
+      </w:r>
+    </w:p>
+    <w:p>
+      <w:r>
+        <w:t>Ein Bericht behauptet, die Massnahme zu Was ist Wirkungsmanagement? sei erfolgreich. Die WOE-Lesart fragt bei Skript / Folien (Lernseite) nach belastbaren Nachweisen: Managementroutine, Stakeholder-Rueckmeldung, Prozessdaten, Entscheidungsprotokoll und Lernschleife. Wenn diese Nachweise fehlen, bleibt die Aussage Wirkungspotenzial oder Kommunikationsbehauptung. Sie kann wichtig sein, aber sie ist noch keine belegte Wirkung.</w:t>
+      </w:r>
+    </w:p>
+    <w:p>
+      <w:r>
+        <w:t>Fallpruefung. Wenn eine Bildungs- oder Forschungseinrichtung eine Wirkungsaussage fuer Lernende und Praxispartner pruefbar machen will, beginnt die Analyse bei Empfaengern, Wirkraum, Zeitraum und Datenquelle. Bei Skript / Folien (Lernseite) muss dann geklaert werden, welche Begriffe, Quellen und Grenzen im Material sichtbar bleiben muessen. Eine tragfaehige Antwort benennt mindestens eine Quelle, eine offene Unsicherheit, eine moegliche Gegenbeobachtung und die Entscheidung, die nach der Bewertung geaendert wird.</w:t>
+      </w:r>
+    </w:p>
+    <w:p>
+      <w:r>
+        <w:t>Der Rueckfluss in den WOE-Korpus liegt hier in klaren Begriffen, sauber verlinkten Quellen und benannten Forschungsfragen. Wo Glossar, Werkzeuge, Journal oder Reader noch doppeldeutig bleiben, sollte Was ist Wirkungsmanagement? nicht als fertige Gewissheit auftreten, sondern als pruefbarer Lernstand mit Korrekturpfad.</w:t>
+      </w:r>
+    </w:p>
+    <w:p>
+      <w:r>
+        <w:t>Bewertungsgrenze. Wissenschaftliche Anschlussfaehigkeit entsteht hier durch Quellenklarheit. Bei Transferaufgabe werden interne WOE-Begriffe nicht als Ersatz fuer Belege benutzt, sondern mit Grundlagenwerk, WOE-Referenz, Glossar, Werkzeuge, Journal und externe Fachquellen verbunden. Wo die Datenlage offen bleibt, wird das offengelegt. Wo eine Aussage nur plausibel ist, bleibt sie als Wirkungspotenzial markiert. Wo ein Schaden eine rote Linie beruehrt, greift Nichtkompensation vor Durchschnittslogik.</w:t>
+      </w:r>
+    </w:p>
+    <w:p>
+      <w:r>
+        <w:t>In einer kontroversen Entscheidung wirkt Transferaufgabe als Pruefpunkt fuer Ambivalenz. Ein Nutzen fuer eine Gruppe kann mit Risiken fuer andere Wirkungsempfaenger einhergehen. Das Skript verlangt deshalb, positive und negative Zustandsveraenderungen getrennt zu fuehren, bevor von positiver Netto-Wirkung gesprochen wird.</w:t>
+      </w:r>
+    </w:p>
+    <w:p>
+      <w:r>
+        <w:t>Fallpruefung. Wenn eine Kommune eine bestehende Massnahme neu priorisieren will, beginnt die Analyse bei Empfaengern, Wirkraum, Zeitraum und Datenquelle. Bei Transferaufgabe muss dann geklaert werden, ob Ressourcen umgeschichtet, Daten nacherhoben oder Zielkonflikte offengelegt werden. Eine tragfaehige Antwort benennt mindestens eine Quelle, eine offene Unsicherheit, eine moegliche Gegenbeobachtung und die Entscheidung, die nach der Bewertung geaendert wird.</w:t>
+      </w:r>
+    </w:p>
+    <w:p>
+      <w:r>
+        <w:t>Steuerungsfolge. In Wirkungsmanagement wird Praxisbeispiel erst steuerungsfaehig, wenn daraus eine Entscheidung folgt. Fuehrung, Strategie, Controlling, Einkauf, Kommunikation und Kultur muessen denselben Wirkungsbegriff verwenden. Ohne diese Rueckkopplung bleibt Reporting eine Beschreibung. Mit Rueckkopplung wird aus Bewertung eine veraenderte Routine: ein anderer Prozess, ein geaenderter Anreiz, eine bessere Datenpflicht, eine korrigierte Kommunikation oder eine neue Priorisierung.</w:t>
+      </w:r>
+    </w:p>
+    <w:p>
+      <w:r>
+        <w:t>Die typische Fehlstelle bei Was ist Wirkungsmanagement? liegt darin, Absicht, Aktivitaet oder Reporting als Wirkung zu behandeln. Bei Praxisbeispiel wird diese Fehlstelle konkret: Ein scheinbar plausibler Befund darf nicht zur Abkuerzung werden. Quellen, Systemgrenzen, Unsicherheit und Rueckkopplung bleiben sichtbar.</w:t>
+      </w:r>
+    </w:p>
+    <w:p>
+      <w:r>
+        <w:t>Fallpruefung. Wenn ein Unternehmen ein Produkt, einen Prozess oder eine Investition wirkungsbezogen bewerten will, beginnt die Analyse bei Empfaengern, Wirkraum, Zeitraum und Datenquelle. Bei Praxisbeispiel muss dann geklaert werden, welche Entscheidung nach der Bewertung tatsaechlich anders ausfaellt. Eine tragfaehige Antwort benennt mindestens eine Quelle, eine offene Unsicherheit, eine moegliche Gegenbeobachtung und die Entscheidung, die nach der Bewertung geaendert wird.</w:t>
+      </w:r>
+    </w:p>
+    <w:p>
+      <w:r>
+        <w:t>Fuer die Bewertung reicht kein Summenscore, der zentrale Schaeden mit bequemen Pluspunkten verrechnet. Nichtkompensation und Reverse Merit Order markieren, wo rote Linien, demokratische Grundbedingungen oder planetare Grenzen Vorrang vor Durchschnittslogik haben. So bleibt positive Netto-Wirkung eine anspruchsvolle Zielgroesse und wird nicht zur dekorativen Formel.</w:t>
+      </w:r>
+    </w:p>
+    <w:p>
+      <w:r>
+        <w:t>Transferhinweis. Die Grenze gegen Scheingenauigkeit verlaeuft bei Wirkungsökonomische Vertiefung nicht zwischen Optimismus und Pessimismus. Sie verlaeuft zwischen offengelegter Unsicherheit und rhetorischer Sicherheit. Wer Was ist Wirkungsmanagement? belastbar anwenden will, benennt Systemgrenze, Zeitraum, Vergleichspunkt und offene Gegenhypothese. Gerade dadurch bleibt das Skript anschlussfaehig fuer Forschung, Praxis und spaetere Revision.</w:t>
+      </w:r>
+    </w:p>
+    <w:p>
+      <w:r>
+        <w:t>Fuer die Pruefung ist Wirkungsökonomische Vertiefung dann verstanden, wenn daraus eine belastbare Fallantwort entsteht. Eine gute Antwort unterscheidet Beobachtung, Kausalannahme, Bewertung und Steuerungsfolge. Sie bewertet keine Menschen, sondern Wirkpfade, Zustandsveraenderungen, Risiken und institutionelle Bedingungen.</w:t>
+      </w:r>
+    </w:p>
+    <w:p>
+      <w:r>
+        <w:t>Fallpruefung. Wenn eine Bildungs- oder Forschungseinrichtung eine Wirkungsaussage fuer Lernende und Praxispartner pruefbar machen will, beginnt die Analyse bei Empfaengern, Wirkraum, Zeitraum und Datenquelle. Bei Wirkungsökonomische Vertiefung muss dann geklaert werden, welche Begriffe, Quellen und Grenzen im Material sichtbar bleiben muessen. Eine tragfaehige Antwort benennt mindestens eine Quelle, eine offene Unsicherheit, eine moegliche Gegenbeobachtung und die Entscheidung, die nach der Bewertung geaendert wird.</w:t>
+      </w:r>
+    </w:p>
+    <w:p>
+      <w:r>
+        <w:t>Der Rueckfluss in den WOE-Korpus liegt hier in klaren Begriffen, sauber verlinkten Quellen und benannten Forschungsfragen. Wo Glossar, Werkzeuge, Journal oder Reader noch doppeldeutig bleiben, sollte Was ist Wirkungsmanagement? nicht als fertige Gewissheit auftreten, sondern als pruefbarer Lernstand mit Korrekturpfad.</w:t>
       </w:r>
     </w:p>
     <w:p>
@@ -3959,195 +4029,122 @@
         <w:pStyle w:val="Heading3"/>
       </w:pPr>
       <w:r>
-        <w:t>Schlussvertiefung 6: Was ist Wirkungsmanagement? im Anwendungsfall</w:t>
-      </w:r>
-    </w:p>
-    <w:p>
-      <w:r>
-        <w:t>Die folgenden Abschnitte sind keine neue Pruefungsloesung. Sie verdichten die vorhandenen Kapitel zu einer Lesart, mit der Studierende einen Fall selbststaendig analysieren koennen. Im Mittelpunkt stehen Wirkpfade, Wirkungsempfaenger, Bewertung und Rueckkopplung, nicht moralische Personenbewertung.</w:t>
-      </w:r>
-    </w:p>
-    <w:p>
-      <w:r>
-        <w:t>Begriffliche Schlussklaerung. Gewinn als Ergebnis, nicht Ziel zeigt, warum Was ist Wirkungsmanagement? mehr ist als ein Schlagwort im Feld Wirkpfade, Wirkungsempfaenger, Bewertung und Rueckkopplung. Die wirkungsoekonomische Frage lautet: Welche reale Veraenderung wird moeglich, welche bleibt nur Potenzial und wo entsteht ein Wirkungsrisiko? Diese Unterscheidung schuetzt vor Impact-Washing, weil sie Absicht, Aktivitaet, Reichweite und Wirkung auseinanderhaelt.</w:t>
-      </w:r>
-    </w:p>
-    <w:p>
-      <w:r>
-        <w:t>Eine Kommune, ein Unternehmen oder eine Bildungsorganisation will Was ist Wirkungsmanagement? praktisch anwenden. Der erste Schritt ist nicht die Auswahl eines Instruments, sondern die Klaerung der Zustandsveraenderung. Bei Gewinn als Ergebnis, nicht Ziel muss deshalb benannt werden, wer betroffen ist, welcher Zustand sich veraendert, welche Frist gilt und welche Gegenbeobachtung die Annahme widerlegen wuerde. Erst danach entsteht eine begruendete Entscheidung im Feld Strategie, Prozess, Budget, Verantwortlichkeit oder Kommunikationsregel.</w:t>
-      </w:r>
-    </w:p>
-    <w:p>
-      <w:r>
-        <w:t>Wirkpfad und Empfaenger. In WM-V1 muss Wirkung in Strategie und Governance immer mit Empfaengern gelesen werden. Wirkung entsteht nicht beim Sender, sondern an veraenderten Zustaenden von Menschen, Oekosystemen, Institutionen, Oeffentlichkeit oder kuenftigen Handlungsspielraeumen. Darum reicht es nicht, interne Aktivitaeten zu dokumentieren. Entscheidend ist, ob sich ein Zustand nachvollziehbar veraendert und ob diese Veraenderung im Referenzrahmen Mensch, Planet, Demokratie, SDGs, Agenda 2030 und SDG+ tragfaehig bewertet werden kann.</w:t>
-      </w:r>
-    </w:p>
-    <w:p>
-      <w:r>
-        <w:t>Ein Bericht behauptet, die Massnahme zu Was ist Wirkungsmanagement? sei erfolgreich. Die WOE-Lesart fragt bei Wirkung in Strategie und Governance nach belastbaren Nachweisen: Managementroutine, Stakeholder-Rueckmeldung, Prozessdaten, Entscheidungsprotokoll und Lernschleife. Wenn diese Nachweise fehlen, bleibt die Aussage Wirkungspotenzial oder Kommunikationsbehauptung. Sie kann wichtig sein, aber sie ist noch keine belegte Wirkung.</w:t>
-      </w:r>
-    </w:p>
-    <w:p>
-      <w:r>
-        <w:t>Rueckfluss. Fuer den WOE-Korpus bedeutet das: Begriffe aus Was ist Wirkungsmanagement? sollten dort geschaerft werden, wo sie in Glossar, Werkzeugen, Journal oder Readern doppeldeutig bleiben. Offene Forschungsfragen werden nicht versteckt. Sie markieren die Stelle, an der spaetere Evidenz, ein besserer Datensatz oder eine praezisere Fallstudie die Bewertung veraendern kann.</w:t>
-      </w:r>
-    </w:p>
-    <w:p>
-      <w:r>
-        <w:t>Daten, Quellen und Evidenz. Wissenschaftliche Anschlussfaehigkeit entsteht hier durch Quellenklarheit. Bei Verantwortung über die Bilanz hinaus werden interne WOE-Begriffe nicht als Ersatz fuer Belege benutzt, sondern mit Grundlagenwerk, WOE-Referenz, Glossar, Werkzeuge, Journal und externe Fachquellen verbunden. Wo die Datenlage offen bleibt, wird das offengelegt. Wo eine Aussage nur plausibel ist, bleibt sie als Wirkungspotenzial markiert. Wo ein Schaden eine rote Linie beruehrt, greift Nichtkompensation vor Durchschnittslogik.</w:t>
-      </w:r>
-    </w:p>
-    <w:p>
-      <w:r>
-        <w:t>In einer kontroversen Entscheidung wirkt Verantwortung über die Bilanz hinaus als Pruefpunkt fuer Ambivalenz. Ein Nutzen fuer eine Gruppe kann mit Risiken fuer andere Wirkungsempfaenger einhergehen. Das Skript verlangt deshalb, positive und negative Zustandsveraenderungen getrennt zu fuehren, bevor von positiver Netto-Wirkung gesprochen wird.</w:t>
-      </w:r>
-    </w:p>
-    <w:p>
-      <w:r>
-        <w:t>Bewertung und rote Linien. In Wirkungsmanagement wird Führung als Systemsteuerung erst steuerungsfaehig, wenn daraus eine Entscheidung folgt. Fuehrung, Strategie, Controlling, Einkauf, Kommunikation und Kultur muessen denselben Wirkungsbegriff verwenden. Ohne diese Rueckkopplung bleibt Reporting eine Beschreibung. Mit Rueckkopplung wird aus Bewertung eine veraenderte Routine: ein anderer Prozess, ein geaenderter Anreiz, eine bessere Datenpflicht, eine korrigierte Kommunikation oder eine neue Priorisierung.</w:t>
-      </w:r>
-    </w:p>
-    <w:p>
-      <w:r>
-        <w:t>Die typische Fehlstelle bei Was ist Wirkungsmanagement? liegt darin, Absicht, Aktivitaet oder Reporting als Wirkung zu behandeln. Bei Führung als Systemsteuerung wird diese Fehlstelle konkret: Ein scheinbar plausibler Befund darf nicht zur Abkuerzung werden. Quellen, Systemgrenzen, Unsicherheit und Rueckkopplung bleiben sichtbar.</w:t>
-      </w:r>
-    </w:p>
-    <w:p>
-      <w:r>
-        <w:t>Kontrollfrage. Welche Entscheidung waere falsch, wenn Führung als Systemsteuerung in WM-V1 missverstanden wird? Die Antwort muss mindestens eine Daten- oder Quellenannahme, eine betroffene Gruppe oder Schutzdimension, eine moegliche Nebenwirkung und einen Rueckkopplungsschritt nennen. Richtig ist nicht die lauteste Bewertung, sondern diejenige, die Begriff, Beleg und Steuerungsfolge zusammenhaelt.</w:t>
-      </w:r>
-    </w:p>
-    <w:p>
-      <w:r>
-        <w:t>Steuerung und Rueckkopplung. Die Grenze gegen Scheingenauigkeit verlaeuft bei Einleitung / Wirkungsfrage nicht zwischen Optimismus und Pessimismus. Sie verlaeuft zwischen offengelegter Unsicherheit und rhetorischer Sicherheit. Wer Was ist Wirkungsmanagement? belastbar anwenden will, benennt Systemgrenze, Zeitraum, Vergleichspunkt und offene Gegenhypothese. Gerade dadurch bleibt das Skript anschlussfaehig fuer Forschung, Praxis und spaetere Revision.</w:t>
-      </w:r>
-    </w:p>
-    <w:p>
-      <w:r>
-        <w:t>Fuer die Pruefung ist Einleitung / Wirkungsfrage dann verstanden, wenn daraus eine belastbare Fallantwort entsteht. Eine gute Antwort unterscheidet Beobachtung, Kausalannahme, Bewertung und Steuerungsfolge. Sie bewertet keine Menschen, sondern Wirkpfade, Zustandsveraenderungen, Risiken und institutionelle Bedingungen.</w:t>
-      </w:r>
-    </w:p>
-    <w:p>
-      <w:r>
-        <w:t>Pruefungsnahe Anwendung. Kernaussage zeigt, warum Was ist Wirkungsmanagement? mehr ist als ein Schlagwort im Feld Wirkpfade, Wirkungsempfaenger, Bewertung und Rueckkopplung. Die wirkungsoekonomische Frage lautet: Welche reale Veraenderung wird moeglich, welche bleibt nur Potenzial und wo entsteht ein Wirkungsrisiko? Diese Unterscheidung schuetzt vor Impact-Washing, weil sie Absicht, Aktivitaet, Reichweite und Wirkung auseinanderhaelt.</w:t>
-      </w:r>
-    </w:p>
-    <w:p>
-      <w:r>
-        <w:t>Eine Kommune, ein Unternehmen oder eine Bildungsorganisation will Was ist Wirkungsmanagement? praktisch anwenden. Der erste Schritt ist nicht die Auswahl eines Instruments, sondern die Klaerung der Zustandsveraenderung. Bei Kernaussage muss deshalb benannt werden, wer betroffen ist, welcher Zustand sich veraendert, welche Frist gilt und welche Gegenbeobachtung die Annahme widerlegen wuerde. Erst danach entsteht eine begruendete Entscheidung im Feld Strategie, Prozess, Budget, Verantwortlichkeit oder Kommunikationsregel.</w:t>
-      </w:r>
-    </w:p>
-    <w:p>
-      <w:r>
-        <w:t>Transfer in den WOE-Korpus. In WM-V1 muss Quelltext und fachliche Grundlegung immer mit Empfaengern gelesen werden. Wirkung entsteht nicht beim Sender, sondern an veraenderten Zustaenden von Menschen, Oekosystemen, Institutionen, Oeffentlichkeit oder kuenftigen Handlungsspielraeumen. Darum reicht es nicht, interne Aktivitaeten zu dokumentieren. Entscheidend ist, ob sich ein Zustand nachvollziehbar veraendert und ob diese Veraenderung im Referenzrahmen Mensch, Planet, Demokratie, SDGs, Agenda 2030 und SDG+ tragfaehig bewertet werden kann.</w:t>
-      </w:r>
-    </w:p>
-    <w:p>
-      <w:r>
-        <w:t>Ein Bericht behauptet, die Massnahme zu Was ist Wirkungsmanagement? sei erfolgreich. Die WOE-Lesart fragt bei Quelltext und fachliche Grundlegung nach belastbaren Nachweisen: Managementroutine, Stakeholder-Rueckmeldung, Prozessdaten, Entscheidungsprotokoll und Lernschleife. Wenn diese Nachweise fehlen, bleibt die Aussage Wirkungspotenzial oder Kommunikationsbehauptung. Sie kann wichtig sein, aber sie ist noch keine belegte Wirkung.</w:t>
-      </w:r>
-    </w:p>
-    <w:p>
-      <w:r>
-        <w:t>Grenzen der Aussage. Wissenschaftliche Anschlussfaehigkeit entsteht hier durch Quellenklarheit. Bei Einstieg / Wirkungsfrage werden interne WOE-Begriffe nicht als Ersatz fuer Belege benutzt, sondern mit Grundlagenwerk, WOE-Referenz, Glossar, Werkzeuge, Journal und externe Fachquellen verbunden. Wo die Datenlage offen bleibt, wird das offengelegt. Wo eine Aussage nur plausibel ist, bleibt sie als Wirkungspotenzial markiert. Wo ein Schaden eine rote Linie beruehrt, greift Nichtkompensation vor Durchschnittslogik.</w:t>
-      </w:r>
-    </w:p>
-    <w:p>
-      <w:r>
-        <w:t>In einer kontroversen Entscheidung wirkt Einstieg / Wirkungsfrage als Pruefpunkt fuer Ambivalenz. Ein Nutzen fuer eine Gruppe kann mit Risiken fuer andere Wirkungsempfaenger einhergehen. Das Skript verlangt deshalb, positive und negative Zustandsveraenderungen getrennt zu fuehren, bevor von positiver Netto-Wirkung gesprochen wird.</w:t>
-      </w:r>
-    </w:p>
-    <w:p>
-      <w:r>
-        <w:t>Kontrollfrage. Welche Entscheidung waere falsch, wenn Einstieg / Wirkungsfrage in WM-V1 missverstanden wird? Die Antwort muss mindestens eine Daten- oder Quellenannahme, eine betroffene Gruppe oder Schutzdimension, eine moegliche Nebenwirkung und einen Rueckkopplungsschritt nennen. Richtig ist nicht die lauteste Bewertung, sondern diejenige, die Begriff, Beleg und Steuerungsfolge zusammenhaelt.</w:t>
-      </w:r>
-    </w:p>
-    <w:p>
-      <w:r>
-        <w:t>Rueckfluss. Fuer den WOE-Korpus bedeutet das: Begriffe aus Was ist Wirkungsmanagement? sollten dort geschaerft werden, wo sie in Glossar, Werkzeugen, Journal oder Readern doppeldeutig bleiben. Offene Forschungsfragen werden nicht versteckt. Sie markieren die Stelle, an der spaetere Evidenz, ein besserer Datensatz oder eine praezisere Fallstudie die Bewertung veraendern kann.</w:t>
-      </w:r>
-    </w:p>
-    <w:p>
-      <w:pPr>
-        <w:pStyle w:val="Heading3"/>
-      </w:pPr>
-      <w:r>
-        <w:t>Schlussvertiefung 7: Was ist Wirkungsmanagement? im Anwendungsfall</w:t>
-      </w:r>
-    </w:p>
-    <w:p>
-      <w:r>
-        <w:t>Die folgenden Abschnitte sind keine neue Pruefungsloesung. Sie verdichten die vorhandenen Kapitel zu einer Lesart, mit der Studierende einen Fall selbststaendig analysieren koennen. Im Mittelpunkt stehen Wirkpfade, Wirkungsempfaenger, Bewertung und Rueckkopplung, nicht moralische Personenbewertung.</w:t>
-      </w:r>
-    </w:p>
-    <w:p>
-      <w:r>
-        <w:t>Begriffliche Schlussklaerung. In Wirkungsmanagement wird Skript / Folien (Lernseite) erst steuerungsfaehig, wenn daraus eine Entscheidung folgt. Fuehrung, Strategie, Controlling, Einkauf, Kommunikation und Kultur muessen denselben Wirkungsbegriff verwenden. Ohne diese Rueckkopplung bleibt Reporting eine Beschreibung. Mit Rueckkopplung wird aus Bewertung eine veraenderte Routine: ein anderer Prozess, ein geaenderter Anreiz, eine bessere Datenpflicht, eine korrigierte Kommunikation oder eine neue Priorisierung.</w:t>
-      </w:r>
-    </w:p>
-    <w:p>
-      <w:r>
-        <w:t>Die typische Fehlstelle bei Was ist Wirkungsmanagement? liegt darin, Absicht, Aktivitaet oder Reporting als Wirkung zu behandeln. Bei Skript / Folien (Lernseite) wird diese Fehlstelle konkret: Ein scheinbar plausibler Befund darf nicht zur Abkuerzung werden. Quellen, Systemgrenzen, Unsicherheit und Rueckkopplung bleiben sichtbar.</w:t>
-      </w:r>
-    </w:p>
-    <w:p>
-      <w:r>
-        <w:t>Wirkpfad und Empfaenger. Die Grenze gegen Scheingenauigkeit verlaeuft bei Transferaufgabe nicht zwischen Optimismus und Pessimismus. Sie verlaeuft zwischen offengelegter Unsicherheit und rhetorischer Sicherheit. Wer Was ist Wirkungsmanagement? belastbar anwenden will, benennt Systemgrenze, Zeitraum, Vergleichspunkt und offene Gegenhypothese. Gerade dadurch bleibt das Skript anschlussfaehig fuer Forschung, Praxis und spaetere Revision.</w:t>
-      </w:r>
-    </w:p>
-    <w:p>
-      <w:r>
-        <w:t>Fuer die Pruefung ist Transferaufgabe dann verstanden, wenn daraus eine belastbare Fallantwort entsteht. Eine gute Antwort unterscheidet Beobachtung, Kausalannahme, Bewertung und Steuerungsfolge. Sie bewertet keine Menschen, sondern Wirkpfade, Zustandsveraenderungen, Risiken und institutionelle Bedingungen.</w:t>
-      </w:r>
-    </w:p>
-    <w:p>
-      <w:r>
-        <w:t>Daten, Quellen und Evidenz. Praxisbeispiel zeigt, warum Was ist Wirkungsmanagement? mehr ist als ein Schlagwort im Feld Wirkpfade, Wirkungsempfaenger, Bewertung und Rueckkopplung. Die wirkungsoekonomische Frage lautet: Welche reale Veraenderung wird moeglich, welche bleibt nur Potenzial und wo entsteht ein Wirkungsrisiko? Diese Unterscheidung schuetzt vor Impact-Washing, weil sie Absicht, Aktivitaet, Reichweite und Wirkung auseinanderhaelt.</w:t>
-      </w:r>
-    </w:p>
-    <w:p>
-      <w:r>
-        <w:t>Eine Kommune, ein Unternehmen oder eine Bildungsorganisation will Was ist Wirkungsmanagement? praktisch anwenden. Der erste Schritt ist nicht die Auswahl eines Instruments, sondern die Klaerung der Zustandsveraenderung. Bei Praxisbeispiel muss deshalb benannt werden, wer betroffen ist, welcher Zustand sich veraendert, welche Frist gilt und welche Gegenbeobachtung die Annahme widerlegen wuerde. Erst danach entsteht eine begruendete Entscheidung im Feld Strategie, Prozess, Budget, Verantwortlichkeit oder Kommunikationsregel.</w:t>
-      </w:r>
-    </w:p>
-    <w:p>
-      <w:r>
-        <w:t>Bewertung und rote Linien. In WM-V1 muss Wirkungsökonomische Vertiefung immer mit Empfaengern gelesen werden. Wirkung entsteht nicht beim Sender, sondern an veraenderten Zustaenden von Menschen, Oekosystemen, Institutionen, Oeffentlichkeit oder kuenftigen Handlungsspielraeumen. Darum reicht es nicht, interne Aktivitaeten zu dokumentieren. Entscheidend ist, ob sich ein Zustand nachvollziehbar veraendert und ob diese Veraenderung im Referenzrahmen Mensch, Planet, Demokratie, SDGs, Agenda 2030 und SDG+ tragfaehig bewertet werden kann.</w:t>
-      </w:r>
-    </w:p>
-    <w:p>
-      <w:r>
-        <w:t>Ein Bericht behauptet, die Massnahme zu Was ist Wirkungsmanagement? sei erfolgreich. Die WOE-Lesart fragt bei Wirkungsökonomische Vertiefung nach belastbaren Nachweisen: Managementroutine, Stakeholder-Rueckmeldung, Prozessdaten, Entscheidungsprotokoll und Lernschleife. Wenn diese Nachweise fehlen, bleibt die Aussage Wirkungspotenzial oder Kommunikationsbehauptung. Sie kann wichtig sein, aber sie ist noch keine belegte Wirkung.</w:t>
-      </w:r>
-    </w:p>
-    <w:p>
-      <w:r>
-        <w:t>Kontrollfrage. Welche Entscheidung waere falsch, wenn Wirkungsökonomische Vertiefung in WM-V1 missverstanden wird? Die Antwort muss mindestens eine Daten- oder Quellenannahme, eine betroffene Gruppe oder Schutzdimension, eine moegliche Nebenwirkung und einen Rueckkopplungsschritt nennen. Richtig ist nicht die lauteste Bewertung, sondern diejenige, die Begriff, Beleg und Steuerungsfolge zusammenhaelt.</w:t>
-      </w:r>
-    </w:p>
-    <w:p>
-      <w:r>
-        <w:t>Steuerung und Rueckkopplung. Wissenschaftliche Anschlussfaehigkeit entsteht hier durch Quellenklarheit. Bei Begriffliche Präzision werden interne WOE-Begriffe nicht als Ersatz fuer Belege benutzt, sondern mit Grundlagenwerk, WOE-Referenz, Glossar, Werkzeuge, Journal und externe Fachquellen verbunden. Wo die Datenlage offen bleibt, wird das offengelegt. Wo eine Aussage nur plausibel ist, bleibt sie als Wirkungspotenzial markiert. Wo ein Schaden eine rote Linie beruehrt, greift Nichtkompensation vor Durchschnittslogik.</w:t>
-      </w:r>
-    </w:p>
-    <w:p>
-      <w:r>
-        <w:t>In einer kontroversen Entscheidung wirkt Begriffliche Präzision als Pruefpunkt fuer Ambivalenz. Ein Nutzen fuer eine Gruppe kann mit Risiken fuer andere Wirkungsempfaenger einhergehen. Das Skript verlangt deshalb, positive und negative Zustandsveraenderungen getrennt zu fuehren, bevor von positiver Netto-Wirkung gesprochen wird.</w:t>
-      </w:r>
-    </w:p>
-    <w:p>
-      <w:r>
-        <w:t>Pruefungsnahe Anwendung. In Wirkungsmanagement wird Wirkpfad erst steuerungsfaehig, wenn daraus eine Entscheidung folgt. Fuehrung, Strategie, Controlling, Einkauf, Kommunikation und Kultur muessen denselben Wirkungsbegriff verwenden. Ohne diese Rueckkopplung bleibt Reporting eine Beschreibung. Mit Rueckkopplung wird aus Bewertung eine veraenderte Routine: ein anderer Prozess, ein geaenderter Anreiz, eine bessere Datenpflicht, eine korrigierte Kommunikation oder eine neue Priorisierung.</w:t>
-      </w:r>
-    </w:p>
-    <w:p>
-      <w:r>
-        <w:t>Die typische Fehlstelle bei Was ist Wirkungsmanagement? liegt darin, Absicht, Aktivitaet oder Reporting als Wirkung zu behandeln. Bei Wirkpfad wird diese Fehlstelle konkret: Ein scheinbar plausibler Befund darf nicht zur Abkuerzung werden. Quellen, Systemgrenzen, Unsicherheit und Rueckkopplung bleiben sichtbar.</w:t>
-      </w:r>
-    </w:p>
-    <w:p>
-      <w:r>
-        <w:t>Rueckfluss. Fuer den WOE-Korpus bedeutet das: Begriffe aus Was ist Wirkungsmanagement? sollten dort geschaerft werden, wo sie in Glossar, Werkzeugen, Journal oder Readern doppeldeutig bleiben. Offene Forschungsfragen werden nicht versteckt. Sie markieren die Stelle, an der spaetere Evidenz, ein besserer Datensatz oder eine praezisere Fallstudie die Bewertung veraendern kann.</w:t>
+        <w:t>Vertiefungsrunde 6: Anschluss an Praxis und Forschung</w:t>
+      </w:r>
+    </w:p>
+    <w:p>
+      <w:r>
+        <w:t>Diese Runde wechselt den Blickwinkel, damit der Schlussblock nicht nur wiederholt, sondern Leseentscheidungen vorbereitet: Was ist belegt, was bleibt Potenzial, welche Nebenwirkung ist relevant und welche Steuerungsfolge wird daraus abgeleitet?</w:t>
+      </w:r>
+    </w:p>
+    <w:p>
+      <w:r>
+        <w:t>Rueckflussnotiz. Begriffliche Präzision zeigt, warum Was ist Wirkungsmanagement? mehr ist als ein Schlagwort im Feld Wirkpfade, Wirkungsempfaenger, Bewertung und Rueckkopplung. Die wirkungsoekonomische Frage lautet: Welche reale Veraenderung wird moeglich, welche bleibt nur Potenzial und wo entsteht ein Wirkungsrisiko? Diese Unterscheidung schuetzt vor Impact-Washing, weil sie Absicht, Aktivitaet, Reichweite und Wirkung auseinanderhaelt.</w:t>
+      </w:r>
+    </w:p>
+    <w:p>
+      <w:r>
+        <w:t>Eine Kommune, ein Unternehmen oder eine Bildungsorganisation will Was ist Wirkungsmanagement? praktisch anwenden. Der erste Schritt ist nicht die Auswahl eines Instruments, sondern die Klaerung der Zustandsveraenderung. Bei Begriffliche Präzision muss deshalb benannt werden, wer betroffen ist, welcher Zustand sich veraendert, welche Frist gilt und welche Gegenbeobachtung die Annahme widerlegen wuerde. Erst danach entsteht eine begruendete Entscheidung im Feld Strategie, Prozess, Budget, Verantwortlichkeit oder Kommunikationsregel.</w:t>
+      </w:r>
+    </w:p>
+    <w:p>
+      <w:r>
+        <w:t>Fallpruefung. Wenn eine Kommune eine bestehende Massnahme neu priorisieren will, beginnt die Analyse bei Empfaengern, Wirkraum, Zeitraum und Datenquelle. Bei Begriffliche Präzision muss dann geklaert werden, ob Ressourcen umgeschichtet, Daten nacherhoben oder Zielkonflikte offengelegt werden. Eine tragfaehige Antwort benennt mindestens eine Quelle, eine offene Unsicherheit, eine moegliche Gegenbeobachtung und die Entscheidung, die nach der Bewertung geaendert wird.</w:t>
+      </w:r>
+    </w:p>
+    <w:p>
+      <w:r>
+        <w:t>Pruefungsimpuls. In WM-V1 muss Wirkpfad immer mit Empfaengern gelesen werden. Wirkung entsteht nicht beim Sender, sondern an veraenderten Zustaenden von Menschen, Oekosystemen, Institutionen, Oeffentlichkeit oder kuenftigen Handlungsspielraeumen. Darum reicht es nicht, interne Aktivitaeten zu dokumentieren. Entscheidend ist, ob sich ein Zustand nachvollziehbar veraendert und ob diese Veraenderung im Referenzrahmen Mensch, Planet, Demokratie, SDGs, Agenda 2030 und SDG+ tragfaehig bewertet werden kann.</w:t>
+      </w:r>
+    </w:p>
+    <w:p>
+      <w:r>
+        <w:t>Ein Bericht behauptet, die Massnahme zu Was ist Wirkungsmanagement? sei erfolgreich. Die WOE-Lesart fragt bei Wirkpfad nach belastbaren Nachweisen: Managementroutine, Stakeholder-Rueckmeldung, Prozessdaten, Entscheidungsprotokoll und Lernschleife. Wenn diese Nachweise fehlen, bleibt die Aussage Wirkungspotenzial oder Kommunikationsbehauptung. Sie kann wichtig sein, aber sie ist noch keine belegte Wirkung.</w:t>
+      </w:r>
+    </w:p>
+    <w:p>
+      <w:r>
+        <w:t>Fallpruefung. Wenn ein Unternehmen ein Produkt, einen Prozess oder eine Investition wirkungsbezogen bewerten will, beginnt die Analyse bei Empfaengern, Wirkraum, Zeitraum und Datenquelle. Bei Wirkpfad muss dann geklaert werden, welche Entscheidung nach der Bewertung tatsaechlich anders ausfaellt. Eine tragfaehige Antwort benennt mindestens eine Quelle, eine offene Unsicherheit, eine moegliche Gegenbeobachtung und die Entscheidung, die nach der Bewertung geaendert wird.</w:t>
+      </w:r>
+    </w:p>
+    <w:p>
+      <w:r>
+        <w:t>Fuer die Bewertung reicht kein Summenscore, der zentrale Schaeden mit bequemen Pluspunkten verrechnet. Nichtkompensation und Reverse Merit Order markieren, wo rote Linien, demokratische Grundbedingungen oder planetare Grenzen Vorrang vor Durchschnittslogik haben. So bleibt positive Netto-Wirkung eine anspruchsvolle Zielgroesse und wird nicht zur dekorativen Formel.</w:t>
+      </w:r>
+    </w:p>
+    <w:p>
+      <w:r>
+        <w:t>Begriffliche Sicherung. Wissenschaftliche Anschlussfaehigkeit entsteht hier durch Quellenklarheit. Bei Leitthese werden interne WOE-Begriffe nicht als Ersatz fuer Belege benutzt, sondern mit Grundlagenwerk, WOE-Referenz, Glossar, Werkzeuge, Journal und externe Fachquellen verbunden. Wo die Datenlage offen bleibt, wird das offengelegt. Wo eine Aussage nur plausibel ist, bleibt sie als Wirkungspotenzial markiert. Wo ein Schaden eine rote Linie beruehrt, greift Nichtkompensation vor Durchschnittslogik.</w:t>
+      </w:r>
+    </w:p>
+    <w:p>
+      <w:r>
+        <w:t>In einer kontroversen Entscheidung wirkt Leitthese als Pruefpunkt fuer Ambivalenz. Ein Nutzen fuer eine Gruppe kann mit Risiken fuer andere Wirkungsempfaenger einhergehen. Das Skript verlangt deshalb, positive und negative Zustandsveraenderungen getrennt zu fuehren, bevor von positiver Netto-Wirkung gesprochen wird.</w:t>
+      </w:r>
+    </w:p>
+    <w:p>
+      <w:r>
+        <w:t>Fallpruefung. Wenn eine Bildungs- oder Forschungseinrichtung eine Wirkungsaussage fuer Lernende und Praxispartner pruefbar machen will, beginnt die Analyse bei Empfaengern, Wirkraum, Zeitraum und Datenquelle. Bei Leitthese muss dann geklaert werden, welche Begriffe, Quellen und Grenzen im Material sichtbar bleiben muessen. Eine tragfaehige Antwort benennt mindestens eine Quelle, eine offene Unsicherheit, eine moegliche Gegenbeobachtung und die Entscheidung, die nach der Bewertung geaendert wird.</w:t>
+      </w:r>
+    </w:p>
+    <w:p>
+      <w:r>
+        <w:t>Der Rueckfluss in den WOE-Korpus liegt hier in klaren Begriffen, sauber verlinkten Quellen und benannten Forschungsfragen. Wo Glossar, Werkzeuge, Journal oder Reader noch doppeldeutig bleiben, sollte Was ist Wirkungsmanagement? nicht als fertige Gewissheit auftreten, sondern als pruefbarer Lernstand mit Korrekturpfad.</w:t>
+      </w:r>
+    </w:p>
+    <w:p>
+      <w:r>
+        <w:t>Wirkpfadpruefung. In Wirkungsmanagement wird Didaktische Einordnung im Studiengang erst steuerungsfaehig, wenn daraus eine Entscheidung folgt. Fuehrung, Strategie, Controlling, Einkauf, Kommunikation und Kultur muessen denselben Wirkungsbegriff verwenden. Ohne diese Rueckkopplung bleibt Reporting eine Beschreibung. Mit Rueckkopplung wird aus Bewertung eine veraenderte Routine: ein anderer Prozess, ein geaenderter Anreiz, eine bessere Datenpflicht, eine korrigierte Kommunikation oder eine neue Priorisierung.</w:t>
+      </w:r>
+    </w:p>
+    <w:p>
+      <w:r>
+        <w:t>Die typische Fehlstelle bei Was ist Wirkungsmanagement? liegt darin, Absicht, Aktivitaet oder Reporting als Wirkung zu behandeln. Bei Didaktische Einordnung im Studiengang wird diese Fehlstelle konkret: Ein scheinbar plausibler Befund darf nicht zur Abkuerzung werden. Quellen, Systemgrenzen, Unsicherheit und Rueckkopplung bleiben sichtbar.</w:t>
+      </w:r>
+    </w:p>
+    <w:p>
+      <w:r>
+        <w:t>Fallpruefung. Wenn eine Kommune eine bestehende Massnahme neu priorisieren will, beginnt die Analyse bei Empfaengern, Wirkraum, Zeitraum und Datenquelle. Bei Didaktische Einordnung im Studiengang muss dann geklaert werden, ob Ressourcen umgeschichtet, Daten nacherhoben oder Zielkonflikte offengelegt werden. Eine tragfaehige Antwort benennt mindestens eine Quelle, eine offene Unsicherheit, eine moegliche Gegenbeobachtung und die Entscheidung, die nach der Bewertung geaendert wird.</w:t>
+      </w:r>
+    </w:p>
+    <w:p>
+      <w:r>
+        <w:t>Evidenzfenster. Die Grenze gegen Scheingenauigkeit verlaeuft bei Analysemodell nicht zwischen Optimismus und Pessimismus. Sie verlaeuft zwischen offengelegter Unsicherheit und rhetorischer Sicherheit. Wer Was ist Wirkungsmanagement? belastbar anwenden will, benennt Systemgrenze, Zeitraum, Vergleichspunkt und offene Gegenhypothese. Gerade dadurch bleibt das Skript anschlussfaehig fuer Forschung, Praxis und spaetere Revision.</w:t>
+      </w:r>
+    </w:p>
+    <w:p>
+      <w:r>
+        <w:t>Fuer die Pruefung ist Analysemodell dann verstanden, wenn daraus eine belastbare Fallantwort entsteht. Eine gute Antwort unterscheidet Beobachtung, Kausalannahme, Bewertung und Steuerungsfolge. Sie bewertet keine Menschen, sondern Wirkpfade, Zustandsveraenderungen, Risiken und institutionelle Bedingungen.</w:t>
+      </w:r>
+    </w:p>
+    <w:p>
+      <w:r>
+        <w:t>Fallpruefung. Wenn ein Unternehmen ein Produkt, einen Prozess oder eine Investition wirkungsbezogen bewerten will, beginnt die Analyse bei Empfaengern, Wirkraum, Zeitraum und Datenquelle. Bei Analysemodell muss dann geklaert werden, welche Entscheidung nach der Bewertung tatsaechlich anders ausfaellt. Eine tragfaehige Antwort benennt mindestens eine Quelle, eine offene Unsicherheit, eine moegliche Gegenbeobachtung und die Entscheidung, die nach der Bewertung geaendert wird.</w:t>
+      </w:r>
+    </w:p>
+    <w:p>
+      <w:r>
+        <w:t>Fuer die Bewertung reicht kein Summenscore, der zentrale Schaeden mit bequemen Pluspunkten verrechnet. Nichtkompensation und Reverse Merit Order markieren, wo rote Linien, demokratische Grundbedingungen oder planetare Grenzen Vorrang vor Durchschnittslogik haben. So bleibt positive Netto-Wirkung eine anspruchsvolle Zielgroesse und wird nicht zur dekorativen Formel.</w:t>
+      </w:r>
+    </w:p>
+    <w:p>
+      <w:r>
+        <w:t>Bewertungsgrenze. Modellformel zeigt, warum Was ist Wirkungsmanagement? mehr ist als ein Schlagwort im Feld Wirkpfade, Wirkungsempfaenger, Bewertung und Rueckkopplung. Die wirkungsoekonomische Frage lautet: Welche reale Veraenderung wird moeglich, welche bleibt nur Potenzial und wo entsteht ein Wirkungsrisiko? Diese Unterscheidung schuetzt vor Impact-Washing, weil sie Absicht, Aktivitaet, Reichweite und Wirkung auseinanderhaelt.</w:t>
+      </w:r>
+    </w:p>
+    <w:p>
+      <w:r>
+        <w:t>Eine Kommune, ein Unternehmen oder eine Bildungsorganisation will Was ist Wirkungsmanagement? praktisch anwenden. Der erste Schritt ist nicht die Auswahl eines Instruments, sondern die Klaerung der Zustandsveraenderung. Bei Modellformel muss deshalb benannt werden, wer betroffen ist, welcher Zustand sich veraendert, welche Frist gilt und welche Gegenbeobachtung die Annahme widerlegen wuerde. Erst danach entsteht eine begruendete Entscheidung im Feld Strategie, Prozess, Budget, Verantwortlichkeit oder Kommunikationsregel.</w:t>
+      </w:r>
+    </w:p>
+    <w:p>
+      <w:r>
+        <w:t>Fallpruefung. Wenn eine Bildungs- oder Forschungseinrichtung eine Wirkungsaussage fuer Lernende und Praxispartner pruefbar machen will, beginnt die Analyse bei Empfaengern, Wirkraum, Zeitraum und Datenquelle. Bei Modellformel muss dann geklaert werden, welche Begriffe, Quellen und Grenzen im Material sichtbar bleiben muessen. Eine tragfaehige Antwort benennt mindestens eine Quelle, eine offene Unsicherheit, eine moegliche Gegenbeobachtung und die Entscheidung, die nach der Bewertung geaendert wird.</w:t>
+      </w:r>
+    </w:p>
+    <w:p>
+      <w:r>
+        <w:t>Der Rueckfluss in den WOE-Korpus liegt hier in klaren Begriffen, sauber verlinkten Quellen und benannten Forschungsfragen. Wo Glossar, Werkzeuge, Journal oder Reader noch doppeldeutig bleiben, sollte Was ist Wirkungsmanagement? nicht als fertige Gewissheit auftreten, sondern als pruefbarer Lernstand mit Korrekturpfad.</w:t>
       </w:r>
     </w:p>
     <w:p>

--- a/docs/studienskripte/word-rohfassungen/wirkungsmanagement-v1.docx
+++ b/docs/studienskripte/word-rohfassungen/wirkungsmanagement-v1.docx
@@ -3424,7 +3424,7 @@
     </w:p>
     <w:p>
       <w:r>
-        <w:t>Begriffliche Sicherung. Einleitung / Wirkungsfrage zeigt, warum Was ist Wirkungsmanagement? mehr ist als ein Schlagwort im Feld Wirkpfade, Wirkungsempfaenger, Bewertung und Rueckkopplung. Die wirkungsoekonomische Frage lautet: Welche reale Veraenderung wird moeglich, welche bleibt nur Potenzial und wo entsteht ein Wirkungsrisiko? Diese Unterscheidung schuetzt vor Impact-Washing, weil sie Absicht, Aktivitaet, Reichweite und Wirkung auseinanderhaelt.</w:t>
+        <w:t>Begriffliche Sicherung. Bei Einleitung / Wirkungsfrage wird Was ist Wirkungsmanagement? als Arbeitsfrage im Feld Wirkpfade, Wirkungsempfaenger, Bewertung und Rueckkopplung lesbar. Die wirkungsoekonomische Frage lautet: Welche reale Veraenderung wird moeglich, welche bleibt nur Potenzial und wo entsteht ein Wirkungsrisiko? Diese Unterscheidung schuetzt vor Impact-Washing, weil sie Absicht, Aktivitaet, Reichweite und Wirkung auseinanderhaelt.</w:t>
       </w:r>
     </w:p>
     <w:p>
@@ -3514,7 +3514,7 @@
     </w:p>
     <w:p>
       <w:r>
-        <w:t>Transferhinweis. Transferaufgabe zeigt, warum Was ist Wirkungsmanagement? mehr ist als ein Schlagwort im Feld Wirkpfade, Wirkungsempfaenger, Bewertung und Rueckkopplung. Die wirkungsoekonomische Frage lautet: Welche reale Veraenderung wird moeglich, welche bleibt nur Potenzial und wo entsteht ein Wirkungsrisiko? Diese Unterscheidung schuetzt vor Impact-Washing, weil sie Absicht, Aktivitaet, Reichweite und Wirkung auseinanderhaelt.</w:t>
+        <w:t>Transferhinweis. Bei Transferaufgabe wird Was ist Wirkungsmanagement? als Arbeitsfrage im Feld Wirkpfade, Wirkungsempfaenger, Bewertung und Rueckkopplung lesbar. Die wirkungsoekonomische Frage lautet: Welche reale Veraenderung wird moeglich, welche bleibt nur Potenzial und wo entsteht ein Wirkungsrisiko? Diese Unterscheidung schuetzt vor Impact-Washing, weil sie Absicht, Aktivitaet, Reichweite und Wirkung auseinanderhaelt.</w:t>
       </w:r>
     </w:p>
     <w:p>
@@ -3617,7 +3617,7 @@
     </w:p>
     <w:p>
       <w:r>
-        <w:t>Evidenzfenster. Leitthese zeigt, warum Was ist Wirkungsmanagement? mehr ist als ein Schlagwort im Feld Wirkpfade, Wirkungsempfaenger, Bewertung und Rueckkopplung. Die wirkungsoekonomische Frage lautet: Welche reale Veraenderung wird moeglich, welche bleibt nur Potenzial und wo entsteht ein Wirkungsrisiko? Diese Unterscheidung schuetzt vor Impact-Washing, weil sie Absicht, Aktivitaet, Reichweite und Wirkung auseinanderhaelt.</w:t>
+        <w:t>Evidenzfenster. Bei Leitthese wird Was ist Wirkungsmanagement? als Arbeitsfrage im Feld Wirkpfade, Wirkungsempfaenger, Bewertung und Rueckkopplung lesbar. Die wirkungsoekonomische Frage lautet: Welche reale Veraenderung wird moeglich, welche bleibt nur Potenzial und wo entsteht ein Wirkungsrisiko? Diese Unterscheidung schuetzt vor Impact-Washing, weil sie Absicht, Aktivitaet, Reichweite und Wirkung auseinanderhaelt.</w:t>
       </w:r>
     </w:p>
     <w:p>
@@ -3725,7 +3725,7 @@
     </w:p>
     <w:p>
       <w:r>
-        <w:t>Pruefungsimpuls. Prüfungsnahe Fallfragen ohne geschützte Antwortlogik zeigt, warum Was ist Wirkungsmanagement? mehr ist als ein Schlagwort im Feld Wirkpfade, Wirkungsempfaenger, Bewertung und Rueckkopplung. Die wirkungsoekonomische Frage lautet: Welche reale Veraenderung wird moeglich, welche bleibt nur Potenzial und wo entsteht ein Wirkungsrisiko? Diese Unterscheidung schuetzt vor Impact-Washing, weil sie Absicht, Aktivitaet, Reichweite und Wirkung auseinanderhaelt.</w:t>
+        <w:t>Pruefungsimpuls. Bei Prüfungsnahe Fallfragen ohne geschützte Antwortlogik wird Was ist Wirkungsmanagement? als Arbeitsfrage im Feld Wirkpfade, Wirkungsempfaenger, Bewertung und Rueckkopplung lesbar. Die wirkungsoekonomische Frage lautet: Welche reale Veraenderung wird moeglich, welche bleibt nur Potenzial und wo entsteht ein Wirkungsrisiko? Diese Unterscheidung schuetzt vor Impact-Washing, weil sie Absicht, Aktivitaet, Reichweite und Wirkung auseinanderhaelt.</w:t>
       </w:r>
     </w:p>
     <w:p>
@@ -3828,7 +3828,7 @@
     </w:p>
     <w:p>
       <w:r>
-        <w:t>Steuerungsfolge. Verantwortung über die Bilanz hinaus zeigt, warum Was ist Wirkungsmanagement? mehr ist als ein Schlagwort im Feld Wirkpfade, Wirkungsempfaenger, Bewertung und Rueckkopplung. Die wirkungsoekonomische Frage lautet: Welche reale Veraenderung wird moeglich, welche bleibt nur Potenzial und wo entsteht ein Wirkungsrisiko? Diese Unterscheidung schuetzt vor Impact-Washing, weil sie Absicht, Aktivitaet, Reichweite und Wirkung auseinanderhaelt.</w:t>
+        <w:t>Steuerungsfolge. Bei Verantwortung über die Bilanz hinaus wird Was ist Wirkungsmanagement? als Arbeitsfrage im Feld Wirkpfade, Wirkungsempfaenger, Bewertung und Rueckkopplung lesbar. Die wirkungsoekonomische Frage lautet: Welche reale Veraenderung wird moeglich, welche bleibt nur Potenzial und wo entsteht ein Wirkungsrisiko? Diese Unterscheidung schuetzt vor Impact-Washing, weil sie Absicht, Aktivitaet, Reichweite und Wirkung auseinanderhaelt.</w:t>
       </w:r>
     </w:p>
     <w:p>
@@ -3931,7 +3931,7 @@
     </w:p>
     <w:p>
       <w:r>
-        <w:t>Wirkpfadpruefung. Einstieg / Wirkungsfrage zeigt, warum Was ist Wirkungsmanagement? mehr ist als ein Schlagwort im Feld Wirkpfade, Wirkungsempfaenger, Bewertung und Rueckkopplung. Die wirkungsoekonomische Frage lautet: Welche reale Veraenderung wird moeglich, welche bleibt nur Potenzial und wo entsteht ein Wirkungsrisiko? Diese Unterscheidung schuetzt vor Impact-Washing, weil sie Absicht, Aktivitaet, Reichweite und Wirkung auseinanderhaelt.</w:t>
+        <w:t>Wirkpfadpruefung. Bei Einstieg / Wirkungsfrage wird Was ist Wirkungsmanagement? als Arbeitsfrage im Feld Wirkpfade, Wirkungsempfaenger, Bewertung und Rueckkopplung lesbar. Die wirkungsoekonomische Frage lautet: Welche reale Veraenderung wird moeglich, welche bleibt nur Potenzial und wo entsteht ein Wirkungsrisiko? Diese Unterscheidung schuetzt vor Impact-Washing, weil sie Absicht, Aktivitaet, Reichweite und Wirkung auseinanderhaelt.</w:t>
       </w:r>
     </w:p>
     <w:p>
@@ -4039,7 +4039,7 @@
     </w:p>
     <w:p>
       <w:r>
-        <w:t>Rueckflussnotiz. Begriffliche Präzision zeigt, warum Was ist Wirkungsmanagement? mehr ist als ein Schlagwort im Feld Wirkpfade, Wirkungsempfaenger, Bewertung und Rueckkopplung. Die wirkungsoekonomische Frage lautet: Welche reale Veraenderung wird moeglich, welche bleibt nur Potenzial und wo entsteht ein Wirkungsrisiko? Diese Unterscheidung schuetzt vor Impact-Washing, weil sie Absicht, Aktivitaet, Reichweite und Wirkung auseinanderhaelt.</w:t>
+        <w:t>Rueckflussnotiz. Bei Begriffliche Präzision wird Was ist Wirkungsmanagement? als Arbeitsfrage im Feld Wirkpfade, Wirkungsempfaenger, Bewertung und Rueckkopplung lesbar. Die wirkungsoekonomische Frage lautet: Welche reale Veraenderung wird moeglich, welche bleibt nur Potenzial und wo entsteht ein Wirkungsrisiko? Diese Unterscheidung schuetzt vor Impact-Washing, weil sie Absicht, Aktivitaet, Reichweite und Wirkung auseinanderhaelt.</w:t>
       </w:r>
     </w:p>
     <w:p>
@@ -4129,7 +4129,7 @@
     </w:p>
     <w:p>
       <w:r>
-        <w:t>Bewertungsgrenze. Modellformel zeigt, warum Was ist Wirkungsmanagement? mehr ist als ein Schlagwort im Feld Wirkpfade, Wirkungsempfaenger, Bewertung und Rueckkopplung. Die wirkungsoekonomische Frage lautet: Welche reale Veraenderung wird moeglich, welche bleibt nur Potenzial und wo entsteht ein Wirkungsrisiko? Diese Unterscheidung schuetzt vor Impact-Washing, weil sie Absicht, Aktivitaet, Reichweite und Wirkung auseinanderhaelt.</w:t>
+        <w:t>Bewertungsgrenze. Bei Modellformel wird Was ist Wirkungsmanagement? als Arbeitsfrage im Feld Wirkpfade, Wirkungsempfaenger, Bewertung und Rueckkopplung lesbar. Die wirkungsoekonomische Frage lautet: Welche reale Veraenderung wird moeglich, welche bleibt nur Potenzial und wo entsteht ein Wirkungsrisiko? Diese Unterscheidung schuetzt vor Impact-Washing, weil sie Absicht, Aktivitaet, Reichweite und Wirkung auseinanderhaelt.</w:t>
       </w:r>
     </w:p>
     <w:p>
@@ -4145,6 +4145,34 @@
     <w:p>
       <w:r>
         <w:t>Der Rueckfluss in den WOE-Korpus liegt hier in klaren Begriffen, sauber verlinkten Quellen und benannten Forschungsfragen. Wo Glossar, Werkzeuge, Journal oder Reader noch doppeldeutig bleiben, sollte Was ist Wirkungsmanagement? nicht als fertige Gewissheit auftreten, sondern als pruefbarer Lernstand mit Korrekturpfad.</w:t>
+      </w:r>
+    </w:p>
+    <w:p>
+      <w:pPr>
+        <w:pStyle w:val="Heading3"/>
+      </w:pPr>
+      <w:r>
+        <w:t>Vertiefungsrunde 7: Anschluss an Praxis und Forschung</w:t>
+      </w:r>
+    </w:p>
+    <w:p>
+      <w:r>
+        <w:t>Diese Runde wechselt den Blickwinkel, damit der Schlussblock nicht nur wiederholt, sondern Leseentscheidungen vorbereitet: Was ist belegt, was bleibt Potenzial, welche Nebenwirkung ist relevant und welche Steuerungsfolge wird daraus abgeleitet?</w:t>
+      </w:r>
+    </w:p>
+    <w:p>
+      <w:r>
+        <w:t>Steuerungsfolge. In WM-V1 muss Fallfenster immer mit Empfaengern gelesen werden. Wirkung entsteht nicht beim Sender, sondern an veraenderten Zustaenden von Menschen, Oekosystemen, Institutionen, Oeffentlichkeit oder kuenftigen Handlungsspielraeumen. Darum reicht es nicht, interne Aktivitaeten zu dokumentieren. Entscheidend ist, ob sich ein Zustand nachvollziehbar veraendert und ob diese Veraenderung im Referenzrahmen Mensch, Planet, Demokratie, SDGs, Agenda 2030 und SDG+ tragfaehig bewertet werden kann.</w:t>
+      </w:r>
+    </w:p>
+    <w:p>
+      <w:r>
+        <w:t>Ein Bericht behauptet, die Massnahme zu Was ist Wirkungsmanagement? sei erfolgreich. Die WOE-Lesart fragt bei Fallfenster nach belastbaren Nachweisen: Managementroutine, Stakeholder-Rueckmeldung, Prozessdaten, Entscheidungsprotokoll und Lernschleife. Wenn diese Nachweise fehlen, bleibt die Aussage Wirkungspotenzial oder Kommunikationsbehauptung. Sie kann wichtig sein, aber sie ist noch keine belegte Wirkung.</w:t>
+      </w:r>
+    </w:p>
+    <w:p>
+      <w:r>
+        <w:t>Fallpruefung. Wenn eine Kommune eine bestehende Massnahme neu priorisieren will, beginnt die Analyse bei Empfaengern, Wirkraum, Zeitraum und Datenquelle. Bei Fallfenster muss dann geklaert werden, ob Ressourcen umgeschichtet, Daten nacherhoben oder Zielkonflikte offengelegt werden. Eine tragfaehige Antwort benennt mindestens eine Quelle, eine offene Unsicherheit, eine moegliche Gegenbeobachtung und die Entscheidung, die nach der Bewertung geaendert wird.</w:t>
       </w:r>
     </w:p>
     <w:p>

--- a/docs/studienskripte/word-rohfassungen/wirkungsmanagement-v1.docx
+++ b/docs/studienskripte/word-rohfassungen/wirkungsmanagement-v1.docx
@@ -16,20 +16,7 @@
     </w:p>
     <w:p>
       <w:r>
-        <w:rPr>
-          <w:i/>
-        </w:rPr>
-        <w:t>Rohfassung fuer Claude / CI-CD-Finalisierung</w:t>
-      </w:r>
-    </w:p>
-    <w:p>
-      <w:r>
-        <w:t>Quelle: /Users/hagen/Documents/New project/content/studienskripte/wirkungsmanagement-v1.md</w:t>
-      </w:r>
-    </w:p>
-    <w:p>
-      <w:r>
-        <w:t>Track: Wirkungsmanagement Kurscode: wirkungsmanagement Vorlesungscode: WM-V1 Modul/Abschnitt: WM Titel: Was ist Wirkungsmanagement? Status: Studienskript V1 · fachlich finale Codex-Fassung, Claude-CI/CD-Satzfreigabe offen Quelle: woek-akademie-app/docs/lehrgaenge/wirkungsmanagement-v1-was-ist-wirkungsmanagement.md Ablage: Markdown-Master in content/studienskripte/wirkungsmanagement-v1.md, Word-Rohfassung in docs/studienskripte/word-rohfassungen/wirkungsmanagement-v1.docx Wissensbasis: aktuelles Grundlagenwerk, Website-Korpus inklusive Journal, Akademie-Quelltexte, Glossar, interne Dossiers und externe Fachquellen</w:t>
+        <w:t>Track: Wirkungsmanagement Kurscode: wirkungsmanagement Vorlesungscode: WM-V1 Modul/Abschnitt: WM Titel: Was ist Wirkungsmanagement? Status: Studienskript V1. Wissensbasis: aktuelles Grundlagenwerk, Website-Korpus inklusive Journal, Akademie-Quelltexte, Glossar, interne Dossiers und externe Fachquellen</w:t>
       </w:r>
     </w:p>
     <w:p>
@@ -99,11 +86,6 @@
       </w:r>
     </w:p>
     <w:p>
-      <w:r>
-        <w:t>Dieses Studienskript ist die fachlich finale Codex-V1-Fassung fuer den Akademie-Reader und die oeffentliche Bibliothek. Claude uebernimmt danach Satz, CI/CD, PDF/Reader-Freigabe und die abschliessende Lektoratsabnahme.</w:t>
-      </w:r>
-    </w:p>
-    <w:p>
       <w:pPr>
         <w:pStyle w:val="Heading2"/>
       </w:pPr>
@@ -136,7 +118,7 @@
     </w:p>
     <w:p>
       <w:r>
-        <w:t>&gt; Erstellt nach _vorlesung-template.md. Baut auf den Grundlagen auf – Wirkung, Bewertungsrahmen und Kennzahlen werden vorausgesetzt.</w:t>
+        <w:t>&gt; Erstellt nach _vorlesung-template.md. Baut auf den Grundlagen auf - Wirkung, Bewertungsrahmen und Kennzahlen werden vorausgesetzt.</w:t>
       </w:r>
     </w:p>
     <w:p>
@@ -149,7 +131,7 @@
     </w:p>
     <w:p>
       <w:r>
-        <w:t>Deine Organisation hat Wirkung – ob geplant oder nicht. Die Frage ist: Wird diese Wirkung bewusst gestaltet, oder passiert sie einfach? Wirkungsmanagement ist der Unterschied zwischen „wir meinen es gut" und „wir steuern es gezielt".</w:t>
+        <w:t>Deine Organisation hat Wirkung - ob geplant oder nicht. Die Frage ist: Wird diese Wirkung bewusst gestaltet, oder passiert sie einfach? Wirkungsmanagement ist der Unterschied zwischen „wir meinen es gut" und „wir steuern es gezielt".</w:t>
       </w:r>
     </w:p>
     <w:p>
@@ -165,7 +147,7 @@
         <w:pStyle w:val="ListBullet"/>
       </w:pPr>
       <w:r>
-        <w:t>Titel: Wirkungsmanagement – Wirkung planen, steuern, verbessern, verankern</w:t>
+        <w:t>Titel: Wirkungsmanagement - Wirkung planen, steuern, verbessern, verankern</w:t>
       </w:r>
     </w:p>
     <w:p>
@@ -181,7 +163,7 @@
         <w:pStyle w:val="ListBullet"/>
       </w:pPr>
       <w:r>
-        <w:t>Kernaussage in einem Satz: Wirkungsmanagement macht positive Netto-Wirkung zur bewusst gesteuerten Aufgabe von Organisationen – über Ziele, Strukturen, Kultur und Rückkopplung.</w:t>
+        <w:t>Kernaussage in einem Satz: Wirkungsmanagement macht positive Netto-Wirkung zur bewusst gesteuerten Aufgabe von Organisationen - über Ziele, Strukturen, Kultur und Rückkopplung.</w:t>
       </w:r>
     </w:p>
     <w:p>
@@ -202,27 +184,27 @@
     </w:p>
     <w:p>
       <w:r>
-        <w:t>Abschnitt A – Von der Absicht zur Steuerung. Viele Organisationen haben gute Absichten, aber keine Steuerung. Wirkungsmanagement schließt diese Lücke: Es plant, steuert, verbessert und verankert Wirkung in der Organisation.</w:t>
-      </w:r>
-    </w:p>
-    <w:p>
-      <w:r>
-        <w:t>Abschnitt B – Die vier Aufgaben. Planen (Wirkungsziele, Wirkungslogik), Steuern (Priorisierung, Entscheidungen), Verbessern (Rückkopplung, Lernen), Verankern (Strategie, Kultur, Führung). Diese vier ziehen sich durch den ganzen Lehrgang.</w:t>
-      </w:r>
-    </w:p>
-    <w:p>
-      <w:r>
-        <w:t>Abschnitt C – Abgrenzung. Wirkungsmanagement ist nicht dasselbe wie Nachhaltigkeits- oder ESG-Management. ESG/CSRD sind stark auf Berichtspflichten ausgerichtet. Wirkungsmanagement fragt zuerst nach der tatsächlichen Netto-Wirkung und nach Steuerung – Reporting ist Folge, nicht Ausgangspunkt.</w:t>
-      </w:r>
-    </w:p>
-    <w:p>
-      <w:r>
-        <w:t>Abschnitt D – Zielgröße bleibt konstant. Auch im Management gilt: Zielgröße ist positive Netto-Wirkung für Mensch, Planet und Demokratie – nicht „irgendeine" Wirkung und nicht Reichweite.</w:t>
-      </w:r>
-    </w:p>
-    <w:p>
-      <w:r>
-        <w:t>Abschnitt E – Der rote Faden. Dieser Lehrgang führt von Wirkungsempfängern und Wirkpfaden (V2) über Ziele (V3), Priorisierung (V4), Analyse (V5), Risiken (V6), Kultur (V7) und Strategie (V8) bis Kommunikation (V9) und Umsetzung (V10).</w:t>
+        <w:t>Abschnitt A - Von der Absicht zur Steuerung. Viele Organisationen haben gute Absichten, aber keine Steuerung. Wirkungsmanagement schließt diese Lücke: Es plant, steuert, verbessert und verankert Wirkung in der Organisation.</w:t>
+      </w:r>
+    </w:p>
+    <w:p>
+      <w:r>
+        <w:t>Abschnitt B - Die vier Aufgaben. Planen (Wirkungsziele, Wirkungslogik), Steuern (Priorisierung, Entscheidungen), Verbessern (Rückkopplung, Lernen), Verankern (Strategie, Kultur, Führung). Diese vier ziehen sich durch den ganzen Lehrgang.</w:t>
+      </w:r>
+    </w:p>
+    <w:p>
+      <w:r>
+        <w:t>Abschnitt C - Abgrenzung. Wirkungsmanagement ist nicht dasselbe wie Nachhaltigkeits- oder ESG-Management. ESG/CSRD sind stark auf Berichtspflichten ausgerichtet. Wirkungsmanagement fragt zuerst nach der tatsächlichen Netto-Wirkung und nach Steuerung - Reporting ist Folge, nicht Ausgangspunkt.</w:t>
+      </w:r>
+    </w:p>
+    <w:p>
+      <w:r>
+        <w:t>Abschnitt D - Zielgröße bleibt konstant. Auch im Management gilt: Zielgröße ist positive Netto-Wirkung für Mensch, Planet und Demokratie - nicht „irgendeine" Wirkung und nicht Reichweite.</w:t>
+      </w:r>
+    </w:p>
+    <w:p>
+      <w:r>
+        <w:t>Abschnitt E - Der rote Faden. Dieser Lehrgang führt von Wirkungsempfängern und Wirkpfaden (V2) über Ziele (V3), Priorisierung (V4), Analyse (V5), Risiken (V6), Kultur (V7) und Strategie (V8) bis Kommunikation (V9) und Umsetzung (V10).</w:t>
       </w:r>
     </w:p>
     <w:p>
@@ -318,7 +300,7 @@
           </w:tcPr>
           <w:p>
             <w:r>
-              <w:t>Welche positive Netto-Wirkung wollen wir – und über welchen Wirkpfad?</w:t>
+              <w:t>Welche positive Netto-Wirkung wollen wir - und über welchen Wirkpfad?</w:t>
             </w:r>
           </w:p>
         </w:tc>
@@ -329,7 +311,7 @@
           </w:tcPr>
           <w:p>
             <w:r>
-              <w:t>V2–V3</w:t>
+              <w:t>V2-V3</w:t>
             </w:r>
           </w:p>
         </w:tc>
@@ -364,7 +346,7 @@
           </w:tcPr>
           <w:p>
             <w:r>
-              <w:t>V4–V5</w:t>
+              <w:t>V4-V5</w:t>
             </w:r>
           </w:p>
         </w:tc>
@@ -434,7 +416,7 @@
           </w:tcPr>
           <w:p>
             <w:r>
-              <w:t>V7–V10</w:t>
+              <w:t>V7-V10</w:t>
             </w:r>
           </w:p>
         </w:tc>
@@ -448,7 +430,7 @@
     </w:p>
     <w:p>
       <w:r>
-        <w:t>Warum das eine Managementaufgabe ist. Wirkung entsteht nicht in einer Stabsabteilung, sondern in Entscheidungen: Einkauf, Produkt, Investition, Personal, Kommunikation. Deshalb braucht Wirkung Wirkungskompetenz in Führung und Kultur – nicht nur ein Reporting-Team. Das ist der Kern von Wirkungsmanagement.</w:t>
+        <w:t>Warum das eine Managementaufgabe ist. Wirkung entsteht nicht in einer Stabsabteilung, sondern in Entscheidungen: Einkauf, Produkt, Investition, Personal, Kommunikation. Deshalb braucht Wirkung Wirkungskompetenz in Führung und Kultur - nicht nur ein Reporting-Team. Das ist der Kern von Wirkungsmanagement.</w:t>
       </w:r>
     </w:p>
     <w:p>
@@ -823,11 +805,6 @@
       </w:pPr>
       <w:r>
         <w:t>V1-Finalisierung: Vertiefung, Anwendung und Evidenz</w:t>
-      </w:r>
-    </w:p>
-    <w:p>
-      <w:r>
-        <w:t>Dieses Studienskript ist die fachlich finale Codex-V1-Fassung fuer den Akademie-Reader und die oeffentliche Bibliothek. Claude uebernimmt danach Satz, CI/CD, PDF/Reader-Freigabe und die abschliessende Lektoratsabnahme.</w:t>
       </w:r>
     </w:p>
     <w:p>
@@ -1478,11 +1455,6 @@
       </w:r>
     </w:p>
     <w:p>
-      <w:r>
-        <w:t>Diese Finalisierung schliesst die Codex-Inhaltsproduktion fuer WM-V1. Offen bleibt nicht der fachliche Kern des Skripts, sondern der naechste Produktionsschritt: Claude setzt daraus die CI/CD-konforme Reader- und PDF-Fassung, prueft Satz, Umbrueche, Medienintegration und Lektorat und markiert erst danach die veroeffentlichte Fassung als freigegeben.</w:t>
-      </w:r>
-    </w:p>
-    <w:p>
       <w:pPr>
         <w:pStyle w:val="Heading2"/>
       </w:pPr>
@@ -1495,7 +1467,7 @@
         <w:pStyle w:val="ListBullet"/>
       </w:pPr>
       <w:r>
-        <w:t>source-assets/originals/WOeK_Begriffsleitfaden_fuehrend_v1.0.md – §6.2</w:t>
+        <w:t>source-assets/originals/WOeK_Begriffsleitfaden_fuehrend_v1.0.md - §6.2</w:t>
       </w:r>
     </w:p>
     <w:p>
@@ -1503,7 +1475,7 @@
         <w:pStyle w:val="ListBullet"/>
       </w:pPr>
       <w:r>
-        <w:t>assets/pdf/die-neue-ordnung-des-wohlstands.pdf – Unternehmen, Wirkungskompetenz</w:t>
+        <w:t>assets/pdf/die-neue-ordnung-des-wohlstands.pdf - Unternehmen, Wirkungskompetenz</w:t>
       </w:r>
     </w:p>
     <w:p>
@@ -2287,11 +2259,6 @@
       </w:r>
     </w:p>
     <w:p>
-      <w:r>
-        <w:t>Status dieser Erweiterung: V1-finalisierte Codex-Erweiterung fuer Markdown-Master, Word-Rohfassung und Reader-Spiegel. Satz, Medienintegration, Lektorat und PDF-Freigabe bleiben der Claude-CI/CD-Lane vorbehalten.</w:t>
-      </w:r>
-    </w:p>
-    <w:p>
       <w:pPr>
         <w:pStyle w:val="Heading3"/>
       </w:pPr>
@@ -3550,7 +3517,7 @@
     </w:p>
     <w:p>
       <w:r>
-        <w:t>Weber, Natalie / Wirkungsökonomie (2026): Wirkungscontrolling – Detailkonzept-Dossier. Planung, Messung, Bewertung, Steuerung und Rückkopplung von Wirkung für Mensch, Planet und Demokratie. Version 1.0, 01. Juni 2026.</w:t>
+        <w:t>Weber, Natalie / Wirkungsökonomie (2026): Wirkungscontrolling - Detailkonzept-Dossier. Planung, Messung, Bewertung, Steuerung und Rückkopplung von Wirkung für Mensch, Planet und Demokratie. Version 1.0, 01. Juni 2026.</w:t>
       </w:r>
     </w:p>
     <w:p>
@@ -3724,7 +3691,7 @@
         <w:pStyle w:val="ListBullet"/>
       </w:pPr>
       <w:r>
-        <w:t>woek-akademie-app/docs/lehrgaenge/wirkungsmanagement-v1-was-ist-wirkungsmanagement.md — unmittelbarer Akademie-Quelltext dieser V1-Fassung.</w:t>
+        <w:t>woek-akademie-app/docs/lehrgaenge/wirkungsmanagement-v1-was-ist-wirkungsmanagement.md - unmittelbarer Akademie-Quelltext dieser V1-Fassung.</w:t>
       </w:r>
     </w:p>
     <w:p>
@@ -3732,7 +3699,7 @@
         <w:pStyle w:val="ListBullet"/>
       </w:pPr>
       <w:r>
-        <w:t>assets/pdf/die-neue-ordnung-des-wohlstands.pdf und buch.html — aktuelles Grundlagenwerk.</w:t>
+        <w:t>assets/pdf/die-neue-ordnung-des-wohlstands.pdf und buch.html - aktuelles Grundlagenwerk.</w:t>
       </w:r>
     </w:p>
     <w:p>
@@ -3741,22 +3708,6 @@
       </w:pPr>
       <w:r>
         <w:t>Website-Korpus: Referenz, Wirkungsfelder, Werkzeuge, Glossar, Bibliothek und Journal.</w:t>
-      </w:r>
-    </w:p>
-    <w:p>
-      <w:pPr>
-        <w:pStyle w:val="ListBullet"/>
-      </w:pPr>
-      <w:r>
-        <w:t>docs/CODEX-HANDOFF-studienskripte.md — Produktionsstandard.</w:t>
-      </w:r>
-    </w:p>
-    <w:p>
-      <w:pPr>
-        <w:pStyle w:val="ListBullet"/>
-      </w:pPr>
-      <w:r>
-        <w:t>docs/CODEX-HANDOFF-pruefungen.md — geschützte Prüfungs- und Antwortlogik.</w:t>
       </w:r>
     </w:p>
     <w:p>
